--- a/Проект_ОП03_Козьменко.docx
+++ b/Проект_ОП03_Козьменко.docx
@@ -2684,7 +2684,7 @@
           <w:rtl w:val="off"/>
           <w:lang w:val="en-US"/>
         </w:rPr>
-        <w:t>генерацию и перемешивание колоды;</w:t>
+        <w:t>генерацию и перемешивание колоды,</w:t>
       </w:r>
     </w:p>
     <w:p>
@@ -2727,7 +2727,7 @@
           <w:rtl w:val="off"/>
           <w:lang w:val="en-US"/>
         </w:rPr>
-        <w:t>раздачу карт игроку и крупье;</w:t>
+        <w:t>раздачу карт игроку и крупье,</w:t>
       </w:r>
     </w:p>
     <w:p>
@@ -2770,7 +2770,7 @@
           <w:rtl w:val="off"/>
           <w:lang w:val="en-US"/>
         </w:rPr>
-        <w:t>подсчёт очков с учётом номинала карт;</w:t>
+        <w:t>подсчёт очков с учётом номинала карт,</w:t>
       </w:r>
     </w:p>
     <w:p>
@@ -2813,7 +2813,7 @@
           <w:rtl w:val="off"/>
           <w:lang w:val="en-US"/>
         </w:rPr>
-        <w:t>логику ходов игрока (возможность взять дополнительную карту) и крупье (автоматическое принятие решений);</w:t>
+        <w:t>логику ходов игрока (возможность взять дополнительную карту) и крупье (автоматическое принятие решений),</w:t>
       </w:r>
     </w:p>
     <w:p>
@@ -3184,7 +3184,7 @@
           <wp:inline distT="0" distB="0" distL="0" distR="0">
             <wp:extent cx="4652010" cy="5109845"/>
             <wp:effectExtent l="0" t="0" r="0" b="0"/>
-            <wp:docPr id="18" name="Picture 1"/>
+            <wp:docPr id="35" name="Picture 1"/>
             <wp:cNvGraphicFramePr>
               <a:graphicFrameLocks xmlns:a="http://schemas.openxmlformats.org/drawingml/2006/main" noChangeAspect="1"/>
             </wp:cNvGraphicFramePr>
@@ -3428,7 +3428,7 @@
           <wp:inline distT="0" distB="0" distL="0" distR="0">
             <wp:extent cx="3329305" cy="5708650"/>
             <wp:effectExtent l="0" t="0" r="0" b="0"/>
-            <wp:docPr id="19" name="Picture 2"/>
+            <wp:docPr id="36" name="Picture 2"/>
             <wp:cNvGraphicFramePr>
               <a:graphicFrameLocks xmlns:a="http://schemas.openxmlformats.org/drawingml/2006/main" noChangeAspect="1"/>
             </wp:cNvGraphicFramePr>
@@ -4479,7 +4479,7 @@
           <w:szCs w:val="28"/>
           <w:lang w:val="ru-RU"/>
         </w:rPr>
-        <w:t>Класс Game инкапсулирует игровую логику (колода, руки игрока и дилера, методы взятия карт, подсчёт очков).</w:t>
+        <w:t>Класс Game инкапсулирует игровую логику (колода, руки игрока и дилера, методы взятия карт, подсчёт очков);</w:t>
       </w:r>
     </w:p>
     <w:p>
@@ -4505,7 +4505,7 @@
           <w:szCs w:val="28"/>
           <w:lang w:val="ru-RU"/>
         </w:rPr>
-        <w:t>Классы StartWindow и GameWindow отвечают за графический интерфейс и обработку событий, что позволяет разделить логику и представление.</w:t>
+        <w:t>Классы StartWindow и GameWindow отвечают за графический интерфейс и обработку событий, что позволяет разделить логику и представление;</w:t>
       </w:r>
     </w:p>
     <w:p>
@@ -4766,7 +4766,7 @@
           <w:szCs w:val="28"/>
           <w:lang w:val="ru-RU"/>
         </w:rPr>
-        <w:t>Заголовок окна: «21 очко - Добро пожаловать»</w:t>
+        <w:t>Заголовок окна: «21 очко - Добро пожаловать»;</w:t>
       </w:r>
     </w:p>
     <w:p>
@@ -4792,7 +4792,7 @@
           <w:szCs w:val="28"/>
           <w:lang w:val="ru-RU"/>
         </w:rPr>
-        <w:t>Приветственная надпись: текст «Добро пожаловать в игру 21 очко!»</w:t>
+        <w:t>Приветственная надпись: текст «Добро пожаловать в игру 21 очко!»;</w:t>
       </w:r>
     </w:p>
     <w:p>
@@ -4818,7 +4818,7 @@
           <w:szCs w:val="28"/>
           <w:lang w:val="ru-RU"/>
         </w:rPr>
-        <w:t>Подпись для поля ввода: «Введите ваше имя:»</w:t>
+        <w:t>Подпись для поля ввода: «Введите ваше имя:»;</w:t>
       </w:r>
     </w:p>
     <w:p>
@@ -4844,7 +4844,7 @@
           <w:szCs w:val="28"/>
           <w:lang w:val="ru-RU"/>
         </w:rPr>
-        <w:t>Поле ввода имени: объект tk.Entry</w:t>
+        <w:t>Поле ввода имени: объект tk.Entry;</w:t>
       </w:r>
     </w:p>
     <w:p>
@@ -4870,7 +4870,7 @@
           <w:szCs w:val="28"/>
           <w:lang w:val="ru-RU"/>
         </w:rPr>
-        <w:t>Кнопка «Начать игру»</w:t>
+        <w:t>Кнопка «Начать игру».</w:t>
       </w:r>
     </w:p>
     <w:p>
@@ -4895,7 +4895,7 @@
           <wp:inline distT="0" distB="0" distL="0" distR="0">
             <wp:extent cx="4412615" cy="3211830"/>
             <wp:effectExtent l="0" t="0" r="0" b="0"/>
-            <wp:docPr id="20" name="Picture 3"/>
+            <wp:docPr id="37" name="Picture 3"/>
             <wp:cNvGraphicFramePr>
               <a:graphicFrameLocks xmlns:a="http://schemas.openxmlformats.org/drawingml/2006/main" noChangeAspect="1"/>
             </wp:cNvGraphicFramePr>
@@ -5022,7 +5022,7 @@
           <wp:inline distT="0" distB="0" distL="0" distR="0">
             <wp:extent cx="5238115" cy="3317240"/>
             <wp:effectExtent l="0" t="0" r="0" b="0"/>
-            <wp:docPr id="21" name="Picture 4"/>
+            <wp:docPr id="38" name="Picture 4"/>
             <wp:cNvGraphicFramePr>
               <a:graphicFrameLocks xmlns:a="http://schemas.openxmlformats.org/drawingml/2006/main" noChangeAspect="1"/>
             </wp:cNvGraphicFramePr>
@@ -5186,7 +5186,7 @@
           <wp:inline distT="0" distB="0" distL="0" distR="0">
             <wp:extent cx="2483485" cy="423545"/>
             <wp:effectExtent l="0" t="0" r="0" b="0"/>
-            <wp:docPr id="22" name="Picture 5"/>
+            <wp:docPr id="39" name="Picture 5"/>
             <wp:cNvGraphicFramePr>
               <a:graphicFrameLocks xmlns:a="http://schemas.openxmlformats.org/drawingml/2006/main" noChangeAspect="1"/>
             </wp:cNvGraphicFramePr>
@@ -5337,7 +5337,7 @@
           <w:szCs w:val="28"/>
           <w:lang w:val="ru-RU"/>
         </w:rPr>
-        <w:t>В начале раунда отображает только первую карту и символ «XX» для второй.</w:t>
+        <w:t>В начале раунда отображает только первую карту и символ «XX» для второй;</w:t>
       </w:r>
     </w:p>
     <w:p>
@@ -5364,7 +5364,7 @@
           <w:szCs w:val="28"/>
           <w:lang w:val="ru-RU"/>
         </w:rPr>
-        <w:t>Метка счёта крупье: dealer_score_label. Изначально показывает ‘?’</w:t>
+        <w:t>Метка счёта крупье: dealer_score_label. Изначально показывает ‘?’.</w:t>
       </w:r>
     </w:p>
     <w:p>
@@ -5400,7 +5400,7 @@
           <wp:inline distT="0" distB="0" distL="0" distR="0">
             <wp:extent cx="6120130" cy="1186180"/>
             <wp:effectExtent l="0" t="0" r="0" b="0"/>
-            <wp:docPr id="23" name="Picture 6"/>
+            <wp:docPr id="40" name="Picture 6"/>
             <wp:cNvGraphicFramePr>
               <a:graphicFrameLocks xmlns:a="http://schemas.openxmlformats.org/drawingml/2006/main" noChangeAspect="1"/>
             </wp:cNvGraphicFramePr>
@@ -5557,7 +5557,7 @@
           <w:szCs w:val="28"/>
           <w:lang w:val="ru-RU"/>
         </w:rPr>
-        <w:t>Отображает все карты в руке игрока в формате «номинал+масть», разделённые символом « | ».</w:t>
+        <w:t>Отображает все карты в руке игрока в формате «номинал+масть», разделённые символом « | »;</w:t>
       </w:r>
     </w:p>
     <w:p>
@@ -5608,7 +5608,7 @@
           <wp:inline distT="0" distB="0" distL="0" distR="0">
             <wp:extent cx="6120130" cy="1107440"/>
             <wp:effectExtent l="0" t="0" r="0" b="0"/>
-            <wp:docPr id="24" name="Picture 7"/>
+            <wp:docPr id="41" name="Picture 7"/>
             <wp:cNvGraphicFramePr>
               <a:graphicFrameLocks xmlns:a="http://schemas.openxmlformats.org/drawingml/2006/main" noChangeAspect="1"/>
             </wp:cNvGraphicFramePr>
@@ -5738,7 +5738,7 @@
           <wp:inline distT="0" distB="0" distL="0" distR="0">
             <wp:extent cx="6120130" cy="442595"/>
             <wp:effectExtent l="0" t="0" r="0" b="0"/>
-            <wp:docPr id="25" name="Picture 8"/>
+            <wp:docPr id="42" name="Picture 8"/>
             <wp:cNvGraphicFramePr>
               <a:graphicFrameLocks xmlns:a="http://schemas.openxmlformats.org/drawingml/2006/main" noChangeAspect="1"/>
             </wp:cNvGraphicFramePr>
@@ -5860,7 +5860,7 @@
           <w:szCs w:val="28"/>
           <w:lang w:val="ru-RU"/>
         </w:rPr>
-        <w:t>Добавляет карту игроку; блокируется при game_over. Показана на рисунке 8.1</w:t>
+        <w:t>Добавляет карту игроку; блокируется при game_over. Показана на рисунке 8.1;</w:t>
       </w:r>
     </w:p>
     <w:p>
@@ -5887,7 +5887,7 @@
           <wp:inline distT="0" distB="0" distL="0" distR="0">
             <wp:extent cx="2785745" cy="988060"/>
             <wp:effectExtent l="0" t="0" r="0" b="0"/>
-            <wp:docPr id="26" name="Picture 9"/>
+            <wp:docPr id="43" name="Picture 9"/>
             <wp:cNvGraphicFramePr>
               <a:graphicFrameLocks xmlns:a="http://schemas.openxmlformats.org/drawingml/2006/main" noChangeAspect="1"/>
             </wp:cNvGraphicFramePr>
@@ -5988,7 +5988,7 @@
           <w:szCs w:val="28"/>
           <w:lang w:val="ru-RU"/>
         </w:rPr>
-        <w:t>Показана на рисунке 8.2.</w:t>
+        <w:t>Показана на рисунке 8.2;</w:t>
       </w:r>
     </w:p>
     <w:p>
@@ -6015,7 +6015,7 @@
           <wp:inline distT="0" distB="0" distL="0" distR="0">
             <wp:extent cx="2913380" cy="1129665"/>
             <wp:effectExtent l="0" t="0" r="0" b="0"/>
-            <wp:docPr id="27" name="Picture 10"/>
+            <wp:docPr id="44" name="Picture 10"/>
             <wp:cNvGraphicFramePr>
               <a:graphicFrameLocks xmlns:a="http://schemas.openxmlformats.org/drawingml/2006/main" noChangeAspect="1"/>
             </wp:cNvGraphicFramePr>
@@ -6107,7 +6107,7 @@
           <w:szCs w:val="28"/>
           <w:lang w:val="ru-RU"/>
         </w:rPr>
-        <w:t>Новая игра: new_game_button. Начинает новый раунд, всегда активна. Показана рисунке 8.3.</w:t>
+        <w:t>Новая игра: new_game_button. Начинает новый раунд, всегда активна. Показана рисунке 8.3;</w:t>
       </w:r>
     </w:p>
     <w:p>
@@ -6134,7 +6134,7 @@
           <wp:inline distT="0" distB="0" distL="0" distR="0">
             <wp:extent cx="3147060" cy="1009015"/>
             <wp:effectExtent l="0" t="0" r="0" b="0"/>
-            <wp:docPr id="28" name="Picture 11"/>
+            <wp:docPr id="45" name="Picture 11"/>
             <wp:cNvGraphicFramePr>
               <a:graphicFrameLocks xmlns:a="http://schemas.openxmlformats.org/drawingml/2006/main" noChangeAspect="1"/>
             </wp:cNvGraphicFramePr>
@@ -6217,7 +6217,7 @@
           <w:szCs w:val="28"/>
           <w:lang w:val="ru-RU"/>
         </w:rPr>
-        <w:t>Выход: quit_button. Завершает работу приложения. Показана на рисунке 8.4.</w:t>
+        <w:t>Выход: quit_button. Завершает работу приложения. Показана на рисунке 8.4;</w:t>
       </w:r>
     </w:p>
     <w:p>
@@ -6244,7 +6244,7 @@
           <wp:inline distT="0" distB="0" distL="0" distR="0">
             <wp:extent cx="3148965" cy="900430"/>
             <wp:effectExtent l="0" t="0" r="0" b="0"/>
-            <wp:docPr id="29" name="Picture 12"/>
+            <wp:docPr id="46" name="Picture 12"/>
             <wp:cNvGraphicFramePr>
               <a:graphicFrameLocks xmlns:a="http://schemas.openxmlformats.org/drawingml/2006/main" noChangeAspect="1"/>
             </wp:cNvGraphicFramePr>
@@ -6393,7 +6393,7 @@
           <wp:inline distT="0" distB="0" distL="0" distR="0">
             <wp:extent cx="3102610" cy="861060"/>
             <wp:effectExtent l="0" t="0" r="0" b="0"/>
-            <wp:docPr id="30" name="Picture 13"/>
+            <wp:docPr id="47" name="Picture 13"/>
             <wp:cNvGraphicFramePr>
               <a:graphicFrameLocks xmlns:a="http://schemas.openxmlformats.org/drawingml/2006/main" noChangeAspect="1"/>
             </wp:cNvGraphicFramePr>
@@ -6571,7 +6571,7 @@
           <w:szCs w:val="28"/>
           <w:lang w:val="ru-RU"/>
         </w:rPr>
-        <w:t>заголовок «Правила игры»;</w:t>
+        <w:t>заголовок «Правила игры»,</w:t>
       </w:r>
     </w:p>
     <w:p>
@@ -6597,7 +6597,7 @@
           <w:szCs w:val="28"/>
           <w:lang w:val="ru-RU"/>
         </w:rPr>
-        <w:t>текст правил встроен в виде многострочной строки (содержит описание номиналов карт, подсчёта очков, хода дилера, условий победы);</w:t>
+        <w:t>текст правил встроен в виде многострочной строки (содержит описание номиналов карт, подсчёта очков, хода дилера, условий победы),</w:t>
       </w:r>
     </w:p>
     <w:p>
@@ -6670,7 +6670,7 @@
           <wp:inline distT="0" distB="0" distL="0" distR="0">
             <wp:extent cx="5784850" cy="4754880"/>
             <wp:effectExtent l="0" t="0" r="0" b="0"/>
-            <wp:docPr id="31" name="Picture 14"/>
+            <wp:docPr id="48" name="Picture 14"/>
             <wp:cNvGraphicFramePr>
               <a:graphicFrameLocks xmlns:a="http://schemas.openxmlformats.org/drawingml/2006/main" noChangeAspect="1"/>
             </wp:cNvGraphicFramePr>
@@ -6795,7 +6795,7 @@
           <w:szCs w:val="28"/>
           <w:lang w:val="ru-RU"/>
         </w:rPr>
-        <w:t>если победил игрок: «[имя] выиграл! Поздравляем!»</w:t>
+        <w:t>если победил игрок: «[имя] выиграл! Поздравляем!»,</w:t>
       </w:r>
     </w:p>
     <w:p>
@@ -6821,7 +6821,7 @@
           <w:szCs w:val="28"/>
           <w:lang w:val="ru-RU"/>
         </w:rPr>
-        <w:t>если победил дилер: «Крупье выиграл. Повезёт в следующий раз.»</w:t>
+        <w:t>если победил дилер: «Крупье выиграл. Повезёт в следующий раз.»,</w:t>
       </w:r>
     </w:p>
     <w:p>
@@ -6847,7 +6847,7 @@
           <w:szCs w:val="28"/>
           <w:lang w:val="ru-RU"/>
         </w:rPr>
-        <w:t>если ничья: «Ничья.»</w:t>
+        <w:t>если ничья: «Ничья.».</w:t>
       </w:r>
     </w:p>
     <w:p>
@@ -6897,7 +6897,7 @@
           <wp:inline distT="0" distB="0" distL="0" distR="0">
             <wp:extent cx="6120130" cy="4233545"/>
             <wp:effectExtent l="0" t="0" r="0" b="0"/>
-            <wp:docPr id="32" name="Picture 15"/>
+            <wp:docPr id="49" name="Picture 15"/>
             <wp:cNvGraphicFramePr>
               <a:graphicFrameLocks xmlns:a="http://schemas.openxmlformats.org/drawingml/2006/main" noChangeAspect="1"/>
             </wp:cNvGraphicFramePr>
@@ -7077,7 +7077,7 @@
           <w:szCs w:val="28"/>
           <w:lang w:val="ru-RU"/>
         </w:rPr>
-        <w:t>Глобальные данные: ранги карт (rank) и масти (suit).</w:t>
+        <w:t>Глобальные данные: ранги карт (rank) и масти (suit);</w:t>
       </w:r>
     </w:p>
     <w:p>
@@ -7131,7 +7131,7 @@
           <w:szCs w:val="28"/>
           <w:lang w:val="ru-RU"/>
         </w:rPr>
-        <w:t>create_deck() - создаёт колоду из 52 карт.</w:t>
+        <w:t>create_deck() - создаёт колоду из 52 карт,</w:t>
       </w:r>
     </w:p>
     <w:p>
@@ -7158,7 +7158,7 @@
           <w:szCs w:val="28"/>
           <w:lang w:val="ru-RU"/>
         </w:rPr>
-        <w:t>format_card() - заменяет 'T' на '10' для отображения.</w:t>
+        <w:t>format_card() - заменяет 'T' на '10' для отображения,</w:t>
       </w:r>
     </w:p>
     <w:p>
@@ -7185,7 +7185,7 @@
           <w:szCs w:val="28"/>
           <w:lang w:val="ru-RU"/>
         </w:rPr>
-        <w:t>format_hand() - объединяет карты в строку через разделитель.</w:t>
+        <w:t>format_hand() - объединяет карты в строку через разделитель,</w:t>
       </w:r>
     </w:p>
     <w:p>
@@ -7212,7 +7212,7 @@
           <w:szCs w:val="28"/>
           <w:lang w:val="ru-RU"/>
         </w:rPr>
-        <w:t>count_score() - подсчитывает сумму очков в руке.</w:t>
+        <w:t>count_score() - подсчитывает сумму очков в руке.;</w:t>
       </w:r>
     </w:p>
     <w:p>
@@ -7239,7 +7239,7 @@
           <w:szCs w:val="28"/>
           <w:lang w:val="ru-RU"/>
         </w:rPr>
-        <w:t>Класса Game - инкапсулирует игровую логику.</w:t>
+        <w:t>Класса Game - инкапсулирует игровую логику;</w:t>
       </w:r>
     </w:p>
     <w:p>
@@ -7266,7 +7266,7 @@
           <w:szCs w:val="28"/>
           <w:lang w:val="ru-RU"/>
         </w:rPr>
-        <w:t>Класса StartWindow - окно ввода имени.</w:t>
+        <w:t>Класса StartWindow - окно ввода имени;</w:t>
       </w:r>
     </w:p>
     <w:p>
@@ -7293,7 +7293,7 @@
           <w:szCs w:val="28"/>
           <w:lang w:val="ru-RU"/>
         </w:rPr>
-        <w:t>Класса GameWindow - графический интерфейс и обработка событий.</w:t>
+        <w:t>Класса GameWindow - графический интерфейс и обработка событий;</w:t>
       </w:r>
     </w:p>
     <w:p>
@@ -7320,7 +7320,7 @@
           <w:szCs w:val="28"/>
           <w:lang w:val="ru-RU"/>
         </w:rPr>
-        <w:t>Класса GameLogger - логирование в JSON-файл.</w:t>
+        <w:t>Класса GameLogger - логирование в JSON-файл;</w:t>
       </w:r>
     </w:p>
     <w:p>
@@ -7438,7 +7438,7 @@
           <w:szCs w:val="28"/>
           <w:lang w:val="ru-RU"/>
         </w:rPr>
-        <w:t>new_deck() - создаёт новую перемешанную колоду.</w:t>
+        <w:t>new_deck() - создаёт новую перемешанную колоду,</w:t>
       </w:r>
     </w:p>
     <w:p>
@@ -7465,7 +7465,7 @@
           <w:szCs w:val="28"/>
           <w:lang w:val="ru-RU"/>
         </w:rPr>
-        <w:t>deal_initial() - раздаёт по 2 карты игроку и крупье.</w:t>
+        <w:t>deal_initial() - раздаёт по 2 карты игроку и крупье,</w:t>
       </w:r>
     </w:p>
     <w:p>
@@ -7492,7 +7492,7 @@
           <w:szCs w:val="28"/>
           <w:lang w:val="ru-RU"/>
         </w:rPr>
-        <w:t>player_hit() - добавляет карту игроку; если сумма &gt;21, game_over = True.</w:t>
+        <w:t>player_hit() - добавляет карту игроку; если сумма &gt;21, game_over = True,</w:t>
       </w:r>
     </w:p>
     <w:p>
@@ -7519,7 +7519,7 @@
           <w:szCs w:val="28"/>
           <w:lang w:val="ru-RU"/>
         </w:rPr>
-        <w:t>dealer_hit() - аналогично для крупье.</w:t>
+        <w:t>dealer_hit() - аналогично для крупье,</w:t>
       </w:r>
     </w:p>
     <w:p>
@@ -7546,7 +7546,7 @@
           <w:szCs w:val="28"/>
           <w:lang w:val="ru-RU"/>
         </w:rPr>
-        <w:t>dealer_play() - дилер добирает карты, пока сумма ≤10 и игра не окончена.</w:t>
+        <w:t>dealer_play() - дилер добирает карты, пока сумма ≤10 и игра не окончена,</w:t>
       </w:r>
     </w:p>
     <w:p>
@@ -7730,7 +7730,7 @@
           <w:szCs w:val="28"/>
           <w:lang w:val="ru-RU"/>
         </w:rPr>
-        <w:t>timestamp - дата и время в формате ISO.</w:t>
+        <w:t>timestamp - дата и время в формате ISO,</w:t>
       </w:r>
     </w:p>
     <w:p>
@@ -7757,7 +7757,7 @@
           <w:szCs w:val="28"/>
           <w:lang w:val="ru-RU"/>
         </w:rPr>
-        <w:t>event - тип события (session_start, hit, hit_after, stand, new_game, game_over).</w:t>
+        <w:t>event - тип события (session_start, hit, hit_after, stand, new_game, game_over),</w:t>
       </w:r>
     </w:p>
     <w:p>
@@ -7952,7 +7952,7 @@
           <w:szCs w:val="28"/>
           <w:lang w:val="ru-RU"/>
         </w:rPr>
-        <w:t>create_deck() формирует 52 уникальные карты (13 рангов × 4 масти).</w:t>
+        <w:t>create_deck() формирует 52 уникальные карты (13 рангов × 4 масти),</w:t>
       </w:r>
     </w:p>
     <w:p>
@@ -7978,7 +7978,7 @@
           <w:szCs w:val="28"/>
           <w:lang w:val="ru-RU"/>
         </w:rPr>
-        <w:t>new_deck() + random.shuffle() обеспечивают случайный порядок.</w:t>
+        <w:t>new_deck() + random.shuffle() обеспечивают случайный порядок,</w:t>
       </w:r>
     </w:p>
     <w:p>
@@ -8148,7 +8148,7 @@
           <w:szCs w:val="28"/>
           <w:lang w:val="ru-RU"/>
         </w:rPr>
-        <w:t>player_hit() добавляет карту только при game_over=False</w:t>
+        <w:t>player_hit() добавляет карту только при game_over=False,</w:t>
       </w:r>
     </w:p>
     <w:p>
@@ -8174,7 +8174,7 @@
           <w:szCs w:val="28"/>
           <w:lang w:val="ru-RU"/>
         </w:rPr>
-        <w:t>после добавления проверяется перебор: при сумме &gt;21 game_over=True</w:t>
+        <w:t>после добавления проверяется перебор: при сумме &gt;21 game_over=True,</w:t>
       </w:r>
     </w:p>
     <w:p>
@@ -8201,7 +8201,7 @@
           <w:szCs w:val="28"/>
           <w:lang w:val="ru-RU"/>
         </w:rPr>
-        <w:t>кнопка «Взять карту» блокируется после окончания раунда, что исключает недопустимые действия</w:t>
+        <w:t>кнопка «Взять карту» блокируется после окончания раунда, что исключает недопустимые действия.</w:t>
       </w:r>
     </w:p>
     <w:p>
@@ -8358,7 +8358,7 @@
           <w:szCs w:val="28"/>
           <w:lang w:val="ru-RU"/>
         </w:rPr>
-        <w:t>Сначала проверяется перебор игрока = победа дилера.</w:t>
+        <w:t>Сначала проверяется перебор игрока = победа дилера;</w:t>
       </w:r>
     </w:p>
     <w:p>
@@ -8384,7 +8384,7 @@
           <w:szCs w:val="28"/>
           <w:lang w:val="ru-RU"/>
         </w:rPr>
-        <w:t>Затем перебор дилера = победа игрока.</w:t>
+        <w:t>Затем перебор дилера = победа игрока;</w:t>
       </w:r>
     </w:p>
     <w:p>
@@ -8457,7 +8457,7 @@
           <wp:inline distT="0" distB="0" distL="0" distR="0">
             <wp:extent cx="4057015" cy="2405380"/>
             <wp:effectExtent l="0" t="0" r="0" b="0"/>
-            <wp:docPr id="33" name="Picture 16"/>
+            <wp:docPr id="50" name="Picture 16"/>
             <wp:cNvGraphicFramePr>
               <a:graphicFrameLocks xmlns:a="http://schemas.openxmlformats.org/drawingml/2006/main" noChangeAspect="1"/>
             </wp:cNvGraphicFramePr>
@@ -8611,7 +8611,7 @@
           <w:szCs w:val="28"/>
           <w:lang w:val="ru-RU"/>
         </w:rPr>
-        <w:t>update_display(show_dealer_full=False) скрывает вторую карту дилера (показывает XX), счёт отображается как ?</w:t>
+        <w:t>update_display(show_dealer_full=False) скрывает вторую карту дилера (показывает XX), счёт отображается как ?,</w:t>
       </w:r>
     </w:p>
     <w:p>
@@ -8637,7 +8637,7 @@
           <w:szCs w:val="28"/>
           <w:lang w:val="ru-RU"/>
         </w:rPr>
-        <w:t>update_display(True) раскрывает все карты дилера и реальный счёт</w:t>
+        <w:t>update_display(True) раскрывает все карты дилера и реальный счёт,</w:t>
       </w:r>
     </w:p>
     <w:p>
@@ -8663,7 +8663,7 @@
           <w:szCs w:val="28"/>
           <w:lang w:val="ru-RU"/>
         </w:rPr>
-        <w:t>format_card() корректно заменяет 'T' на '10' при выводе</w:t>
+        <w:t>format_card() корректно заменяет 'T' на '10' при выводе,</w:t>
       </w:r>
     </w:p>
     <w:p>
@@ -8689,7 +8689,7 @@
           <w:szCs w:val="28"/>
           <w:lang w:val="ru-RU"/>
         </w:rPr>
-        <w:t>счёт игрока обновляется после каждого хода</w:t>
+        <w:t>счёт игрока обновляется после каждого хода,</w:t>
       </w:r>
     </w:p>
     <w:p>
@@ -8716,7 +8716,7 @@
           <w:szCs w:val="28"/>
           <w:lang w:val="ru-RU"/>
         </w:rPr>
-        <w:t>пустое имя игрока заменяется на «Игрок» по умолчанию</w:t>
+        <w:t>пустое имя игрока заменяется на «Игрок» по умолчанию.</w:t>
       </w:r>
     </w:p>
     <w:p>
@@ -8817,7 +8817,7 @@
           <wp:inline distT="0" distB="0" distL="0" distR="0">
             <wp:extent cx="6120130" cy="3094355"/>
             <wp:effectExtent l="0" t="0" r="0" b="0"/>
-            <wp:docPr id="34" name="Picture 17"/>
+            <wp:docPr id="51" name="Picture 17"/>
             <wp:cNvGraphicFramePr>
               <a:graphicFrameLocks xmlns:a="http://schemas.openxmlformats.org/drawingml/2006/main" noChangeAspect="1"/>
             </wp:cNvGraphicFramePr>
@@ -8938,7 +8938,7 @@
           <w:szCs w:val="28"/>
           <w:lang w:val="ru-RU"/>
         </w:rPr>
-        <w:t>все игровые действия надёжно фиксируются</w:t>
+        <w:t>все игровые действия надёжно фиксируются,</w:t>
       </w:r>
     </w:p>
     <w:p>
@@ -8966,6 +8966,15 @@
         </w:rPr>
         <w:t>сохраняются как промежуточные состояния (до/после хода), так и итоговые результаты</w:t>
       </w:r>
+      <w:r>
+        <w:rPr>
+          <w:rFonts w:ascii="Times New Roman" w:cs="Times New Roman" w:hAnsi="Times New Roman"/>
+          <w:sz w:val="28"/>
+          <w:szCs w:val="28"/>
+          <w:lang w:val="ru-RU"/>
+        </w:rPr>
+        <w:t>,</w:t>
+      </w:r>
     </w:p>
     <w:p>
       <w:pPr>
@@ -8990,7 +8999,7 @@
           <w:szCs w:val="28"/>
           <w:lang w:val="ru-RU"/>
         </w:rPr>
-        <w:t>лог дополняется при каждом запуске программы</w:t>
+        <w:t>лог дополняется при каждом запуске программы,</w:t>
       </w:r>
     </w:p>
     <w:p>
@@ -9017,7 +9026,7 @@
           <w:szCs w:val="28"/>
           <w:lang w:val="ru-RU"/>
         </w:rPr>
-        <w:t>формат JSON удобен для машинной обработки и визуального просмотра</w:t>
+        <w:t>формат JSON удобен для машинной обработки и визуального просмотра.</w:t>
       </w:r>
     </w:p>
     <w:p>
@@ -9179,16 +9188,7 @@
           <w:szCs w:val="28"/>
           <w:lang w:val="ru-RU"/>
         </w:rPr>
-        <w:t>сформулировано введение, обосновывающее практическую значимость проекта</w:t>
-      </w:r>
-      <w:r>
-        <w:rPr>
-          <w:rFonts w:ascii="Times New Roman" w:cs="Times New Roman" w:hAnsi="Times New Roman"/>
-          <w:sz w:val="28"/>
-          <w:szCs w:val="28"/>
-          <w:lang w:val="ru-RU"/>
-        </w:rPr>
-        <w:t>;</w:t>
+        <w:t>сформулировано введение, обосновывающее практическую значимость проекта,</w:t>
       </w:r>
     </w:p>
     <w:p>
@@ -9216,7 +9216,7 @@
         </w:rPr>
         <w:t>разработаны диаграмма вариантов использования и блок</w:t>
         <w:noBreakHyphen/>
-        <w:t>схема алгоритма игры;</w:t>
+        <w:t>схема алгоритма игры,</w:t>
       </w:r>
     </w:p>
     <w:p>
@@ -9242,7 +9242,7 @@
           <w:szCs w:val="28"/>
           <w:lang w:val="ru-RU"/>
         </w:rPr>
-        <w:t>реализован программный код, включающий генерацию колоды, раздачу карт, подсчёт очков (с учётом номиналов, включая туз), логику ходов игрока и автоматические решения дилера, определение победителя;</w:t>
+        <w:t>реализован программный код, включающий генерацию колоды, раздачу карт, подсчёт очков (с учётом номиналов, включая туз), логику ходов игрока и автоматические решения дилера, определение победителя,</w:t>
       </w:r>
     </w:p>
     <w:p>
@@ -9268,7 +9268,7 @@
           <w:szCs w:val="28"/>
           <w:lang w:val="ru-RU"/>
         </w:rPr>
-        <w:t>создан интуитивно понятный графический интерфейс с русскоязычными подсказками, кнопками управления и окном правил;</w:t>
+        <w:t>создан интуитивно понятный графический интерфейс с русскоязычными подсказками, кнопками управления и окном правил,</w:t>
       </w:r>
     </w:p>
     <w:p>
@@ -9296,7 +9296,7 @@
         </w:rPr>
         <w:t>организовано логирование ключевых событий в JSON</w:t>
         <w:noBreakHyphen/>
-        <w:t>файл с временными метками;</w:t>
+        <w:t>файл с временными метками,</w:t>
       </w:r>
     </w:p>
     <w:p>

--- a/Проект_ОП03_Козьменко.docx
+++ b/Проект_ОП03_Козьменко.docx
@@ -489,12 +489,3996 @@
     </w:p>
     <w:p>
       <w:pPr>
+        <w:pStyle w:val="TOCHeading"/>
+        <w:spacing w:before="360" w:after="360" w:line="360"/>
+        <w:ind w:firstLine="850"/>
+        <w:jc w:val="center"/>
+        <w:rPr>
+          <w:rFonts w:ascii="Times New Roman" w:cs="Times New Roman" w:hAnsi="Times New Roman"/>
+          <w:color w:val="000000" w:themeColor="dk1"/>
+          <w:sz w:val="32"/>
+          <w:szCs w:val="32"/>
+        </w:rPr>
+      </w:pPr>
+      <w:r>
+        <w:rPr>
+          <w:rFonts w:ascii="Times New Roman" w:cs="Times New Roman" w:hAnsi="Times New Roman"/>
+          <w:color w:val="000000" w:themeColor="dk1"/>
+          <w:sz w:val="32"/>
+          <w:szCs w:val="32"/>
+          <w:lang w:val="ru-RU"/>
+        </w:rPr>
+        <w:fldChar w:fldCharType="begin"/>
+      </w:r>
+      <w:r>
+        <w:rPr>
+          <w:rFonts w:ascii="Times New Roman" w:cs="Times New Roman" w:hAnsi="Times New Roman"/>
+          <w:color w:val="000000" w:themeColor="dk1"/>
+          <w:sz w:val="32"/>
+          <w:szCs w:val="32"/>
+          <w:lang w:val="ru-RU"/>
+        </w:rPr>
+        <w:instrText xml:space="preserve">TOC \o "1 - 3" \h \u</w:instrText>
+      </w:r>
+      <w:r>
+        <w:rPr>
+          <w:rFonts w:ascii="Times New Roman" w:cs="Times New Roman" w:hAnsi="Times New Roman"/>
+          <w:color w:val="000000" w:themeColor="dk1"/>
+          <w:sz w:val="32"/>
+          <w:szCs w:val="32"/>
+          <w:lang w:val="ru-RU"/>
+        </w:rPr>
+        <w:fldChar w:fldCharType="separate"/>
+      </w:r>
+      <w:r>
+        <w:rPr>
+          <w:rFonts w:ascii="Times New Roman" w:cs="Times New Roman" w:hAnsi="Times New Roman"/>
+          <w:color w:val="000000" w:themeColor="dk1"/>
+          <w:sz w:val="32"/>
+          <w:szCs w:val="32"/>
+          <w:lang w:val="ru-RU"/>
+        </w:rPr>
+        <w:t>СОДЕРЖАНИЕ</w:t>
+      </w:r>
+    </w:p>
+    <w:p>
+      <w:pPr>
+        <w:pStyle w:val="Toc1"/>
+        <w:tabs>
+          <w:tab w:val="right" w:leader="dot" w:pos="9628"/>
+        </w:tabs>
+        <w:spacing w:line="360"/>
+        <w:rPr>
+          <w:rFonts w:ascii="Times New Roman" w:cs="Times New Roman" w:hAnsi="Times New Roman"/>
+          <w:color w:val="000000" w:themeColor="dk1"/>
+          <w:sz w:val="28"/>
+          <w:szCs w:val="28"/>
+        </w:rPr>
+      </w:pPr>
+      <w:r>
+        <w:rPr>
+          <w:rStyle w:val="Hyperlink"/>
+          <w:rFonts w:ascii="Times New Roman" w:cs="Times New Roman" w:hAnsi="Times New Roman"/>
+          <w:color w:val="000000" w:themeColor="dk1"/>
+          <w:sz w:val="28"/>
+          <w:szCs w:val="28"/>
+          <w:lang w:val="ru-RU"/>
+        </w:rPr>
+        <w:fldChar w:fldCharType="begin"/>
+      </w:r>
+      <w:r>
+        <w:rPr>
+          <w:rStyle w:val="Hyperlink"/>
+          <w:rFonts w:ascii="Times New Roman" w:cs="Times New Roman" w:hAnsi="Times New Roman"/>
+          <w:color w:val="000000" w:themeColor="dk1"/>
+          <w:sz w:val="28"/>
+          <w:szCs w:val="28"/>
+          <w:lang w:val="ru-RU"/>
+        </w:rPr>
+        <w:instrText xml:space="preserve">HYPERLINK \l "_Toc9"</w:instrText>
+      </w:r>
+      <w:r>
+        <w:rPr>
+          <w:rStyle w:val="Hyperlink"/>
+          <w:rFonts w:ascii="Times New Roman" w:cs="Times New Roman" w:hAnsi="Times New Roman"/>
+          <w:color w:val="000000" w:themeColor="dk1"/>
+          <w:sz w:val="28"/>
+          <w:szCs w:val="28"/>
+          <w:lang w:val="ru-RU"/>
+        </w:rPr>
+        <w:fldChar w:fldCharType="separate"/>
+      </w:r>
+      <w:r>
+        <w:rPr>
+          <w:rStyle w:val="Hyperlink"/>
+          <w:rFonts w:ascii="Times New Roman" w:cs="Times New Roman" w:hAnsi="Times New Roman"/>
+          <w:color w:val="000000" w:themeColor="dk1"/>
+          <w:sz w:val="28"/>
+          <w:szCs w:val="28"/>
+          <w:lang w:val="ru-RU"/>
+        </w:rPr>
+        <w:t>ВВЕДЕНИЕ</w:t>
+        <w:tab/>
+      </w:r>
+      <w:r>
+        <w:rPr>
+          <w:rFonts w:ascii="Times New Roman" w:cs="Times New Roman" w:hAnsi="Times New Roman"/>
+          <w:color w:val="000000" w:themeColor="dk1"/>
+          <w:sz w:val="28"/>
+          <w:szCs w:val="28"/>
+          <w:lang w:val="ru-RU"/>
+        </w:rPr>
+        <w:fldChar w:fldCharType="begin"/>
+      </w:r>
+      <w:r>
+        <w:rPr>
+          <w:rFonts w:ascii="Times New Roman" w:cs="Times New Roman" w:hAnsi="Times New Roman"/>
+          <w:color w:val="000000" w:themeColor="dk1"/>
+          <w:sz w:val="28"/>
+          <w:szCs w:val="28"/>
+          <w:lang w:val="ru-RU"/>
+        </w:rPr>
+        <w:instrText xml:space="preserve">PAGEREF _Toc9 \h</w:instrText>
+      </w:r>
+      <w:r>
+        <w:rPr>
+          <w:rFonts w:ascii="Times New Roman" w:cs="Times New Roman" w:hAnsi="Times New Roman"/>
+          <w:color w:val="000000" w:themeColor="dk1"/>
+          <w:sz w:val="28"/>
+          <w:szCs w:val="28"/>
+          <w:lang w:val="ru-RU"/>
+        </w:rPr>
+        <w:fldChar w:fldCharType="separate"/>
+      </w:r>
+      <w:r>
+        <w:rPr>
+          <w:rFonts w:ascii="Times New Roman" w:cs="Times New Roman" w:hAnsi="Times New Roman"/>
+          <w:color w:val="000000" w:themeColor="dk1"/>
+          <w:sz w:val="28"/>
+          <w:szCs w:val="28"/>
+          <w:lang w:val="ru-RU"/>
+        </w:rPr>
+        <w:t>4</w:t>
+      </w:r>
+      <w:r>
+        <w:rPr>
+          <w:rFonts w:ascii="Times New Roman" w:cs="Times New Roman" w:hAnsi="Times New Roman"/>
+          <w:color w:val="000000" w:themeColor="dk1"/>
+          <w:sz w:val="28"/>
+          <w:szCs w:val="28"/>
+        </w:rPr>
+        <w:fldChar w:fldCharType="end"/>
+      </w:r>
+      <w:r>
+        <w:rPr>
+          <w:rFonts w:ascii="Times New Roman" w:cs="Times New Roman" w:hAnsi="Times New Roman"/>
+          <w:color w:val="000000" w:themeColor="dk1"/>
+          <w:sz w:val="28"/>
+          <w:szCs w:val="28"/>
+        </w:rPr>
+        <w:fldChar w:fldCharType="end"/>
+      </w:r>
+    </w:p>
+    <w:p>
+      <w:pPr>
+        <w:pStyle w:val="Toc1"/>
+        <w:tabs>
+          <w:tab w:val="right" w:leader="dot" w:pos="9628"/>
+        </w:tabs>
+        <w:spacing w:line="360"/>
+        <w:rPr>
+          <w:rFonts w:ascii="Times New Roman" w:cs="Times New Roman" w:hAnsi="Times New Roman"/>
+          <w:color w:val="000000" w:themeColor="dk1"/>
+          <w:sz w:val="28"/>
+          <w:szCs w:val="28"/>
+        </w:rPr>
+      </w:pPr>
+      <w:r>
+        <w:rPr>
+          <w:rStyle w:val="Hyperlink"/>
+          <w:rFonts w:ascii="Times New Roman" w:cs="Times New Roman" w:hAnsi="Times New Roman"/>
+          <w:color w:val="000000" w:themeColor="dk1"/>
+          <w:sz w:val="28"/>
+          <w:szCs w:val="28"/>
+          <w:lang w:val="en-US"/>
+        </w:rPr>
+        <w:fldChar w:fldCharType="begin"/>
+      </w:r>
+      <w:r>
+        <w:rPr>
+          <w:rStyle w:val="Hyperlink"/>
+          <w:rFonts w:ascii="Times New Roman" w:cs="Times New Roman" w:hAnsi="Times New Roman"/>
+          <w:color w:val="000000" w:themeColor="dk1"/>
+          <w:sz w:val="28"/>
+          <w:szCs w:val="28"/>
+          <w:lang w:val="en-US"/>
+        </w:rPr>
+        <w:instrText xml:space="preserve">HYPERLINK \l "_Toc2"</w:instrText>
+      </w:r>
+      <w:r>
+        <w:rPr>
+          <w:rStyle w:val="Hyperlink"/>
+          <w:rFonts w:ascii="Times New Roman" w:cs="Times New Roman" w:hAnsi="Times New Roman"/>
+          <w:color w:val="000000" w:themeColor="dk1"/>
+          <w:sz w:val="28"/>
+          <w:szCs w:val="28"/>
+          <w:lang w:val="en-US"/>
+        </w:rPr>
+        <w:fldChar w:fldCharType="separate"/>
+      </w:r>
+      <w:r>
+        <w:rPr>
+          <w:rStyle w:val="Hyperlink"/>
+          <w:rFonts w:ascii="Times New Roman" w:cs="Times New Roman" w:hAnsi="Times New Roman"/>
+          <w:color w:val="000000" w:themeColor="dk1"/>
+          <w:sz w:val="28"/>
+          <w:szCs w:val="28"/>
+          <w:lang w:val="en-US"/>
+        </w:rPr>
+        <w:t>1 Проектирование программного продукта</w:t>
+        <w:tab/>
+      </w:r>
+      <w:r>
+        <w:rPr>
+          <w:rFonts w:ascii="Times New Roman" w:cs="Times New Roman" w:hAnsi="Times New Roman"/>
+          <w:color w:val="000000" w:themeColor="dk1"/>
+          <w:sz w:val="28"/>
+          <w:szCs w:val="28"/>
+          <w:lang w:val="en-US"/>
+        </w:rPr>
+        <w:fldChar w:fldCharType="begin"/>
+      </w:r>
+      <w:r>
+        <w:rPr>
+          <w:rFonts w:ascii="Times New Roman" w:cs="Times New Roman" w:hAnsi="Times New Roman"/>
+          <w:color w:val="000000" w:themeColor="dk1"/>
+          <w:sz w:val="28"/>
+          <w:szCs w:val="28"/>
+          <w:lang w:val="en-US"/>
+        </w:rPr>
+        <w:instrText xml:space="preserve">PAGEREF _Toc2 \h</w:instrText>
+      </w:r>
+      <w:r>
+        <w:rPr>
+          <w:rFonts w:ascii="Times New Roman" w:cs="Times New Roman" w:hAnsi="Times New Roman"/>
+          <w:color w:val="000000" w:themeColor="dk1"/>
+          <w:sz w:val="28"/>
+          <w:szCs w:val="28"/>
+          <w:lang w:val="en-US"/>
+        </w:rPr>
+        <w:fldChar w:fldCharType="separate"/>
+      </w:r>
+      <w:r>
+        <w:rPr>
+          <w:rFonts w:ascii="Times New Roman" w:cs="Times New Roman" w:hAnsi="Times New Roman"/>
+          <w:color w:val="000000" w:themeColor="dk1"/>
+          <w:sz w:val="28"/>
+          <w:szCs w:val="28"/>
+          <w:lang w:val="en-US"/>
+        </w:rPr>
+        <w:t>5</w:t>
+      </w:r>
+      <w:r>
+        <w:rPr>
+          <w:rFonts w:ascii="Times New Roman" w:cs="Times New Roman" w:hAnsi="Times New Roman"/>
+          <w:color w:val="000000" w:themeColor="dk1"/>
+          <w:sz w:val="28"/>
+          <w:szCs w:val="28"/>
+        </w:rPr>
+        <w:fldChar w:fldCharType="end"/>
+      </w:r>
+      <w:r>
+        <w:rPr>
+          <w:rFonts w:ascii="Times New Roman" w:cs="Times New Roman" w:hAnsi="Times New Roman"/>
+          <w:color w:val="000000" w:themeColor="dk1"/>
+          <w:sz w:val="28"/>
+          <w:szCs w:val="28"/>
+        </w:rPr>
+        <w:fldChar w:fldCharType="end"/>
+      </w:r>
+    </w:p>
+    <w:p>
+      <w:pPr>
+        <w:pStyle w:val="Toc2"/>
+        <w:tabs>
+          <w:tab w:val="right" w:leader="dot" w:pos="9628"/>
+        </w:tabs>
+        <w:spacing w:line="360"/>
+        <w:rPr>
+          <w:rFonts w:ascii="Times New Roman" w:cs="Times New Roman" w:hAnsi="Times New Roman"/>
+          <w:color w:val="000000" w:themeColor="dk1"/>
+          <w:sz w:val="28"/>
+          <w:szCs w:val="28"/>
+        </w:rPr>
+      </w:pPr>
+      <w:r>
+        <w:rPr>
+          <w:rStyle w:val="Hyperlink"/>
+          <w:rFonts w:ascii="Times New Roman" w:cs="Times New Roman" w:hAnsi="Times New Roman"/>
+          <w:color w:val="000000" w:themeColor="dk1"/>
+          <w:sz w:val="28"/>
+          <w:szCs w:val="28"/>
+          <w:lang w:val="ru-RU"/>
+        </w:rPr>
+        <w:fldChar w:fldCharType="begin"/>
+      </w:r>
+      <w:r>
+        <w:rPr>
+          <w:rStyle w:val="Hyperlink"/>
+          <w:rFonts w:ascii="Times New Roman" w:cs="Times New Roman" w:hAnsi="Times New Roman"/>
+          <w:color w:val="000000" w:themeColor="dk1"/>
+          <w:sz w:val="28"/>
+          <w:szCs w:val="28"/>
+          <w:lang w:val="ru-RU"/>
+        </w:rPr>
+        <w:instrText xml:space="preserve">HYPERLINK \l "_Toc10"</w:instrText>
+      </w:r>
+      <w:r>
+        <w:rPr>
+          <w:rStyle w:val="Hyperlink"/>
+          <w:rFonts w:ascii="Times New Roman" w:cs="Times New Roman" w:hAnsi="Times New Roman"/>
+          <w:color w:val="000000" w:themeColor="dk1"/>
+          <w:sz w:val="28"/>
+          <w:szCs w:val="28"/>
+          <w:lang w:val="ru-RU"/>
+        </w:rPr>
+        <w:fldChar w:fldCharType="separate"/>
+      </w:r>
+      <w:r>
+        <w:rPr>
+          <w:rStyle w:val="Hyperlink"/>
+          <w:rFonts w:ascii="Times New Roman" w:cs="Times New Roman" w:hAnsi="Times New Roman"/>
+          <w:color w:val="000000" w:themeColor="dk1"/>
+          <w:sz w:val="28"/>
+          <w:szCs w:val="28"/>
+          <w:lang w:val="ru-RU"/>
+        </w:rPr>
+        <w:t>1.1 Постановка задачи и идея проекта</w:t>
+        <w:tab/>
+      </w:r>
+      <w:r>
+        <w:rPr>
+          <w:rFonts w:ascii="Times New Roman" w:cs="Times New Roman" w:hAnsi="Times New Roman"/>
+          <w:color w:val="000000" w:themeColor="dk1"/>
+          <w:sz w:val="28"/>
+          <w:szCs w:val="28"/>
+          <w:lang w:val="ru-RU"/>
+        </w:rPr>
+        <w:fldChar w:fldCharType="begin"/>
+      </w:r>
+      <w:r>
+        <w:rPr>
+          <w:rFonts w:ascii="Times New Roman" w:cs="Times New Roman" w:hAnsi="Times New Roman"/>
+          <w:color w:val="000000" w:themeColor="dk1"/>
+          <w:sz w:val="28"/>
+          <w:szCs w:val="28"/>
+          <w:lang w:val="ru-RU"/>
+        </w:rPr>
+        <w:instrText xml:space="preserve">PAGEREF _Toc10 \h</w:instrText>
+      </w:r>
+      <w:r>
+        <w:rPr>
+          <w:rFonts w:ascii="Times New Roman" w:cs="Times New Roman" w:hAnsi="Times New Roman"/>
+          <w:color w:val="000000" w:themeColor="dk1"/>
+          <w:sz w:val="28"/>
+          <w:szCs w:val="28"/>
+          <w:lang w:val="ru-RU"/>
+        </w:rPr>
+        <w:fldChar w:fldCharType="separate"/>
+      </w:r>
+      <w:r>
+        <w:rPr>
+          <w:rFonts w:ascii="Times New Roman" w:cs="Times New Roman" w:hAnsi="Times New Roman"/>
+          <w:color w:val="000000" w:themeColor="dk1"/>
+          <w:sz w:val="28"/>
+          <w:szCs w:val="28"/>
+          <w:lang w:val="ru-RU"/>
+        </w:rPr>
+        <w:t>5</w:t>
+      </w:r>
+      <w:r>
+        <w:rPr>
+          <w:rFonts w:ascii="Times New Roman" w:cs="Times New Roman" w:hAnsi="Times New Roman"/>
+          <w:color w:val="000000" w:themeColor="dk1"/>
+          <w:sz w:val="28"/>
+          <w:szCs w:val="28"/>
+        </w:rPr>
+        <w:fldChar w:fldCharType="end"/>
+      </w:r>
+      <w:r>
+        <w:rPr>
+          <w:rFonts w:ascii="Times New Roman" w:cs="Times New Roman" w:hAnsi="Times New Roman"/>
+          <w:color w:val="000000" w:themeColor="dk1"/>
+          <w:sz w:val="28"/>
+          <w:szCs w:val="28"/>
+        </w:rPr>
+        <w:fldChar w:fldCharType="end"/>
+      </w:r>
+    </w:p>
+    <w:p>
+      <w:pPr>
+        <w:pStyle w:val="Toc2"/>
+        <w:tabs>
+          <w:tab w:val="right" w:leader="dot" w:pos="9628"/>
+        </w:tabs>
+        <w:spacing w:line="360"/>
+        <w:rPr>
+          <w:rFonts w:ascii="Times New Roman" w:cs="Times New Roman" w:hAnsi="Times New Roman"/>
+          <w:color w:val="000000" w:themeColor="dk1"/>
+          <w:sz w:val="28"/>
+          <w:szCs w:val="28"/>
+        </w:rPr>
+      </w:pPr>
+      <w:r>
+        <w:rPr>
+          <w:rStyle w:val="Hyperlink"/>
+          <w:rFonts w:ascii="Times New Roman" w:cs="Times New Roman" w:hAnsi="Times New Roman"/>
+          <w:color w:val="000000" w:themeColor="dk1"/>
+          <w:sz w:val="28"/>
+          <w:szCs w:val="28"/>
+          <w:lang w:val="ru-RU"/>
+        </w:rPr>
+        <w:fldChar w:fldCharType="begin"/>
+      </w:r>
+      <w:r>
+        <w:rPr>
+          <w:rStyle w:val="Hyperlink"/>
+          <w:rFonts w:ascii="Times New Roman" w:cs="Times New Roman" w:hAnsi="Times New Roman"/>
+          <w:color w:val="000000" w:themeColor="dk1"/>
+          <w:sz w:val="28"/>
+          <w:szCs w:val="28"/>
+          <w:lang w:val="ru-RU"/>
+        </w:rPr>
+        <w:instrText xml:space="preserve">HYPERLINK \l "_Toc11"</w:instrText>
+      </w:r>
+      <w:r>
+        <w:rPr>
+          <w:rStyle w:val="Hyperlink"/>
+          <w:rFonts w:ascii="Times New Roman" w:cs="Times New Roman" w:hAnsi="Times New Roman"/>
+          <w:color w:val="000000" w:themeColor="dk1"/>
+          <w:sz w:val="28"/>
+          <w:szCs w:val="28"/>
+          <w:lang w:val="ru-RU"/>
+        </w:rPr>
+        <w:fldChar w:fldCharType="separate"/>
+      </w:r>
+      <w:r>
+        <w:rPr>
+          <w:rStyle w:val="Hyperlink"/>
+          <w:rFonts w:ascii="Times New Roman" w:cs="Times New Roman" w:hAnsi="Times New Roman"/>
+          <w:color w:val="000000" w:themeColor="dk1"/>
+          <w:sz w:val="28"/>
+          <w:szCs w:val="28"/>
+          <w:lang w:val="ru-RU"/>
+        </w:rPr>
+        <w:t>1.2 Диаграмма использования (Use Case)</w:t>
+        <w:tab/>
+      </w:r>
+      <w:r>
+        <w:rPr>
+          <w:rFonts w:ascii="Times New Roman" w:cs="Times New Roman" w:hAnsi="Times New Roman"/>
+          <w:color w:val="000000" w:themeColor="dk1"/>
+          <w:sz w:val="28"/>
+          <w:szCs w:val="28"/>
+          <w:lang w:val="ru-RU"/>
+        </w:rPr>
+        <w:fldChar w:fldCharType="begin"/>
+      </w:r>
+      <w:r>
+        <w:rPr>
+          <w:rFonts w:ascii="Times New Roman" w:cs="Times New Roman" w:hAnsi="Times New Roman"/>
+          <w:color w:val="000000" w:themeColor="dk1"/>
+          <w:sz w:val="28"/>
+          <w:szCs w:val="28"/>
+          <w:lang w:val="ru-RU"/>
+        </w:rPr>
+        <w:instrText xml:space="preserve">PAGEREF _Toc11 \h</w:instrText>
+      </w:r>
+      <w:r>
+        <w:rPr>
+          <w:rFonts w:ascii="Times New Roman" w:cs="Times New Roman" w:hAnsi="Times New Roman"/>
+          <w:color w:val="000000" w:themeColor="dk1"/>
+          <w:sz w:val="28"/>
+          <w:szCs w:val="28"/>
+          <w:lang w:val="ru-RU"/>
+        </w:rPr>
+        <w:fldChar w:fldCharType="separate"/>
+      </w:r>
+      <w:r>
+        <w:rPr>
+          <w:rFonts w:ascii="Times New Roman" w:cs="Times New Roman" w:hAnsi="Times New Roman"/>
+          <w:color w:val="000000" w:themeColor="dk1"/>
+          <w:sz w:val="28"/>
+          <w:szCs w:val="28"/>
+          <w:lang w:val="ru-RU"/>
+        </w:rPr>
+        <w:t>6</w:t>
+      </w:r>
+      <w:r>
+        <w:rPr>
+          <w:rFonts w:ascii="Times New Roman" w:cs="Times New Roman" w:hAnsi="Times New Roman"/>
+          <w:color w:val="000000" w:themeColor="dk1"/>
+          <w:sz w:val="28"/>
+          <w:szCs w:val="28"/>
+        </w:rPr>
+        <w:fldChar w:fldCharType="end"/>
+      </w:r>
+      <w:r>
+        <w:rPr>
+          <w:rFonts w:ascii="Times New Roman" w:cs="Times New Roman" w:hAnsi="Times New Roman"/>
+          <w:color w:val="000000" w:themeColor="dk1"/>
+          <w:sz w:val="28"/>
+          <w:szCs w:val="28"/>
+        </w:rPr>
+        <w:fldChar w:fldCharType="end"/>
+      </w:r>
+    </w:p>
+    <w:p>
+      <w:pPr>
+        <w:pStyle w:val="Toc2"/>
+        <w:tabs>
+          <w:tab w:val="right" w:leader="dot" w:pos="9628"/>
+        </w:tabs>
+        <w:spacing w:line="360"/>
+        <w:rPr>
+          <w:rFonts w:ascii="Times New Roman" w:cs="Times New Roman" w:hAnsi="Times New Roman"/>
+          <w:color w:val="000000" w:themeColor="dk1"/>
+          <w:sz w:val="28"/>
+          <w:szCs w:val="28"/>
+        </w:rPr>
+      </w:pPr>
+      <w:r>
+        <w:rPr>
+          <w:rStyle w:val="Hyperlink"/>
+          <w:rFonts w:ascii="Times New Roman" w:cs="Times New Roman" w:hAnsi="Times New Roman"/>
+          <w:color w:val="000000" w:themeColor="dk1"/>
+          <w:sz w:val="28"/>
+          <w:szCs w:val="28"/>
+          <w:lang w:val="ru-RU"/>
+        </w:rPr>
+        <w:fldChar w:fldCharType="begin"/>
+      </w:r>
+      <w:r>
+        <w:rPr>
+          <w:rStyle w:val="Hyperlink"/>
+          <w:rFonts w:ascii="Times New Roman" w:cs="Times New Roman" w:hAnsi="Times New Roman"/>
+          <w:color w:val="000000" w:themeColor="dk1"/>
+          <w:sz w:val="28"/>
+          <w:szCs w:val="28"/>
+          <w:lang w:val="ru-RU"/>
+        </w:rPr>
+        <w:instrText xml:space="preserve">HYPERLINK \l "_Toc12"</w:instrText>
+      </w:r>
+      <w:r>
+        <w:rPr>
+          <w:rStyle w:val="Hyperlink"/>
+          <w:rFonts w:ascii="Times New Roman" w:cs="Times New Roman" w:hAnsi="Times New Roman"/>
+          <w:color w:val="000000" w:themeColor="dk1"/>
+          <w:sz w:val="28"/>
+          <w:szCs w:val="28"/>
+          <w:lang w:val="ru-RU"/>
+        </w:rPr>
+        <w:fldChar w:fldCharType="separate"/>
+      </w:r>
+      <w:r>
+        <w:rPr>
+          <w:rStyle w:val="Hyperlink"/>
+          <w:rFonts w:ascii="Times New Roman" w:cs="Times New Roman" w:hAnsi="Times New Roman"/>
+          <w:color w:val="000000" w:themeColor="dk1"/>
+          <w:sz w:val="28"/>
+          <w:szCs w:val="28"/>
+          <w:lang w:val="ru-RU"/>
+        </w:rPr>
+        <w:t>1.3 Блок-схема алгоритма</w:t>
+        <w:tab/>
+      </w:r>
+      <w:r>
+        <w:rPr>
+          <w:rFonts w:ascii="Times New Roman" w:cs="Times New Roman" w:hAnsi="Times New Roman"/>
+          <w:color w:val="000000" w:themeColor="dk1"/>
+          <w:sz w:val="28"/>
+          <w:szCs w:val="28"/>
+          <w:lang w:val="ru-RU"/>
+        </w:rPr>
+        <w:fldChar w:fldCharType="begin"/>
+      </w:r>
+      <w:r>
+        <w:rPr>
+          <w:rFonts w:ascii="Times New Roman" w:cs="Times New Roman" w:hAnsi="Times New Roman"/>
+          <w:color w:val="000000" w:themeColor="dk1"/>
+          <w:sz w:val="28"/>
+          <w:szCs w:val="28"/>
+          <w:lang w:val="ru-RU"/>
+        </w:rPr>
+        <w:instrText xml:space="preserve">PAGEREF _Toc12 \h</w:instrText>
+      </w:r>
+      <w:r>
+        <w:rPr>
+          <w:rFonts w:ascii="Times New Roman" w:cs="Times New Roman" w:hAnsi="Times New Roman"/>
+          <w:color w:val="000000" w:themeColor="dk1"/>
+          <w:sz w:val="28"/>
+          <w:szCs w:val="28"/>
+          <w:lang w:val="ru-RU"/>
+        </w:rPr>
+        <w:fldChar w:fldCharType="separate"/>
+      </w:r>
+      <w:r>
+        <w:rPr>
+          <w:rFonts w:ascii="Times New Roman" w:cs="Times New Roman" w:hAnsi="Times New Roman"/>
+          <w:color w:val="000000" w:themeColor="dk1"/>
+          <w:sz w:val="28"/>
+          <w:szCs w:val="28"/>
+          <w:lang w:val="ru-RU"/>
+        </w:rPr>
+        <w:t>7</w:t>
+      </w:r>
+      <w:r>
+        <w:rPr>
+          <w:rFonts w:ascii="Times New Roman" w:cs="Times New Roman" w:hAnsi="Times New Roman"/>
+          <w:color w:val="000000" w:themeColor="dk1"/>
+          <w:sz w:val="28"/>
+          <w:szCs w:val="28"/>
+        </w:rPr>
+        <w:fldChar w:fldCharType="end"/>
+      </w:r>
+      <w:r>
+        <w:rPr>
+          <w:rFonts w:ascii="Times New Roman" w:cs="Times New Roman" w:hAnsi="Times New Roman"/>
+          <w:color w:val="000000" w:themeColor="dk1"/>
+          <w:sz w:val="28"/>
+          <w:szCs w:val="28"/>
+        </w:rPr>
+        <w:fldChar w:fldCharType="end"/>
+      </w:r>
+    </w:p>
+    <w:p>
+      <w:pPr>
+        <w:pStyle w:val="Toc1"/>
+        <w:tabs>
+          <w:tab w:val="right" w:leader="dot" w:pos="9628"/>
+        </w:tabs>
+        <w:spacing w:line="360"/>
+        <w:rPr>
+          <w:rFonts w:ascii="Times New Roman" w:cs="Times New Roman" w:hAnsi="Times New Roman"/>
+          <w:color w:val="000000" w:themeColor="dk1"/>
+          <w:sz w:val="28"/>
+          <w:szCs w:val="28"/>
+        </w:rPr>
+      </w:pPr>
+      <w:r>
+        <w:rPr>
+          <w:rStyle w:val="Hyperlink"/>
+          <w:rFonts w:ascii="Times New Roman" w:cs="Times New Roman" w:hAnsi="Times New Roman"/>
+          <w:color w:val="000000" w:themeColor="dk1"/>
+          <w:sz w:val="28"/>
+          <w:szCs w:val="28"/>
+          <w:lang w:val="ru-RU"/>
+        </w:rPr>
+        <w:fldChar w:fldCharType="begin"/>
+      </w:r>
+      <w:r>
+        <w:rPr>
+          <w:rStyle w:val="Hyperlink"/>
+          <w:rFonts w:ascii="Times New Roman" w:cs="Times New Roman" w:hAnsi="Times New Roman"/>
+          <w:color w:val="000000" w:themeColor="dk1"/>
+          <w:sz w:val="28"/>
+          <w:szCs w:val="28"/>
+          <w:lang w:val="ru-RU"/>
+        </w:rPr>
+        <w:instrText xml:space="preserve">HYPERLINK \l "_Toc13"</w:instrText>
+      </w:r>
+      <w:r>
+        <w:rPr>
+          <w:rStyle w:val="Hyperlink"/>
+          <w:rFonts w:ascii="Times New Roman" w:cs="Times New Roman" w:hAnsi="Times New Roman"/>
+          <w:color w:val="000000" w:themeColor="dk1"/>
+          <w:sz w:val="28"/>
+          <w:szCs w:val="28"/>
+          <w:lang w:val="ru-RU"/>
+        </w:rPr>
+        <w:fldChar w:fldCharType="separate"/>
+      </w:r>
+      <w:r>
+        <w:rPr>
+          <w:rStyle w:val="Hyperlink"/>
+          <w:rFonts w:ascii="Times New Roman" w:cs="Times New Roman" w:hAnsi="Times New Roman"/>
+          <w:color w:val="000000" w:themeColor="dk1"/>
+          <w:sz w:val="28"/>
+          <w:szCs w:val="28"/>
+          <w:lang w:val="ru-RU"/>
+        </w:rPr>
+        <w:t>2 Разработка</w:t>
+        <w:tab/>
+      </w:r>
+      <w:r>
+        <w:rPr>
+          <w:rFonts w:ascii="Times New Roman" w:cs="Times New Roman" w:hAnsi="Times New Roman"/>
+          <w:color w:val="000000" w:themeColor="dk1"/>
+          <w:sz w:val="28"/>
+          <w:szCs w:val="28"/>
+          <w:lang w:val="ru-RU"/>
+        </w:rPr>
+        <w:fldChar w:fldCharType="begin"/>
+      </w:r>
+      <w:r>
+        <w:rPr>
+          <w:rFonts w:ascii="Times New Roman" w:cs="Times New Roman" w:hAnsi="Times New Roman"/>
+          <w:color w:val="000000" w:themeColor="dk1"/>
+          <w:sz w:val="28"/>
+          <w:szCs w:val="28"/>
+          <w:lang w:val="ru-RU"/>
+        </w:rPr>
+        <w:instrText xml:space="preserve">PAGEREF _Toc13 \h</w:instrText>
+      </w:r>
+      <w:r>
+        <w:rPr>
+          <w:rFonts w:ascii="Times New Roman" w:cs="Times New Roman" w:hAnsi="Times New Roman"/>
+          <w:color w:val="000000" w:themeColor="dk1"/>
+          <w:sz w:val="28"/>
+          <w:szCs w:val="28"/>
+          <w:lang w:val="ru-RU"/>
+        </w:rPr>
+        <w:fldChar w:fldCharType="separate"/>
+      </w:r>
+      <w:r>
+        <w:rPr>
+          <w:rFonts w:ascii="Times New Roman" w:cs="Times New Roman" w:hAnsi="Times New Roman"/>
+          <w:color w:val="000000" w:themeColor="dk1"/>
+          <w:sz w:val="28"/>
+          <w:szCs w:val="28"/>
+          <w:lang w:val="ru-RU"/>
+        </w:rPr>
+        <w:t>8</w:t>
+      </w:r>
+      <w:r>
+        <w:rPr>
+          <w:rFonts w:ascii="Times New Roman" w:cs="Times New Roman" w:hAnsi="Times New Roman"/>
+          <w:color w:val="000000" w:themeColor="dk1"/>
+          <w:sz w:val="28"/>
+          <w:szCs w:val="28"/>
+        </w:rPr>
+        <w:fldChar w:fldCharType="end"/>
+      </w:r>
+      <w:r>
+        <w:rPr>
+          <w:rFonts w:ascii="Times New Roman" w:cs="Times New Roman" w:hAnsi="Times New Roman"/>
+          <w:color w:val="000000" w:themeColor="dk1"/>
+          <w:sz w:val="28"/>
+          <w:szCs w:val="28"/>
+        </w:rPr>
+        <w:fldChar w:fldCharType="end"/>
+      </w:r>
+    </w:p>
+    <w:p>
+      <w:pPr>
+        <w:pStyle w:val="Toc2"/>
+        <w:tabs>
+          <w:tab w:val="right" w:leader="dot" w:pos="9628"/>
+        </w:tabs>
+        <w:spacing w:line="360"/>
+        <w:rPr>
+          <w:rFonts w:ascii="Times New Roman" w:cs="Times New Roman" w:hAnsi="Times New Roman"/>
+          <w:color w:val="000000" w:themeColor="dk1"/>
+          <w:sz w:val="28"/>
+          <w:szCs w:val="28"/>
+        </w:rPr>
+      </w:pPr>
+      <w:r>
+        <w:rPr>
+          <w:rStyle w:val="Hyperlink"/>
+          <w:rFonts w:ascii="Times New Roman" w:cs="Times New Roman" w:hAnsi="Times New Roman"/>
+          <w:color w:val="000000" w:themeColor="dk1"/>
+          <w:sz w:val="28"/>
+          <w:szCs w:val="28"/>
+          <w:lang w:val="ru-RU"/>
+        </w:rPr>
+        <w:fldChar w:fldCharType="begin"/>
+      </w:r>
+      <w:r>
+        <w:rPr>
+          <w:rStyle w:val="Hyperlink"/>
+          <w:rFonts w:ascii="Times New Roman" w:cs="Times New Roman" w:hAnsi="Times New Roman"/>
+          <w:color w:val="000000" w:themeColor="dk1"/>
+          <w:sz w:val="28"/>
+          <w:szCs w:val="28"/>
+          <w:lang w:val="ru-RU"/>
+        </w:rPr>
+        <w:instrText xml:space="preserve">HYPERLINK \l "_Toc8"</w:instrText>
+      </w:r>
+      <w:r>
+        <w:rPr>
+          <w:rStyle w:val="Hyperlink"/>
+          <w:rFonts w:ascii="Times New Roman" w:cs="Times New Roman" w:hAnsi="Times New Roman"/>
+          <w:color w:val="000000" w:themeColor="dk1"/>
+          <w:sz w:val="28"/>
+          <w:szCs w:val="28"/>
+          <w:lang w:val="ru-RU"/>
+        </w:rPr>
+        <w:fldChar w:fldCharType="separate"/>
+      </w:r>
+      <w:r>
+        <w:rPr>
+          <w:rStyle w:val="Hyperlink"/>
+          <w:rFonts w:ascii="Times New Roman" w:cs="Times New Roman" w:hAnsi="Times New Roman"/>
+          <w:color w:val="000000" w:themeColor="dk1"/>
+          <w:sz w:val="28"/>
+          <w:szCs w:val="28"/>
+          <w:lang w:val="ru-RU"/>
+        </w:rPr>
+        <w:t>2.1 Выбор средств реализации</w:t>
+        <w:tab/>
+      </w:r>
+      <w:r>
+        <w:rPr>
+          <w:rFonts w:ascii="Times New Roman" w:cs="Times New Roman" w:hAnsi="Times New Roman"/>
+          <w:color w:val="000000" w:themeColor="dk1"/>
+          <w:sz w:val="28"/>
+          <w:szCs w:val="28"/>
+          <w:lang w:val="ru-RU"/>
+        </w:rPr>
+        <w:fldChar w:fldCharType="begin"/>
+      </w:r>
+      <w:r>
+        <w:rPr>
+          <w:rFonts w:ascii="Times New Roman" w:cs="Times New Roman" w:hAnsi="Times New Roman"/>
+          <w:color w:val="000000" w:themeColor="dk1"/>
+          <w:sz w:val="28"/>
+          <w:szCs w:val="28"/>
+          <w:lang w:val="ru-RU"/>
+        </w:rPr>
+        <w:instrText xml:space="preserve">PAGEREF _Toc8 \h</w:instrText>
+      </w:r>
+      <w:r>
+        <w:rPr>
+          <w:rFonts w:ascii="Times New Roman" w:cs="Times New Roman" w:hAnsi="Times New Roman"/>
+          <w:color w:val="000000" w:themeColor="dk1"/>
+          <w:sz w:val="28"/>
+          <w:szCs w:val="28"/>
+          <w:lang w:val="ru-RU"/>
+        </w:rPr>
+        <w:fldChar w:fldCharType="separate"/>
+      </w:r>
+      <w:r>
+        <w:rPr>
+          <w:rFonts w:ascii="Times New Roman" w:cs="Times New Roman" w:hAnsi="Times New Roman"/>
+          <w:color w:val="000000" w:themeColor="dk1"/>
+          <w:sz w:val="28"/>
+          <w:szCs w:val="28"/>
+          <w:lang w:val="ru-RU"/>
+        </w:rPr>
+        <w:t>8</w:t>
+      </w:r>
+      <w:r>
+        <w:rPr>
+          <w:rFonts w:ascii="Times New Roman" w:cs="Times New Roman" w:hAnsi="Times New Roman"/>
+          <w:color w:val="000000" w:themeColor="dk1"/>
+          <w:sz w:val="28"/>
+          <w:szCs w:val="28"/>
+        </w:rPr>
+        <w:fldChar w:fldCharType="end"/>
+      </w:r>
+      <w:r>
+        <w:rPr>
+          <w:rFonts w:ascii="Times New Roman" w:cs="Times New Roman" w:hAnsi="Times New Roman"/>
+          <w:color w:val="000000" w:themeColor="dk1"/>
+          <w:sz w:val="28"/>
+          <w:szCs w:val="28"/>
+        </w:rPr>
+        <w:fldChar w:fldCharType="end"/>
+      </w:r>
+    </w:p>
+    <w:p>
+      <w:pPr>
+        <w:pStyle w:val="Toc3"/>
+        <w:tabs>
+          <w:tab w:val="right" w:leader="dot" w:pos="9628"/>
+        </w:tabs>
+        <w:spacing w:line="360"/>
+        <w:rPr>
+          <w:rFonts w:ascii="Times New Roman" w:cs="Times New Roman" w:hAnsi="Times New Roman"/>
+          <w:color w:val="000000" w:themeColor="dk1"/>
+          <w:sz w:val="28"/>
+          <w:szCs w:val="28"/>
+        </w:rPr>
+      </w:pPr>
+      <w:r>
+        <w:rPr>
+          <w:rStyle w:val="Hyperlink"/>
+          <w:rFonts w:ascii="Times New Roman" w:cs="Times New Roman" w:hAnsi="Times New Roman"/>
+          <w:color w:val="000000" w:themeColor="dk1"/>
+          <w:sz w:val="28"/>
+          <w:szCs w:val="28"/>
+          <w:lang w:val="ru-RU"/>
+        </w:rPr>
+        <w:fldChar w:fldCharType="begin"/>
+      </w:r>
+      <w:r>
+        <w:rPr>
+          <w:rStyle w:val="Hyperlink"/>
+          <w:rFonts w:ascii="Times New Roman" w:cs="Times New Roman" w:hAnsi="Times New Roman"/>
+          <w:color w:val="000000" w:themeColor="dk1"/>
+          <w:sz w:val="28"/>
+          <w:szCs w:val="28"/>
+          <w:lang w:val="ru-RU"/>
+        </w:rPr>
+        <w:instrText xml:space="preserve">HYPERLINK \l "_Toc23"</w:instrText>
+      </w:r>
+      <w:r>
+        <w:rPr>
+          <w:rStyle w:val="Hyperlink"/>
+          <w:rFonts w:ascii="Times New Roman" w:cs="Times New Roman" w:hAnsi="Times New Roman"/>
+          <w:color w:val="000000" w:themeColor="dk1"/>
+          <w:sz w:val="28"/>
+          <w:szCs w:val="28"/>
+          <w:lang w:val="ru-RU"/>
+        </w:rPr>
+        <w:fldChar w:fldCharType="separate"/>
+      </w:r>
+      <w:r>
+        <w:rPr>
+          <w:rStyle w:val="Hyperlink"/>
+          <w:rFonts w:ascii="Times New Roman" w:cs="Times New Roman" w:hAnsi="Times New Roman"/>
+          <w:color w:val="000000" w:themeColor="dk1"/>
+          <w:sz w:val="28"/>
+          <w:szCs w:val="28"/>
+          <w:lang w:val="ru-RU"/>
+        </w:rPr>
+        <w:t>2.1.1 Язык программирования</w:t>
+        <w:tab/>
+      </w:r>
+      <w:r>
+        <w:rPr>
+          <w:rFonts w:ascii="Times New Roman" w:cs="Times New Roman" w:hAnsi="Times New Roman"/>
+          <w:color w:val="000000" w:themeColor="dk1"/>
+          <w:sz w:val="28"/>
+          <w:szCs w:val="28"/>
+          <w:lang w:val="ru-RU"/>
+        </w:rPr>
+        <w:fldChar w:fldCharType="begin"/>
+      </w:r>
+      <w:r>
+        <w:rPr>
+          <w:rFonts w:ascii="Times New Roman" w:cs="Times New Roman" w:hAnsi="Times New Roman"/>
+          <w:color w:val="000000" w:themeColor="dk1"/>
+          <w:sz w:val="28"/>
+          <w:szCs w:val="28"/>
+          <w:lang w:val="ru-RU"/>
+        </w:rPr>
+        <w:instrText xml:space="preserve">PAGEREF _Toc23 \h</w:instrText>
+      </w:r>
+      <w:r>
+        <w:rPr>
+          <w:rFonts w:ascii="Times New Roman" w:cs="Times New Roman" w:hAnsi="Times New Roman"/>
+          <w:color w:val="000000" w:themeColor="dk1"/>
+          <w:sz w:val="28"/>
+          <w:szCs w:val="28"/>
+          <w:lang w:val="ru-RU"/>
+        </w:rPr>
+        <w:fldChar w:fldCharType="separate"/>
+      </w:r>
+      <w:r>
+        <w:rPr>
+          <w:rFonts w:ascii="Times New Roman" w:cs="Times New Roman" w:hAnsi="Times New Roman"/>
+          <w:color w:val="000000" w:themeColor="dk1"/>
+          <w:sz w:val="28"/>
+          <w:szCs w:val="28"/>
+          <w:lang w:val="ru-RU"/>
+        </w:rPr>
+        <w:t>8</w:t>
+      </w:r>
+      <w:r>
+        <w:rPr>
+          <w:rFonts w:ascii="Times New Roman" w:cs="Times New Roman" w:hAnsi="Times New Roman"/>
+          <w:color w:val="000000" w:themeColor="dk1"/>
+          <w:sz w:val="28"/>
+          <w:szCs w:val="28"/>
+        </w:rPr>
+        <w:fldChar w:fldCharType="end"/>
+      </w:r>
+      <w:r>
+        <w:rPr>
+          <w:rFonts w:ascii="Times New Roman" w:cs="Times New Roman" w:hAnsi="Times New Roman"/>
+          <w:color w:val="000000" w:themeColor="dk1"/>
+          <w:sz w:val="28"/>
+          <w:szCs w:val="28"/>
+        </w:rPr>
+        <w:fldChar w:fldCharType="end"/>
+      </w:r>
+    </w:p>
+    <w:p>
+      <w:pPr>
+        <w:pStyle w:val="Toc3"/>
+        <w:tabs>
+          <w:tab w:val="right" w:leader="dot" w:pos="9628"/>
+        </w:tabs>
+        <w:spacing w:line="360"/>
+        <w:rPr>
+          <w:rFonts w:ascii="Times New Roman" w:cs="Times New Roman" w:hAnsi="Times New Roman"/>
+          <w:color w:val="000000" w:themeColor="dk1"/>
+          <w:sz w:val="28"/>
+          <w:szCs w:val="28"/>
+        </w:rPr>
+      </w:pPr>
+      <w:r>
+        <w:rPr>
+          <w:rStyle w:val="Hyperlink"/>
+          <w:rFonts w:ascii="Times New Roman" w:cs="Times New Roman" w:hAnsi="Times New Roman"/>
+          <w:color w:val="000000" w:themeColor="dk1"/>
+          <w:sz w:val="28"/>
+          <w:szCs w:val="28"/>
+          <w:lang w:val="ru-RU"/>
+        </w:rPr>
+        <w:fldChar w:fldCharType="begin"/>
+      </w:r>
+      <w:r>
+        <w:rPr>
+          <w:rStyle w:val="Hyperlink"/>
+          <w:rFonts w:ascii="Times New Roman" w:cs="Times New Roman" w:hAnsi="Times New Roman"/>
+          <w:color w:val="000000" w:themeColor="dk1"/>
+          <w:sz w:val="28"/>
+          <w:szCs w:val="28"/>
+          <w:lang w:val="ru-RU"/>
+        </w:rPr>
+        <w:instrText xml:space="preserve">HYPERLINK \l "_Toc24"</w:instrText>
+      </w:r>
+      <w:r>
+        <w:rPr>
+          <w:rStyle w:val="Hyperlink"/>
+          <w:rFonts w:ascii="Times New Roman" w:cs="Times New Roman" w:hAnsi="Times New Roman"/>
+          <w:color w:val="000000" w:themeColor="dk1"/>
+          <w:sz w:val="28"/>
+          <w:szCs w:val="28"/>
+          <w:lang w:val="ru-RU"/>
+        </w:rPr>
+        <w:fldChar w:fldCharType="separate"/>
+      </w:r>
+      <w:r>
+        <w:rPr>
+          <w:rStyle w:val="Hyperlink"/>
+          <w:rFonts w:ascii="Times New Roman" w:cs="Times New Roman" w:hAnsi="Times New Roman"/>
+          <w:color w:val="000000" w:themeColor="dk1"/>
+          <w:sz w:val="28"/>
+          <w:szCs w:val="28"/>
+          <w:lang w:val="ru-RU"/>
+        </w:rPr>
+        <w:t>2.1.2 Среда разработки</w:t>
+        <w:tab/>
+      </w:r>
+      <w:r>
+        <w:rPr>
+          <w:rFonts w:ascii="Times New Roman" w:cs="Times New Roman" w:hAnsi="Times New Roman"/>
+          <w:color w:val="000000" w:themeColor="dk1"/>
+          <w:sz w:val="28"/>
+          <w:szCs w:val="28"/>
+          <w:lang w:val="ru-RU"/>
+        </w:rPr>
+        <w:fldChar w:fldCharType="begin"/>
+      </w:r>
+      <w:r>
+        <w:rPr>
+          <w:rFonts w:ascii="Times New Roman" w:cs="Times New Roman" w:hAnsi="Times New Roman"/>
+          <w:color w:val="000000" w:themeColor="dk1"/>
+          <w:sz w:val="28"/>
+          <w:szCs w:val="28"/>
+          <w:lang w:val="ru-RU"/>
+        </w:rPr>
+        <w:instrText xml:space="preserve">PAGEREF _Toc24 \h</w:instrText>
+      </w:r>
+      <w:r>
+        <w:rPr>
+          <w:rFonts w:ascii="Times New Roman" w:cs="Times New Roman" w:hAnsi="Times New Roman"/>
+          <w:color w:val="000000" w:themeColor="dk1"/>
+          <w:sz w:val="28"/>
+          <w:szCs w:val="28"/>
+          <w:lang w:val="ru-RU"/>
+        </w:rPr>
+        <w:fldChar w:fldCharType="separate"/>
+      </w:r>
+      <w:r>
+        <w:rPr>
+          <w:rFonts w:ascii="Times New Roman" w:cs="Times New Roman" w:hAnsi="Times New Roman"/>
+          <w:color w:val="000000" w:themeColor="dk1"/>
+          <w:sz w:val="28"/>
+          <w:szCs w:val="28"/>
+          <w:lang w:val="ru-RU"/>
+        </w:rPr>
+        <w:t>8</w:t>
+      </w:r>
+      <w:r>
+        <w:rPr>
+          <w:rFonts w:ascii="Times New Roman" w:cs="Times New Roman" w:hAnsi="Times New Roman"/>
+          <w:color w:val="000000" w:themeColor="dk1"/>
+          <w:sz w:val="28"/>
+          <w:szCs w:val="28"/>
+        </w:rPr>
+        <w:fldChar w:fldCharType="end"/>
+      </w:r>
+      <w:r>
+        <w:rPr>
+          <w:rFonts w:ascii="Times New Roman" w:cs="Times New Roman" w:hAnsi="Times New Roman"/>
+          <w:color w:val="000000" w:themeColor="dk1"/>
+          <w:sz w:val="28"/>
+          <w:szCs w:val="28"/>
+        </w:rPr>
+        <w:fldChar w:fldCharType="end"/>
+      </w:r>
+    </w:p>
+    <w:p>
+      <w:pPr>
+        <w:pStyle w:val="Toc3"/>
+        <w:tabs>
+          <w:tab w:val="right" w:leader="dot" w:pos="9628"/>
+        </w:tabs>
+        <w:spacing w:line="360"/>
+        <w:rPr>
+          <w:rFonts w:ascii="Times New Roman" w:cs="Times New Roman" w:hAnsi="Times New Roman"/>
+          <w:color w:val="000000" w:themeColor="dk1"/>
+          <w:sz w:val="28"/>
+          <w:szCs w:val="28"/>
+        </w:rPr>
+      </w:pPr>
+      <w:r>
+        <w:rPr>
+          <w:rStyle w:val="Hyperlink"/>
+          <w:rFonts w:ascii="Times New Roman" w:cs="Times New Roman" w:hAnsi="Times New Roman"/>
+          <w:color w:val="000000" w:themeColor="dk1"/>
+          <w:sz w:val="28"/>
+          <w:szCs w:val="28"/>
+          <w:lang w:val="ru-RU"/>
+        </w:rPr>
+        <w:fldChar w:fldCharType="begin"/>
+      </w:r>
+      <w:r>
+        <w:rPr>
+          <w:rStyle w:val="Hyperlink"/>
+          <w:rFonts w:ascii="Times New Roman" w:cs="Times New Roman" w:hAnsi="Times New Roman"/>
+          <w:color w:val="000000" w:themeColor="dk1"/>
+          <w:sz w:val="28"/>
+          <w:szCs w:val="28"/>
+          <w:lang w:val="ru-RU"/>
+        </w:rPr>
+        <w:instrText xml:space="preserve">HYPERLINK \l "_Toc25"</w:instrText>
+      </w:r>
+      <w:r>
+        <w:rPr>
+          <w:rStyle w:val="Hyperlink"/>
+          <w:rFonts w:ascii="Times New Roman" w:cs="Times New Roman" w:hAnsi="Times New Roman"/>
+          <w:color w:val="000000" w:themeColor="dk1"/>
+          <w:sz w:val="28"/>
+          <w:szCs w:val="28"/>
+          <w:lang w:val="ru-RU"/>
+        </w:rPr>
+        <w:fldChar w:fldCharType="separate"/>
+      </w:r>
+      <w:r>
+        <w:rPr>
+          <w:rStyle w:val="Hyperlink"/>
+          <w:rFonts w:ascii="Times New Roman" w:cs="Times New Roman" w:hAnsi="Times New Roman"/>
+          <w:color w:val="000000" w:themeColor="dk1"/>
+          <w:sz w:val="28"/>
+          <w:szCs w:val="28"/>
+          <w:lang w:val="ru-RU"/>
+        </w:rPr>
+        <w:t>2.1.3 Библиотеки и модули</w:t>
+        <w:tab/>
+      </w:r>
+      <w:r>
+        <w:rPr>
+          <w:rFonts w:ascii="Times New Roman" w:cs="Times New Roman" w:hAnsi="Times New Roman"/>
+          <w:color w:val="000000" w:themeColor="dk1"/>
+          <w:sz w:val="28"/>
+          <w:szCs w:val="28"/>
+          <w:lang w:val="ru-RU"/>
+        </w:rPr>
+        <w:fldChar w:fldCharType="begin"/>
+      </w:r>
+      <w:r>
+        <w:rPr>
+          <w:rFonts w:ascii="Times New Roman" w:cs="Times New Roman" w:hAnsi="Times New Roman"/>
+          <w:color w:val="000000" w:themeColor="dk1"/>
+          <w:sz w:val="28"/>
+          <w:szCs w:val="28"/>
+          <w:lang w:val="ru-RU"/>
+        </w:rPr>
+        <w:instrText xml:space="preserve">PAGEREF _Toc25 \h</w:instrText>
+      </w:r>
+      <w:r>
+        <w:rPr>
+          <w:rFonts w:ascii="Times New Roman" w:cs="Times New Roman" w:hAnsi="Times New Roman"/>
+          <w:color w:val="000000" w:themeColor="dk1"/>
+          <w:sz w:val="28"/>
+          <w:szCs w:val="28"/>
+          <w:lang w:val="ru-RU"/>
+        </w:rPr>
+        <w:fldChar w:fldCharType="separate"/>
+      </w:r>
+      <w:r>
+        <w:rPr>
+          <w:rFonts w:ascii="Times New Roman" w:cs="Times New Roman" w:hAnsi="Times New Roman"/>
+          <w:color w:val="000000" w:themeColor="dk1"/>
+          <w:sz w:val="28"/>
+          <w:szCs w:val="28"/>
+          <w:lang w:val="ru-RU"/>
+        </w:rPr>
+        <w:t>8</w:t>
+      </w:r>
+      <w:r>
+        <w:rPr>
+          <w:rFonts w:ascii="Times New Roman" w:cs="Times New Roman" w:hAnsi="Times New Roman"/>
+          <w:color w:val="000000" w:themeColor="dk1"/>
+          <w:sz w:val="28"/>
+          <w:szCs w:val="28"/>
+        </w:rPr>
+        <w:fldChar w:fldCharType="end"/>
+      </w:r>
+      <w:r>
+        <w:rPr>
+          <w:rFonts w:ascii="Times New Roman" w:cs="Times New Roman" w:hAnsi="Times New Roman"/>
+          <w:color w:val="000000" w:themeColor="dk1"/>
+          <w:sz w:val="28"/>
+          <w:szCs w:val="28"/>
+        </w:rPr>
+        <w:fldChar w:fldCharType="end"/>
+      </w:r>
+    </w:p>
+    <w:p>
+      <w:pPr>
+        <w:pStyle w:val="Toc3"/>
+        <w:tabs>
+          <w:tab w:val="right" w:leader="dot" w:pos="9628"/>
+        </w:tabs>
+        <w:spacing w:line="360"/>
+        <w:rPr>
+          <w:rFonts w:ascii="Times New Roman" w:cs="Times New Roman" w:hAnsi="Times New Roman"/>
+          <w:color w:val="000000" w:themeColor="dk1"/>
+          <w:sz w:val="28"/>
+          <w:szCs w:val="28"/>
+        </w:rPr>
+      </w:pPr>
+      <w:r>
+        <w:rPr>
+          <w:rStyle w:val="Hyperlink"/>
+          <w:rFonts w:ascii="Times New Roman" w:cs="Times New Roman" w:hAnsi="Times New Roman"/>
+          <w:color w:val="000000" w:themeColor="dk1"/>
+          <w:sz w:val="28"/>
+          <w:szCs w:val="28"/>
+          <w:lang w:val="ru-RU"/>
+        </w:rPr>
+        <w:fldChar w:fldCharType="begin"/>
+      </w:r>
+      <w:r>
+        <w:rPr>
+          <w:rStyle w:val="Hyperlink"/>
+          <w:rFonts w:ascii="Times New Roman" w:cs="Times New Roman" w:hAnsi="Times New Roman"/>
+          <w:color w:val="000000" w:themeColor="dk1"/>
+          <w:sz w:val="28"/>
+          <w:szCs w:val="28"/>
+          <w:lang w:val="ru-RU"/>
+        </w:rPr>
+        <w:instrText xml:space="preserve">HYPERLINK \l "_Toc26"</w:instrText>
+      </w:r>
+      <w:r>
+        <w:rPr>
+          <w:rStyle w:val="Hyperlink"/>
+          <w:rFonts w:ascii="Times New Roman" w:cs="Times New Roman" w:hAnsi="Times New Roman"/>
+          <w:color w:val="000000" w:themeColor="dk1"/>
+          <w:sz w:val="28"/>
+          <w:szCs w:val="28"/>
+          <w:lang w:val="ru-RU"/>
+        </w:rPr>
+        <w:fldChar w:fldCharType="separate"/>
+      </w:r>
+      <w:r>
+        <w:rPr>
+          <w:rStyle w:val="Hyperlink"/>
+          <w:rFonts w:ascii="Times New Roman" w:cs="Times New Roman" w:hAnsi="Times New Roman"/>
+          <w:color w:val="000000" w:themeColor="dk1"/>
+          <w:sz w:val="28"/>
+          <w:szCs w:val="28"/>
+          <w:lang w:val="ru-RU"/>
+        </w:rPr>
+        <w:t>2.1.4 Обоснование архитектурных решений</w:t>
+        <w:tab/>
+      </w:r>
+      <w:r>
+        <w:rPr>
+          <w:rFonts w:ascii="Times New Roman" w:cs="Times New Roman" w:hAnsi="Times New Roman"/>
+          <w:color w:val="000000" w:themeColor="dk1"/>
+          <w:sz w:val="28"/>
+          <w:szCs w:val="28"/>
+          <w:lang w:val="ru-RU"/>
+        </w:rPr>
+        <w:fldChar w:fldCharType="begin"/>
+      </w:r>
+      <w:r>
+        <w:rPr>
+          <w:rFonts w:ascii="Times New Roman" w:cs="Times New Roman" w:hAnsi="Times New Roman"/>
+          <w:color w:val="000000" w:themeColor="dk1"/>
+          <w:sz w:val="28"/>
+          <w:szCs w:val="28"/>
+          <w:lang w:val="ru-RU"/>
+        </w:rPr>
+        <w:instrText xml:space="preserve">PAGEREF _Toc26 \h</w:instrText>
+      </w:r>
+      <w:r>
+        <w:rPr>
+          <w:rFonts w:ascii="Times New Roman" w:cs="Times New Roman" w:hAnsi="Times New Roman"/>
+          <w:color w:val="000000" w:themeColor="dk1"/>
+          <w:sz w:val="28"/>
+          <w:szCs w:val="28"/>
+          <w:lang w:val="ru-RU"/>
+        </w:rPr>
+        <w:fldChar w:fldCharType="separate"/>
+      </w:r>
+      <w:r>
+        <w:rPr>
+          <w:rFonts w:ascii="Times New Roman" w:cs="Times New Roman" w:hAnsi="Times New Roman"/>
+          <w:color w:val="000000" w:themeColor="dk1"/>
+          <w:sz w:val="28"/>
+          <w:szCs w:val="28"/>
+          <w:lang w:val="ru-RU"/>
+        </w:rPr>
+        <w:t>1</w:t>
+      </w:r>
+      <w:r>
+        <w:rPr>
+          <w:rFonts w:ascii="Times New Roman" w:cs="Times New Roman" w:hAnsi="Times New Roman"/>
+          <w:color w:val="000000" w:themeColor="dk1"/>
+          <w:sz w:val="28"/>
+          <w:szCs w:val="28"/>
+          <w:lang w:val="ru-RU"/>
+        </w:rPr>
+        <w:fldChar w:fldCharType="end"/>
+      </w:r>
+      <w:r>
+        <w:rPr>
+          <w:rFonts w:ascii="Times New Roman" w:cs="Times New Roman" w:hAnsi="Times New Roman"/>
+          <w:color w:val="000000" w:themeColor="dk1"/>
+          <w:sz w:val="28"/>
+          <w:szCs w:val="28"/>
+          <w:lang w:val="ru-RU"/>
+        </w:rPr>
+        <w:fldChar w:fldCharType="end"/>
+      </w:r>
+      <w:r>
+        <w:rPr>
+          <w:rFonts w:ascii="Times New Roman" w:cs="Times New Roman" w:hAnsi="Times New Roman"/>
+          <w:color w:val="000000" w:themeColor="dk1"/>
+          <w:sz w:val="28"/>
+          <w:szCs w:val="28"/>
+          <w:lang w:val="ru-RU"/>
+        </w:rPr>
+        <w:t>0</w:t>
+      </w:r>
+    </w:p>
+    <w:p>
+      <w:pPr>
+        <w:pStyle w:val="Toc2"/>
+        <w:tabs>
+          <w:tab w:val="right" w:leader="dot" w:pos="9628"/>
+        </w:tabs>
+        <w:spacing w:line="360"/>
+        <w:rPr>
+          <w:rFonts w:ascii="Times New Roman" w:cs="Times New Roman" w:hAnsi="Times New Roman"/>
+          <w:color w:val="000000" w:themeColor="dk1"/>
+          <w:sz w:val="28"/>
+          <w:szCs w:val="28"/>
+        </w:rPr>
+      </w:pPr>
+      <w:r>
+        <w:rPr>
+          <w:rStyle w:val="Hyperlink"/>
+          <w:rFonts w:ascii="Times New Roman" w:cs="Times New Roman" w:hAnsi="Times New Roman"/>
+          <w:color w:val="000000" w:themeColor="dk1"/>
+          <w:sz w:val="28"/>
+          <w:szCs w:val="28"/>
+          <w:lang w:val="ru-RU"/>
+        </w:rPr>
+        <w:fldChar w:fldCharType="begin"/>
+      </w:r>
+      <w:r>
+        <w:rPr>
+          <w:rStyle w:val="Hyperlink"/>
+          <w:rFonts w:ascii="Times New Roman" w:cs="Times New Roman" w:hAnsi="Times New Roman"/>
+          <w:color w:val="000000" w:themeColor="dk1"/>
+          <w:sz w:val="28"/>
+          <w:szCs w:val="28"/>
+          <w:lang w:val="ru-RU"/>
+        </w:rPr>
+        <w:instrText xml:space="preserve">HYPERLINK \l "_Toc14"</w:instrText>
+      </w:r>
+      <w:r>
+        <w:rPr>
+          <w:rStyle w:val="Hyperlink"/>
+          <w:rFonts w:ascii="Times New Roman" w:cs="Times New Roman" w:hAnsi="Times New Roman"/>
+          <w:color w:val="000000" w:themeColor="dk1"/>
+          <w:sz w:val="28"/>
+          <w:szCs w:val="28"/>
+          <w:lang w:val="ru-RU"/>
+        </w:rPr>
+        <w:fldChar w:fldCharType="separate"/>
+      </w:r>
+      <w:r>
+        <w:rPr>
+          <w:rStyle w:val="Hyperlink"/>
+          <w:rFonts w:ascii="Times New Roman" w:cs="Times New Roman" w:hAnsi="Times New Roman"/>
+          <w:color w:val="000000" w:themeColor="dk1"/>
+          <w:sz w:val="28"/>
+          <w:szCs w:val="28"/>
+          <w:lang w:val="ru-RU"/>
+        </w:rPr>
+        <w:t>2.2 Описание интерфейса пользователя</w:t>
+        <w:tab/>
+      </w:r>
+      <w:r>
+        <w:rPr>
+          <w:rFonts w:ascii="Times New Roman" w:cs="Times New Roman" w:hAnsi="Times New Roman"/>
+          <w:color w:val="000000" w:themeColor="dk1"/>
+          <w:sz w:val="28"/>
+          <w:szCs w:val="28"/>
+          <w:lang w:val="ru-RU"/>
+        </w:rPr>
+        <w:fldChar w:fldCharType="begin"/>
+      </w:r>
+      <w:r>
+        <w:rPr>
+          <w:rFonts w:ascii="Times New Roman" w:cs="Times New Roman" w:hAnsi="Times New Roman"/>
+          <w:color w:val="000000" w:themeColor="dk1"/>
+          <w:sz w:val="28"/>
+          <w:szCs w:val="28"/>
+          <w:lang w:val="ru-RU"/>
+        </w:rPr>
+        <w:instrText xml:space="preserve">PAGEREF _Toc14 \h</w:instrText>
+      </w:r>
+      <w:r>
+        <w:rPr>
+          <w:rFonts w:ascii="Times New Roman" w:cs="Times New Roman" w:hAnsi="Times New Roman"/>
+          <w:color w:val="000000" w:themeColor="dk1"/>
+          <w:sz w:val="28"/>
+          <w:szCs w:val="28"/>
+          <w:lang w:val="ru-RU"/>
+        </w:rPr>
+        <w:fldChar w:fldCharType="separate"/>
+      </w:r>
+      <w:r>
+        <w:rPr>
+          <w:rFonts w:ascii="Times New Roman" w:cs="Times New Roman" w:hAnsi="Times New Roman"/>
+          <w:color w:val="000000" w:themeColor="dk1"/>
+          <w:sz w:val="28"/>
+          <w:szCs w:val="28"/>
+          <w:lang w:val="ru-RU"/>
+        </w:rPr>
+        <w:t>1</w:t>
+      </w:r>
+      <w:r>
+        <w:rPr>
+          <w:rFonts w:ascii="Times New Roman" w:cs="Times New Roman" w:hAnsi="Times New Roman"/>
+          <w:color w:val="000000" w:themeColor="dk1"/>
+          <w:sz w:val="28"/>
+          <w:szCs w:val="28"/>
+          <w:lang w:val="ru-RU"/>
+        </w:rPr>
+        <w:fldChar w:fldCharType="end"/>
+      </w:r>
+      <w:r>
+        <w:rPr>
+          <w:rFonts w:ascii="Times New Roman" w:cs="Times New Roman" w:hAnsi="Times New Roman"/>
+          <w:color w:val="000000" w:themeColor="dk1"/>
+          <w:sz w:val="28"/>
+          <w:szCs w:val="28"/>
+          <w:lang w:val="ru-RU"/>
+        </w:rPr>
+        <w:fldChar w:fldCharType="end"/>
+      </w:r>
+      <w:r>
+        <w:rPr>
+          <w:rFonts w:ascii="Times New Roman" w:cs="Times New Roman" w:hAnsi="Times New Roman"/>
+          <w:color w:val="000000" w:themeColor="dk1"/>
+          <w:sz w:val="28"/>
+          <w:szCs w:val="28"/>
+          <w:lang w:val="ru-RU"/>
+        </w:rPr>
+        <w:t>0</w:t>
+      </w:r>
+    </w:p>
+    <w:p>
+      <w:pPr>
+        <w:pStyle w:val="Toc3"/>
+        <w:tabs>
+          <w:tab w:val="right" w:leader="dot" w:pos="9628"/>
+        </w:tabs>
+        <w:spacing w:line="360"/>
+        <w:rPr>
+          <w:rFonts w:ascii="Times New Roman" w:cs="Times New Roman" w:hAnsi="Times New Roman"/>
+          <w:color w:val="000000" w:themeColor="dk1"/>
+          <w:sz w:val="28"/>
+          <w:szCs w:val="28"/>
+        </w:rPr>
+      </w:pPr>
+      <w:r>
+        <w:rPr>
+          <w:rStyle w:val="Hyperlink"/>
+          <w:rFonts w:ascii="Times New Roman" w:cs="Times New Roman" w:hAnsi="Times New Roman"/>
+          <w:color w:val="000000" w:themeColor="dk1"/>
+          <w:sz w:val="28"/>
+          <w:szCs w:val="28"/>
+          <w:lang w:val="ru-RU"/>
+        </w:rPr>
+        <w:fldChar w:fldCharType="begin"/>
+      </w:r>
+      <w:r>
+        <w:rPr>
+          <w:rStyle w:val="Hyperlink"/>
+          <w:rFonts w:ascii="Times New Roman" w:cs="Times New Roman" w:hAnsi="Times New Roman"/>
+          <w:color w:val="000000" w:themeColor="dk1"/>
+          <w:sz w:val="28"/>
+          <w:szCs w:val="28"/>
+          <w:lang w:val="ru-RU"/>
+        </w:rPr>
+        <w:instrText xml:space="preserve">HYPERLINK \l "_Toc27"</w:instrText>
+      </w:r>
+      <w:r>
+        <w:rPr>
+          <w:rStyle w:val="Hyperlink"/>
+          <w:rFonts w:ascii="Times New Roman" w:cs="Times New Roman" w:hAnsi="Times New Roman"/>
+          <w:color w:val="000000" w:themeColor="dk1"/>
+          <w:sz w:val="28"/>
+          <w:szCs w:val="28"/>
+          <w:lang w:val="ru-RU"/>
+        </w:rPr>
+        <w:fldChar w:fldCharType="separate"/>
+      </w:r>
+      <w:r>
+        <w:rPr>
+          <w:rStyle w:val="Hyperlink"/>
+          <w:rFonts w:ascii="Times New Roman" w:cs="Times New Roman" w:hAnsi="Times New Roman"/>
+          <w:color w:val="000000" w:themeColor="dk1"/>
+          <w:sz w:val="28"/>
+          <w:szCs w:val="28"/>
+          <w:lang w:val="ru-RU"/>
+        </w:rPr>
+        <w:t>2.2.1 Стартовое окно (StartWindow)</w:t>
+        <w:tab/>
+      </w:r>
+      <w:r>
+        <w:rPr>
+          <w:rFonts w:ascii="Times New Roman" w:cs="Times New Roman" w:hAnsi="Times New Roman"/>
+          <w:color w:val="000000" w:themeColor="dk1"/>
+          <w:sz w:val="28"/>
+          <w:szCs w:val="28"/>
+          <w:lang w:val="ru-RU"/>
+        </w:rPr>
+        <w:fldChar w:fldCharType="begin"/>
+      </w:r>
+      <w:r>
+        <w:rPr>
+          <w:rFonts w:ascii="Times New Roman" w:cs="Times New Roman" w:hAnsi="Times New Roman"/>
+          <w:color w:val="000000" w:themeColor="dk1"/>
+          <w:sz w:val="28"/>
+          <w:szCs w:val="28"/>
+          <w:lang w:val="ru-RU"/>
+        </w:rPr>
+        <w:instrText xml:space="preserve">PAGEREF _Toc27 \h</w:instrText>
+      </w:r>
+      <w:r>
+        <w:rPr>
+          <w:rFonts w:ascii="Times New Roman" w:cs="Times New Roman" w:hAnsi="Times New Roman"/>
+          <w:color w:val="000000" w:themeColor="dk1"/>
+          <w:sz w:val="28"/>
+          <w:szCs w:val="28"/>
+          <w:lang w:val="ru-RU"/>
+        </w:rPr>
+        <w:fldChar w:fldCharType="separate"/>
+      </w:r>
+      <w:r>
+        <w:rPr>
+          <w:rFonts w:ascii="Times New Roman" w:cs="Times New Roman" w:hAnsi="Times New Roman"/>
+          <w:color w:val="000000" w:themeColor="dk1"/>
+          <w:sz w:val="28"/>
+          <w:szCs w:val="28"/>
+          <w:lang w:val="ru-RU"/>
+        </w:rPr>
+        <w:t>1</w:t>
+      </w:r>
+      <w:r>
+        <w:rPr>
+          <w:rFonts w:ascii="Times New Roman" w:cs="Times New Roman" w:hAnsi="Times New Roman"/>
+          <w:color w:val="000000" w:themeColor="dk1"/>
+          <w:sz w:val="28"/>
+          <w:szCs w:val="28"/>
+          <w:lang w:val="ru-RU"/>
+        </w:rPr>
+        <w:fldChar w:fldCharType="end"/>
+      </w:r>
+      <w:r>
+        <w:rPr>
+          <w:rFonts w:ascii="Times New Roman" w:cs="Times New Roman" w:hAnsi="Times New Roman"/>
+          <w:color w:val="000000" w:themeColor="dk1"/>
+          <w:sz w:val="28"/>
+          <w:szCs w:val="28"/>
+          <w:lang w:val="ru-RU"/>
+        </w:rPr>
+        <w:fldChar w:fldCharType="end"/>
+      </w:r>
+      <w:r>
+        <w:rPr>
+          <w:rFonts w:ascii="Times New Roman" w:cs="Times New Roman" w:hAnsi="Times New Roman"/>
+          <w:color w:val="000000" w:themeColor="dk1"/>
+          <w:sz w:val="28"/>
+          <w:szCs w:val="28"/>
+          <w:lang w:val="ru-RU"/>
+        </w:rPr>
+        <w:t>10</w:t>
+      </w:r>
+    </w:p>
+    <w:p>
+      <w:pPr>
+        <w:pStyle w:val="Toc3"/>
+        <w:tabs>
+          <w:tab w:val="right" w:leader="dot" w:pos="9628"/>
+        </w:tabs>
+        <w:spacing w:line="360"/>
+        <w:rPr>
+          <w:rFonts w:ascii="Times New Roman" w:cs="Times New Roman" w:hAnsi="Times New Roman"/>
+          <w:color w:val="000000" w:themeColor="dk1"/>
+          <w:sz w:val="28"/>
+          <w:szCs w:val="28"/>
+        </w:rPr>
+      </w:pPr>
+      <w:r>
+        <w:rPr>
+          <w:rStyle w:val="Hyperlink"/>
+          <w:rFonts w:ascii="Times New Roman" w:cs="Times New Roman" w:hAnsi="Times New Roman"/>
+          <w:color w:val="000000" w:themeColor="dk1"/>
+          <w:sz w:val="28"/>
+          <w:szCs w:val="28"/>
+          <w:lang w:val="ru-RU"/>
+        </w:rPr>
+        <w:fldChar w:fldCharType="begin"/>
+      </w:r>
+      <w:r>
+        <w:rPr>
+          <w:rStyle w:val="Hyperlink"/>
+          <w:rFonts w:ascii="Times New Roman" w:cs="Times New Roman" w:hAnsi="Times New Roman"/>
+          <w:color w:val="000000" w:themeColor="dk1"/>
+          <w:sz w:val="28"/>
+          <w:szCs w:val="28"/>
+          <w:lang w:val="ru-RU"/>
+        </w:rPr>
+        <w:instrText xml:space="preserve">HYPERLINK \l "_Toc28"</w:instrText>
+      </w:r>
+      <w:r>
+        <w:rPr>
+          <w:rStyle w:val="Hyperlink"/>
+          <w:rFonts w:ascii="Times New Roman" w:cs="Times New Roman" w:hAnsi="Times New Roman"/>
+          <w:color w:val="000000" w:themeColor="dk1"/>
+          <w:sz w:val="28"/>
+          <w:szCs w:val="28"/>
+          <w:lang w:val="ru-RU"/>
+        </w:rPr>
+        <w:fldChar w:fldCharType="separate"/>
+      </w:r>
+      <w:r>
+        <w:rPr>
+          <w:rStyle w:val="Hyperlink"/>
+          <w:rFonts w:ascii="Times New Roman" w:cs="Times New Roman" w:hAnsi="Times New Roman"/>
+          <w:color w:val="000000" w:themeColor="dk1"/>
+          <w:sz w:val="28"/>
+          <w:szCs w:val="28"/>
+          <w:lang w:val="ru-RU"/>
+        </w:rPr>
+        <w:t>2.2.2 Главное игровое окно (GameWindow)</w:t>
+        <w:tab/>
+      </w:r>
+      <w:r>
+        <w:rPr>
+          <w:rFonts w:ascii="Times New Roman" w:cs="Times New Roman" w:hAnsi="Times New Roman"/>
+          <w:color w:val="000000" w:themeColor="dk1"/>
+          <w:sz w:val="28"/>
+          <w:szCs w:val="28"/>
+          <w:lang w:val="ru-RU"/>
+        </w:rPr>
+        <w:fldChar w:fldCharType="begin"/>
+      </w:r>
+      <w:r>
+        <w:rPr>
+          <w:rFonts w:ascii="Times New Roman" w:cs="Times New Roman" w:hAnsi="Times New Roman"/>
+          <w:color w:val="000000" w:themeColor="dk1"/>
+          <w:sz w:val="28"/>
+          <w:szCs w:val="28"/>
+          <w:lang w:val="ru-RU"/>
+        </w:rPr>
+        <w:instrText xml:space="preserve">PAGEREF _Toc28 \h</w:instrText>
+      </w:r>
+      <w:r>
+        <w:rPr>
+          <w:rFonts w:ascii="Times New Roman" w:cs="Times New Roman" w:hAnsi="Times New Roman"/>
+          <w:color w:val="000000" w:themeColor="dk1"/>
+          <w:sz w:val="28"/>
+          <w:szCs w:val="28"/>
+          <w:lang w:val="ru-RU"/>
+        </w:rPr>
+        <w:fldChar w:fldCharType="separate"/>
+      </w:r>
+      <w:r>
+        <w:rPr>
+          <w:rFonts w:ascii="Times New Roman" w:cs="Times New Roman" w:hAnsi="Times New Roman"/>
+          <w:color w:val="000000" w:themeColor="dk1"/>
+          <w:sz w:val="28"/>
+          <w:szCs w:val="28"/>
+          <w:lang w:val="ru-RU"/>
+        </w:rPr>
+        <w:t>1</w:t>
+      </w:r>
+      <w:r>
+        <w:rPr>
+          <w:rFonts w:ascii="Times New Roman" w:cs="Times New Roman" w:hAnsi="Times New Roman"/>
+          <w:color w:val="000000" w:themeColor="dk1"/>
+          <w:sz w:val="28"/>
+          <w:szCs w:val="28"/>
+          <w:lang w:val="ru-RU"/>
+        </w:rPr>
+        <w:fldChar w:fldCharType="end"/>
+      </w:r>
+      <w:r>
+        <w:rPr>
+          <w:rFonts w:ascii="Times New Roman" w:cs="Times New Roman" w:hAnsi="Times New Roman"/>
+          <w:color w:val="000000" w:themeColor="dk1"/>
+          <w:sz w:val="28"/>
+          <w:szCs w:val="28"/>
+          <w:lang w:val="ru-RU"/>
+        </w:rPr>
+        <w:fldChar w:fldCharType="end"/>
+      </w:r>
+      <w:r>
+        <w:rPr>
+          <w:rFonts w:ascii="Times New Roman" w:cs="Times New Roman" w:hAnsi="Times New Roman"/>
+          <w:color w:val="000000" w:themeColor="dk1"/>
+          <w:sz w:val="28"/>
+          <w:szCs w:val="28"/>
+          <w:lang w:val="ru-RU"/>
+        </w:rPr>
+        <w:t>10</w:t>
+      </w:r>
+    </w:p>
+    <w:p>
+      <w:pPr>
+        <w:pStyle w:val="Toc3"/>
+        <w:tabs>
+          <w:tab w:val="right" w:leader="dot" w:pos="9628"/>
+        </w:tabs>
+        <w:spacing w:line="360"/>
+        <w:rPr>
+          <w:rFonts w:ascii="Times New Roman" w:cs="Times New Roman" w:hAnsi="Times New Roman"/>
+          <w:color w:val="000000" w:themeColor="dk1"/>
+          <w:sz w:val="28"/>
+          <w:szCs w:val="28"/>
+        </w:rPr>
+      </w:pPr>
+      <w:r>
+        <w:rPr>
+          <w:rStyle w:val="Hyperlink"/>
+          <w:rFonts w:ascii="Times New Roman" w:cs="Times New Roman" w:hAnsi="Times New Roman"/>
+          <w:color w:val="000000" w:themeColor="dk1"/>
+          <w:sz w:val="28"/>
+          <w:szCs w:val="28"/>
+          <w:lang w:val="ru-RU"/>
+        </w:rPr>
+        <w:fldChar w:fldCharType="begin"/>
+      </w:r>
+      <w:r>
+        <w:rPr>
+          <w:rStyle w:val="Hyperlink"/>
+          <w:rFonts w:ascii="Times New Roman" w:cs="Times New Roman" w:hAnsi="Times New Roman"/>
+          <w:color w:val="000000" w:themeColor="dk1"/>
+          <w:sz w:val="28"/>
+          <w:szCs w:val="28"/>
+          <w:lang w:val="ru-RU"/>
+        </w:rPr>
+        <w:instrText xml:space="preserve">HYPERLINK \l "_Toc29"</w:instrText>
+      </w:r>
+      <w:r>
+        <w:rPr>
+          <w:rStyle w:val="Hyperlink"/>
+          <w:rFonts w:ascii="Times New Roman" w:cs="Times New Roman" w:hAnsi="Times New Roman"/>
+          <w:color w:val="000000" w:themeColor="dk1"/>
+          <w:sz w:val="28"/>
+          <w:szCs w:val="28"/>
+          <w:lang w:val="ru-RU"/>
+        </w:rPr>
+        <w:fldChar w:fldCharType="separate"/>
+      </w:r>
+      <w:r>
+        <w:rPr>
+          <w:rStyle w:val="Hyperlink"/>
+          <w:rFonts w:ascii="Times New Roman" w:cs="Times New Roman" w:hAnsi="Times New Roman"/>
+          <w:color w:val="000000" w:themeColor="dk1"/>
+          <w:sz w:val="28"/>
+          <w:szCs w:val="28"/>
+          <w:lang w:val="ru-RU"/>
+        </w:rPr>
+        <w:t>2.2.3 Окно правил (show_rules)</w:t>
+        <w:tab/>
+      </w:r>
+      <w:r>
+        <w:rPr>
+          <w:rStyle w:val="Hyperlink"/>
+          <w:rFonts w:ascii="Times New Roman" w:cs="Times New Roman" w:hAnsi="Times New Roman"/>
+          <w:color w:val="000000" w:themeColor="dk1"/>
+          <w:sz w:val="28"/>
+          <w:szCs w:val="28"/>
+          <w:lang w:val="ru-RU"/>
+        </w:rPr>
+        <w:fldChar w:fldCharType="begin"/>
+      </w:r>
+      <w:r>
+        <w:rPr>
+          <w:rStyle w:val="Hyperlink"/>
+          <w:rFonts w:ascii="Times New Roman" w:cs="Times New Roman" w:hAnsi="Times New Roman"/>
+          <w:color w:val="000000" w:themeColor="dk1"/>
+          <w:sz w:val="28"/>
+          <w:szCs w:val="28"/>
+          <w:lang w:val="ru-RU"/>
+        </w:rPr>
+        <w:instrText xml:space="preserve">PAGEREF _Toc29 \h</w:instrText>
+      </w:r>
+      <w:r>
+        <w:rPr>
+          <w:rStyle w:val="Hyperlink"/>
+          <w:rFonts w:ascii="Times New Roman" w:cs="Times New Roman" w:hAnsi="Times New Roman"/>
+          <w:color w:val="000000" w:themeColor="dk1"/>
+          <w:sz w:val="28"/>
+          <w:szCs w:val="28"/>
+          <w:lang w:val="ru-RU"/>
+        </w:rPr>
+        <w:fldChar w:fldCharType="separate"/>
+      </w:r>
+      <w:r>
+        <w:rPr>
+          <w:rStyle w:val="Hyperlink"/>
+          <w:rFonts w:ascii="Times New Roman" w:cs="Times New Roman" w:hAnsi="Times New Roman"/>
+          <w:color w:val="000000" w:themeColor="dk1"/>
+          <w:sz w:val="28"/>
+          <w:szCs w:val="28"/>
+          <w:lang w:val="ru-RU"/>
+        </w:rPr>
+        <w:t>15</w:t>
+      </w:r>
+      <w:r>
+        <w:rPr>
+          <w:rFonts w:ascii="Times New Roman" w:cs="Times New Roman" w:hAnsi="Times New Roman"/>
+          <w:color w:val="000000" w:themeColor="dk1"/>
+          <w:sz w:val="28"/>
+          <w:szCs w:val="28"/>
+        </w:rPr>
+        <w:fldChar w:fldCharType="end"/>
+      </w:r>
+      <w:r>
+        <w:rPr>
+          <w:rFonts w:ascii="Times New Roman" w:cs="Times New Roman" w:hAnsi="Times New Roman"/>
+          <w:color w:val="000000" w:themeColor="dk1"/>
+          <w:sz w:val="28"/>
+          <w:szCs w:val="28"/>
+        </w:rPr>
+        <w:fldChar w:fldCharType="end"/>
+      </w:r>
+    </w:p>
+    <w:p>
+      <w:pPr>
+        <w:pStyle w:val="Toc3"/>
+        <w:tabs>
+          <w:tab w:val="right" w:leader="dot" w:pos="9628"/>
+        </w:tabs>
+        <w:spacing w:line="360"/>
+        <w:rPr>
+          <w:rFonts w:ascii="Times New Roman" w:cs="Times New Roman" w:hAnsi="Times New Roman"/>
+          <w:color w:val="000000" w:themeColor="dk1"/>
+          <w:sz w:val="28"/>
+          <w:szCs w:val="28"/>
+        </w:rPr>
+      </w:pPr>
+      <w:r>
+        <w:rPr>
+          <w:rStyle w:val="Hyperlink"/>
+          <w:rFonts w:ascii="Times New Roman" w:cs="Times New Roman" w:hAnsi="Times New Roman"/>
+          <w:color w:val="000000" w:themeColor="dk1"/>
+          <w:sz w:val="28"/>
+          <w:szCs w:val="28"/>
+          <w:lang w:val="ru-RU"/>
+        </w:rPr>
+        <w:fldChar w:fldCharType="begin"/>
+      </w:r>
+      <w:r>
+        <w:rPr>
+          <w:rStyle w:val="Hyperlink"/>
+          <w:rFonts w:ascii="Times New Roman" w:cs="Times New Roman" w:hAnsi="Times New Roman"/>
+          <w:color w:val="000000" w:themeColor="dk1"/>
+          <w:sz w:val="28"/>
+          <w:szCs w:val="28"/>
+          <w:lang w:val="ru-RU"/>
+        </w:rPr>
+        <w:instrText xml:space="preserve">HYPERLINK \l "_Toc30"</w:instrText>
+      </w:r>
+      <w:r>
+        <w:rPr>
+          <w:rStyle w:val="Hyperlink"/>
+          <w:rFonts w:ascii="Times New Roman" w:cs="Times New Roman" w:hAnsi="Times New Roman"/>
+          <w:color w:val="000000" w:themeColor="dk1"/>
+          <w:sz w:val="28"/>
+          <w:szCs w:val="28"/>
+          <w:lang w:val="ru-RU"/>
+        </w:rPr>
+        <w:fldChar w:fldCharType="separate"/>
+      </w:r>
+      <w:r>
+        <w:rPr>
+          <w:rStyle w:val="Hyperlink"/>
+          <w:rFonts w:ascii="Times New Roman" w:cs="Times New Roman" w:hAnsi="Times New Roman"/>
+          <w:color w:val="000000" w:themeColor="dk1"/>
+          <w:sz w:val="28"/>
+          <w:szCs w:val="28"/>
+          <w:lang w:val="ru-RU"/>
+        </w:rPr>
+        <w:t>2.2.4  Диалоги завершения раунда</w:t>
+        <w:tab/>
+      </w:r>
+      <w:r>
+        <w:rPr>
+          <w:rStyle w:val="Hyperlink"/>
+          <w:rFonts w:ascii="Times New Roman" w:cs="Times New Roman" w:hAnsi="Times New Roman"/>
+          <w:color w:val="000000" w:themeColor="dk1"/>
+          <w:sz w:val="28"/>
+          <w:szCs w:val="28"/>
+          <w:lang w:val="ru-RU"/>
+        </w:rPr>
+        <w:fldChar w:fldCharType="begin"/>
+      </w:r>
+      <w:r>
+        <w:rPr>
+          <w:rStyle w:val="Hyperlink"/>
+          <w:rFonts w:ascii="Times New Roman" w:cs="Times New Roman" w:hAnsi="Times New Roman"/>
+          <w:color w:val="000000" w:themeColor="dk1"/>
+          <w:sz w:val="28"/>
+          <w:szCs w:val="28"/>
+          <w:lang w:val="ru-RU"/>
+        </w:rPr>
+        <w:instrText xml:space="preserve">PAGEREF _Toc30 \h</w:instrText>
+      </w:r>
+      <w:r>
+        <w:rPr>
+          <w:rStyle w:val="Hyperlink"/>
+          <w:rFonts w:ascii="Times New Roman" w:cs="Times New Roman" w:hAnsi="Times New Roman"/>
+          <w:color w:val="000000" w:themeColor="dk1"/>
+          <w:sz w:val="28"/>
+          <w:szCs w:val="28"/>
+          <w:lang w:val="ru-RU"/>
+        </w:rPr>
+        <w:fldChar w:fldCharType="separate"/>
+      </w:r>
+      <w:r>
+        <w:rPr>
+          <w:rStyle w:val="Hyperlink"/>
+          <w:rFonts w:ascii="Times New Roman" w:cs="Times New Roman" w:hAnsi="Times New Roman"/>
+          <w:color w:val="000000" w:themeColor="dk1"/>
+          <w:sz w:val="28"/>
+          <w:szCs w:val="28"/>
+          <w:lang w:val="ru-RU"/>
+        </w:rPr>
+        <w:t>16</w:t>
+      </w:r>
+      <w:r>
+        <w:rPr>
+          <w:rFonts w:ascii="Times New Roman" w:cs="Times New Roman" w:hAnsi="Times New Roman"/>
+          <w:color w:val="000000" w:themeColor="dk1"/>
+          <w:sz w:val="28"/>
+          <w:szCs w:val="28"/>
+        </w:rPr>
+        <w:fldChar w:fldCharType="end"/>
+      </w:r>
+      <w:r>
+        <w:rPr>
+          <w:rFonts w:ascii="Times New Roman" w:cs="Times New Roman" w:hAnsi="Times New Roman"/>
+          <w:color w:val="000000" w:themeColor="dk1"/>
+          <w:sz w:val="28"/>
+          <w:szCs w:val="28"/>
+        </w:rPr>
+        <w:fldChar w:fldCharType="end"/>
+      </w:r>
+    </w:p>
+    <w:p>
+      <w:pPr>
+        <w:pStyle w:val="Toc2"/>
+        <w:tabs>
+          <w:tab w:val="right" w:leader="dot" w:pos="9628"/>
+        </w:tabs>
+        <w:spacing w:line="360"/>
+        <w:rPr>
+          <w:rFonts w:ascii="Times New Roman" w:cs="Times New Roman" w:hAnsi="Times New Roman"/>
+          <w:color w:val="000000" w:themeColor="dk1"/>
+          <w:sz w:val="28"/>
+          <w:szCs w:val="28"/>
+        </w:rPr>
+      </w:pPr>
+      <w:r>
+        <w:rPr>
+          <w:rStyle w:val="Hyperlink"/>
+          <w:rFonts w:ascii="Times New Roman" w:cs="Times New Roman" w:hAnsi="Times New Roman"/>
+          <w:color w:val="000000" w:themeColor="dk1"/>
+          <w:sz w:val="28"/>
+          <w:szCs w:val="28"/>
+          <w:lang w:val="ru-RU"/>
+        </w:rPr>
+        <w:fldChar w:fldCharType="begin"/>
+      </w:r>
+      <w:r>
+        <w:rPr>
+          <w:rStyle w:val="Hyperlink"/>
+          <w:rFonts w:ascii="Times New Roman" w:cs="Times New Roman" w:hAnsi="Times New Roman"/>
+          <w:color w:val="000000" w:themeColor="dk1"/>
+          <w:sz w:val="28"/>
+          <w:szCs w:val="28"/>
+          <w:lang w:val="ru-RU"/>
+        </w:rPr>
+        <w:instrText xml:space="preserve">HYPERLINK \l "_Toc15"</w:instrText>
+      </w:r>
+      <w:r>
+        <w:rPr>
+          <w:rStyle w:val="Hyperlink"/>
+          <w:rFonts w:ascii="Times New Roman" w:cs="Times New Roman" w:hAnsi="Times New Roman"/>
+          <w:color w:val="000000" w:themeColor="dk1"/>
+          <w:sz w:val="28"/>
+          <w:szCs w:val="28"/>
+          <w:lang w:val="ru-RU"/>
+        </w:rPr>
+        <w:fldChar w:fldCharType="separate"/>
+      </w:r>
+      <w:r>
+        <w:rPr>
+          <w:rStyle w:val="Hyperlink"/>
+          <w:rFonts w:ascii="Times New Roman" w:cs="Times New Roman" w:hAnsi="Times New Roman"/>
+          <w:color w:val="000000" w:themeColor="dk1"/>
+          <w:sz w:val="28"/>
+          <w:szCs w:val="28"/>
+          <w:lang w:val="ru-RU"/>
+        </w:rPr>
+        <w:t>2.3 Реализация логики работы</w:t>
+        <w:tab/>
+      </w:r>
+      <w:r>
+        <w:rPr>
+          <w:rStyle w:val="Hyperlink"/>
+          <w:rFonts w:ascii="Times New Roman" w:cs="Times New Roman" w:hAnsi="Times New Roman"/>
+          <w:color w:val="000000" w:themeColor="dk1"/>
+          <w:sz w:val="28"/>
+          <w:szCs w:val="28"/>
+          <w:lang w:val="ru-RU"/>
+        </w:rPr>
+        <w:fldChar w:fldCharType="begin"/>
+      </w:r>
+      <w:r>
+        <w:rPr>
+          <w:rStyle w:val="Hyperlink"/>
+          <w:rFonts w:ascii="Times New Roman" w:cs="Times New Roman" w:hAnsi="Times New Roman"/>
+          <w:color w:val="000000" w:themeColor="dk1"/>
+          <w:sz w:val="28"/>
+          <w:szCs w:val="28"/>
+          <w:lang w:val="ru-RU"/>
+        </w:rPr>
+        <w:instrText xml:space="preserve">PAGEREF _Toc15 \h</w:instrText>
+      </w:r>
+      <w:r>
+        <w:rPr>
+          <w:rStyle w:val="Hyperlink"/>
+          <w:rFonts w:ascii="Times New Roman" w:cs="Times New Roman" w:hAnsi="Times New Roman"/>
+          <w:color w:val="000000" w:themeColor="dk1"/>
+          <w:sz w:val="28"/>
+          <w:szCs w:val="28"/>
+          <w:lang w:val="ru-RU"/>
+        </w:rPr>
+        <w:fldChar w:fldCharType="separate"/>
+      </w:r>
+      <w:r>
+        <w:rPr>
+          <w:rStyle w:val="Hyperlink"/>
+          <w:rFonts w:ascii="Times New Roman" w:cs="Times New Roman" w:hAnsi="Times New Roman"/>
+          <w:color w:val="000000" w:themeColor="dk1"/>
+          <w:sz w:val="28"/>
+          <w:szCs w:val="28"/>
+          <w:lang w:val="ru-RU"/>
+        </w:rPr>
+        <w:t>17</w:t>
+      </w:r>
+      <w:r>
+        <w:rPr>
+          <w:rFonts w:ascii="Times New Roman" w:cs="Times New Roman" w:hAnsi="Times New Roman"/>
+          <w:color w:val="000000" w:themeColor="dk1"/>
+          <w:sz w:val="28"/>
+          <w:szCs w:val="28"/>
+        </w:rPr>
+        <w:fldChar w:fldCharType="end"/>
+      </w:r>
+      <w:r>
+        <w:rPr>
+          <w:rFonts w:ascii="Times New Roman" w:cs="Times New Roman" w:hAnsi="Times New Roman"/>
+          <w:color w:val="000000" w:themeColor="dk1"/>
+          <w:sz w:val="28"/>
+          <w:szCs w:val="28"/>
+        </w:rPr>
+        <w:fldChar w:fldCharType="end"/>
+      </w:r>
+    </w:p>
+    <w:p>
+      <w:pPr>
+        <w:pStyle w:val="Toc3"/>
+        <w:tabs>
+          <w:tab w:val="right" w:leader="dot" w:pos="9628"/>
+        </w:tabs>
+        <w:spacing w:line="360"/>
+        <w:rPr>
+          <w:rFonts w:ascii="Times New Roman" w:cs="Times New Roman" w:hAnsi="Times New Roman"/>
+          <w:color w:val="000000" w:themeColor="dk1"/>
+          <w:sz w:val="28"/>
+          <w:szCs w:val="28"/>
+        </w:rPr>
+      </w:pPr>
+      <w:r>
+        <w:rPr>
+          <w:rStyle w:val="Hyperlink"/>
+          <w:rFonts w:ascii="Times New Roman" w:cs="Times New Roman" w:hAnsi="Times New Roman"/>
+          <w:color w:val="000000" w:themeColor="dk1"/>
+          <w:sz w:val="28"/>
+          <w:szCs w:val="28"/>
+          <w:lang w:val="ru-RU"/>
+        </w:rPr>
+        <w:fldChar w:fldCharType="begin"/>
+      </w:r>
+      <w:r>
+        <w:rPr>
+          <w:rStyle w:val="Hyperlink"/>
+          <w:rFonts w:ascii="Times New Roman" w:cs="Times New Roman" w:hAnsi="Times New Roman"/>
+          <w:color w:val="000000" w:themeColor="dk1"/>
+          <w:sz w:val="28"/>
+          <w:szCs w:val="28"/>
+          <w:lang w:val="ru-RU"/>
+        </w:rPr>
+        <w:instrText xml:space="preserve">HYPERLINK \l "_Toc31"</w:instrText>
+      </w:r>
+      <w:r>
+        <w:rPr>
+          <w:rStyle w:val="Hyperlink"/>
+          <w:rFonts w:ascii="Times New Roman" w:cs="Times New Roman" w:hAnsi="Times New Roman"/>
+          <w:color w:val="000000" w:themeColor="dk1"/>
+          <w:sz w:val="28"/>
+          <w:szCs w:val="28"/>
+          <w:lang w:val="ru-RU"/>
+        </w:rPr>
+        <w:fldChar w:fldCharType="separate"/>
+      </w:r>
+      <w:r>
+        <w:rPr>
+          <w:rStyle w:val="Hyperlink"/>
+          <w:rFonts w:ascii="Times New Roman" w:cs="Times New Roman" w:hAnsi="Times New Roman"/>
+          <w:color w:val="000000" w:themeColor="dk1"/>
+          <w:sz w:val="28"/>
+          <w:szCs w:val="28"/>
+          <w:lang w:val="ru-RU"/>
+        </w:rPr>
+        <w:t>2.3.1 Структура программы</w:t>
+        <w:tab/>
+      </w:r>
+      <w:r>
+        <w:rPr>
+          <w:rStyle w:val="Hyperlink"/>
+          <w:rFonts w:ascii="Times New Roman" w:cs="Times New Roman" w:hAnsi="Times New Roman"/>
+          <w:color w:val="000000" w:themeColor="dk1"/>
+          <w:sz w:val="28"/>
+          <w:szCs w:val="28"/>
+          <w:lang w:val="ru-RU"/>
+        </w:rPr>
+        <w:fldChar w:fldCharType="begin"/>
+      </w:r>
+      <w:r>
+        <w:rPr>
+          <w:rStyle w:val="Hyperlink"/>
+          <w:rFonts w:ascii="Times New Roman" w:cs="Times New Roman" w:hAnsi="Times New Roman"/>
+          <w:color w:val="000000" w:themeColor="dk1"/>
+          <w:sz w:val="28"/>
+          <w:szCs w:val="28"/>
+          <w:lang w:val="ru-RU"/>
+        </w:rPr>
+        <w:instrText xml:space="preserve">PAGEREF _Toc31 \h</w:instrText>
+      </w:r>
+      <w:r>
+        <w:rPr>
+          <w:rStyle w:val="Hyperlink"/>
+          <w:rFonts w:ascii="Times New Roman" w:cs="Times New Roman" w:hAnsi="Times New Roman"/>
+          <w:color w:val="000000" w:themeColor="dk1"/>
+          <w:sz w:val="28"/>
+          <w:szCs w:val="28"/>
+          <w:lang w:val="ru-RU"/>
+        </w:rPr>
+        <w:fldChar w:fldCharType="separate"/>
+      </w:r>
+      <w:r>
+        <w:rPr>
+          <w:rStyle w:val="Hyperlink"/>
+          <w:rFonts w:ascii="Times New Roman" w:cs="Times New Roman" w:hAnsi="Times New Roman"/>
+          <w:color w:val="000000" w:themeColor="dk1"/>
+          <w:sz w:val="28"/>
+          <w:szCs w:val="28"/>
+          <w:lang w:val="ru-RU"/>
+        </w:rPr>
+        <w:t>17</w:t>
+      </w:r>
+      <w:r>
+        <w:rPr>
+          <w:rFonts w:ascii="Times New Roman" w:cs="Times New Roman" w:hAnsi="Times New Roman"/>
+          <w:color w:val="000000" w:themeColor="dk1"/>
+          <w:sz w:val="28"/>
+          <w:szCs w:val="28"/>
+        </w:rPr>
+        <w:fldChar w:fldCharType="end"/>
+      </w:r>
+      <w:r>
+        <w:rPr>
+          <w:rFonts w:ascii="Times New Roman" w:cs="Times New Roman" w:hAnsi="Times New Roman"/>
+          <w:color w:val="000000" w:themeColor="dk1"/>
+          <w:sz w:val="28"/>
+          <w:szCs w:val="28"/>
+        </w:rPr>
+        <w:fldChar w:fldCharType="end"/>
+      </w:r>
+    </w:p>
+    <w:p>
+      <w:pPr>
+        <w:pStyle w:val="Toc3"/>
+        <w:tabs>
+          <w:tab w:val="right" w:leader="dot" w:pos="9628"/>
+        </w:tabs>
+        <w:spacing w:line="360"/>
+        <w:rPr>
+          <w:rFonts w:ascii="Times New Roman" w:cs="Times New Roman" w:hAnsi="Times New Roman"/>
+          <w:color w:val="000000" w:themeColor="dk1"/>
+          <w:sz w:val="28"/>
+          <w:szCs w:val="28"/>
+        </w:rPr>
+      </w:pPr>
+      <w:r>
+        <w:rPr>
+          <w:rStyle w:val="Hyperlink"/>
+          <w:rFonts w:ascii="Times New Roman" w:cs="Times New Roman" w:hAnsi="Times New Roman"/>
+          <w:color w:val="000000" w:themeColor="dk1"/>
+          <w:sz w:val="28"/>
+          <w:szCs w:val="28"/>
+          <w:lang w:val="ru-RU"/>
+        </w:rPr>
+        <w:fldChar w:fldCharType="begin"/>
+      </w:r>
+      <w:r>
+        <w:rPr>
+          <w:rStyle w:val="Hyperlink"/>
+          <w:rFonts w:ascii="Times New Roman" w:cs="Times New Roman" w:hAnsi="Times New Roman"/>
+          <w:color w:val="000000" w:themeColor="dk1"/>
+          <w:sz w:val="28"/>
+          <w:szCs w:val="28"/>
+          <w:lang w:val="ru-RU"/>
+        </w:rPr>
+        <w:instrText xml:space="preserve">HYPERLINK \l "_Toc32"</w:instrText>
+      </w:r>
+      <w:r>
+        <w:rPr>
+          <w:rStyle w:val="Hyperlink"/>
+          <w:rFonts w:ascii="Times New Roman" w:cs="Times New Roman" w:hAnsi="Times New Roman"/>
+          <w:color w:val="000000" w:themeColor="dk1"/>
+          <w:sz w:val="28"/>
+          <w:szCs w:val="28"/>
+          <w:lang w:val="ru-RU"/>
+        </w:rPr>
+        <w:fldChar w:fldCharType="separate"/>
+      </w:r>
+      <w:r>
+        <w:rPr>
+          <w:rStyle w:val="Hyperlink"/>
+          <w:rFonts w:ascii="Times New Roman" w:cs="Times New Roman" w:hAnsi="Times New Roman"/>
+          <w:color w:val="000000" w:themeColor="dk1"/>
+          <w:sz w:val="28"/>
+          <w:szCs w:val="28"/>
+          <w:lang w:val="ru-RU"/>
+        </w:rPr>
+        <w:t>2.3.2. Класс Game</w:t>
+        <w:tab/>
+      </w:r>
+      <w:r>
+        <w:rPr>
+          <w:rStyle w:val="Hyperlink"/>
+          <w:rFonts w:ascii="Times New Roman" w:cs="Times New Roman" w:hAnsi="Times New Roman"/>
+          <w:color w:val="000000" w:themeColor="dk1"/>
+          <w:sz w:val="28"/>
+          <w:szCs w:val="28"/>
+          <w:lang w:val="ru-RU"/>
+        </w:rPr>
+        <w:fldChar w:fldCharType="begin"/>
+      </w:r>
+      <w:r>
+        <w:rPr>
+          <w:rStyle w:val="Hyperlink"/>
+          <w:rFonts w:ascii="Times New Roman" w:cs="Times New Roman" w:hAnsi="Times New Roman"/>
+          <w:color w:val="000000" w:themeColor="dk1"/>
+          <w:sz w:val="28"/>
+          <w:szCs w:val="28"/>
+          <w:lang w:val="ru-RU"/>
+        </w:rPr>
+        <w:instrText xml:space="preserve">PAGEREF _Toc32 \h</w:instrText>
+      </w:r>
+      <w:r>
+        <w:rPr>
+          <w:rStyle w:val="Hyperlink"/>
+          <w:rFonts w:ascii="Times New Roman" w:cs="Times New Roman" w:hAnsi="Times New Roman"/>
+          <w:color w:val="000000" w:themeColor="dk1"/>
+          <w:sz w:val="28"/>
+          <w:szCs w:val="28"/>
+          <w:lang w:val="ru-RU"/>
+        </w:rPr>
+        <w:fldChar w:fldCharType="separate"/>
+      </w:r>
+      <w:r>
+        <w:rPr>
+          <w:rStyle w:val="Hyperlink"/>
+          <w:rFonts w:ascii="Times New Roman" w:cs="Times New Roman" w:hAnsi="Times New Roman"/>
+          <w:color w:val="000000" w:themeColor="dk1"/>
+          <w:sz w:val="28"/>
+          <w:szCs w:val="28"/>
+          <w:lang w:val="ru-RU"/>
+        </w:rPr>
+        <w:t>18</w:t>
+      </w:r>
+      <w:r>
+        <w:rPr>
+          <w:rFonts w:ascii="Times New Roman" w:cs="Times New Roman" w:hAnsi="Times New Roman"/>
+          <w:color w:val="000000" w:themeColor="dk1"/>
+          <w:sz w:val="28"/>
+          <w:szCs w:val="28"/>
+        </w:rPr>
+        <w:fldChar w:fldCharType="end"/>
+      </w:r>
+      <w:r>
+        <w:rPr>
+          <w:rFonts w:ascii="Times New Roman" w:cs="Times New Roman" w:hAnsi="Times New Roman"/>
+          <w:color w:val="000000" w:themeColor="dk1"/>
+          <w:sz w:val="28"/>
+          <w:szCs w:val="28"/>
+        </w:rPr>
+        <w:fldChar w:fldCharType="end"/>
+      </w:r>
+    </w:p>
+    <w:p>
+      <w:pPr>
+        <w:pStyle w:val="Toc3"/>
+        <w:tabs>
+          <w:tab w:val="right" w:leader="dot" w:pos="9628"/>
+        </w:tabs>
+        <w:spacing w:line="360"/>
+        <w:rPr>
+          <w:rFonts w:ascii="Times New Roman" w:cs="Times New Roman" w:hAnsi="Times New Roman"/>
+          <w:color w:val="000000" w:themeColor="dk1"/>
+          <w:sz w:val="28"/>
+          <w:szCs w:val="28"/>
+        </w:rPr>
+      </w:pPr>
+      <w:r>
+        <w:rPr>
+          <w:rStyle w:val="Hyperlink"/>
+          <w:rFonts w:ascii="Times New Roman" w:cs="Times New Roman" w:hAnsi="Times New Roman"/>
+          <w:color w:val="000000" w:themeColor="dk1"/>
+          <w:sz w:val="28"/>
+          <w:szCs w:val="28"/>
+          <w:lang w:val="ru-RU"/>
+        </w:rPr>
+        <w:fldChar w:fldCharType="begin"/>
+      </w:r>
+      <w:r>
+        <w:rPr>
+          <w:rStyle w:val="Hyperlink"/>
+          <w:rFonts w:ascii="Times New Roman" w:cs="Times New Roman" w:hAnsi="Times New Roman"/>
+          <w:color w:val="000000" w:themeColor="dk1"/>
+          <w:sz w:val="28"/>
+          <w:szCs w:val="28"/>
+          <w:lang w:val="ru-RU"/>
+        </w:rPr>
+        <w:instrText xml:space="preserve">HYPERLINK \l "_Toc33"</w:instrText>
+      </w:r>
+      <w:r>
+        <w:rPr>
+          <w:rStyle w:val="Hyperlink"/>
+          <w:rFonts w:ascii="Times New Roman" w:cs="Times New Roman" w:hAnsi="Times New Roman"/>
+          <w:color w:val="000000" w:themeColor="dk1"/>
+          <w:sz w:val="28"/>
+          <w:szCs w:val="28"/>
+          <w:lang w:val="ru-RU"/>
+        </w:rPr>
+        <w:fldChar w:fldCharType="separate"/>
+      </w:r>
+      <w:r>
+        <w:rPr>
+          <w:rStyle w:val="Hyperlink"/>
+          <w:rFonts w:ascii="Times New Roman" w:cs="Times New Roman" w:hAnsi="Times New Roman"/>
+          <w:color w:val="000000" w:themeColor="dk1"/>
+          <w:sz w:val="28"/>
+          <w:szCs w:val="28"/>
+          <w:lang w:val="ru-RU"/>
+        </w:rPr>
+        <w:t>2.3.3 Классы StartWindow и GameWindow</w:t>
+        <w:tab/>
+      </w:r>
+      <w:r>
+        <w:rPr>
+          <w:rStyle w:val="Hyperlink"/>
+          <w:rFonts w:ascii="Times New Roman" w:cs="Times New Roman" w:hAnsi="Times New Roman"/>
+          <w:color w:val="000000" w:themeColor="dk1"/>
+          <w:sz w:val="28"/>
+          <w:szCs w:val="28"/>
+          <w:lang w:val="ru-RU"/>
+        </w:rPr>
+        <w:fldChar w:fldCharType="begin"/>
+      </w:r>
+      <w:r>
+        <w:rPr>
+          <w:rStyle w:val="Hyperlink"/>
+          <w:rFonts w:ascii="Times New Roman" w:cs="Times New Roman" w:hAnsi="Times New Roman"/>
+          <w:color w:val="000000" w:themeColor="dk1"/>
+          <w:sz w:val="28"/>
+          <w:szCs w:val="28"/>
+          <w:lang w:val="ru-RU"/>
+        </w:rPr>
+        <w:instrText xml:space="preserve">PAGEREF _Toc33 \h</w:instrText>
+      </w:r>
+      <w:r>
+        <w:rPr>
+          <w:rStyle w:val="Hyperlink"/>
+          <w:rFonts w:ascii="Times New Roman" w:cs="Times New Roman" w:hAnsi="Times New Roman"/>
+          <w:color w:val="000000" w:themeColor="dk1"/>
+          <w:sz w:val="28"/>
+          <w:szCs w:val="28"/>
+          <w:lang w:val="ru-RU"/>
+        </w:rPr>
+        <w:fldChar w:fldCharType="separate"/>
+      </w:r>
+      <w:r>
+        <w:rPr>
+          <w:rStyle w:val="Hyperlink"/>
+          <w:rFonts w:ascii="Times New Roman" w:cs="Times New Roman" w:hAnsi="Times New Roman"/>
+          <w:color w:val="000000" w:themeColor="dk1"/>
+          <w:sz w:val="28"/>
+          <w:szCs w:val="28"/>
+          <w:lang w:val="ru-RU"/>
+        </w:rPr>
+        <w:t>18</w:t>
+      </w:r>
+      <w:r>
+        <w:rPr>
+          <w:rFonts w:ascii="Times New Roman" w:cs="Times New Roman" w:hAnsi="Times New Roman"/>
+          <w:color w:val="000000" w:themeColor="dk1"/>
+          <w:sz w:val="28"/>
+          <w:szCs w:val="28"/>
+        </w:rPr>
+        <w:fldChar w:fldCharType="end"/>
+      </w:r>
+      <w:r>
+        <w:rPr>
+          <w:rFonts w:ascii="Times New Roman" w:cs="Times New Roman" w:hAnsi="Times New Roman"/>
+          <w:color w:val="000000" w:themeColor="dk1"/>
+          <w:sz w:val="28"/>
+          <w:szCs w:val="28"/>
+        </w:rPr>
+        <w:fldChar w:fldCharType="end"/>
+      </w:r>
+    </w:p>
+    <w:p>
+      <w:pPr>
+        <w:pStyle w:val="Toc2"/>
+        <w:tabs>
+          <w:tab w:val="right" w:leader="dot" w:pos="9628"/>
+        </w:tabs>
+        <w:spacing w:line="360"/>
+        <w:rPr>
+          <w:rFonts w:ascii="Times New Roman" w:cs="Times New Roman" w:hAnsi="Times New Roman"/>
+          <w:color w:val="000000" w:themeColor="dk1"/>
+          <w:sz w:val="28"/>
+          <w:szCs w:val="28"/>
+        </w:rPr>
+      </w:pPr>
+      <w:r>
+        <w:rPr>
+          <w:rStyle w:val="Hyperlink"/>
+          <w:rFonts w:ascii="Times New Roman" w:cs="Times New Roman" w:hAnsi="Times New Roman"/>
+          <w:color w:val="000000" w:themeColor="dk1"/>
+          <w:sz w:val="28"/>
+          <w:szCs w:val="28"/>
+          <w:lang w:val="ru-RU"/>
+        </w:rPr>
+        <w:fldChar w:fldCharType="begin"/>
+      </w:r>
+      <w:r>
+        <w:rPr>
+          <w:rStyle w:val="Hyperlink"/>
+          <w:rFonts w:ascii="Times New Roman" w:cs="Times New Roman" w:hAnsi="Times New Roman"/>
+          <w:color w:val="000000" w:themeColor="dk1"/>
+          <w:sz w:val="28"/>
+          <w:szCs w:val="28"/>
+          <w:lang w:val="ru-RU"/>
+        </w:rPr>
+        <w:instrText xml:space="preserve">HYPERLINK \l "_Toc16"</w:instrText>
+      </w:r>
+      <w:r>
+        <w:rPr>
+          <w:rStyle w:val="Hyperlink"/>
+          <w:rFonts w:ascii="Times New Roman" w:cs="Times New Roman" w:hAnsi="Times New Roman"/>
+          <w:color w:val="000000" w:themeColor="dk1"/>
+          <w:sz w:val="28"/>
+          <w:szCs w:val="28"/>
+          <w:lang w:val="ru-RU"/>
+        </w:rPr>
+        <w:fldChar w:fldCharType="separate"/>
+      </w:r>
+      <w:r>
+        <w:rPr>
+          <w:rStyle w:val="Hyperlink"/>
+          <w:rFonts w:ascii="Times New Roman" w:cs="Times New Roman" w:hAnsi="Times New Roman"/>
+          <w:color w:val="000000" w:themeColor="dk1"/>
+          <w:sz w:val="28"/>
+          <w:szCs w:val="28"/>
+          <w:lang w:val="ru-RU"/>
+        </w:rPr>
+        <w:t>2.4 Организация логирования (сохранение в файл)</w:t>
+        <w:tab/>
+      </w:r>
+      <w:r>
+        <w:rPr>
+          <w:rStyle w:val="Hyperlink"/>
+          <w:rFonts w:ascii="Times New Roman" w:cs="Times New Roman" w:hAnsi="Times New Roman"/>
+          <w:color w:val="000000" w:themeColor="dk1"/>
+          <w:sz w:val="28"/>
+          <w:szCs w:val="28"/>
+          <w:lang w:val="ru-RU"/>
+        </w:rPr>
+        <w:fldChar w:fldCharType="begin"/>
+      </w:r>
+      <w:r>
+        <w:rPr>
+          <w:rStyle w:val="Hyperlink"/>
+          <w:rFonts w:ascii="Times New Roman" w:cs="Times New Roman" w:hAnsi="Times New Roman"/>
+          <w:color w:val="000000" w:themeColor="dk1"/>
+          <w:sz w:val="28"/>
+          <w:szCs w:val="28"/>
+          <w:lang w:val="ru-RU"/>
+        </w:rPr>
+        <w:instrText xml:space="preserve">PAGEREF _Toc16 \h</w:instrText>
+      </w:r>
+      <w:r>
+        <w:rPr>
+          <w:rStyle w:val="Hyperlink"/>
+          <w:rFonts w:ascii="Times New Roman" w:cs="Times New Roman" w:hAnsi="Times New Roman"/>
+          <w:color w:val="000000" w:themeColor="dk1"/>
+          <w:sz w:val="28"/>
+          <w:szCs w:val="28"/>
+          <w:lang w:val="ru-RU"/>
+        </w:rPr>
+        <w:fldChar w:fldCharType="separate"/>
+      </w:r>
+      <w:r>
+        <w:rPr>
+          <w:rStyle w:val="Hyperlink"/>
+          <w:rFonts w:ascii="Times New Roman" w:cs="Times New Roman" w:hAnsi="Times New Roman"/>
+          <w:color w:val="000000" w:themeColor="dk1"/>
+          <w:sz w:val="28"/>
+          <w:szCs w:val="28"/>
+          <w:lang w:val="ru-RU"/>
+        </w:rPr>
+        <w:t>18</w:t>
+      </w:r>
+      <w:r>
+        <w:rPr>
+          <w:rFonts w:ascii="Times New Roman" w:cs="Times New Roman" w:hAnsi="Times New Roman"/>
+          <w:color w:val="000000" w:themeColor="dk1"/>
+          <w:sz w:val="28"/>
+          <w:szCs w:val="28"/>
+        </w:rPr>
+        <w:fldChar w:fldCharType="end"/>
+      </w:r>
+      <w:r>
+        <w:rPr>
+          <w:rFonts w:ascii="Times New Roman" w:cs="Times New Roman" w:hAnsi="Times New Roman"/>
+          <w:color w:val="000000" w:themeColor="dk1"/>
+          <w:sz w:val="28"/>
+          <w:szCs w:val="28"/>
+        </w:rPr>
+        <w:fldChar w:fldCharType="end"/>
+      </w:r>
+    </w:p>
+    <w:p>
+      <w:pPr>
+        <w:pStyle w:val="Toc1"/>
+        <w:tabs>
+          <w:tab w:val="right" w:leader="dot" w:pos="9628"/>
+        </w:tabs>
+        <w:spacing w:line="360"/>
+        <w:rPr>
+          <w:rFonts w:ascii="Times New Roman" w:cs="Times New Roman" w:hAnsi="Times New Roman"/>
+          <w:color w:val="000000" w:themeColor="dk1"/>
+          <w:sz w:val="28"/>
+          <w:szCs w:val="28"/>
+        </w:rPr>
+      </w:pPr>
+      <w:r>
+        <w:rPr>
+          <w:rStyle w:val="Hyperlink"/>
+          <w:rFonts w:ascii="Times New Roman" w:cs="Times New Roman" w:hAnsi="Times New Roman"/>
+          <w:color w:val="000000" w:themeColor="dk1"/>
+          <w:sz w:val="28"/>
+          <w:szCs w:val="28"/>
+          <w:lang w:val="ru-RU"/>
+        </w:rPr>
+        <w:fldChar w:fldCharType="begin"/>
+      </w:r>
+      <w:r>
+        <w:rPr>
+          <w:rStyle w:val="Hyperlink"/>
+          <w:rFonts w:ascii="Times New Roman" w:cs="Times New Roman" w:hAnsi="Times New Roman"/>
+          <w:color w:val="000000" w:themeColor="dk1"/>
+          <w:sz w:val="28"/>
+          <w:szCs w:val="28"/>
+          <w:lang w:val="ru-RU"/>
+        </w:rPr>
+        <w:instrText xml:space="preserve">HYPERLINK \l "_Toc17"</w:instrText>
+      </w:r>
+      <w:r>
+        <w:rPr>
+          <w:rStyle w:val="Hyperlink"/>
+          <w:rFonts w:ascii="Times New Roman" w:cs="Times New Roman" w:hAnsi="Times New Roman"/>
+          <w:color w:val="000000" w:themeColor="dk1"/>
+          <w:sz w:val="28"/>
+          <w:szCs w:val="28"/>
+          <w:lang w:val="ru-RU"/>
+        </w:rPr>
+        <w:fldChar w:fldCharType="separate"/>
+      </w:r>
+      <w:r>
+        <w:rPr>
+          <w:rStyle w:val="Hyperlink"/>
+          <w:rFonts w:ascii="Times New Roman" w:cs="Times New Roman" w:hAnsi="Times New Roman"/>
+          <w:color w:val="000000" w:themeColor="dk1"/>
+          <w:sz w:val="28"/>
+          <w:szCs w:val="28"/>
+          <w:lang w:val="ru-RU"/>
+        </w:rPr>
+        <w:t>3 Тестирование и примеры работы</w:t>
+        <w:tab/>
+      </w:r>
+      <w:r>
+        <w:rPr>
+          <w:rStyle w:val="Hyperlink"/>
+          <w:rFonts w:ascii="Times New Roman" w:cs="Times New Roman" w:hAnsi="Times New Roman"/>
+          <w:color w:val="000000" w:themeColor="dk1"/>
+          <w:sz w:val="28"/>
+          <w:szCs w:val="28"/>
+          <w:lang w:val="ru-RU"/>
+        </w:rPr>
+        <w:fldChar w:fldCharType="begin"/>
+      </w:r>
+      <w:r>
+        <w:rPr>
+          <w:rStyle w:val="Hyperlink"/>
+          <w:rFonts w:ascii="Times New Roman" w:cs="Times New Roman" w:hAnsi="Times New Roman"/>
+          <w:color w:val="000000" w:themeColor="dk1"/>
+          <w:sz w:val="28"/>
+          <w:szCs w:val="28"/>
+          <w:lang w:val="ru-RU"/>
+        </w:rPr>
+        <w:instrText xml:space="preserve">PAGEREF _Toc17 \h</w:instrText>
+      </w:r>
+      <w:r>
+        <w:rPr>
+          <w:rStyle w:val="Hyperlink"/>
+          <w:rFonts w:ascii="Times New Roman" w:cs="Times New Roman" w:hAnsi="Times New Roman"/>
+          <w:color w:val="000000" w:themeColor="dk1"/>
+          <w:sz w:val="28"/>
+          <w:szCs w:val="28"/>
+          <w:lang w:val="ru-RU"/>
+        </w:rPr>
+        <w:fldChar w:fldCharType="separate"/>
+      </w:r>
+      <w:r>
+        <w:rPr>
+          <w:rStyle w:val="Hyperlink"/>
+          <w:rFonts w:ascii="Times New Roman" w:cs="Times New Roman" w:hAnsi="Times New Roman"/>
+          <w:color w:val="000000" w:themeColor="dk1"/>
+          <w:sz w:val="28"/>
+          <w:szCs w:val="28"/>
+          <w:lang w:val="ru-RU"/>
+        </w:rPr>
+        <w:t>20</w:t>
+      </w:r>
+      <w:r>
+        <w:rPr>
+          <w:rFonts w:ascii="Times New Roman" w:cs="Times New Roman" w:hAnsi="Times New Roman"/>
+          <w:color w:val="000000" w:themeColor="dk1"/>
+          <w:sz w:val="28"/>
+          <w:szCs w:val="28"/>
+        </w:rPr>
+        <w:fldChar w:fldCharType="end"/>
+      </w:r>
+      <w:r>
+        <w:rPr>
+          <w:rFonts w:ascii="Times New Roman" w:cs="Times New Roman" w:hAnsi="Times New Roman"/>
+          <w:color w:val="000000" w:themeColor="dk1"/>
+          <w:sz w:val="28"/>
+          <w:szCs w:val="28"/>
+        </w:rPr>
+        <w:fldChar w:fldCharType="end"/>
+      </w:r>
+    </w:p>
+    <w:p>
+      <w:pPr>
+        <w:pStyle w:val="Toc2"/>
+        <w:tabs>
+          <w:tab w:val="right" w:leader="dot" w:pos="9628"/>
+        </w:tabs>
+        <w:spacing w:line="360"/>
+        <w:rPr>
+          <w:rFonts w:ascii="Times New Roman" w:cs="Times New Roman" w:hAnsi="Times New Roman"/>
+          <w:color w:val="000000" w:themeColor="dk1"/>
+          <w:sz w:val="28"/>
+          <w:szCs w:val="28"/>
+        </w:rPr>
+      </w:pPr>
+      <w:r>
+        <w:rPr>
+          <w:rStyle w:val="Hyperlink"/>
+          <w:rFonts w:ascii="Times New Roman" w:cs="Times New Roman" w:hAnsi="Times New Roman"/>
+          <w:color w:val="000000" w:themeColor="dk1"/>
+          <w:sz w:val="28"/>
+          <w:szCs w:val="28"/>
+          <w:lang w:val="ru-RU"/>
+        </w:rPr>
+        <w:fldChar w:fldCharType="begin"/>
+      </w:r>
+      <w:r>
+        <w:rPr>
+          <w:rStyle w:val="Hyperlink"/>
+          <w:rFonts w:ascii="Times New Roman" w:cs="Times New Roman" w:hAnsi="Times New Roman"/>
+          <w:color w:val="000000" w:themeColor="dk1"/>
+          <w:sz w:val="28"/>
+          <w:szCs w:val="28"/>
+          <w:lang w:val="ru-RU"/>
+        </w:rPr>
+        <w:instrText xml:space="preserve">HYPERLINK \l "_Toc18"</w:instrText>
+      </w:r>
+      <w:r>
+        <w:rPr>
+          <w:rStyle w:val="Hyperlink"/>
+          <w:rFonts w:ascii="Times New Roman" w:cs="Times New Roman" w:hAnsi="Times New Roman"/>
+          <w:color w:val="000000" w:themeColor="dk1"/>
+          <w:sz w:val="28"/>
+          <w:szCs w:val="28"/>
+          <w:lang w:val="ru-RU"/>
+        </w:rPr>
+        <w:fldChar w:fldCharType="separate"/>
+      </w:r>
+      <w:r>
+        <w:rPr>
+          <w:rStyle w:val="Hyperlink"/>
+          <w:rFonts w:ascii="Times New Roman" w:cs="Times New Roman" w:hAnsi="Times New Roman"/>
+          <w:color w:val="000000" w:themeColor="dk1"/>
+          <w:sz w:val="28"/>
+          <w:szCs w:val="28"/>
+          <w:lang w:val="ru-RU"/>
+        </w:rPr>
+        <w:t>3.1 Проверка корректности выполнения</w:t>
+        <w:tab/>
+      </w:r>
+      <w:r>
+        <w:rPr>
+          <w:rStyle w:val="Hyperlink"/>
+          <w:rFonts w:ascii="Times New Roman" w:cs="Times New Roman" w:hAnsi="Times New Roman"/>
+          <w:color w:val="000000" w:themeColor="dk1"/>
+          <w:sz w:val="28"/>
+          <w:szCs w:val="28"/>
+          <w:lang w:val="ru-RU"/>
+        </w:rPr>
+        <w:fldChar w:fldCharType="begin"/>
+      </w:r>
+      <w:r>
+        <w:rPr>
+          <w:rStyle w:val="Hyperlink"/>
+          <w:rFonts w:ascii="Times New Roman" w:cs="Times New Roman" w:hAnsi="Times New Roman"/>
+          <w:color w:val="000000" w:themeColor="dk1"/>
+          <w:sz w:val="28"/>
+          <w:szCs w:val="28"/>
+          <w:lang w:val="ru-RU"/>
+        </w:rPr>
+        <w:instrText xml:space="preserve">PAGEREF _Toc18 \h</w:instrText>
+      </w:r>
+      <w:r>
+        <w:rPr>
+          <w:rStyle w:val="Hyperlink"/>
+          <w:rFonts w:ascii="Times New Roman" w:cs="Times New Roman" w:hAnsi="Times New Roman"/>
+          <w:color w:val="000000" w:themeColor="dk1"/>
+          <w:sz w:val="28"/>
+          <w:szCs w:val="28"/>
+          <w:lang w:val="ru-RU"/>
+        </w:rPr>
+        <w:fldChar w:fldCharType="separate"/>
+      </w:r>
+      <w:r>
+        <w:rPr>
+          <w:rStyle w:val="Hyperlink"/>
+          <w:rFonts w:ascii="Times New Roman" w:cs="Times New Roman" w:hAnsi="Times New Roman"/>
+          <w:color w:val="000000" w:themeColor="dk1"/>
+          <w:sz w:val="28"/>
+          <w:szCs w:val="28"/>
+          <w:lang w:val="ru-RU"/>
+        </w:rPr>
+        <w:t>20</w:t>
+      </w:r>
+      <w:r>
+        <w:rPr>
+          <w:rFonts w:ascii="Times New Roman" w:cs="Times New Roman" w:hAnsi="Times New Roman"/>
+          <w:color w:val="000000" w:themeColor="dk1"/>
+          <w:sz w:val="28"/>
+          <w:szCs w:val="28"/>
+        </w:rPr>
+        <w:fldChar w:fldCharType="end"/>
+      </w:r>
+      <w:r>
+        <w:rPr>
+          <w:rFonts w:ascii="Times New Roman" w:cs="Times New Roman" w:hAnsi="Times New Roman"/>
+          <w:color w:val="000000" w:themeColor="dk1"/>
+          <w:sz w:val="28"/>
+          <w:szCs w:val="28"/>
+        </w:rPr>
+        <w:fldChar w:fldCharType="end"/>
+      </w:r>
+    </w:p>
+    <w:p>
+      <w:pPr>
+        <w:pStyle w:val="Toc3"/>
+        <w:tabs>
+          <w:tab w:val="right" w:leader="dot" w:pos="9628"/>
+        </w:tabs>
+        <w:spacing w:line="360"/>
+        <w:rPr>
+          <w:rFonts w:ascii="Times New Roman" w:cs="Times New Roman" w:hAnsi="Times New Roman"/>
+          <w:color w:val="000000" w:themeColor="dk1"/>
+          <w:sz w:val="28"/>
+          <w:szCs w:val="28"/>
+        </w:rPr>
+      </w:pPr>
+      <w:r>
+        <w:rPr>
+          <w:rStyle w:val="Hyperlink"/>
+          <w:rFonts w:ascii="Times New Roman" w:cs="Times New Roman" w:hAnsi="Times New Roman"/>
+          <w:color w:val="000000" w:themeColor="dk1"/>
+          <w:sz w:val="28"/>
+          <w:szCs w:val="28"/>
+          <w:lang w:val="ru-RU"/>
+        </w:rPr>
+        <w:fldChar w:fldCharType="begin"/>
+      </w:r>
+      <w:r>
+        <w:rPr>
+          <w:rStyle w:val="Hyperlink"/>
+          <w:rFonts w:ascii="Times New Roman" w:cs="Times New Roman" w:hAnsi="Times New Roman"/>
+          <w:color w:val="000000" w:themeColor="dk1"/>
+          <w:sz w:val="28"/>
+          <w:szCs w:val="28"/>
+          <w:lang w:val="ru-RU"/>
+        </w:rPr>
+        <w:instrText xml:space="preserve">HYPERLINK \l "_Toc34"</w:instrText>
+      </w:r>
+      <w:r>
+        <w:rPr>
+          <w:rStyle w:val="Hyperlink"/>
+          <w:rFonts w:ascii="Times New Roman" w:cs="Times New Roman" w:hAnsi="Times New Roman"/>
+          <w:color w:val="000000" w:themeColor="dk1"/>
+          <w:sz w:val="28"/>
+          <w:szCs w:val="28"/>
+          <w:lang w:val="ru-RU"/>
+        </w:rPr>
+        <w:fldChar w:fldCharType="separate"/>
+      </w:r>
+      <w:r>
+        <w:rPr>
+          <w:rStyle w:val="Hyperlink"/>
+          <w:rFonts w:ascii="Times New Roman" w:cs="Times New Roman" w:hAnsi="Times New Roman"/>
+          <w:color w:val="000000" w:themeColor="dk1"/>
+          <w:sz w:val="28"/>
+          <w:szCs w:val="28"/>
+          <w:lang w:val="ru-RU"/>
+        </w:rPr>
+        <w:t>3.1.1 Колода и раздача</w:t>
+        <w:tab/>
+      </w:r>
+      <w:r>
+        <w:rPr>
+          <w:rStyle w:val="Hyperlink"/>
+          <w:rFonts w:ascii="Times New Roman" w:cs="Times New Roman" w:hAnsi="Times New Roman"/>
+          <w:color w:val="000000" w:themeColor="dk1"/>
+          <w:sz w:val="28"/>
+          <w:szCs w:val="28"/>
+          <w:lang w:val="ru-RU"/>
+        </w:rPr>
+        <w:fldChar w:fldCharType="begin"/>
+      </w:r>
+      <w:r>
+        <w:rPr>
+          <w:rStyle w:val="Hyperlink"/>
+          <w:rFonts w:ascii="Times New Roman" w:cs="Times New Roman" w:hAnsi="Times New Roman"/>
+          <w:color w:val="000000" w:themeColor="dk1"/>
+          <w:sz w:val="28"/>
+          <w:szCs w:val="28"/>
+          <w:lang w:val="ru-RU"/>
+        </w:rPr>
+        <w:instrText xml:space="preserve">PAGEREF _Toc34 \h</w:instrText>
+      </w:r>
+      <w:r>
+        <w:rPr>
+          <w:rStyle w:val="Hyperlink"/>
+          <w:rFonts w:ascii="Times New Roman" w:cs="Times New Roman" w:hAnsi="Times New Roman"/>
+          <w:color w:val="000000" w:themeColor="dk1"/>
+          <w:sz w:val="28"/>
+          <w:szCs w:val="28"/>
+          <w:lang w:val="ru-RU"/>
+        </w:rPr>
+        <w:fldChar w:fldCharType="separate"/>
+      </w:r>
+      <w:r>
+        <w:rPr>
+          <w:rStyle w:val="Hyperlink"/>
+          <w:rFonts w:ascii="Times New Roman" w:cs="Times New Roman" w:hAnsi="Times New Roman"/>
+          <w:color w:val="000000" w:themeColor="dk1"/>
+          <w:sz w:val="28"/>
+          <w:szCs w:val="28"/>
+          <w:lang w:val="ru-RU"/>
+        </w:rPr>
+        <w:t>20</w:t>
+      </w:r>
+      <w:r>
+        <w:rPr>
+          <w:rFonts w:ascii="Times New Roman" w:cs="Times New Roman" w:hAnsi="Times New Roman"/>
+          <w:color w:val="000000" w:themeColor="dk1"/>
+          <w:sz w:val="28"/>
+          <w:szCs w:val="28"/>
+        </w:rPr>
+        <w:fldChar w:fldCharType="end"/>
+      </w:r>
+      <w:r>
+        <w:rPr>
+          <w:rFonts w:ascii="Times New Roman" w:cs="Times New Roman" w:hAnsi="Times New Roman"/>
+          <w:color w:val="000000" w:themeColor="dk1"/>
+          <w:sz w:val="28"/>
+          <w:szCs w:val="28"/>
+        </w:rPr>
+        <w:fldChar w:fldCharType="end"/>
+      </w:r>
+    </w:p>
+    <w:p>
+      <w:pPr>
+        <w:pStyle w:val="Toc3"/>
+        <w:tabs>
+          <w:tab w:val="right" w:leader="dot" w:pos="9628"/>
+        </w:tabs>
+        <w:spacing w:line="360"/>
+        <w:rPr>
+          <w:rFonts w:ascii="Times New Roman" w:cs="Times New Roman" w:hAnsi="Times New Roman"/>
+          <w:color w:val="000000" w:themeColor="dk1"/>
+          <w:sz w:val="28"/>
+          <w:szCs w:val="28"/>
+        </w:rPr>
+      </w:pPr>
+      <w:r>
+        <w:rPr>
+          <w:rStyle w:val="Hyperlink"/>
+          <w:rFonts w:ascii="Times New Roman" w:cs="Times New Roman" w:hAnsi="Times New Roman"/>
+          <w:color w:val="000000" w:themeColor="dk1"/>
+          <w:sz w:val="28"/>
+          <w:szCs w:val="28"/>
+          <w:lang w:val="ru-RU"/>
+        </w:rPr>
+        <w:fldChar w:fldCharType="begin"/>
+      </w:r>
+      <w:r>
+        <w:rPr>
+          <w:rStyle w:val="Hyperlink"/>
+          <w:rFonts w:ascii="Times New Roman" w:cs="Times New Roman" w:hAnsi="Times New Roman"/>
+          <w:color w:val="000000" w:themeColor="dk1"/>
+          <w:sz w:val="28"/>
+          <w:szCs w:val="28"/>
+          <w:lang w:val="ru-RU"/>
+        </w:rPr>
+        <w:instrText xml:space="preserve">HYPERLINK \l "_Toc35"</w:instrText>
+      </w:r>
+      <w:r>
+        <w:rPr>
+          <w:rStyle w:val="Hyperlink"/>
+          <w:rFonts w:ascii="Times New Roman" w:cs="Times New Roman" w:hAnsi="Times New Roman"/>
+          <w:color w:val="000000" w:themeColor="dk1"/>
+          <w:sz w:val="28"/>
+          <w:szCs w:val="28"/>
+          <w:lang w:val="ru-RU"/>
+        </w:rPr>
+        <w:fldChar w:fldCharType="separate"/>
+      </w:r>
+      <w:r>
+        <w:rPr>
+          <w:rStyle w:val="Hyperlink"/>
+          <w:rFonts w:ascii="Times New Roman" w:cs="Times New Roman" w:hAnsi="Times New Roman"/>
+          <w:color w:val="000000" w:themeColor="dk1"/>
+          <w:sz w:val="28"/>
+          <w:szCs w:val="28"/>
+          <w:lang w:val="ru-RU"/>
+        </w:rPr>
+        <w:t>3.1.2 Подсчёт очков</w:t>
+        <w:tab/>
+      </w:r>
+      <w:r>
+        <w:rPr>
+          <w:rStyle w:val="Hyperlink"/>
+          <w:rFonts w:ascii="Times New Roman" w:cs="Times New Roman" w:hAnsi="Times New Roman"/>
+          <w:color w:val="000000" w:themeColor="dk1"/>
+          <w:sz w:val="28"/>
+          <w:szCs w:val="28"/>
+          <w:lang w:val="ru-RU"/>
+        </w:rPr>
+        <w:fldChar w:fldCharType="begin"/>
+      </w:r>
+      <w:r>
+        <w:rPr>
+          <w:rStyle w:val="Hyperlink"/>
+          <w:rFonts w:ascii="Times New Roman" w:cs="Times New Roman" w:hAnsi="Times New Roman"/>
+          <w:color w:val="000000" w:themeColor="dk1"/>
+          <w:sz w:val="28"/>
+          <w:szCs w:val="28"/>
+          <w:lang w:val="ru-RU"/>
+        </w:rPr>
+        <w:instrText xml:space="preserve">PAGEREF _Toc35 \h</w:instrText>
+      </w:r>
+      <w:r>
+        <w:rPr>
+          <w:rStyle w:val="Hyperlink"/>
+          <w:rFonts w:ascii="Times New Roman" w:cs="Times New Roman" w:hAnsi="Times New Roman"/>
+          <w:color w:val="000000" w:themeColor="dk1"/>
+          <w:sz w:val="28"/>
+          <w:szCs w:val="28"/>
+          <w:lang w:val="ru-RU"/>
+        </w:rPr>
+        <w:fldChar w:fldCharType="separate"/>
+      </w:r>
+      <w:r>
+        <w:rPr>
+          <w:rStyle w:val="Hyperlink"/>
+          <w:rFonts w:ascii="Times New Roman" w:cs="Times New Roman" w:hAnsi="Times New Roman"/>
+          <w:color w:val="000000" w:themeColor="dk1"/>
+          <w:sz w:val="28"/>
+          <w:szCs w:val="28"/>
+          <w:lang w:val="ru-RU"/>
+        </w:rPr>
+        <w:t>20</w:t>
+      </w:r>
+      <w:r>
+        <w:rPr>
+          <w:rFonts w:ascii="Times New Roman" w:cs="Times New Roman" w:hAnsi="Times New Roman"/>
+          <w:color w:val="000000" w:themeColor="dk1"/>
+          <w:sz w:val="28"/>
+          <w:szCs w:val="28"/>
+        </w:rPr>
+        <w:fldChar w:fldCharType="end"/>
+      </w:r>
+      <w:r>
+        <w:rPr>
+          <w:rFonts w:ascii="Times New Roman" w:cs="Times New Roman" w:hAnsi="Times New Roman"/>
+          <w:color w:val="000000" w:themeColor="dk1"/>
+          <w:sz w:val="28"/>
+          <w:szCs w:val="28"/>
+        </w:rPr>
+        <w:fldChar w:fldCharType="end"/>
+      </w:r>
+    </w:p>
+    <w:p>
+      <w:pPr>
+        <w:pStyle w:val="Toc3"/>
+        <w:tabs>
+          <w:tab w:val="right" w:leader="dot" w:pos="9628"/>
+        </w:tabs>
+        <w:spacing w:line="360"/>
+        <w:rPr>
+          <w:rFonts w:ascii="Times New Roman" w:cs="Times New Roman" w:hAnsi="Times New Roman"/>
+          <w:color w:val="000000" w:themeColor="dk1"/>
+          <w:sz w:val="28"/>
+          <w:szCs w:val="28"/>
+        </w:rPr>
+      </w:pPr>
+      <w:r>
+        <w:rPr>
+          <w:rStyle w:val="Hyperlink"/>
+          <w:rFonts w:ascii="Times New Roman" w:cs="Times New Roman" w:hAnsi="Times New Roman"/>
+          <w:color w:val="000000" w:themeColor="dk1"/>
+          <w:sz w:val="28"/>
+          <w:szCs w:val="28"/>
+          <w:lang w:val="ru-RU"/>
+        </w:rPr>
+        <w:fldChar w:fldCharType="begin"/>
+      </w:r>
+      <w:r>
+        <w:rPr>
+          <w:rStyle w:val="Hyperlink"/>
+          <w:rFonts w:ascii="Times New Roman" w:cs="Times New Roman" w:hAnsi="Times New Roman"/>
+          <w:color w:val="000000" w:themeColor="dk1"/>
+          <w:sz w:val="28"/>
+          <w:szCs w:val="28"/>
+          <w:lang w:val="ru-RU"/>
+        </w:rPr>
+        <w:instrText xml:space="preserve">HYPERLINK \l "_Toc36"</w:instrText>
+      </w:r>
+      <w:r>
+        <w:rPr>
+          <w:rStyle w:val="Hyperlink"/>
+          <w:rFonts w:ascii="Times New Roman" w:cs="Times New Roman" w:hAnsi="Times New Roman"/>
+          <w:color w:val="000000" w:themeColor="dk1"/>
+          <w:sz w:val="28"/>
+          <w:szCs w:val="28"/>
+          <w:lang w:val="ru-RU"/>
+        </w:rPr>
+        <w:fldChar w:fldCharType="separate"/>
+      </w:r>
+      <w:r>
+        <w:rPr>
+          <w:rStyle w:val="Hyperlink"/>
+          <w:rFonts w:ascii="Times New Roman" w:cs="Times New Roman" w:hAnsi="Times New Roman"/>
+          <w:color w:val="000000" w:themeColor="dk1"/>
+          <w:sz w:val="28"/>
+          <w:szCs w:val="28"/>
+          <w:lang w:val="ru-RU"/>
+        </w:rPr>
+        <w:t>3.1.3 Логика игрока</w:t>
+        <w:tab/>
+      </w:r>
+      <w:r>
+        <w:rPr>
+          <w:rStyle w:val="Hyperlink"/>
+          <w:rFonts w:ascii="Times New Roman" w:cs="Times New Roman" w:hAnsi="Times New Roman"/>
+          <w:color w:val="000000" w:themeColor="dk1"/>
+          <w:sz w:val="28"/>
+          <w:szCs w:val="28"/>
+          <w:lang w:val="ru-RU"/>
+        </w:rPr>
+        <w:fldChar w:fldCharType="begin"/>
+      </w:r>
+      <w:r>
+        <w:rPr>
+          <w:rStyle w:val="Hyperlink"/>
+          <w:rFonts w:ascii="Times New Roman" w:cs="Times New Roman" w:hAnsi="Times New Roman"/>
+          <w:color w:val="000000" w:themeColor="dk1"/>
+          <w:sz w:val="28"/>
+          <w:szCs w:val="28"/>
+          <w:lang w:val="ru-RU"/>
+        </w:rPr>
+        <w:instrText xml:space="preserve">PAGEREF _Toc36 \h</w:instrText>
+      </w:r>
+      <w:r>
+        <w:rPr>
+          <w:rStyle w:val="Hyperlink"/>
+          <w:rFonts w:ascii="Times New Roman" w:cs="Times New Roman" w:hAnsi="Times New Roman"/>
+          <w:color w:val="000000" w:themeColor="dk1"/>
+          <w:sz w:val="28"/>
+          <w:szCs w:val="28"/>
+          <w:lang w:val="ru-RU"/>
+        </w:rPr>
+        <w:fldChar w:fldCharType="separate"/>
+      </w:r>
+      <w:r>
+        <w:rPr>
+          <w:rStyle w:val="Hyperlink"/>
+          <w:rFonts w:ascii="Times New Roman" w:cs="Times New Roman" w:hAnsi="Times New Roman"/>
+          <w:color w:val="000000" w:themeColor="dk1"/>
+          <w:sz w:val="28"/>
+          <w:szCs w:val="28"/>
+          <w:lang w:val="ru-RU"/>
+        </w:rPr>
+        <w:t>20</w:t>
+      </w:r>
+      <w:r>
+        <w:rPr>
+          <w:rFonts w:ascii="Times New Roman" w:cs="Times New Roman" w:hAnsi="Times New Roman"/>
+          <w:color w:val="000000" w:themeColor="dk1"/>
+          <w:sz w:val="28"/>
+          <w:szCs w:val="28"/>
+        </w:rPr>
+        <w:fldChar w:fldCharType="end"/>
+      </w:r>
+      <w:r>
+        <w:rPr>
+          <w:rFonts w:ascii="Times New Roman" w:cs="Times New Roman" w:hAnsi="Times New Roman"/>
+          <w:color w:val="000000" w:themeColor="dk1"/>
+          <w:sz w:val="28"/>
+          <w:szCs w:val="28"/>
+        </w:rPr>
+        <w:fldChar w:fldCharType="end"/>
+      </w:r>
+    </w:p>
+    <w:p>
+      <w:pPr>
+        <w:pStyle w:val="Toc3"/>
+        <w:tabs>
+          <w:tab w:val="right" w:leader="dot" w:pos="9628"/>
+        </w:tabs>
+        <w:spacing w:line="360"/>
+        <w:rPr>
+          <w:rFonts w:ascii="Times New Roman" w:cs="Times New Roman" w:hAnsi="Times New Roman"/>
+          <w:color w:val="000000" w:themeColor="dk1"/>
+          <w:sz w:val="28"/>
+          <w:szCs w:val="28"/>
+        </w:rPr>
+      </w:pPr>
+      <w:r>
+        <w:rPr>
+          <w:rStyle w:val="Hyperlink"/>
+          <w:rFonts w:ascii="Times New Roman" w:cs="Times New Roman" w:hAnsi="Times New Roman"/>
+          <w:color w:val="000000" w:themeColor="dk1"/>
+          <w:sz w:val="28"/>
+          <w:szCs w:val="28"/>
+          <w:lang w:val="ru-RU"/>
+        </w:rPr>
+        <w:fldChar w:fldCharType="begin"/>
+      </w:r>
+      <w:r>
+        <w:rPr>
+          <w:rStyle w:val="Hyperlink"/>
+          <w:rFonts w:ascii="Times New Roman" w:cs="Times New Roman" w:hAnsi="Times New Roman"/>
+          <w:color w:val="000000" w:themeColor="dk1"/>
+          <w:sz w:val="28"/>
+          <w:szCs w:val="28"/>
+          <w:lang w:val="ru-RU"/>
+        </w:rPr>
+        <w:instrText xml:space="preserve">HYPERLINK \l "_Toc37"</w:instrText>
+      </w:r>
+      <w:r>
+        <w:rPr>
+          <w:rStyle w:val="Hyperlink"/>
+          <w:rFonts w:ascii="Times New Roman" w:cs="Times New Roman" w:hAnsi="Times New Roman"/>
+          <w:color w:val="000000" w:themeColor="dk1"/>
+          <w:sz w:val="28"/>
+          <w:szCs w:val="28"/>
+          <w:lang w:val="ru-RU"/>
+        </w:rPr>
+        <w:fldChar w:fldCharType="separate"/>
+      </w:r>
+      <w:r>
+        <w:rPr>
+          <w:rStyle w:val="Hyperlink"/>
+          <w:rFonts w:ascii="Times New Roman" w:cs="Times New Roman" w:hAnsi="Times New Roman"/>
+          <w:color w:val="000000" w:themeColor="dk1"/>
+          <w:sz w:val="28"/>
+          <w:szCs w:val="28"/>
+          <w:lang w:val="ru-RU"/>
+        </w:rPr>
+        <w:t>3.1.4 Логика крупье</w:t>
+        <w:tab/>
+      </w:r>
+      <w:r>
+        <w:rPr>
+          <w:rStyle w:val="Hyperlink"/>
+          <w:rFonts w:ascii="Times New Roman" w:cs="Times New Roman" w:hAnsi="Times New Roman"/>
+          <w:color w:val="000000" w:themeColor="dk1"/>
+          <w:sz w:val="28"/>
+          <w:szCs w:val="28"/>
+          <w:lang w:val="ru-RU"/>
+        </w:rPr>
+        <w:fldChar w:fldCharType="begin"/>
+      </w:r>
+      <w:r>
+        <w:rPr>
+          <w:rStyle w:val="Hyperlink"/>
+          <w:rFonts w:ascii="Times New Roman" w:cs="Times New Roman" w:hAnsi="Times New Roman"/>
+          <w:color w:val="000000" w:themeColor="dk1"/>
+          <w:sz w:val="28"/>
+          <w:szCs w:val="28"/>
+          <w:lang w:val="ru-RU"/>
+        </w:rPr>
+        <w:instrText xml:space="preserve">PAGEREF _Toc37 \h</w:instrText>
+      </w:r>
+      <w:r>
+        <w:rPr>
+          <w:rStyle w:val="Hyperlink"/>
+          <w:rFonts w:ascii="Times New Roman" w:cs="Times New Roman" w:hAnsi="Times New Roman"/>
+          <w:color w:val="000000" w:themeColor="dk1"/>
+          <w:sz w:val="28"/>
+          <w:szCs w:val="28"/>
+          <w:lang w:val="ru-RU"/>
+        </w:rPr>
+        <w:fldChar w:fldCharType="separate"/>
+      </w:r>
+      <w:r>
+        <w:rPr>
+          <w:rStyle w:val="Hyperlink"/>
+          <w:rFonts w:ascii="Times New Roman" w:cs="Times New Roman" w:hAnsi="Times New Roman"/>
+          <w:color w:val="000000" w:themeColor="dk1"/>
+          <w:sz w:val="28"/>
+          <w:szCs w:val="28"/>
+          <w:lang w:val="ru-RU"/>
+        </w:rPr>
+        <w:t>21</w:t>
+      </w:r>
+      <w:r>
+        <w:rPr>
+          <w:rFonts w:ascii="Times New Roman" w:cs="Times New Roman" w:hAnsi="Times New Roman"/>
+          <w:color w:val="000000" w:themeColor="dk1"/>
+          <w:sz w:val="28"/>
+          <w:szCs w:val="28"/>
+        </w:rPr>
+        <w:fldChar w:fldCharType="end"/>
+      </w:r>
+      <w:r>
+        <w:rPr>
+          <w:rFonts w:ascii="Times New Roman" w:cs="Times New Roman" w:hAnsi="Times New Roman"/>
+          <w:color w:val="000000" w:themeColor="dk1"/>
+          <w:sz w:val="28"/>
+          <w:szCs w:val="28"/>
+        </w:rPr>
+        <w:fldChar w:fldCharType="end"/>
+      </w:r>
+    </w:p>
+    <w:p>
+      <w:pPr>
+        <w:pStyle w:val="Toc3"/>
+        <w:tabs>
+          <w:tab w:val="right" w:leader="dot" w:pos="9628"/>
+        </w:tabs>
+        <w:spacing w:line="360"/>
+        <w:rPr>
+          <w:rFonts w:ascii="Times New Roman" w:cs="Times New Roman" w:hAnsi="Times New Roman"/>
+          <w:color w:val="000000" w:themeColor="dk1"/>
+          <w:sz w:val="28"/>
+          <w:szCs w:val="28"/>
+        </w:rPr>
+      </w:pPr>
+      <w:r>
+        <w:rPr>
+          <w:rStyle w:val="Hyperlink"/>
+          <w:rFonts w:ascii="Times New Roman" w:cs="Times New Roman" w:hAnsi="Times New Roman"/>
+          <w:color w:val="000000" w:themeColor="dk1"/>
+          <w:sz w:val="28"/>
+          <w:szCs w:val="28"/>
+          <w:lang w:val="ru-RU"/>
+        </w:rPr>
+        <w:fldChar w:fldCharType="begin"/>
+      </w:r>
+      <w:r>
+        <w:rPr>
+          <w:rStyle w:val="Hyperlink"/>
+          <w:rFonts w:ascii="Times New Roman" w:cs="Times New Roman" w:hAnsi="Times New Roman"/>
+          <w:color w:val="000000" w:themeColor="dk1"/>
+          <w:sz w:val="28"/>
+          <w:szCs w:val="28"/>
+          <w:lang w:val="ru-RU"/>
+        </w:rPr>
+        <w:instrText xml:space="preserve">HYPERLINK \l "_Toc38"</w:instrText>
+      </w:r>
+      <w:r>
+        <w:rPr>
+          <w:rStyle w:val="Hyperlink"/>
+          <w:rFonts w:ascii="Times New Roman" w:cs="Times New Roman" w:hAnsi="Times New Roman"/>
+          <w:color w:val="000000" w:themeColor="dk1"/>
+          <w:sz w:val="28"/>
+          <w:szCs w:val="28"/>
+          <w:lang w:val="ru-RU"/>
+        </w:rPr>
+        <w:fldChar w:fldCharType="separate"/>
+      </w:r>
+      <w:r>
+        <w:rPr>
+          <w:rStyle w:val="Hyperlink"/>
+          <w:rFonts w:ascii="Times New Roman" w:cs="Times New Roman" w:hAnsi="Times New Roman"/>
+          <w:color w:val="000000" w:themeColor="dk1"/>
+          <w:sz w:val="28"/>
+          <w:szCs w:val="28"/>
+          <w:lang w:val="ru-RU"/>
+        </w:rPr>
+        <w:t>3.1.6 Интерфейс и обновление отображения</w:t>
+        <w:tab/>
+      </w:r>
+      <w:r>
+        <w:rPr>
+          <w:rStyle w:val="Hyperlink"/>
+          <w:rFonts w:ascii="Times New Roman" w:cs="Times New Roman" w:hAnsi="Times New Roman"/>
+          <w:color w:val="000000" w:themeColor="dk1"/>
+          <w:sz w:val="28"/>
+          <w:szCs w:val="28"/>
+          <w:lang w:val="ru-RU"/>
+        </w:rPr>
+        <w:fldChar w:fldCharType="begin"/>
+      </w:r>
+      <w:r>
+        <w:rPr>
+          <w:rStyle w:val="Hyperlink"/>
+          <w:rFonts w:ascii="Times New Roman" w:cs="Times New Roman" w:hAnsi="Times New Roman"/>
+          <w:color w:val="000000" w:themeColor="dk1"/>
+          <w:sz w:val="28"/>
+          <w:szCs w:val="28"/>
+          <w:lang w:val="ru-RU"/>
+        </w:rPr>
+        <w:instrText xml:space="preserve">PAGEREF _Toc38 \h</w:instrText>
+      </w:r>
+      <w:r>
+        <w:rPr>
+          <w:rStyle w:val="Hyperlink"/>
+          <w:rFonts w:ascii="Times New Roman" w:cs="Times New Roman" w:hAnsi="Times New Roman"/>
+          <w:color w:val="000000" w:themeColor="dk1"/>
+          <w:sz w:val="28"/>
+          <w:szCs w:val="28"/>
+          <w:lang w:val="ru-RU"/>
+        </w:rPr>
+        <w:fldChar w:fldCharType="separate"/>
+      </w:r>
+      <w:r>
+        <w:rPr>
+          <w:rStyle w:val="Hyperlink"/>
+          <w:rFonts w:ascii="Times New Roman" w:cs="Times New Roman" w:hAnsi="Times New Roman"/>
+          <w:color w:val="000000" w:themeColor="dk1"/>
+          <w:sz w:val="28"/>
+          <w:szCs w:val="28"/>
+          <w:lang w:val="ru-RU"/>
+        </w:rPr>
+        <w:t>21</w:t>
+      </w:r>
+      <w:r>
+        <w:rPr>
+          <w:rFonts w:ascii="Times New Roman" w:cs="Times New Roman" w:hAnsi="Times New Roman"/>
+          <w:color w:val="000000" w:themeColor="dk1"/>
+          <w:sz w:val="28"/>
+          <w:szCs w:val="28"/>
+        </w:rPr>
+        <w:fldChar w:fldCharType="end"/>
+      </w:r>
+      <w:r>
+        <w:rPr>
+          <w:rFonts w:ascii="Times New Roman" w:cs="Times New Roman" w:hAnsi="Times New Roman"/>
+          <w:color w:val="000000" w:themeColor="dk1"/>
+          <w:sz w:val="28"/>
+          <w:szCs w:val="28"/>
+        </w:rPr>
+        <w:fldChar w:fldCharType="end"/>
+      </w:r>
+    </w:p>
+    <w:p>
+      <w:pPr>
+        <w:pStyle w:val="Toc2"/>
+        <w:tabs>
+          <w:tab w:val="right" w:leader="dot" w:pos="9628"/>
+        </w:tabs>
+        <w:spacing w:line="360"/>
+        <w:rPr>
+          <w:rFonts w:ascii="Times New Roman" w:cs="Times New Roman" w:hAnsi="Times New Roman"/>
+          <w:color w:val="000000" w:themeColor="dk1"/>
+          <w:sz w:val="28"/>
+          <w:szCs w:val="28"/>
+        </w:rPr>
+      </w:pPr>
+      <w:r>
+        <w:rPr>
+          <w:rStyle w:val="Hyperlink"/>
+          <w:rFonts w:ascii="Times New Roman" w:cs="Times New Roman" w:hAnsi="Times New Roman"/>
+          <w:color w:val="000000" w:themeColor="dk1"/>
+          <w:sz w:val="28"/>
+          <w:szCs w:val="28"/>
+          <w:lang w:val="ru-RU"/>
+        </w:rPr>
+        <w:fldChar w:fldCharType="begin"/>
+      </w:r>
+      <w:r>
+        <w:rPr>
+          <w:rStyle w:val="Hyperlink"/>
+          <w:rFonts w:ascii="Times New Roman" w:cs="Times New Roman" w:hAnsi="Times New Roman"/>
+          <w:color w:val="000000" w:themeColor="dk1"/>
+          <w:sz w:val="28"/>
+          <w:szCs w:val="28"/>
+          <w:lang w:val="ru-RU"/>
+        </w:rPr>
+        <w:instrText xml:space="preserve">HYPERLINK \l "_Toc19"</w:instrText>
+      </w:r>
+      <w:r>
+        <w:rPr>
+          <w:rStyle w:val="Hyperlink"/>
+          <w:rFonts w:ascii="Times New Roman" w:cs="Times New Roman" w:hAnsi="Times New Roman"/>
+          <w:color w:val="000000" w:themeColor="dk1"/>
+          <w:sz w:val="28"/>
+          <w:szCs w:val="28"/>
+          <w:lang w:val="ru-RU"/>
+        </w:rPr>
+        <w:fldChar w:fldCharType="separate"/>
+      </w:r>
+      <w:r>
+        <w:rPr>
+          <w:rStyle w:val="Hyperlink"/>
+          <w:rFonts w:ascii="Times New Roman" w:cs="Times New Roman" w:hAnsi="Times New Roman"/>
+          <w:color w:val="000000" w:themeColor="dk1"/>
+          <w:sz w:val="28"/>
+          <w:szCs w:val="28"/>
+          <w:lang w:val="ru-RU"/>
+        </w:rPr>
+        <w:t>3.2 Демонстрация сохраненных логов</w:t>
+        <w:tab/>
+      </w:r>
+      <w:r>
+        <w:rPr>
+          <w:rStyle w:val="Hyperlink"/>
+          <w:rFonts w:ascii="Times New Roman" w:cs="Times New Roman" w:hAnsi="Times New Roman"/>
+          <w:color w:val="000000" w:themeColor="dk1"/>
+          <w:sz w:val="28"/>
+          <w:szCs w:val="28"/>
+          <w:lang w:val="ru-RU"/>
+        </w:rPr>
+        <w:fldChar w:fldCharType="begin"/>
+      </w:r>
+      <w:r>
+        <w:rPr>
+          <w:rStyle w:val="Hyperlink"/>
+          <w:rFonts w:ascii="Times New Roman" w:cs="Times New Roman" w:hAnsi="Times New Roman"/>
+          <w:color w:val="000000" w:themeColor="dk1"/>
+          <w:sz w:val="28"/>
+          <w:szCs w:val="28"/>
+          <w:lang w:val="ru-RU"/>
+        </w:rPr>
+        <w:instrText xml:space="preserve">PAGEREF _Toc19 \h</w:instrText>
+      </w:r>
+      <w:r>
+        <w:rPr>
+          <w:rStyle w:val="Hyperlink"/>
+          <w:rFonts w:ascii="Times New Roman" w:cs="Times New Roman" w:hAnsi="Times New Roman"/>
+          <w:color w:val="000000" w:themeColor="dk1"/>
+          <w:sz w:val="28"/>
+          <w:szCs w:val="28"/>
+          <w:lang w:val="ru-RU"/>
+        </w:rPr>
+        <w:fldChar w:fldCharType="separate"/>
+      </w:r>
+      <w:r>
+        <w:rPr>
+          <w:rStyle w:val="Hyperlink"/>
+          <w:rFonts w:ascii="Times New Roman" w:cs="Times New Roman" w:hAnsi="Times New Roman"/>
+          <w:color w:val="000000" w:themeColor="dk1"/>
+          <w:sz w:val="28"/>
+          <w:szCs w:val="28"/>
+          <w:lang w:val="ru-RU"/>
+        </w:rPr>
+        <w:t>22</w:t>
+      </w:r>
+      <w:r>
+        <w:rPr>
+          <w:rFonts w:ascii="Times New Roman" w:cs="Times New Roman" w:hAnsi="Times New Roman"/>
+          <w:color w:val="000000" w:themeColor="dk1"/>
+          <w:sz w:val="28"/>
+          <w:szCs w:val="28"/>
+        </w:rPr>
+        <w:fldChar w:fldCharType="end"/>
+      </w:r>
+      <w:r>
+        <w:rPr>
+          <w:rFonts w:ascii="Times New Roman" w:cs="Times New Roman" w:hAnsi="Times New Roman"/>
+          <w:color w:val="000000" w:themeColor="dk1"/>
+          <w:sz w:val="28"/>
+          <w:szCs w:val="28"/>
+        </w:rPr>
+        <w:fldChar w:fldCharType="end"/>
+      </w:r>
+    </w:p>
+    <w:p>
+      <w:pPr>
+        <w:pStyle w:val="Toc1"/>
+        <w:tabs>
+          <w:tab w:val="right" w:leader="dot" w:pos="9628"/>
+        </w:tabs>
+        <w:spacing w:line="360"/>
+        <w:rPr>
+          <w:rFonts w:ascii="Times New Roman" w:cs="Times New Roman" w:hAnsi="Times New Roman"/>
+          <w:color w:val="000000" w:themeColor="dk1"/>
+          <w:sz w:val="28"/>
+          <w:szCs w:val="28"/>
+        </w:rPr>
+      </w:pPr>
+      <w:r>
+        <w:rPr>
+          <w:rStyle w:val="Hyperlink"/>
+          <w:rFonts w:ascii="Times New Roman" w:cs="Times New Roman" w:hAnsi="Times New Roman"/>
+          <w:color w:val="000000" w:themeColor="dk1"/>
+          <w:sz w:val="28"/>
+          <w:szCs w:val="28"/>
+          <w:lang w:val="ru-RU"/>
+        </w:rPr>
+        <w:fldChar w:fldCharType="begin"/>
+      </w:r>
+      <w:r>
+        <w:rPr>
+          <w:rStyle w:val="Hyperlink"/>
+          <w:rFonts w:ascii="Times New Roman" w:cs="Times New Roman" w:hAnsi="Times New Roman"/>
+          <w:color w:val="000000" w:themeColor="dk1"/>
+          <w:sz w:val="28"/>
+          <w:szCs w:val="28"/>
+          <w:lang w:val="ru-RU"/>
+        </w:rPr>
+        <w:instrText xml:space="preserve">HYPERLINK \l "_Toc20"</w:instrText>
+      </w:r>
+      <w:r>
+        <w:rPr>
+          <w:rStyle w:val="Hyperlink"/>
+          <w:rFonts w:ascii="Times New Roman" w:cs="Times New Roman" w:hAnsi="Times New Roman"/>
+          <w:color w:val="000000" w:themeColor="dk1"/>
+          <w:sz w:val="28"/>
+          <w:szCs w:val="28"/>
+          <w:lang w:val="ru-RU"/>
+        </w:rPr>
+        <w:fldChar w:fldCharType="separate"/>
+      </w:r>
+      <w:r>
+        <w:rPr>
+          <w:rStyle w:val="Hyperlink"/>
+          <w:rFonts w:ascii="Times New Roman" w:cs="Times New Roman" w:hAnsi="Times New Roman"/>
+          <w:color w:val="000000" w:themeColor="dk1"/>
+          <w:sz w:val="28"/>
+          <w:szCs w:val="28"/>
+          <w:lang w:val="ru-RU"/>
+        </w:rPr>
+        <w:t>ЗАКЛЮЧЕНИЕ</w:t>
+        <w:tab/>
+      </w:r>
+      <w:r>
+        <w:rPr>
+          <w:rStyle w:val="Hyperlink"/>
+          <w:rFonts w:ascii="Times New Roman" w:cs="Times New Roman" w:hAnsi="Times New Roman"/>
+          <w:color w:val="000000" w:themeColor="dk1"/>
+          <w:sz w:val="28"/>
+          <w:szCs w:val="28"/>
+          <w:lang w:val="ru-RU"/>
+        </w:rPr>
+        <w:fldChar w:fldCharType="begin"/>
+      </w:r>
+      <w:r>
+        <w:rPr>
+          <w:rStyle w:val="Hyperlink"/>
+          <w:rFonts w:ascii="Times New Roman" w:cs="Times New Roman" w:hAnsi="Times New Roman"/>
+          <w:color w:val="000000" w:themeColor="dk1"/>
+          <w:sz w:val="28"/>
+          <w:szCs w:val="28"/>
+          <w:lang w:val="ru-RU"/>
+        </w:rPr>
+        <w:instrText xml:space="preserve">PAGEREF _Toc20 \h</w:instrText>
+      </w:r>
+      <w:r>
+        <w:rPr>
+          <w:rStyle w:val="Hyperlink"/>
+          <w:rFonts w:ascii="Times New Roman" w:cs="Times New Roman" w:hAnsi="Times New Roman"/>
+          <w:color w:val="000000" w:themeColor="dk1"/>
+          <w:sz w:val="28"/>
+          <w:szCs w:val="28"/>
+          <w:lang w:val="ru-RU"/>
+        </w:rPr>
+        <w:fldChar w:fldCharType="separate"/>
+      </w:r>
+      <w:r>
+        <w:rPr>
+          <w:rStyle w:val="Hyperlink"/>
+          <w:rFonts w:ascii="Times New Roman" w:cs="Times New Roman" w:hAnsi="Times New Roman"/>
+          <w:color w:val="000000" w:themeColor="dk1"/>
+          <w:sz w:val="28"/>
+          <w:szCs w:val="28"/>
+          <w:lang w:val="ru-RU"/>
+        </w:rPr>
+        <w:t>23</w:t>
+      </w:r>
+      <w:r>
+        <w:rPr>
+          <w:rFonts w:ascii="Times New Roman" w:cs="Times New Roman" w:hAnsi="Times New Roman"/>
+          <w:color w:val="000000" w:themeColor="dk1"/>
+          <w:sz w:val="28"/>
+          <w:szCs w:val="28"/>
+        </w:rPr>
+        <w:fldChar w:fldCharType="end"/>
+      </w:r>
+      <w:r>
+        <w:rPr>
+          <w:rFonts w:ascii="Times New Roman" w:cs="Times New Roman" w:hAnsi="Times New Roman"/>
+          <w:color w:val="000000" w:themeColor="dk1"/>
+          <w:sz w:val="28"/>
+          <w:szCs w:val="28"/>
+        </w:rPr>
+        <w:fldChar w:fldCharType="end"/>
+      </w:r>
+    </w:p>
+    <w:p>
+      <w:pPr>
+        <w:pStyle w:val="Toc1"/>
+        <w:tabs>
+          <w:tab w:val="right" w:leader="dot" w:pos="9628"/>
+        </w:tabs>
+        <w:spacing w:line="360"/>
+        <w:rPr>
+          <w:rFonts w:ascii="Times New Roman" w:cs="Times New Roman" w:hAnsi="Times New Roman"/>
+          <w:color w:val="000000" w:themeColor="dk1"/>
+          <w:sz w:val="28"/>
+          <w:szCs w:val="28"/>
+        </w:rPr>
+      </w:pPr>
+      <w:r>
+        <w:rPr>
+          <w:rStyle w:val="Hyperlink"/>
+          <w:rFonts w:ascii="Times New Roman" w:cs="Times New Roman" w:hAnsi="Times New Roman"/>
+          <w:color w:val="000000" w:themeColor="dk1"/>
+          <w:sz w:val="28"/>
+          <w:szCs w:val="28"/>
+          <w:lang w:val="ru-RU"/>
+        </w:rPr>
+        <w:fldChar w:fldCharType="begin"/>
+      </w:r>
+      <w:r>
+        <w:rPr>
+          <w:rStyle w:val="Hyperlink"/>
+          <w:rFonts w:ascii="Times New Roman" w:cs="Times New Roman" w:hAnsi="Times New Roman"/>
+          <w:color w:val="000000" w:themeColor="dk1"/>
+          <w:sz w:val="28"/>
+          <w:szCs w:val="28"/>
+          <w:lang w:val="ru-RU"/>
+        </w:rPr>
+        <w:instrText xml:space="preserve">HYPERLINK \l "_Toc21"</w:instrText>
+      </w:r>
+      <w:r>
+        <w:rPr>
+          <w:rStyle w:val="Hyperlink"/>
+          <w:rFonts w:ascii="Times New Roman" w:cs="Times New Roman" w:hAnsi="Times New Roman"/>
+          <w:color w:val="000000" w:themeColor="dk1"/>
+          <w:sz w:val="28"/>
+          <w:szCs w:val="28"/>
+          <w:lang w:val="ru-RU"/>
+        </w:rPr>
+        <w:fldChar w:fldCharType="separate"/>
+      </w:r>
+      <w:r>
+        <w:rPr>
+          <w:rStyle w:val="Hyperlink"/>
+          <w:rFonts w:ascii="Times New Roman" w:cs="Times New Roman" w:hAnsi="Times New Roman"/>
+          <w:color w:val="000000" w:themeColor="dk1"/>
+          <w:sz w:val="28"/>
+          <w:szCs w:val="28"/>
+          <w:lang w:val="ru-RU"/>
+        </w:rPr>
+        <w:t>СПИСОК ИСПОЛЬЗОВАННЫХ ИСТОЧНИКОВ</w:t>
+        <w:tab/>
+      </w:r>
+      <w:r>
+        <w:rPr>
+          <w:rStyle w:val="Hyperlink"/>
+          <w:rFonts w:ascii="Times New Roman" w:cs="Times New Roman" w:hAnsi="Times New Roman"/>
+          <w:color w:val="000000" w:themeColor="dk1"/>
+          <w:sz w:val="28"/>
+          <w:szCs w:val="28"/>
+          <w:lang w:val="ru-RU"/>
+        </w:rPr>
+        <w:fldChar w:fldCharType="begin"/>
+      </w:r>
+      <w:r>
+        <w:rPr>
+          <w:rStyle w:val="Hyperlink"/>
+          <w:rFonts w:ascii="Times New Roman" w:cs="Times New Roman" w:hAnsi="Times New Roman"/>
+          <w:color w:val="000000" w:themeColor="dk1"/>
+          <w:sz w:val="28"/>
+          <w:szCs w:val="28"/>
+          <w:lang w:val="ru-RU"/>
+        </w:rPr>
+        <w:instrText xml:space="preserve">PAGEREF _Toc21 \h</w:instrText>
+      </w:r>
+      <w:r>
+        <w:rPr>
+          <w:rStyle w:val="Hyperlink"/>
+          <w:rFonts w:ascii="Times New Roman" w:cs="Times New Roman" w:hAnsi="Times New Roman"/>
+          <w:color w:val="000000" w:themeColor="dk1"/>
+          <w:sz w:val="28"/>
+          <w:szCs w:val="28"/>
+          <w:lang w:val="ru-RU"/>
+        </w:rPr>
+        <w:fldChar w:fldCharType="separate"/>
+      </w:r>
+      <w:r>
+        <w:rPr>
+          <w:rStyle w:val="Hyperlink"/>
+          <w:rFonts w:ascii="Times New Roman" w:cs="Times New Roman" w:hAnsi="Times New Roman"/>
+          <w:color w:val="000000" w:themeColor="dk1"/>
+          <w:sz w:val="28"/>
+          <w:szCs w:val="28"/>
+          <w:lang w:val="ru-RU"/>
+        </w:rPr>
+        <w:t>24</w:t>
+      </w:r>
+      <w:r>
+        <w:rPr>
+          <w:rFonts w:ascii="Times New Roman" w:cs="Times New Roman" w:hAnsi="Times New Roman"/>
+          <w:color w:val="000000" w:themeColor="dk1"/>
+          <w:sz w:val="28"/>
+          <w:szCs w:val="28"/>
+        </w:rPr>
+        <w:fldChar w:fldCharType="end"/>
+      </w:r>
+      <w:r>
+        <w:rPr>
+          <w:rFonts w:ascii="Times New Roman" w:cs="Times New Roman" w:hAnsi="Times New Roman"/>
+          <w:color w:val="000000" w:themeColor="dk1"/>
+          <w:sz w:val="28"/>
+          <w:szCs w:val="28"/>
+        </w:rPr>
+        <w:fldChar w:fldCharType="end"/>
+      </w:r>
+    </w:p>
+    <w:p>
+      <w:pPr>
+        <w:pStyle w:val="Toc1"/>
+        <w:tabs>
+          <w:tab w:val="right" w:leader="dot" w:pos="9628"/>
+        </w:tabs>
+        <w:spacing w:line="360"/>
+        <w:rPr>
+          <w:rFonts w:ascii="Times New Roman" w:cs="Times New Roman" w:hAnsi="Times New Roman"/>
+          <w:color w:val="000000" w:themeColor="dk1"/>
+          <w:sz w:val="28"/>
+          <w:szCs w:val="28"/>
+        </w:rPr>
+      </w:pPr>
+      <w:r>
+        <w:rPr>
+          <w:rStyle w:val="Hyperlink"/>
+          <w:rFonts w:ascii="Times New Roman" w:cs="Times New Roman" w:hAnsi="Times New Roman"/>
+          <w:color w:val="000000" w:themeColor="dk1"/>
+          <w:sz w:val="28"/>
+          <w:szCs w:val="28"/>
+          <w:lang w:val="ru-RU"/>
+        </w:rPr>
+        <w:fldChar w:fldCharType="begin"/>
+      </w:r>
+      <w:r>
+        <w:rPr>
+          <w:rStyle w:val="Hyperlink"/>
+          <w:rFonts w:ascii="Times New Roman" w:cs="Times New Roman" w:hAnsi="Times New Roman"/>
+          <w:color w:val="000000" w:themeColor="dk1"/>
+          <w:sz w:val="28"/>
+          <w:szCs w:val="28"/>
+          <w:lang w:val="ru-RU"/>
+        </w:rPr>
+        <w:instrText xml:space="preserve">HYPERLINK \l "_Toc22"</w:instrText>
+      </w:r>
+      <w:r>
+        <w:rPr>
+          <w:rStyle w:val="Hyperlink"/>
+          <w:rFonts w:ascii="Times New Roman" w:cs="Times New Roman" w:hAnsi="Times New Roman"/>
+          <w:color w:val="000000" w:themeColor="dk1"/>
+          <w:sz w:val="28"/>
+          <w:szCs w:val="28"/>
+          <w:lang w:val="ru-RU"/>
+        </w:rPr>
+        <w:fldChar w:fldCharType="separate"/>
+      </w:r>
+      <w:r>
+        <w:rPr>
+          <w:rStyle w:val="Hyperlink"/>
+          <w:rFonts w:ascii="Times New Roman" w:cs="Times New Roman" w:hAnsi="Times New Roman"/>
+          <w:color w:val="000000" w:themeColor="dk1"/>
+          <w:sz w:val="28"/>
+          <w:szCs w:val="28"/>
+          <w:lang w:val="ru-RU"/>
+        </w:rPr>
+        <w:t>Приложение А</w:t>
+        <w:tab/>
+      </w:r>
+      <w:r>
+        <w:rPr>
+          <w:rStyle w:val="Hyperlink"/>
+          <w:rFonts w:ascii="Times New Roman" w:cs="Times New Roman" w:hAnsi="Times New Roman"/>
+          <w:color w:val="000000" w:themeColor="dk1"/>
+          <w:sz w:val="28"/>
+          <w:szCs w:val="28"/>
+          <w:lang w:val="ru-RU"/>
+        </w:rPr>
+        <w:fldChar w:fldCharType="begin"/>
+      </w:r>
+      <w:r>
+        <w:rPr>
+          <w:rStyle w:val="Hyperlink"/>
+          <w:rFonts w:ascii="Times New Roman" w:cs="Times New Roman" w:hAnsi="Times New Roman"/>
+          <w:color w:val="000000" w:themeColor="dk1"/>
+          <w:sz w:val="28"/>
+          <w:szCs w:val="28"/>
+          <w:lang w:val="ru-RU"/>
+        </w:rPr>
+        <w:instrText xml:space="preserve">PAGEREF _Toc22 \h</w:instrText>
+      </w:r>
+      <w:r>
+        <w:rPr>
+          <w:rStyle w:val="Hyperlink"/>
+          <w:rFonts w:ascii="Times New Roman" w:cs="Times New Roman" w:hAnsi="Times New Roman"/>
+          <w:color w:val="000000" w:themeColor="dk1"/>
+          <w:sz w:val="28"/>
+          <w:szCs w:val="28"/>
+          <w:lang w:val="ru-RU"/>
+        </w:rPr>
+        <w:fldChar w:fldCharType="separate"/>
+      </w:r>
+      <w:r>
+        <w:rPr>
+          <w:rStyle w:val="Hyperlink"/>
+          <w:rFonts w:ascii="Times New Roman" w:cs="Times New Roman" w:hAnsi="Times New Roman"/>
+          <w:color w:val="000000" w:themeColor="dk1"/>
+          <w:sz w:val="28"/>
+          <w:szCs w:val="28"/>
+          <w:lang w:val="ru-RU"/>
+        </w:rPr>
+        <w:t>26</w:t>
+      </w:r>
+      <w:r>
+        <w:rPr>
+          <w:rFonts w:ascii="Times New Roman" w:cs="Times New Roman" w:hAnsi="Times New Roman"/>
+          <w:color w:val="000000" w:themeColor="dk1"/>
+          <w:sz w:val="28"/>
+          <w:szCs w:val="28"/>
+        </w:rPr>
+        <w:fldChar w:fldCharType="end"/>
+      </w:r>
+      <w:r>
+        <w:rPr>
+          <w:rFonts w:ascii="Times New Roman" w:cs="Times New Roman" w:hAnsi="Times New Roman"/>
+          <w:color w:val="000000" w:themeColor="dk1"/>
+          <w:sz w:val="28"/>
+          <w:szCs w:val="28"/>
+        </w:rPr>
+        <w:fldChar w:fldCharType="end"/>
+      </w:r>
+    </w:p>
+    <w:p>
+      <w:pPr>
+        <w:pStyle w:val="Normal"/>
+        <w:tabs>
+          <w:tab w:val="right" w:leader="dot" w:pos="9628"/>
+        </w:tabs>
+        <w:rPr/>
+      </w:pPr>
+    </w:p>
+    <w:p>
+      <w:pPr>
+        <w:spacing w:line="360"/>
+        <w:jc w:val="both"/>
+        <w:rPr>
+          <w:rFonts w:ascii="Times New Roman" w:cs="Times New Roman" w:hAnsi="Times New Roman"/>
+          <w:sz w:val="32"/>
+          <w:szCs w:val="32"/>
+        </w:rPr>
+      </w:pPr>
+      <w:r>
+        <w:rPr>
+          <w:rFonts w:ascii="Times New Roman" w:cs="Times New Roman" w:hAnsi="Times New Roman"/>
+          <w:sz w:val="32"/>
+          <w:szCs w:val="32"/>
+        </w:rPr>
+        <w:fldChar w:fldCharType="end"/>
+      </w:r>
+      <w:r>
+        <w:rPr>
+          <w:rFonts w:ascii="Times New Roman" w:cs="Times New Roman" w:hAnsi="Times New Roman"/>
+          <w:sz w:val="32"/>
+          <w:szCs w:val="32"/>
+        </w:rPr>
+        <w:br w:type="page"/>
+      </w:r>
+    </w:p>
+    <w:p>
+      <w:pPr>
         <w:pStyle w:val="Heading1"/>
-        <w:spacing w:before="0"/>
+        <w:spacing w:before="0" w:after="360" w:line="360"/>
+        <w:ind w:left="0" w:firstLine="850"/>
         <w:jc w:val="center"/>
-        <w:rPr/>
-      </w:pPr>
-      <w:r>
         <w:rPr>
           <w:rFonts w:ascii="Times New Roman" w:cs="Times New Roman" w:hAnsi="Times New Roman"/>
           <w:b w:val="off"/>
@@ -502,10 +4486,10 @@
           <w:color w:val="auto"/>
           <w:sz w:val="32"/>
           <w:szCs w:val="32"/>
-          <w:lang w:val="ru-RU"/>
-        </w:rPr>
-        <w:fldChar w:fldCharType="begin"/>
-      </w:r>
+        </w:rPr>
+      </w:pPr>
+      <w:bookmarkStart w:id="0" w:name="_Toc1"/>
+      <w:bookmarkStart w:id="1" w:name="_Toc9"/>
       <w:r>
         <w:rPr>
           <w:rFonts w:ascii="Times New Roman" w:cs="Times New Roman" w:hAnsi="Times New Roman"/>
@@ -516,8 +4500,9 @@
           <w:szCs w:val="32"/>
           <w:lang w:val="ru-RU"/>
         </w:rPr>
-        <w:instrText xml:space="preserve">TOC \o "1 - 3" \h \u</w:instrText>
-      </w:r>
+        <w:t>В</w:t>
+      </w:r>
+      <w:bookmarkEnd w:id="0"/>
       <w:r>
         <w:rPr>
           <w:rFonts w:ascii="Times New Roman" w:cs="Times New Roman" w:hAnsi="Times New Roman"/>
@@ -528,1814 +4513,6 @@
           <w:szCs w:val="32"/>
           <w:lang w:val="ru-RU"/>
         </w:rPr>
-        <w:fldChar w:fldCharType="separate"/>
-      </w:r>
-      <w:r>
-        <w:rPr>
-          <w:rFonts w:ascii="Times New Roman" w:cs="Times New Roman" w:hAnsi="Times New Roman"/>
-          <w:b w:val="off"/>
-          <w:bCs w:val="off"/>
-          <w:color w:val="auto"/>
-          <w:sz w:val="32"/>
-          <w:szCs w:val="32"/>
-          <w:lang w:val="ru-RU"/>
-        </w:rPr>
-        <w:t>СОДЕРЖАНИЕ</w:t>
-      </w:r>
-    </w:p>
-    <w:p>
-      <w:pPr>
-        <w:pStyle w:val="Toc1"/>
-        <w:tabs>
-          <w:tab w:val="right" w:leader="dot" w:pos="9628"/>
-        </w:tabs>
-        <w:rPr>
-          <w:rFonts w:ascii="Times New Roman" w:cs="Times New Roman" w:hAnsi="Times New Roman"/>
-          <w:sz w:val="28"/>
-          <w:szCs w:val="28"/>
-          <w:lang w:val="ru-RU"/>
-        </w:rPr>
-      </w:pPr>
-      <w:r>
-        <w:rPr>
-          <w:rStyle w:val="Hyperlink"/>
-          <w:rFonts w:ascii="Times New Roman" w:cs="Times New Roman" w:hAnsi="Times New Roman"/>
-          <w:sz w:val="28"/>
-          <w:szCs w:val="28"/>
-          <w:lang w:val="ru-RU"/>
-        </w:rPr>
-        <w:fldChar w:fldCharType="begin"/>
-      </w:r>
-      <w:r>
-        <w:rPr>
-          <w:rStyle w:val="Hyperlink"/>
-          <w:rFonts w:ascii="Times New Roman" w:cs="Times New Roman" w:hAnsi="Times New Roman"/>
-          <w:sz w:val="28"/>
-          <w:szCs w:val="28"/>
-          <w:lang w:val="ru-RU"/>
-        </w:rPr>
-        <w:instrText xml:space="preserve">HYPERLINK \l "_Toc9"</w:instrText>
-      </w:r>
-      <w:r>
-        <w:rPr>
-          <w:rStyle w:val="Hyperlink"/>
-          <w:rFonts w:ascii="Times New Roman" w:cs="Times New Roman" w:hAnsi="Times New Roman"/>
-          <w:sz w:val="28"/>
-          <w:szCs w:val="28"/>
-          <w:lang w:val="ru-RU"/>
-        </w:rPr>
-        <w:fldChar w:fldCharType="separate"/>
-      </w:r>
-      <w:r>
-        <w:rPr>
-          <w:rStyle w:val="Hyperlink"/>
-          <w:rFonts w:ascii="Times New Roman" w:cs="Times New Roman" w:hAnsi="Times New Roman"/>
-          <w:sz w:val="28"/>
-          <w:szCs w:val="28"/>
-          <w:lang w:val="ru-RU"/>
-        </w:rPr>
-        <w:t>ВВЕДЕНИЕ</w:t>
-        <w:tab/>
-      </w:r>
-      <w:r>
-        <w:rPr>
-          <w:rFonts w:ascii="Times New Roman" w:cs="Times New Roman" w:hAnsi="Times New Roman"/>
-          <w:sz w:val="28"/>
-          <w:szCs w:val="28"/>
-          <w:lang w:val="ru-RU"/>
-        </w:rPr>
-        <w:fldChar w:fldCharType="begin"/>
-      </w:r>
-      <w:r>
-        <w:rPr>
-          <w:rFonts w:ascii="Times New Roman" w:cs="Times New Roman" w:hAnsi="Times New Roman"/>
-          <w:sz w:val="28"/>
-          <w:szCs w:val="28"/>
-          <w:lang w:val="ru-RU"/>
-        </w:rPr>
-        <w:instrText xml:space="preserve">PAGEREF _Toc9 \h</w:instrText>
-      </w:r>
-      <w:r>
-        <w:rPr>
-          <w:rFonts w:ascii="Times New Roman" w:cs="Times New Roman" w:hAnsi="Times New Roman"/>
-          <w:sz w:val="28"/>
-          <w:szCs w:val="28"/>
-          <w:lang w:val="ru-RU"/>
-        </w:rPr>
-        <w:fldChar w:fldCharType="separate"/>
-      </w:r>
-      <w:r>
-        <w:rPr>
-          <w:rFonts w:ascii="Times New Roman" w:cs="Times New Roman" w:hAnsi="Times New Roman"/>
-          <w:sz w:val="28"/>
-          <w:szCs w:val="28"/>
-          <w:lang w:val="ru-RU"/>
-        </w:rPr>
-        <w:t>3</w:t>
-      </w:r>
-      <w:r>
-        <w:rPr>
-          <w:rFonts w:ascii="Times New Roman" w:cs="Times New Roman" w:hAnsi="Times New Roman"/>
-          <w:sz w:val="28"/>
-          <w:szCs w:val="28"/>
-          <w:lang w:val="ru-RU"/>
-        </w:rPr>
-        <w:fldChar w:fldCharType="end"/>
-      </w:r>
-      <w:r>
-        <w:rPr>
-          <w:rFonts w:ascii="Times New Roman" w:cs="Times New Roman" w:hAnsi="Times New Roman"/>
-          <w:sz w:val="28"/>
-          <w:szCs w:val="28"/>
-          <w:lang w:val="ru-RU"/>
-        </w:rPr>
-        <w:fldChar w:fldCharType="end"/>
-      </w:r>
-    </w:p>
-    <w:p>
-      <w:pPr>
-        <w:pStyle w:val="Toc1"/>
-        <w:tabs>
-          <w:tab w:val="right" w:leader="dot" w:pos="9628"/>
-        </w:tabs>
-        <w:rPr>
-          <w:rFonts w:ascii="Times New Roman" w:cs="Times New Roman" w:hAnsi="Times New Roman"/>
-          <w:sz w:val="28"/>
-          <w:szCs w:val="28"/>
-        </w:rPr>
-      </w:pPr>
-      <w:r>
-        <w:rPr>
-          <w:rStyle w:val="Hyperlink"/>
-          <w:rFonts w:ascii="Times New Roman" w:cs="Times New Roman" w:hAnsi="Times New Roman"/>
-          <w:sz w:val="28"/>
-          <w:szCs w:val="28"/>
-          <w:lang w:val="en-US"/>
-        </w:rPr>
-        <w:fldChar w:fldCharType="begin"/>
-      </w:r>
-      <w:r>
-        <w:rPr>
-          <w:rStyle w:val="Hyperlink"/>
-          <w:rFonts w:ascii="Times New Roman" w:cs="Times New Roman" w:hAnsi="Times New Roman"/>
-          <w:sz w:val="28"/>
-          <w:szCs w:val="28"/>
-          <w:lang w:val="en-US"/>
-        </w:rPr>
-        <w:instrText xml:space="preserve">HYPERLINK \l "_Toc2"</w:instrText>
-      </w:r>
-      <w:r>
-        <w:rPr>
-          <w:rStyle w:val="Hyperlink"/>
-          <w:rFonts w:ascii="Times New Roman" w:cs="Times New Roman" w:hAnsi="Times New Roman"/>
-          <w:sz w:val="28"/>
-          <w:szCs w:val="28"/>
-          <w:lang w:val="en-US"/>
-        </w:rPr>
-        <w:fldChar w:fldCharType="separate"/>
-      </w:r>
-      <w:r>
-        <w:rPr>
-          <w:rStyle w:val="Hyperlink"/>
-          <w:rFonts w:ascii="Times New Roman" w:cs="Times New Roman" w:hAnsi="Times New Roman"/>
-          <w:sz w:val="28"/>
-          <w:szCs w:val="28"/>
-          <w:lang w:val="en-US"/>
-        </w:rPr>
-        <w:t>1 Проектирование программного продукта</w:t>
-        <w:tab/>
-      </w:r>
-      <w:r>
-        <w:rPr>
-          <w:rFonts w:ascii="Times New Roman" w:cs="Times New Roman" w:hAnsi="Times New Roman"/>
-          <w:sz w:val="28"/>
-          <w:szCs w:val="28"/>
-          <w:lang w:val="en-US"/>
-        </w:rPr>
-        <w:fldChar w:fldCharType="begin"/>
-      </w:r>
-      <w:r>
-        <w:rPr>
-          <w:rFonts w:ascii="Times New Roman" w:cs="Times New Roman" w:hAnsi="Times New Roman"/>
-          <w:sz w:val="28"/>
-          <w:szCs w:val="28"/>
-          <w:lang w:val="en-US"/>
-        </w:rPr>
-        <w:instrText xml:space="preserve">PAGEREF _Toc2 \h</w:instrText>
-      </w:r>
-      <w:r>
-        <w:rPr>
-          <w:rFonts w:ascii="Times New Roman" w:cs="Times New Roman" w:hAnsi="Times New Roman"/>
-          <w:sz w:val="28"/>
-          <w:szCs w:val="28"/>
-          <w:lang w:val="en-US"/>
-        </w:rPr>
-        <w:fldChar w:fldCharType="separate"/>
-      </w:r>
-      <w:r>
-        <w:rPr>
-          <w:rFonts w:ascii="Times New Roman" w:cs="Times New Roman" w:hAnsi="Times New Roman"/>
-          <w:sz w:val="28"/>
-          <w:szCs w:val="28"/>
-          <w:lang w:val="en-US"/>
-        </w:rPr>
-        <w:t>4</w:t>
-      </w:r>
-      <w:r>
-        <w:rPr>
-          <w:rFonts w:ascii="Times New Roman" w:cs="Times New Roman" w:hAnsi="Times New Roman"/>
-          <w:sz w:val="28"/>
-          <w:szCs w:val="28"/>
-        </w:rPr>
-        <w:fldChar w:fldCharType="end"/>
-      </w:r>
-      <w:r>
-        <w:rPr>
-          <w:rFonts w:ascii="Times New Roman" w:cs="Times New Roman" w:hAnsi="Times New Roman"/>
-          <w:sz w:val="28"/>
-          <w:szCs w:val="28"/>
-        </w:rPr>
-        <w:fldChar w:fldCharType="end"/>
-      </w:r>
-    </w:p>
-    <w:p>
-      <w:pPr>
-        <w:pStyle w:val="Toc2"/>
-        <w:tabs>
-          <w:tab w:val="right" w:leader="dot" w:pos="9628"/>
-        </w:tabs>
-        <w:rPr>
-          <w:rFonts w:ascii="Times New Roman" w:cs="Times New Roman" w:hAnsi="Times New Roman"/>
-          <w:sz w:val="28"/>
-          <w:szCs w:val="28"/>
-        </w:rPr>
-      </w:pPr>
-      <w:r>
-        <w:rPr>
-          <w:rStyle w:val="Hyperlink"/>
-          <w:rFonts w:ascii="Times New Roman" w:cs="Times New Roman" w:hAnsi="Times New Roman"/>
-          <w:sz w:val="28"/>
-          <w:szCs w:val="28"/>
-          <w:lang w:val="ru-RU"/>
-        </w:rPr>
-        <w:fldChar w:fldCharType="begin"/>
-      </w:r>
-      <w:r>
-        <w:rPr>
-          <w:rStyle w:val="Hyperlink"/>
-          <w:rFonts w:ascii="Times New Roman" w:cs="Times New Roman" w:hAnsi="Times New Roman"/>
-          <w:sz w:val="28"/>
-          <w:szCs w:val="28"/>
-          <w:lang w:val="ru-RU"/>
-        </w:rPr>
-        <w:instrText xml:space="preserve">HYPERLINK \l "_Toc10"</w:instrText>
-      </w:r>
-      <w:r>
-        <w:rPr>
-          <w:rStyle w:val="Hyperlink"/>
-          <w:rFonts w:ascii="Times New Roman" w:cs="Times New Roman" w:hAnsi="Times New Roman"/>
-          <w:sz w:val="28"/>
-          <w:szCs w:val="28"/>
-          <w:lang w:val="ru-RU"/>
-        </w:rPr>
-        <w:fldChar w:fldCharType="separate"/>
-      </w:r>
-      <w:r>
-        <w:rPr>
-          <w:rStyle w:val="Hyperlink"/>
-          <w:rFonts w:ascii="Times New Roman" w:cs="Times New Roman" w:hAnsi="Times New Roman"/>
-          <w:sz w:val="28"/>
-          <w:szCs w:val="28"/>
-          <w:lang w:val="ru-RU"/>
-        </w:rPr>
-        <w:t>1.1 Постановка задачи и идея проекта</w:t>
-        <w:tab/>
-      </w:r>
-      <w:r>
-        <w:rPr>
-          <w:rFonts w:ascii="Times New Roman" w:cs="Times New Roman" w:hAnsi="Times New Roman"/>
-          <w:sz w:val="28"/>
-          <w:szCs w:val="28"/>
-          <w:lang w:val="ru-RU"/>
-        </w:rPr>
-        <w:fldChar w:fldCharType="begin"/>
-      </w:r>
-      <w:r>
-        <w:rPr>
-          <w:rFonts w:ascii="Times New Roman" w:cs="Times New Roman" w:hAnsi="Times New Roman"/>
-          <w:sz w:val="28"/>
-          <w:szCs w:val="28"/>
-          <w:lang w:val="ru-RU"/>
-        </w:rPr>
-        <w:instrText xml:space="preserve">PAGEREF _Toc10 \h</w:instrText>
-      </w:r>
-      <w:r>
-        <w:rPr>
-          <w:rFonts w:ascii="Times New Roman" w:cs="Times New Roman" w:hAnsi="Times New Roman"/>
-          <w:sz w:val="28"/>
-          <w:szCs w:val="28"/>
-          <w:lang w:val="ru-RU"/>
-        </w:rPr>
-        <w:fldChar w:fldCharType="separate"/>
-      </w:r>
-      <w:r>
-        <w:rPr>
-          <w:rFonts w:ascii="Times New Roman" w:cs="Times New Roman" w:hAnsi="Times New Roman"/>
-          <w:sz w:val="28"/>
-          <w:szCs w:val="28"/>
-          <w:lang w:val="ru-RU"/>
-        </w:rPr>
-        <w:t>4</w:t>
-      </w:r>
-      <w:r>
-        <w:rPr>
-          <w:rFonts w:ascii="Times New Roman" w:cs="Times New Roman" w:hAnsi="Times New Roman"/>
-          <w:sz w:val="28"/>
-          <w:szCs w:val="28"/>
-        </w:rPr>
-        <w:fldChar w:fldCharType="end"/>
-      </w:r>
-      <w:r>
-        <w:rPr>
-          <w:rFonts w:ascii="Times New Roman" w:cs="Times New Roman" w:hAnsi="Times New Roman"/>
-          <w:sz w:val="28"/>
-          <w:szCs w:val="28"/>
-        </w:rPr>
-        <w:fldChar w:fldCharType="end"/>
-      </w:r>
-    </w:p>
-    <w:p>
-      <w:pPr>
-        <w:pStyle w:val="Toc2"/>
-        <w:tabs>
-          <w:tab w:val="right" w:leader="dot" w:pos="9628"/>
-        </w:tabs>
-        <w:rPr>
-          <w:rFonts w:ascii="Times New Roman" w:cs="Times New Roman" w:hAnsi="Times New Roman"/>
-          <w:sz w:val="28"/>
-          <w:szCs w:val="28"/>
-        </w:rPr>
-      </w:pPr>
-      <w:r>
-        <w:rPr>
-          <w:rStyle w:val="Hyperlink"/>
-          <w:rFonts w:ascii="Times New Roman" w:cs="Times New Roman" w:hAnsi="Times New Roman"/>
-          <w:sz w:val="28"/>
-          <w:szCs w:val="28"/>
-          <w:lang w:val="ru-RU"/>
-        </w:rPr>
-        <w:fldChar w:fldCharType="begin"/>
-      </w:r>
-      <w:r>
-        <w:rPr>
-          <w:rStyle w:val="Hyperlink"/>
-          <w:rFonts w:ascii="Times New Roman" w:cs="Times New Roman" w:hAnsi="Times New Roman"/>
-          <w:sz w:val="28"/>
-          <w:szCs w:val="28"/>
-          <w:lang w:val="ru-RU"/>
-        </w:rPr>
-        <w:instrText xml:space="preserve">HYPERLINK \l "_Toc11"</w:instrText>
-      </w:r>
-      <w:r>
-        <w:rPr>
-          <w:rStyle w:val="Hyperlink"/>
-          <w:rFonts w:ascii="Times New Roman" w:cs="Times New Roman" w:hAnsi="Times New Roman"/>
-          <w:sz w:val="28"/>
-          <w:szCs w:val="28"/>
-          <w:lang w:val="ru-RU"/>
-        </w:rPr>
-        <w:fldChar w:fldCharType="separate"/>
-      </w:r>
-      <w:r>
-        <w:rPr>
-          <w:rStyle w:val="Hyperlink"/>
-          <w:rFonts w:ascii="Times New Roman" w:cs="Times New Roman" w:hAnsi="Times New Roman"/>
-          <w:sz w:val="28"/>
-          <w:szCs w:val="28"/>
-          <w:lang w:val="ru-RU"/>
-        </w:rPr>
-        <w:t>1.2 Диаграмма использования (Use Case)</w:t>
-        <w:tab/>
-      </w:r>
-      <w:r>
-        <w:rPr>
-          <w:rFonts w:ascii="Times New Roman" w:cs="Times New Roman" w:hAnsi="Times New Roman"/>
-          <w:sz w:val="28"/>
-          <w:szCs w:val="28"/>
-          <w:lang w:val="ru-RU"/>
-        </w:rPr>
-        <w:fldChar w:fldCharType="begin"/>
-      </w:r>
-      <w:r>
-        <w:rPr>
-          <w:rFonts w:ascii="Times New Roman" w:cs="Times New Roman" w:hAnsi="Times New Roman"/>
-          <w:sz w:val="28"/>
-          <w:szCs w:val="28"/>
-          <w:lang w:val="ru-RU"/>
-        </w:rPr>
-        <w:instrText xml:space="preserve">PAGEREF _Toc11 \h</w:instrText>
-      </w:r>
-      <w:r>
-        <w:rPr>
-          <w:rFonts w:ascii="Times New Roman" w:cs="Times New Roman" w:hAnsi="Times New Roman"/>
-          <w:sz w:val="28"/>
-          <w:szCs w:val="28"/>
-          <w:lang w:val="ru-RU"/>
-        </w:rPr>
-        <w:fldChar w:fldCharType="separate"/>
-      </w:r>
-      <w:r>
-        <w:rPr>
-          <w:rFonts w:ascii="Times New Roman" w:cs="Times New Roman" w:hAnsi="Times New Roman"/>
-          <w:sz w:val="28"/>
-          <w:szCs w:val="28"/>
-          <w:lang w:val="ru-RU"/>
-        </w:rPr>
-        <w:t>5</w:t>
-      </w:r>
-      <w:r>
-        <w:rPr>
-          <w:rFonts w:ascii="Times New Roman" w:cs="Times New Roman" w:hAnsi="Times New Roman"/>
-          <w:sz w:val="28"/>
-          <w:szCs w:val="28"/>
-        </w:rPr>
-        <w:fldChar w:fldCharType="end"/>
-      </w:r>
-      <w:r>
-        <w:rPr>
-          <w:rFonts w:ascii="Times New Roman" w:cs="Times New Roman" w:hAnsi="Times New Roman"/>
-          <w:sz w:val="28"/>
-          <w:szCs w:val="28"/>
-        </w:rPr>
-        <w:fldChar w:fldCharType="end"/>
-      </w:r>
-    </w:p>
-    <w:p>
-      <w:pPr>
-        <w:pStyle w:val="Toc2"/>
-        <w:tabs>
-          <w:tab w:val="right" w:leader="dot" w:pos="9628"/>
-        </w:tabs>
-        <w:rPr>
-          <w:rFonts w:ascii="Times New Roman" w:cs="Times New Roman" w:hAnsi="Times New Roman"/>
-          <w:sz w:val="28"/>
-          <w:szCs w:val="28"/>
-        </w:rPr>
-      </w:pPr>
-      <w:r>
-        <w:rPr>
-          <w:rStyle w:val="Hyperlink"/>
-          <w:rFonts w:ascii="Times New Roman" w:cs="Times New Roman" w:hAnsi="Times New Roman"/>
-          <w:sz w:val="28"/>
-          <w:szCs w:val="28"/>
-          <w:lang w:val="ru-RU"/>
-        </w:rPr>
-        <w:fldChar w:fldCharType="begin"/>
-      </w:r>
-      <w:r>
-        <w:rPr>
-          <w:rStyle w:val="Hyperlink"/>
-          <w:rFonts w:ascii="Times New Roman" w:cs="Times New Roman" w:hAnsi="Times New Roman"/>
-          <w:sz w:val="28"/>
-          <w:szCs w:val="28"/>
-          <w:lang w:val="ru-RU"/>
-        </w:rPr>
-        <w:instrText xml:space="preserve">HYPERLINK \l "_Toc12"</w:instrText>
-      </w:r>
-      <w:r>
-        <w:rPr>
-          <w:rStyle w:val="Hyperlink"/>
-          <w:rFonts w:ascii="Times New Roman" w:cs="Times New Roman" w:hAnsi="Times New Roman"/>
-          <w:sz w:val="28"/>
-          <w:szCs w:val="28"/>
-          <w:lang w:val="ru-RU"/>
-        </w:rPr>
-        <w:fldChar w:fldCharType="separate"/>
-      </w:r>
-      <w:r>
-        <w:rPr>
-          <w:rStyle w:val="Hyperlink"/>
-          <w:rFonts w:ascii="Times New Roman" w:cs="Times New Roman" w:hAnsi="Times New Roman"/>
-          <w:sz w:val="28"/>
-          <w:szCs w:val="28"/>
-          <w:lang w:val="ru-RU"/>
-        </w:rPr>
-        <w:t>1.3 Блок-схема алгоритма</w:t>
-        <w:tab/>
-      </w:r>
-      <w:r>
-        <w:rPr>
-          <w:rFonts w:ascii="Times New Roman" w:cs="Times New Roman" w:hAnsi="Times New Roman"/>
-          <w:sz w:val="28"/>
-          <w:szCs w:val="28"/>
-          <w:lang w:val="ru-RU"/>
-        </w:rPr>
-        <w:fldChar w:fldCharType="begin"/>
-      </w:r>
-      <w:r>
-        <w:rPr>
-          <w:rFonts w:ascii="Times New Roman" w:cs="Times New Roman" w:hAnsi="Times New Roman"/>
-          <w:sz w:val="28"/>
-          <w:szCs w:val="28"/>
-          <w:lang w:val="ru-RU"/>
-        </w:rPr>
-        <w:instrText xml:space="preserve">PAGEREF _Toc12 \h</w:instrText>
-      </w:r>
-      <w:r>
-        <w:rPr>
-          <w:rFonts w:ascii="Times New Roman" w:cs="Times New Roman" w:hAnsi="Times New Roman"/>
-          <w:sz w:val="28"/>
-          <w:szCs w:val="28"/>
-          <w:lang w:val="ru-RU"/>
-        </w:rPr>
-        <w:fldChar w:fldCharType="separate"/>
-      </w:r>
-      <w:r>
-        <w:rPr>
-          <w:rFonts w:ascii="Times New Roman" w:cs="Times New Roman" w:hAnsi="Times New Roman"/>
-          <w:sz w:val="28"/>
-          <w:szCs w:val="28"/>
-          <w:lang w:val="ru-RU"/>
-        </w:rPr>
-        <w:t>6</w:t>
-      </w:r>
-      <w:r>
-        <w:rPr>
-          <w:rFonts w:ascii="Times New Roman" w:cs="Times New Roman" w:hAnsi="Times New Roman"/>
-          <w:sz w:val="28"/>
-          <w:szCs w:val="28"/>
-        </w:rPr>
-        <w:fldChar w:fldCharType="end"/>
-      </w:r>
-      <w:r>
-        <w:rPr>
-          <w:rFonts w:ascii="Times New Roman" w:cs="Times New Roman" w:hAnsi="Times New Roman"/>
-          <w:sz w:val="28"/>
-          <w:szCs w:val="28"/>
-        </w:rPr>
-        <w:fldChar w:fldCharType="end"/>
-      </w:r>
-    </w:p>
-    <w:p>
-      <w:pPr>
-        <w:pStyle w:val="Toc1"/>
-        <w:tabs>
-          <w:tab w:val="right" w:leader="dot" w:pos="9628"/>
-        </w:tabs>
-        <w:rPr>
-          <w:rFonts w:ascii="Times New Roman" w:cs="Times New Roman" w:hAnsi="Times New Roman"/>
-          <w:sz w:val="28"/>
-          <w:szCs w:val="28"/>
-        </w:rPr>
-      </w:pPr>
-      <w:r>
-        <w:rPr>
-          <w:rStyle w:val="Hyperlink"/>
-          <w:rFonts w:ascii="Times New Roman" w:cs="Times New Roman" w:hAnsi="Times New Roman"/>
-          <w:sz w:val="28"/>
-          <w:szCs w:val="28"/>
-          <w:lang w:val="ru-RU"/>
-        </w:rPr>
-        <w:fldChar w:fldCharType="begin"/>
-      </w:r>
-      <w:r>
-        <w:rPr>
-          <w:rStyle w:val="Hyperlink"/>
-          <w:rFonts w:ascii="Times New Roman" w:cs="Times New Roman" w:hAnsi="Times New Roman"/>
-          <w:sz w:val="28"/>
-          <w:szCs w:val="28"/>
-          <w:lang w:val="ru-RU"/>
-        </w:rPr>
-        <w:instrText xml:space="preserve">HYPERLINK \l "_Toc13"</w:instrText>
-      </w:r>
-      <w:r>
-        <w:rPr>
-          <w:rStyle w:val="Hyperlink"/>
-          <w:rFonts w:ascii="Times New Roman" w:cs="Times New Roman" w:hAnsi="Times New Roman"/>
-          <w:sz w:val="28"/>
-          <w:szCs w:val="28"/>
-          <w:lang w:val="ru-RU"/>
-        </w:rPr>
-        <w:fldChar w:fldCharType="separate"/>
-      </w:r>
-      <w:r>
-        <w:rPr>
-          <w:rStyle w:val="Hyperlink"/>
-          <w:rFonts w:ascii="Times New Roman" w:cs="Times New Roman" w:hAnsi="Times New Roman"/>
-          <w:sz w:val="28"/>
-          <w:szCs w:val="28"/>
-          <w:lang w:val="ru-RU"/>
-        </w:rPr>
-        <w:t>2 Разработка</w:t>
-        <w:tab/>
-      </w:r>
-      <w:r>
-        <w:rPr>
-          <w:rFonts w:ascii="Times New Roman" w:cs="Times New Roman" w:hAnsi="Times New Roman"/>
-          <w:sz w:val="28"/>
-          <w:szCs w:val="28"/>
-          <w:lang w:val="ru-RU"/>
-        </w:rPr>
-        <w:fldChar w:fldCharType="begin"/>
-      </w:r>
-      <w:r>
-        <w:rPr>
-          <w:rFonts w:ascii="Times New Roman" w:cs="Times New Roman" w:hAnsi="Times New Roman"/>
-          <w:sz w:val="28"/>
-          <w:szCs w:val="28"/>
-          <w:lang w:val="ru-RU"/>
-        </w:rPr>
-        <w:instrText xml:space="preserve">PAGEREF _Toc13 \h</w:instrText>
-      </w:r>
-      <w:r>
-        <w:rPr>
-          <w:rFonts w:ascii="Times New Roman" w:cs="Times New Roman" w:hAnsi="Times New Roman"/>
-          <w:sz w:val="28"/>
-          <w:szCs w:val="28"/>
-          <w:lang w:val="ru-RU"/>
-        </w:rPr>
-        <w:fldChar w:fldCharType="separate"/>
-      </w:r>
-      <w:r>
-        <w:rPr>
-          <w:rFonts w:ascii="Times New Roman" w:cs="Times New Roman" w:hAnsi="Times New Roman"/>
-          <w:sz w:val="28"/>
-          <w:szCs w:val="28"/>
-          <w:lang w:val="ru-RU"/>
-        </w:rPr>
-        <w:t>7</w:t>
-      </w:r>
-      <w:r>
-        <w:rPr>
-          <w:rFonts w:ascii="Times New Roman" w:cs="Times New Roman" w:hAnsi="Times New Roman"/>
-          <w:sz w:val="28"/>
-          <w:szCs w:val="28"/>
-        </w:rPr>
-        <w:fldChar w:fldCharType="end"/>
-      </w:r>
-      <w:r>
-        <w:rPr>
-          <w:rFonts w:ascii="Times New Roman" w:cs="Times New Roman" w:hAnsi="Times New Roman"/>
-          <w:sz w:val="28"/>
-          <w:szCs w:val="28"/>
-        </w:rPr>
-        <w:fldChar w:fldCharType="end"/>
-      </w:r>
-    </w:p>
-    <w:p>
-      <w:pPr>
-        <w:pStyle w:val="Toc2"/>
-        <w:tabs>
-          <w:tab w:val="right" w:leader="dot" w:pos="9628"/>
-        </w:tabs>
-        <w:rPr>
-          <w:rFonts w:ascii="Times New Roman" w:cs="Times New Roman" w:hAnsi="Times New Roman"/>
-          <w:sz w:val="28"/>
-          <w:szCs w:val="28"/>
-        </w:rPr>
-      </w:pPr>
-      <w:r>
-        <w:rPr>
-          <w:rStyle w:val="Hyperlink"/>
-          <w:rFonts w:ascii="Times New Roman" w:cs="Times New Roman" w:hAnsi="Times New Roman"/>
-          <w:sz w:val="28"/>
-          <w:szCs w:val="28"/>
-          <w:lang w:val="ru-RU"/>
-        </w:rPr>
-        <w:fldChar w:fldCharType="begin"/>
-      </w:r>
-      <w:r>
-        <w:rPr>
-          <w:rStyle w:val="Hyperlink"/>
-          <w:rFonts w:ascii="Times New Roman" w:cs="Times New Roman" w:hAnsi="Times New Roman"/>
-          <w:sz w:val="28"/>
-          <w:szCs w:val="28"/>
-          <w:lang w:val="ru-RU"/>
-        </w:rPr>
-        <w:instrText xml:space="preserve">HYPERLINK \l "_Toc8"</w:instrText>
-      </w:r>
-      <w:r>
-        <w:rPr>
-          <w:rStyle w:val="Hyperlink"/>
-          <w:rFonts w:ascii="Times New Roman" w:cs="Times New Roman" w:hAnsi="Times New Roman"/>
-          <w:sz w:val="28"/>
-          <w:szCs w:val="28"/>
-          <w:lang w:val="ru-RU"/>
-        </w:rPr>
-        <w:fldChar w:fldCharType="separate"/>
-      </w:r>
-      <w:r>
-        <w:rPr>
-          <w:rStyle w:val="Hyperlink"/>
-          <w:rFonts w:ascii="Times New Roman" w:cs="Times New Roman" w:hAnsi="Times New Roman"/>
-          <w:sz w:val="28"/>
-          <w:szCs w:val="28"/>
-          <w:lang w:val="ru-RU"/>
-        </w:rPr>
-        <w:t>2.1 Выбор средств реализации</w:t>
-        <w:tab/>
-      </w:r>
-      <w:r>
-        <w:rPr>
-          <w:rFonts w:ascii="Times New Roman" w:cs="Times New Roman" w:hAnsi="Times New Roman"/>
-          <w:sz w:val="28"/>
-          <w:szCs w:val="28"/>
-          <w:lang w:val="ru-RU"/>
-        </w:rPr>
-        <w:fldChar w:fldCharType="begin"/>
-      </w:r>
-      <w:r>
-        <w:rPr>
-          <w:rFonts w:ascii="Times New Roman" w:cs="Times New Roman" w:hAnsi="Times New Roman"/>
-          <w:sz w:val="28"/>
-          <w:szCs w:val="28"/>
-          <w:lang w:val="ru-RU"/>
-        </w:rPr>
-        <w:instrText xml:space="preserve">PAGEREF _Toc8 \h</w:instrText>
-      </w:r>
-      <w:r>
-        <w:rPr>
-          <w:rFonts w:ascii="Times New Roman" w:cs="Times New Roman" w:hAnsi="Times New Roman"/>
-          <w:sz w:val="28"/>
-          <w:szCs w:val="28"/>
-          <w:lang w:val="ru-RU"/>
-        </w:rPr>
-        <w:fldChar w:fldCharType="separate"/>
-      </w:r>
-      <w:r>
-        <w:rPr>
-          <w:rFonts w:ascii="Times New Roman" w:cs="Times New Roman" w:hAnsi="Times New Roman"/>
-          <w:sz w:val="28"/>
-          <w:szCs w:val="28"/>
-          <w:lang w:val="ru-RU"/>
-        </w:rPr>
-        <w:t>7</w:t>
-      </w:r>
-      <w:r>
-        <w:rPr>
-          <w:rFonts w:ascii="Times New Roman" w:cs="Times New Roman" w:hAnsi="Times New Roman"/>
-          <w:sz w:val="28"/>
-          <w:szCs w:val="28"/>
-        </w:rPr>
-        <w:fldChar w:fldCharType="end"/>
-      </w:r>
-      <w:r>
-        <w:rPr>
-          <w:rFonts w:ascii="Times New Roman" w:cs="Times New Roman" w:hAnsi="Times New Roman"/>
-          <w:sz w:val="28"/>
-          <w:szCs w:val="28"/>
-        </w:rPr>
-        <w:fldChar w:fldCharType="end"/>
-      </w:r>
-    </w:p>
-    <w:p>
-      <w:pPr>
-        <w:pStyle w:val="Toc2"/>
-        <w:tabs>
-          <w:tab w:val="right" w:leader="dot" w:pos="9628"/>
-        </w:tabs>
-        <w:rPr>
-          <w:rFonts w:ascii="Times New Roman" w:cs="Times New Roman" w:hAnsi="Times New Roman"/>
-          <w:sz w:val="28"/>
-          <w:szCs w:val="28"/>
-        </w:rPr>
-      </w:pPr>
-      <w:r>
-        <w:rPr>
-          <w:rStyle w:val="Hyperlink"/>
-          <w:rFonts w:ascii="Times New Roman" w:cs="Times New Roman" w:hAnsi="Times New Roman"/>
-          <w:sz w:val="28"/>
-          <w:szCs w:val="28"/>
-          <w:lang w:val="ru-RU"/>
-        </w:rPr>
-        <w:fldChar w:fldCharType="begin"/>
-      </w:r>
-      <w:r>
-        <w:rPr>
-          <w:rStyle w:val="Hyperlink"/>
-          <w:rFonts w:ascii="Times New Roman" w:cs="Times New Roman" w:hAnsi="Times New Roman"/>
-          <w:sz w:val="28"/>
-          <w:szCs w:val="28"/>
-          <w:lang w:val="ru-RU"/>
-        </w:rPr>
-        <w:instrText xml:space="preserve">HYPERLINK \l "_Toc14"</w:instrText>
-      </w:r>
-      <w:r>
-        <w:rPr>
-          <w:rStyle w:val="Hyperlink"/>
-          <w:rFonts w:ascii="Times New Roman" w:cs="Times New Roman" w:hAnsi="Times New Roman"/>
-          <w:sz w:val="28"/>
-          <w:szCs w:val="28"/>
-          <w:lang w:val="ru-RU"/>
-        </w:rPr>
-        <w:fldChar w:fldCharType="separate"/>
-      </w:r>
-      <w:r>
-        <w:rPr>
-          <w:rStyle w:val="Hyperlink"/>
-          <w:rFonts w:ascii="Times New Roman" w:cs="Times New Roman" w:hAnsi="Times New Roman"/>
-          <w:sz w:val="28"/>
-          <w:szCs w:val="28"/>
-          <w:lang w:val="ru-RU"/>
-        </w:rPr>
-        <w:t>2.2 Описание интерфейса пользователя</w:t>
-        <w:tab/>
-      </w:r>
-      <w:r>
-        <w:rPr>
-          <w:rFonts w:ascii="Times New Roman" w:cs="Times New Roman" w:hAnsi="Times New Roman"/>
-          <w:sz w:val="28"/>
-          <w:szCs w:val="28"/>
-          <w:lang w:val="ru-RU"/>
-        </w:rPr>
-        <w:fldChar w:fldCharType="begin"/>
-      </w:r>
-      <w:r>
-        <w:rPr>
-          <w:rFonts w:ascii="Times New Roman" w:cs="Times New Roman" w:hAnsi="Times New Roman"/>
-          <w:sz w:val="28"/>
-          <w:szCs w:val="28"/>
-          <w:lang w:val="ru-RU"/>
-        </w:rPr>
-        <w:instrText xml:space="preserve">PAGEREF _Toc14 \h</w:instrText>
-      </w:r>
-      <w:r>
-        <w:rPr>
-          <w:rFonts w:ascii="Times New Roman" w:cs="Times New Roman" w:hAnsi="Times New Roman"/>
-          <w:sz w:val="28"/>
-          <w:szCs w:val="28"/>
-          <w:lang w:val="ru-RU"/>
-        </w:rPr>
-        <w:fldChar w:fldCharType="separate"/>
-      </w:r>
-      <w:r>
-        <w:rPr>
-          <w:rFonts w:ascii="Times New Roman" w:cs="Times New Roman" w:hAnsi="Times New Roman"/>
-          <w:sz w:val="28"/>
-          <w:szCs w:val="28"/>
-          <w:lang w:val="ru-RU"/>
-        </w:rPr>
-        <w:t>9</w:t>
-      </w:r>
-      <w:r>
-        <w:rPr>
-          <w:rFonts w:ascii="Times New Roman" w:cs="Times New Roman" w:hAnsi="Times New Roman"/>
-          <w:sz w:val="28"/>
-          <w:szCs w:val="28"/>
-        </w:rPr>
-        <w:fldChar w:fldCharType="end"/>
-      </w:r>
-      <w:r>
-        <w:rPr>
-          <w:rFonts w:ascii="Times New Roman" w:cs="Times New Roman" w:hAnsi="Times New Roman"/>
-          <w:sz w:val="28"/>
-          <w:szCs w:val="28"/>
-        </w:rPr>
-        <w:fldChar w:fldCharType="end"/>
-      </w:r>
-    </w:p>
-    <w:p>
-      <w:pPr>
-        <w:pStyle w:val="Toc2"/>
-        <w:tabs>
-          <w:tab w:val="right" w:leader="dot" w:pos="9628"/>
-        </w:tabs>
-        <w:rPr>
-          <w:rFonts w:ascii="Times New Roman" w:cs="Times New Roman" w:hAnsi="Times New Roman"/>
-          <w:sz w:val="28"/>
-          <w:szCs w:val="28"/>
-        </w:rPr>
-      </w:pPr>
-      <w:r>
-        <w:rPr>
-          <w:rStyle w:val="Hyperlink"/>
-          <w:rFonts w:ascii="Times New Roman" w:cs="Times New Roman" w:hAnsi="Times New Roman"/>
-          <w:sz w:val="28"/>
-          <w:szCs w:val="28"/>
-          <w:lang w:val="ru-RU"/>
-        </w:rPr>
-        <w:fldChar w:fldCharType="begin"/>
-      </w:r>
-      <w:r>
-        <w:rPr>
-          <w:rStyle w:val="Hyperlink"/>
-          <w:rFonts w:ascii="Times New Roman" w:cs="Times New Roman" w:hAnsi="Times New Roman"/>
-          <w:sz w:val="28"/>
-          <w:szCs w:val="28"/>
-          <w:lang w:val="ru-RU"/>
-        </w:rPr>
-        <w:instrText xml:space="preserve">HYPERLINK \l "_Toc15"</w:instrText>
-      </w:r>
-      <w:r>
-        <w:rPr>
-          <w:rStyle w:val="Hyperlink"/>
-          <w:rFonts w:ascii="Times New Roman" w:cs="Times New Roman" w:hAnsi="Times New Roman"/>
-          <w:sz w:val="28"/>
-          <w:szCs w:val="28"/>
-          <w:lang w:val="ru-RU"/>
-        </w:rPr>
-        <w:fldChar w:fldCharType="separate"/>
-      </w:r>
-      <w:r>
-        <w:rPr>
-          <w:rStyle w:val="Hyperlink"/>
-          <w:rFonts w:ascii="Times New Roman" w:cs="Times New Roman" w:hAnsi="Times New Roman"/>
-          <w:sz w:val="28"/>
-          <w:szCs w:val="28"/>
-          <w:lang w:val="ru-RU"/>
-        </w:rPr>
-        <w:t>2.3 Реализация логики работы</w:t>
-        <w:tab/>
-      </w:r>
-      <w:r>
-        <w:rPr>
-          <w:rStyle w:val="Hyperlink"/>
-          <w:rFonts w:ascii="Times New Roman" w:cs="Times New Roman" w:hAnsi="Times New Roman"/>
-          <w:sz w:val="28"/>
-          <w:szCs w:val="28"/>
-          <w:lang w:val="ru-RU"/>
-        </w:rPr>
-        <w:fldChar w:fldCharType="begin"/>
-      </w:r>
-      <w:r>
-        <w:rPr>
-          <w:rStyle w:val="Hyperlink"/>
-          <w:rFonts w:ascii="Times New Roman" w:cs="Times New Roman" w:hAnsi="Times New Roman"/>
-          <w:sz w:val="28"/>
-          <w:szCs w:val="28"/>
-          <w:lang w:val="ru-RU"/>
-        </w:rPr>
-        <w:instrText xml:space="preserve">PAGEREF _Toc15 \h</w:instrText>
-      </w:r>
-      <w:r>
-        <w:rPr>
-          <w:rStyle w:val="Hyperlink"/>
-          <w:rFonts w:ascii="Times New Roman" w:cs="Times New Roman" w:hAnsi="Times New Roman"/>
-          <w:sz w:val="28"/>
-          <w:szCs w:val="28"/>
-          <w:lang w:val="ru-RU"/>
-        </w:rPr>
-        <w:fldChar w:fldCharType="separate"/>
-      </w:r>
-      <w:r>
-        <w:rPr>
-          <w:rStyle w:val="Hyperlink"/>
-          <w:rFonts w:ascii="Times New Roman" w:cs="Times New Roman" w:hAnsi="Times New Roman"/>
-          <w:sz w:val="28"/>
-          <w:szCs w:val="28"/>
-          <w:lang w:val="ru-RU"/>
-        </w:rPr>
-        <w:t>16</w:t>
-      </w:r>
-      <w:r>
-        <w:rPr>
-          <w:rFonts w:ascii="Times New Roman" w:cs="Times New Roman" w:hAnsi="Times New Roman"/>
-          <w:sz w:val="28"/>
-          <w:szCs w:val="28"/>
-        </w:rPr>
-        <w:fldChar w:fldCharType="end"/>
-      </w:r>
-      <w:r>
-        <w:rPr>
-          <w:rFonts w:ascii="Times New Roman" w:cs="Times New Roman" w:hAnsi="Times New Roman"/>
-          <w:sz w:val="28"/>
-          <w:szCs w:val="28"/>
-        </w:rPr>
-        <w:fldChar w:fldCharType="end"/>
-      </w:r>
-    </w:p>
-    <w:p>
-      <w:pPr>
-        <w:pStyle w:val="Toc2"/>
-        <w:tabs>
-          <w:tab w:val="right" w:leader="dot" w:pos="9628"/>
-        </w:tabs>
-        <w:rPr>
-          <w:rFonts w:ascii="Times New Roman" w:cs="Times New Roman" w:hAnsi="Times New Roman"/>
-          <w:sz w:val="28"/>
-          <w:szCs w:val="28"/>
-        </w:rPr>
-      </w:pPr>
-      <w:r>
-        <w:rPr>
-          <w:rStyle w:val="Hyperlink"/>
-          <w:rFonts w:ascii="Times New Roman" w:cs="Times New Roman" w:hAnsi="Times New Roman"/>
-          <w:sz w:val="28"/>
-          <w:szCs w:val="28"/>
-          <w:lang w:val="ru-RU"/>
-        </w:rPr>
-        <w:fldChar w:fldCharType="begin"/>
-      </w:r>
-      <w:r>
-        <w:rPr>
-          <w:rStyle w:val="Hyperlink"/>
-          <w:rFonts w:ascii="Times New Roman" w:cs="Times New Roman" w:hAnsi="Times New Roman"/>
-          <w:sz w:val="28"/>
-          <w:szCs w:val="28"/>
-          <w:lang w:val="ru-RU"/>
-        </w:rPr>
-        <w:instrText xml:space="preserve">HYPERLINK \l "_Toc16"</w:instrText>
-      </w:r>
-      <w:r>
-        <w:rPr>
-          <w:rStyle w:val="Hyperlink"/>
-          <w:rFonts w:ascii="Times New Roman" w:cs="Times New Roman" w:hAnsi="Times New Roman"/>
-          <w:sz w:val="28"/>
-          <w:szCs w:val="28"/>
-          <w:lang w:val="ru-RU"/>
-        </w:rPr>
-        <w:fldChar w:fldCharType="separate"/>
-      </w:r>
-      <w:r>
-        <w:rPr>
-          <w:rStyle w:val="Hyperlink"/>
-          <w:rFonts w:ascii="Times New Roman" w:cs="Times New Roman" w:hAnsi="Times New Roman"/>
-          <w:sz w:val="28"/>
-          <w:szCs w:val="28"/>
-          <w:lang w:val="ru-RU"/>
-        </w:rPr>
-        <w:t>2.4 Организация логирования (сохранение в файл)</w:t>
-        <w:tab/>
-      </w:r>
-      <w:r>
-        <w:rPr>
-          <w:rStyle w:val="Hyperlink"/>
-          <w:rFonts w:ascii="Times New Roman" w:cs="Times New Roman" w:hAnsi="Times New Roman"/>
-          <w:sz w:val="28"/>
-          <w:szCs w:val="28"/>
-          <w:lang w:val="ru-RU"/>
-        </w:rPr>
-        <w:fldChar w:fldCharType="begin"/>
-      </w:r>
-      <w:r>
-        <w:rPr>
-          <w:rStyle w:val="Hyperlink"/>
-          <w:rFonts w:ascii="Times New Roman" w:cs="Times New Roman" w:hAnsi="Times New Roman"/>
-          <w:sz w:val="28"/>
-          <w:szCs w:val="28"/>
-          <w:lang w:val="ru-RU"/>
-        </w:rPr>
-        <w:instrText xml:space="preserve">PAGEREF _Toc16 \h</w:instrText>
-      </w:r>
-      <w:r>
-        <w:rPr>
-          <w:rStyle w:val="Hyperlink"/>
-          <w:rFonts w:ascii="Times New Roman" w:cs="Times New Roman" w:hAnsi="Times New Roman"/>
-          <w:sz w:val="28"/>
-          <w:szCs w:val="28"/>
-          <w:lang w:val="ru-RU"/>
-        </w:rPr>
-        <w:fldChar w:fldCharType="separate"/>
-      </w:r>
-      <w:r>
-        <w:rPr>
-          <w:rStyle w:val="Hyperlink"/>
-          <w:rFonts w:ascii="Times New Roman" w:cs="Times New Roman" w:hAnsi="Times New Roman"/>
-          <w:sz w:val="28"/>
-          <w:szCs w:val="28"/>
-          <w:lang w:val="ru-RU"/>
-        </w:rPr>
-        <w:t>17</w:t>
-      </w:r>
-      <w:r>
-        <w:rPr>
-          <w:rFonts w:ascii="Times New Roman" w:cs="Times New Roman" w:hAnsi="Times New Roman"/>
-          <w:sz w:val="28"/>
-          <w:szCs w:val="28"/>
-        </w:rPr>
-        <w:fldChar w:fldCharType="end"/>
-      </w:r>
-      <w:r>
-        <w:rPr>
-          <w:rFonts w:ascii="Times New Roman" w:cs="Times New Roman" w:hAnsi="Times New Roman"/>
-          <w:sz w:val="28"/>
-          <w:szCs w:val="28"/>
-        </w:rPr>
-        <w:fldChar w:fldCharType="end"/>
-      </w:r>
-    </w:p>
-    <w:p>
-      <w:pPr>
-        <w:pStyle w:val="Toc1"/>
-        <w:tabs>
-          <w:tab w:val="right" w:leader="dot" w:pos="9628"/>
-        </w:tabs>
-        <w:rPr>
-          <w:rFonts w:ascii="Times New Roman" w:cs="Times New Roman" w:hAnsi="Times New Roman"/>
-          <w:sz w:val="28"/>
-          <w:szCs w:val="28"/>
-        </w:rPr>
-      </w:pPr>
-      <w:r>
-        <w:rPr>
-          <w:rStyle w:val="Hyperlink"/>
-          <w:rFonts w:ascii="Times New Roman" w:cs="Times New Roman" w:hAnsi="Times New Roman"/>
-          <w:sz w:val="28"/>
-          <w:szCs w:val="28"/>
-          <w:lang w:val="ru-RU"/>
-        </w:rPr>
-        <w:fldChar w:fldCharType="begin"/>
-      </w:r>
-      <w:r>
-        <w:rPr>
-          <w:rStyle w:val="Hyperlink"/>
-          <w:rFonts w:ascii="Times New Roman" w:cs="Times New Roman" w:hAnsi="Times New Roman"/>
-          <w:sz w:val="28"/>
-          <w:szCs w:val="28"/>
-          <w:lang w:val="ru-RU"/>
-        </w:rPr>
-        <w:instrText xml:space="preserve">HYPERLINK \l "_Toc17"</w:instrText>
-      </w:r>
-      <w:r>
-        <w:rPr>
-          <w:rStyle w:val="Hyperlink"/>
-          <w:rFonts w:ascii="Times New Roman" w:cs="Times New Roman" w:hAnsi="Times New Roman"/>
-          <w:sz w:val="28"/>
-          <w:szCs w:val="28"/>
-          <w:lang w:val="ru-RU"/>
-        </w:rPr>
-        <w:fldChar w:fldCharType="separate"/>
-      </w:r>
-      <w:r>
-        <w:rPr>
-          <w:rStyle w:val="Hyperlink"/>
-          <w:rFonts w:ascii="Times New Roman" w:cs="Times New Roman" w:hAnsi="Times New Roman"/>
-          <w:sz w:val="28"/>
-          <w:szCs w:val="28"/>
-          <w:lang w:val="ru-RU"/>
-        </w:rPr>
-        <w:t>3 Тестирование и примеры работы</w:t>
-        <w:tab/>
-      </w:r>
-      <w:r>
-        <w:rPr>
-          <w:rStyle w:val="Hyperlink"/>
-          <w:rFonts w:ascii="Times New Roman" w:cs="Times New Roman" w:hAnsi="Times New Roman"/>
-          <w:sz w:val="28"/>
-          <w:szCs w:val="28"/>
-          <w:lang w:val="ru-RU"/>
-        </w:rPr>
-        <w:fldChar w:fldCharType="begin"/>
-      </w:r>
-      <w:r>
-        <w:rPr>
-          <w:rStyle w:val="Hyperlink"/>
-          <w:rFonts w:ascii="Times New Roman" w:cs="Times New Roman" w:hAnsi="Times New Roman"/>
-          <w:sz w:val="28"/>
-          <w:szCs w:val="28"/>
-          <w:lang w:val="ru-RU"/>
-        </w:rPr>
-        <w:instrText xml:space="preserve">PAGEREF _Toc17 \h</w:instrText>
-      </w:r>
-      <w:r>
-        <w:rPr>
-          <w:rStyle w:val="Hyperlink"/>
-          <w:rFonts w:ascii="Times New Roman" w:cs="Times New Roman" w:hAnsi="Times New Roman"/>
-          <w:sz w:val="28"/>
-          <w:szCs w:val="28"/>
-          <w:lang w:val="ru-RU"/>
-        </w:rPr>
-        <w:fldChar w:fldCharType="separate"/>
-      </w:r>
-      <w:r>
-        <w:rPr>
-          <w:rStyle w:val="Hyperlink"/>
-          <w:rFonts w:ascii="Times New Roman" w:cs="Times New Roman" w:hAnsi="Times New Roman"/>
-          <w:sz w:val="28"/>
-          <w:szCs w:val="28"/>
-          <w:lang w:val="ru-RU"/>
-        </w:rPr>
-        <w:t>19</w:t>
-      </w:r>
-      <w:r>
-        <w:rPr>
-          <w:rFonts w:ascii="Times New Roman" w:cs="Times New Roman" w:hAnsi="Times New Roman"/>
-          <w:sz w:val="28"/>
-          <w:szCs w:val="28"/>
-        </w:rPr>
-        <w:fldChar w:fldCharType="end"/>
-      </w:r>
-      <w:r>
-        <w:rPr>
-          <w:rFonts w:ascii="Times New Roman" w:cs="Times New Roman" w:hAnsi="Times New Roman"/>
-          <w:sz w:val="28"/>
-          <w:szCs w:val="28"/>
-        </w:rPr>
-        <w:fldChar w:fldCharType="end"/>
-      </w:r>
-    </w:p>
-    <w:p>
-      <w:pPr>
-        <w:pStyle w:val="Toc2"/>
-        <w:tabs>
-          <w:tab w:val="right" w:leader="dot" w:pos="9628"/>
-        </w:tabs>
-        <w:rPr>
-          <w:rFonts w:ascii="Times New Roman" w:cs="Times New Roman" w:hAnsi="Times New Roman"/>
-          <w:sz w:val="28"/>
-          <w:szCs w:val="28"/>
-        </w:rPr>
-      </w:pPr>
-      <w:r>
-        <w:rPr>
-          <w:rStyle w:val="Hyperlink"/>
-          <w:rFonts w:ascii="Times New Roman" w:cs="Times New Roman" w:hAnsi="Times New Roman"/>
-          <w:sz w:val="28"/>
-          <w:szCs w:val="28"/>
-          <w:lang w:val="ru-RU"/>
-        </w:rPr>
-        <w:fldChar w:fldCharType="begin"/>
-      </w:r>
-      <w:r>
-        <w:rPr>
-          <w:rStyle w:val="Hyperlink"/>
-          <w:rFonts w:ascii="Times New Roman" w:cs="Times New Roman" w:hAnsi="Times New Roman"/>
-          <w:sz w:val="28"/>
-          <w:szCs w:val="28"/>
-          <w:lang w:val="ru-RU"/>
-        </w:rPr>
-        <w:instrText xml:space="preserve">HYPERLINK \l "_Toc18"</w:instrText>
-      </w:r>
-      <w:r>
-        <w:rPr>
-          <w:rStyle w:val="Hyperlink"/>
-          <w:rFonts w:ascii="Times New Roman" w:cs="Times New Roman" w:hAnsi="Times New Roman"/>
-          <w:sz w:val="28"/>
-          <w:szCs w:val="28"/>
-          <w:lang w:val="ru-RU"/>
-        </w:rPr>
-        <w:fldChar w:fldCharType="separate"/>
-      </w:r>
-      <w:r>
-        <w:rPr>
-          <w:rStyle w:val="Hyperlink"/>
-          <w:rFonts w:ascii="Times New Roman" w:cs="Times New Roman" w:hAnsi="Times New Roman"/>
-          <w:sz w:val="28"/>
-          <w:szCs w:val="28"/>
-          <w:lang w:val="ru-RU"/>
-        </w:rPr>
-        <w:t>3.1 Проверка корректности выполнения</w:t>
-        <w:tab/>
-      </w:r>
-      <w:r>
-        <w:rPr>
-          <w:rStyle w:val="Hyperlink"/>
-          <w:rFonts w:ascii="Times New Roman" w:cs="Times New Roman" w:hAnsi="Times New Roman"/>
-          <w:sz w:val="28"/>
-          <w:szCs w:val="28"/>
-          <w:lang w:val="ru-RU"/>
-        </w:rPr>
-        <w:fldChar w:fldCharType="begin"/>
-      </w:r>
-      <w:r>
-        <w:rPr>
-          <w:rStyle w:val="Hyperlink"/>
-          <w:rFonts w:ascii="Times New Roman" w:cs="Times New Roman" w:hAnsi="Times New Roman"/>
-          <w:sz w:val="28"/>
-          <w:szCs w:val="28"/>
-          <w:lang w:val="ru-RU"/>
-        </w:rPr>
-        <w:instrText xml:space="preserve">PAGEREF _Toc18 \h</w:instrText>
-      </w:r>
-      <w:r>
-        <w:rPr>
-          <w:rStyle w:val="Hyperlink"/>
-          <w:rFonts w:ascii="Times New Roman" w:cs="Times New Roman" w:hAnsi="Times New Roman"/>
-          <w:sz w:val="28"/>
-          <w:szCs w:val="28"/>
-          <w:lang w:val="ru-RU"/>
-        </w:rPr>
-        <w:fldChar w:fldCharType="separate"/>
-      </w:r>
-      <w:r>
-        <w:rPr>
-          <w:rStyle w:val="Hyperlink"/>
-          <w:rFonts w:ascii="Times New Roman" w:cs="Times New Roman" w:hAnsi="Times New Roman"/>
-          <w:sz w:val="28"/>
-          <w:szCs w:val="28"/>
-          <w:lang w:val="ru-RU"/>
-        </w:rPr>
-        <w:t>19</w:t>
-      </w:r>
-      <w:r>
-        <w:rPr>
-          <w:rFonts w:ascii="Times New Roman" w:cs="Times New Roman" w:hAnsi="Times New Roman"/>
-          <w:sz w:val="28"/>
-          <w:szCs w:val="28"/>
-        </w:rPr>
-        <w:fldChar w:fldCharType="end"/>
-      </w:r>
-      <w:r>
-        <w:rPr>
-          <w:rFonts w:ascii="Times New Roman" w:cs="Times New Roman" w:hAnsi="Times New Roman"/>
-          <w:sz w:val="28"/>
-          <w:szCs w:val="28"/>
-        </w:rPr>
-        <w:fldChar w:fldCharType="end"/>
-      </w:r>
-    </w:p>
-    <w:p>
-      <w:pPr>
-        <w:pStyle w:val="Toc2"/>
-        <w:tabs>
-          <w:tab w:val="right" w:leader="dot" w:pos="9628"/>
-        </w:tabs>
-        <w:rPr>
-          <w:rFonts w:ascii="Times New Roman" w:cs="Times New Roman" w:hAnsi="Times New Roman"/>
-          <w:sz w:val="28"/>
-          <w:szCs w:val="28"/>
-        </w:rPr>
-      </w:pPr>
-      <w:r>
-        <w:rPr>
-          <w:rStyle w:val="Hyperlink"/>
-          <w:rFonts w:ascii="Times New Roman" w:cs="Times New Roman" w:hAnsi="Times New Roman"/>
-          <w:sz w:val="28"/>
-          <w:szCs w:val="28"/>
-          <w:lang w:val="ru-RU"/>
-        </w:rPr>
-        <w:fldChar w:fldCharType="begin"/>
-      </w:r>
-      <w:r>
-        <w:rPr>
-          <w:rStyle w:val="Hyperlink"/>
-          <w:rFonts w:ascii="Times New Roman" w:cs="Times New Roman" w:hAnsi="Times New Roman"/>
-          <w:sz w:val="28"/>
-          <w:szCs w:val="28"/>
-          <w:lang w:val="ru-RU"/>
-        </w:rPr>
-        <w:instrText xml:space="preserve">HYPERLINK \l "_Toc19"</w:instrText>
-      </w:r>
-      <w:r>
-        <w:rPr>
-          <w:rStyle w:val="Hyperlink"/>
-          <w:rFonts w:ascii="Times New Roman" w:cs="Times New Roman" w:hAnsi="Times New Roman"/>
-          <w:sz w:val="28"/>
-          <w:szCs w:val="28"/>
-          <w:lang w:val="ru-RU"/>
-        </w:rPr>
-        <w:fldChar w:fldCharType="separate"/>
-      </w:r>
-      <w:r>
-        <w:rPr>
-          <w:rStyle w:val="Hyperlink"/>
-          <w:rFonts w:ascii="Times New Roman" w:cs="Times New Roman" w:hAnsi="Times New Roman"/>
-          <w:sz w:val="28"/>
-          <w:szCs w:val="28"/>
-          <w:lang w:val="ru-RU"/>
-        </w:rPr>
-        <w:t>3.2 Демонстрация сохраненных логов</w:t>
-        <w:tab/>
-      </w:r>
-      <w:r>
-        <w:rPr>
-          <w:rStyle w:val="Hyperlink"/>
-          <w:rFonts w:ascii="Times New Roman" w:cs="Times New Roman" w:hAnsi="Times New Roman"/>
-          <w:sz w:val="28"/>
-          <w:szCs w:val="28"/>
-          <w:lang w:val="ru-RU"/>
-        </w:rPr>
-        <w:fldChar w:fldCharType="begin"/>
-      </w:r>
-      <w:r>
-        <w:rPr>
-          <w:rStyle w:val="Hyperlink"/>
-          <w:rFonts w:ascii="Times New Roman" w:cs="Times New Roman" w:hAnsi="Times New Roman"/>
-          <w:sz w:val="28"/>
-          <w:szCs w:val="28"/>
-          <w:lang w:val="ru-RU"/>
-        </w:rPr>
-        <w:instrText xml:space="preserve">PAGEREF _Toc19 \h</w:instrText>
-      </w:r>
-      <w:r>
-        <w:rPr>
-          <w:rStyle w:val="Hyperlink"/>
-          <w:rFonts w:ascii="Times New Roman" w:cs="Times New Roman" w:hAnsi="Times New Roman"/>
-          <w:sz w:val="28"/>
-          <w:szCs w:val="28"/>
-          <w:lang w:val="ru-RU"/>
-        </w:rPr>
-        <w:fldChar w:fldCharType="separate"/>
-      </w:r>
-      <w:r>
-        <w:rPr>
-          <w:rStyle w:val="Hyperlink"/>
-          <w:rFonts w:ascii="Times New Roman" w:cs="Times New Roman" w:hAnsi="Times New Roman"/>
-          <w:sz w:val="28"/>
-          <w:szCs w:val="28"/>
-          <w:lang w:val="ru-RU"/>
-        </w:rPr>
-        <w:t>21</w:t>
-      </w:r>
-      <w:r>
-        <w:rPr>
-          <w:rFonts w:ascii="Times New Roman" w:cs="Times New Roman" w:hAnsi="Times New Roman"/>
-          <w:sz w:val="28"/>
-          <w:szCs w:val="28"/>
-        </w:rPr>
-        <w:fldChar w:fldCharType="end"/>
-      </w:r>
-      <w:r>
-        <w:rPr>
-          <w:rFonts w:ascii="Times New Roman" w:cs="Times New Roman" w:hAnsi="Times New Roman"/>
-          <w:sz w:val="28"/>
-          <w:szCs w:val="28"/>
-        </w:rPr>
-        <w:fldChar w:fldCharType="end"/>
-      </w:r>
-    </w:p>
-    <w:p>
-      <w:pPr>
-        <w:pStyle w:val="Toc1"/>
-        <w:tabs>
-          <w:tab w:val="right" w:leader="dot" w:pos="9628"/>
-        </w:tabs>
-        <w:rPr>
-          <w:rFonts w:ascii="Times New Roman" w:cs="Times New Roman" w:hAnsi="Times New Roman"/>
-          <w:sz w:val="28"/>
-          <w:szCs w:val="28"/>
-        </w:rPr>
-      </w:pPr>
-      <w:r>
-        <w:rPr>
-          <w:rStyle w:val="Hyperlink"/>
-          <w:rFonts w:ascii="Times New Roman" w:cs="Times New Roman" w:hAnsi="Times New Roman"/>
-          <w:sz w:val="28"/>
-          <w:szCs w:val="28"/>
-          <w:lang w:val="ru-RU"/>
-        </w:rPr>
-        <w:fldChar w:fldCharType="begin"/>
-      </w:r>
-      <w:r>
-        <w:rPr>
-          <w:rStyle w:val="Hyperlink"/>
-          <w:rFonts w:ascii="Times New Roman" w:cs="Times New Roman" w:hAnsi="Times New Roman"/>
-          <w:sz w:val="28"/>
-          <w:szCs w:val="28"/>
-          <w:lang w:val="ru-RU"/>
-        </w:rPr>
-        <w:instrText xml:space="preserve">HYPERLINK \l "_Toc20"</w:instrText>
-      </w:r>
-      <w:r>
-        <w:rPr>
-          <w:rStyle w:val="Hyperlink"/>
-          <w:rFonts w:ascii="Times New Roman" w:cs="Times New Roman" w:hAnsi="Times New Roman"/>
-          <w:sz w:val="28"/>
-          <w:szCs w:val="28"/>
-          <w:lang w:val="ru-RU"/>
-        </w:rPr>
-        <w:fldChar w:fldCharType="separate"/>
-      </w:r>
-      <w:r>
-        <w:rPr>
-          <w:rStyle w:val="Hyperlink"/>
-          <w:rFonts w:ascii="Times New Roman" w:cs="Times New Roman" w:hAnsi="Times New Roman"/>
-          <w:sz w:val="28"/>
-          <w:szCs w:val="28"/>
-          <w:lang w:val="ru-RU"/>
-        </w:rPr>
-        <w:t>ЗАКЛЮЧЕНИЕ</w:t>
-        <w:tab/>
-      </w:r>
-      <w:r>
-        <w:rPr>
-          <w:rStyle w:val="Hyperlink"/>
-          <w:rFonts w:ascii="Times New Roman" w:cs="Times New Roman" w:hAnsi="Times New Roman"/>
-          <w:sz w:val="28"/>
-          <w:szCs w:val="28"/>
-          <w:lang w:val="ru-RU"/>
-        </w:rPr>
-        <w:fldChar w:fldCharType="begin"/>
-      </w:r>
-      <w:r>
-        <w:rPr>
-          <w:rStyle w:val="Hyperlink"/>
-          <w:rFonts w:ascii="Times New Roman" w:cs="Times New Roman" w:hAnsi="Times New Roman"/>
-          <w:sz w:val="28"/>
-          <w:szCs w:val="28"/>
-          <w:lang w:val="ru-RU"/>
-        </w:rPr>
-        <w:instrText xml:space="preserve">PAGEREF _Toc20 \h</w:instrText>
-      </w:r>
-      <w:r>
-        <w:rPr>
-          <w:rStyle w:val="Hyperlink"/>
-          <w:rFonts w:ascii="Times New Roman" w:cs="Times New Roman" w:hAnsi="Times New Roman"/>
-          <w:sz w:val="28"/>
-          <w:szCs w:val="28"/>
-          <w:lang w:val="ru-RU"/>
-        </w:rPr>
-        <w:fldChar w:fldCharType="separate"/>
-      </w:r>
-      <w:r>
-        <w:rPr>
-          <w:rStyle w:val="Hyperlink"/>
-          <w:rFonts w:ascii="Times New Roman" w:cs="Times New Roman" w:hAnsi="Times New Roman"/>
-          <w:sz w:val="28"/>
-          <w:szCs w:val="28"/>
-          <w:lang w:val="ru-RU"/>
-        </w:rPr>
-        <w:t>23</w:t>
-      </w:r>
-      <w:r>
-        <w:rPr>
-          <w:rFonts w:ascii="Times New Roman" w:cs="Times New Roman" w:hAnsi="Times New Roman"/>
-          <w:sz w:val="28"/>
-          <w:szCs w:val="28"/>
-        </w:rPr>
-        <w:fldChar w:fldCharType="end"/>
-      </w:r>
-      <w:r>
-        <w:rPr>
-          <w:rFonts w:ascii="Times New Roman" w:cs="Times New Roman" w:hAnsi="Times New Roman"/>
-          <w:sz w:val="28"/>
-          <w:szCs w:val="28"/>
-        </w:rPr>
-        <w:fldChar w:fldCharType="end"/>
-      </w:r>
-    </w:p>
-    <w:p>
-      <w:pPr>
-        <w:pStyle w:val="Toc1"/>
-        <w:tabs>
-          <w:tab w:val="right" w:leader="dot" w:pos="9628"/>
-        </w:tabs>
-        <w:rPr>
-          <w:rFonts w:ascii="Times New Roman" w:cs="Times New Roman" w:hAnsi="Times New Roman"/>
-          <w:sz w:val="28"/>
-          <w:szCs w:val="28"/>
-        </w:rPr>
-      </w:pPr>
-      <w:r>
-        <w:rPr>
-          <w:rStyle w:val="Hyperlink"/>
-          <w:rFonts w:ascii="Times New Roman" w:cs="Times New Roman" w:hAnsi="Times New Roman"/>
-          <w:sz w:val="28"/>
-          <w:szCs w:val="28"/>
-          <w:lang w:val="ru-RU"/>
-        </w:rPr>
-        <w:fldChar w:fldCharType="begin"/>
-      </w:r>
-      <w:r>
-        <w:rPr>
-          <w:rStyle w:val="Hyperlink"/>
-          <w:rFonts w:ascii="Times New Roman" w:cs="Times New Roman" w:hAnsi="Times New Roman"/>
-          <w:sz w:val="28"/>
-          <w:szCs w:val="28"/>
-          <w:lang w:val="ru-RU"/>
-        </w:rPr>
-        <w:instrText xml:space="preserve">HYPERLINK \l "_Toc21"</w:instrText>
-      </w:r>
-      <w:r>
-        <w:rPr>
-          <w:rStyle w:val="Hyperlink"/>
-          <w:rFonts w:ascii="Times New Roman" w:cs="Times New Roman" w:hAnsi="Times New Roman"/>
-          <w:sz w:val="28"/>
-          <w:szCs w:val="28"/>
-          <w:lang w:val="ru-RU"/>
-        </w:rPr>
-        <w:fldChar w:fldCharType="separate"/>
-      </w:r>
-      <w:r>
-        <w:rPr>
-          <w:rStyle w:val="Hyperlink"/>
-          <w:rFonts w:ascii="Times New Roman" w:cs="Times New Roman" w:hAnsi="Times New Roman"/>
-          <w:sz w:val="28"/>
-          <w:szCs w:val="28"/>
-          <w:lang w:val="ru-RU"/>
-        </w:rPr>
-        <w:t>СПИСОК ИСПОЛЬЗОВАННЫХ ИСТОЧНИКОВ</w:t>
-        <w:tab/>
-      </w:r>
-      <w:r>
-        <w:rPr>
-          <w:rStyle w:val="Hyperlink"/>
-          <w:rFonts w:ascii="Times New Roman" w:cs="Times New Roman" w:hAnsi="Times New Roman"/>
-          <w:sz w:val="28"/>
-          <w:szCs w:val="28"/>
-          <w:lang w:val="ru-RU"/>
-        </w:rPr>
-        <w:fldChar w:fldCharType="begin"/>
-      </w:r>
-      <w:r>
-        <w:rPr>
-          <w:rStyle w:val="Hyperlink"/>
-          <w:rFonts w:ascii="Times New Roman" w:cs="Times New Roman" w:hAnsi="Times New Roman"/>
-          <w:sz w:val="28"/>
-          <w:szCs w:val="28"/>
-          <w:lang w:val="ru-RU"/>
-        </w:rPr>
-        <w:instrText xml:space="preserve">PAGEREF _Toc21 \h</w:instrText>
-      </w:r>
-      <w:r>
-        <w:rPr>
-          <w:rStyle w:val="Hyperlink"/>
-          <w:rFonts w:ascii="Times New Roman" w:cs="Times New Roman" w:hAnsi="Times New Roman"/>
-          <w:sz w:val="28"/>
-          <w:szCs w:val="28"/>
-          <w:lang w:val="ru-RU"/>
-        </w:rPr>
-        <w:fldChar w:fldCharType="separate"/>
-      </w:r>
-      <w:r>
-        <w:rPr>
-          <w:rStyle w:val="Hyperlink"/>
-          <w:rFonts w:ascii="Times New Roman" w:cs="Times New Roman" w:hAnsi="Times New Roman"/>
-          <w:sz w:val="28"/>
-          <w:szCs w:val="28"/>
-          <w:lang w:val="ru-RU"/>
-        </w:rPr>
-        <w:t>25</w:t>
-      </w:r>
-      <w:r>
-        <w:rPr>
-          <w:rFonts w:ascii="Times New Roman" w:cs="Times New Roman" w:hAnsi="Times New Roman"/>
-          <w:sz w:val="28"/>
-          <w:szCs w:val="28"/>
-        </w:rPr>
-        <w:fldChar w:fldCharType="end"/>
-      </w:r>
-      <w:r>
-        <w:rPr>
-          <w:rFonts w:ascii="Times New Roman" w:cs="Times New Roman" w:hAnsi="Times New Roman"/>
-          <w:sz w:val="28"/>
-          <w:szCs w:val="28"/>
-        </w:rPr>
-        <w:fldChar w:fldCharType="end"/>
-      </w:r>
-    </w:p>
-    <w:p>
-      <w:pPr>
-        <w:pStyle w:val="Toc1"/>
-        <w:tabs>
-          <w:tab w:val="right" w:leader="dot" w:pos="9628"/>
-        </w:tabs>
-        <w:rPr/>
-      </w:pPr>
-      <w:r>
-        <w:rPr>
-          <w:rStyle w:val="Hyperlink"/>
-          <w:rFonts w:ascii="Times New Roman" w:cs="Times New Roman" w:hAnsi="Times New Roman"/>
-          <w:sz w:val="28"/>
-          <w:szCs w:val="28"/>
-          <w:lang w:val="ru-RU"/>
-        </w:rPr>
-        <w:fldChar w:fldCharType="begin"/>
-      </w:r>
-      <w:r>
-        <w:rPr>
-          <w:rStyle w:val="Hyperlink"/>
-          <w:rFonts w:ascii="Times New Roman" w:cs="Times New Roman" w:hAnsi="Times New Roman"/>
-          <w:sz w:val="28"/>
-          <w:szCs w:val="28"/>
-          <w:lang w:val="ru-RU"/>
-        </w:rPr>
-        <w:instrText xml:space="preserve">HYPERLINK \l "_Toc22"</w:instrText>
-      </w:r>
-      <w:r>
-        <w:rPr>
-          <w:rStyle w:val="Hyperlink"/>
-          <w:rFonts w:ascii="Times New Roman" w:cs="Times New Roman" w:hAnsi="Times New Roman"/>
-          <w:sz w:val="28"/>
-          <w:szCs w:val="28"/>
-          <w:lang w:val="ru-RU"/>
-        </w:rPr>
-        <w:fldChar w:fldCharType="separate"/>
-      </w:r>
-      <w:r>
-        <w:rPr>
-          <w:rStyle w:val="Hyperlink"/>
-          <w:rFonts w:ascii="Times New Roman" w:cs="Times New Roman" w:hAnsi="Times New Roman"/>
-          <w:sz w:val="28"/>
-          <w:szCs w:val="28"/>
-          <w:lang w:val="ru-RU"/>
-        </w:rPr>
-        <w:t>Приложение А</w:t>
-        <w:tab/>
-      </w:r>
-      <w:r>
-        <w:rPr>
-          <w:rStyle w:val="Hyperlink"/>
-          <w:rFonts w:ascii="Times New Roman" w:cs="Times New Roman" w:hAnsi="Times New Roman"/>
-          <w:sz w:val="28"/>
-          <w:szCs w:val="28"/>
-          <w:lang w:val="ru-RU"/>
-        </w:rPr>
-        <w:fldChar w:fldCharType="begin"/>
-      </w:r>
-      <w:r>
-        <w:rPr>
-          <w:rStyle w:val="Hyperlink"/>
-          <w:rFonts w:ascii="Times New Roman" w:cs="Times New Roman" w:hAnsi="Times New Roman"/>
-          <w:sz w:val="28"/>
-          <w:szCs w:val="28"/>
-          <w:lang w:val="ru-RU"/>
-        </w:rPr>
-        <w:instrText xml:space="preserve">PAGEREF _Toc22 \h</w:instrText>
-      </w:r>
-      <w:r>
-        <w:rPr>
-          <w:rStyle w:val="Hyperlink"/>
-          <w:rFonts w:ascii="Times New Roman" w:cs="Times New Roman" w:hAnsi="Times New Roman"/>
-          <w:sz w:val="28"/>
-          <w:szCs w:val="28"/>
-          <w:lang w:val="ru-RU"/>
-        </w:rPr>
-        <w:fldChar w:fldCharType="separate"/>
-      </w:r>
-      <w:r>
-        <w:rPr>
-          <w:rStyle w:val="Hyperlink"/>
-          <w:rFonts w:ascii="Times New Roman" w:cs="Times New Roman" w:hAnsi="Times New Roman"/>
-          <w:sz w:val="28"/>
-          <w:szCs w:val="28"/>
-          <w:lang w:val="ru-RU"/>
-        </w:rPr>
-        <w:t>26</w:t>
-      </w:r>
-      <w:r>
-        <w:fldChar w:fldCharType="end"/>
-      </w:r>
-      <w:r>
-        <w:fldChar w:fldCharType="end"/>
-      </w:r>
-    </w:p>
-    <w:p>
-      <w:pPr>
-        <w:pStyle w:val="Normal"/>
-        <w:tabs>
-          <w:tab w:val="right" w:leader="dot" w:pos="9628"/>
-        </w:tabs>
-        <w:rPr/>
-      </w:pPr>
-    </w:p>
-    <w:p>
-      <w:pPr>
-        <w:spacing w:line="360"/>
-        <w:jc w:val="both"/>
-        <w:rPr>
-          <w:rFonts w:ascii="Times New Roman" w:cs="Times New Roman" w:hAnsi="Times New Roman"/>
-          <w:sz w:val="32"/>
-          <w:szCs w:val="32"/>
-        </w:rPr>
-      </w:pPr>
-      <w:r>
-        <w:rPr>
-          <w:rFonts w:ascii="Times New Roman" w:cs="Times New Roman" w:hAnsi="Times New Roman"/>
-          <w:sz w:val="32"/>
-          <w:szCs w:val="32"/>
-        </w:rPr>
-        <w:fldChar w:fldCharType="end"/>
-      </w:r>
-      <w:r>
-        <w:rPr>
-          <w:rFonts w:ascii="Times New Roman" w:cs="Times New Roman" w:hAnsi="Times New Roman"/>
-          <w:sz w:val="32"/>
-          <w:szCs w:val="32"/>
-        </w:rPr>
-        <w:br w:type="page"/>
-      </w:r>
-    </w:p>
-    <w:p>
-      <w:pPr>
-        <w:pStyle w:val="Heading1"/>
-        <w:spacing w:before="0" w:after="360" w:line="360"/>
-        <w:ind w:left="0" w:firstLine="850"/>
-        <w:jc w:val="center"/>
-        <w:rPr>
-          <w:rFonts w:ascii="Times New Roman" w:cs="Times New Roman" w:hAnsi="Times New Roman"/>
-          <w:b w:val="off"/>
-          <w:bCs w:val="off"/>
-          <w:color w:val="auto"/>
-          <w:sz w:val="32"/>
-          <w:szCs w:val="32"/>
-        </w:rPr>
-      </w:pPr>
-      <w:bookmarkStart w:id="0" w:name="_Toc1"/>
-      <w:bookmarkStart w:id="1" w:name="_Toc9"/>
-      <w:r>
-        <w:rPr>
-          <w:rFonts w:ascii="Times New Roman" w:cs="Times New Roman" w:hAnsi="Times New Roman"/>
-          <w:b w:val="off"/>
-          <w:bCs w:val="off"/>
-          <w:color w:val="auto"/>
-          <w:sz w:val="32"/>
-          <w:szCs w:val="32"/>
-          <w:lang w:val="ru-RU"/>
-        </w:rPr>
-        <w:t>В</w:t>
-      </w:r>
-      <w:bookmarkEnd w:id="0"/>
-      <w:r>
-        <w:rPr>
-          <w:rFonts w:ascii="Times New Roman" w:cs="Times New Roman" w:hAnsi="Times New Roman"/>
-          <w:b w:val="off"/>
-          <w:bCs w:val="off"/>
-          <w:color w:val="auto"/>
-          <w:sz w:val="32"/>
-          <w:szCs w:val="32"/>
-          <w:lang w:val="ru-RU"/>
-        </w:rPr>
         <w:t>ВЕДЕНИЕ</w:t>
       </w:r>
       <w:bookmarkEnd w:id="1"/>
@@ -2343,13 +4520,14 @@
     <w:p>
       <w:pPr>
         <w:pStyle w:val="Normal"/>
-        <w:spacing w:line="360"/>
+        <w:spacing w:after="0" w:line="360"/>
         <w:ind w:left="0" w:firstLine="709"/>
         <w:jc w:val="both"/>
         <w:rPr>
           <w:rFonts w:ascii="Times New Roman" w:cs="Times New Roman" w:hAnsi="Times New Roman"/>
           <w:sz w:val="28"/>
           <w:szCs w:val="28"/>
+          <w:lang w:val="ru-RU"/>
         </w:rPr>
       </w:pPr>
       <w:r>
@@ -2361,6 +4539,77 @@
         </w:rPr>
         <w:t>В рамках изучения дисциплины «Основы алгоритмизации и программирование» важное место занимает выполнение практических заданий, позволяющих применить полученные теоретические знания для создания реально работающих программ. Одним из таких заданий является разработка игрового приложения «21 очко» (Blackjack) на языке Python. Подобный проект даёт возможность закрепить навыки работы с основными конструкциями языка, объектно-ориентированным программированием, графическим интерфейсом и обработкой событий.</w:t>
       </w:r>
+    </w:p>
+    <w:p>
+      <w:pPr>
+        <w:pStyle w:val="Normal"/>
+        <w:spacing w:after="0" w:line="360"/>
+        <w:ind w:left="0" w:firstLine="709"/>
+        <w:jc w:val="both"/>
+        <w:rPr>
+          <w:rFonts w:ascii="Times New Roman" w:cs="Times New Roman" w:hAnsi="Times New Roman"/>
+          <w:sz w:val="28"/>
+          <w:szCs w:val="28"/>
+        </w:rPr>
+      </w:pPr>
+      <w:r>
+        <w:rPr>
+          <w:rFonts w:ascii="Times New Roman" w:cs="Times New Roman" w:hAnsi="Times New Roman"/>
+          <w:sz w:val="28"/>
+          <w:szCs w:val="28"/>
+          <w:lang w:val="ru-RU"/>
+        </w:rPr>
+        <w:t>Выбор данной темы обусловлен необходимостью освоить на практике ключевые конструкции языков программирования: ветвления, циклы, работу со списками (колода) и генераторами случайных чисел. Игра «21 очко» представляет собой классическую задачу, в которой логика принятия решений игроком и компьютером (дилером) требует четкой алгоритмизации. Особое внимание в проекте уделяется валидации входных данных — критическому навыку для будущего специалиста по защите информации, поскольку некорректная обработка ввода является одной из основных причин возникновения уязвимостей в реальных автоматизированных системах.</w:t>
+      </w:r>
+    </w:p>
+    <w:p>
+      <w:pPr>
+        <w:pStyle w:val="Normal"/>
+        <w:spacing w:after="0" w:line="360"/>
+        <w:ind w:left="0" w:firstLine="709"/>
+        <w:jc w:val="both"/>
+        <w:rPr>
+          <w:rFonts w:ascii="Times New Roman" w:cs="Times New Roman" w:hAnsi="Times New Roman"/>
+          <w:sz w:val="28"/>
+          <w:szCs w:val="28"/>
+          <w:lang w:val="ru-RU"/>
+        </w:rPr>
+      </w:pPr>
+      <w:r>
+        <w:rPr>
+          <w:rFonts w:ascii="Times New Roman" w:cs="Times New Roman" w:hAnsi="Times New Roman"/>
+          <w:sz w:val="28"/>
+          <w:szCs w:val="28"/>
+          <w:lang w:val="ru-RU"/>
+        </w:rPr>
+        <w:t>Цель работы: разработать и отладить программный продукт, реализующий игровой процесс «21 очко», с соблюдением принципов структурного программирования и обеспечением отказоустойчивости приложения. В ходе выполнения проекта будут закреплены практические навыки создания алгоритмов, написания программного кода и проведения тестирования, что составляет основу профессиональной деятельности техника по защите информации.</w:t>
+      </w:r>
+    </w:p>
+    <w:p>
+      <w:pPr>
+        <w:pStyle w:val="Normal"/>
+        <w:spacing w:after="0" w:line="360"/>
+        <w:ind w:left="0" w:firstLine="709"/>
+        <w:jc w:val="both"/>
+        <w:rPr>
+          <w:rFonts w:ascii="Times New Roman" w:cs="Times New Roman" w:hAnsi="Times New Roman"/>
+          <w:sz w:val="28"/>
+          <w:szCs w:val="28"/>
+        </w:rPr>
+      </w:pPr>
+    </w:p>
+    <w:p>
+      <w:pPr>
+        <w:pStyle w:val="Normal"/>
+        <w:spacing w:after="0" w:line="360"/>
+        <w:ind w:left="0" w:firstLine="709"/>
+        <w:jc w:val="both"/>
+        <w:rPr>
+          <w:rFonts w:ascii="Times New Roman" w:cs="Times New Roman" w:hAnsi="Times New Roman"/>
+          <w:sz w:val="28"/>
+          <w:szCs w:val="28"/>
+        </w:rPr>
+      </w:pPr>
       <w:r>
         <w:rPr>
           <w:rFonts w:ascii="Times New Roman" w:cs="Times New Roman" w:hAnsi="Times New Roman"/>
@@ -2462,7 +4711,7 @@
     <w:p>
       <w:pPr>
         <w:pStyle w:val="Normal"/>
-        <w:spacing w:line="360"/>
+        <w:spacing w:after="0" w:line="360"/>
         <w:ind w:left="0" w:firstLine="709"/>
         <w:jc w:val="both"/>
         <w:rPr>
@@ -2485,7 +4734,7 @@
     <w:p>
       <w:pPr>
         <w:pStyle w:val="Normal"/>
-        <w:spacing w:line="360"/>
+        <w:spacing w:after="0" w:line="360"/>
         <w:ind w:left="0" w:firstLine="709"/>
         <w:jc w:val="both"/>
         <w:rPr>
@@ -2555,7 +4804,7 @@
           <w:rtl w:val="off"/>
           <w:lang w:val="en-US"/>
         </w:rPr>
-        <w:t>формулировать введение, обосновывающее практическую значимость проекта.</w:t>
+        <w:t>формулировать введение, обосновывающее практическую значимость проекта;</w:t>
       </w:r>
     </w:p>
     <w:p>
@@ -2598,7 +4847,7 @@
           <w:rtl w:val="off"/>
           <w:lang w:val="en-US"/>
         </w:rPr>
-        <w:t>Разработать диаграмму вариантов использования (Use Case) и блок-схему алгоритма работы игры для наглядного представления функциональности.</w:t>
+        <w:t>Разработать диаграмму вариантов использования (Use Case) и блок-схему алгоритма работы игры для наглядного представления функциональности;</w:t>
       </w:r>
     </w:p>
     <w:p>
@@ -3062,7 +5311,7 @@
     <w:p>
       <w:pPr>
         <w:pStyle w:val="Normal"/>
-        <w:spacing w:line="360"/>
+        <w:spacing w:after="0" w:line="360"/>
         <w:ind w:left="0" w:firstLine="709"/>
         <w:jc w:val="both"/>
         <w:rPr>
@@ -3143,7 +5392,7 @@
     <w:p>
       <w:pPr>
         <w:pStyle w:val="Normal"/>
-        <w:spacing w:line="360"/>
+        <w:spacing w:after="0" w:line="360"/>
         <w:ind w:left="0" w:firstLine="709"/>
         <w:jc w:val="both"/>
         <w:rPr>
@@ -3184,7 +5433,7 @@
           <wp:inline distT="0" distB="0" distL="0" distR="0">
             <wp:extent cx="4652010" cy="5109845"/>
             <wp:effectExtent l="0" t="0" r="0" b="0"/>
-            <wp:docPr id="35" name="Picture 1"/>
+            <wp:docPr id="69" name="Picture 1"/>
             <wp:cNvGraphicFramePr>
               <a:graphicFrameLocks xmlns:a="http://schemas.openxmlformats.org/drawingml/2006/main" noChangeAspect="1"/>
             </wp:cNvGraphicFramePr>
@@ -3297,7 +5546,7 @@
     <w:p>
       <w:pPr>
         <w:pStyle w:val="Normal"/>
-        <w:spacing w:line="360"/>
+        <w:spacing w:after="0" w:line="360"/>
         <w:ind w:left="0" w:firstLine="709"/>
         <w:jc w:val="both"/>
         <w:rPr>
@@ -3380,7 +5629,7 @@
     <w:p>
       <w:pPr>
         <w:pStyle w:val="Normal"/>
-        <w:spacing w:line="360"/>
+        <w:spacing w:after="0" w:line="360"/>
         <w:ind w:left="0" w:firstLine="709"/>
         <w:jc w:val="both"/>
         <w:rPr>
@@ -3428,7 +5677,7 @@
           <wp:inline distT="0" distB="0" distL="0" distR="0">
             <wp:extent cx="3329305" cy="5708650"/>
             <wp:effectExtent l="0" t="0" r="0" b="0"/>
-            <wp:docPr id="36" name="Picture 2"/>
+            <wp:docPr id="70" name="Picture 2"/>
             <wp:cNvGraphicFramePr>
               <a:graphicFrameLocks xmlns:a="http://schemas.openxmlformats.org/drawingml/2006/main" noChangeAspect="1"/>
             </wp:cNvGraphicFramePr>
@@ -3574,7 +5823,7 @@
     <w:p>
       <w:pPr>
         <w:pStyle w:val="Normal"/>
-        <w:spacing w:line="360"/>
+        <w:spacing w:after="0" w:line="360"/>
         <w:ind w:left="0" w:firstLine="709"/>
         <w:jc w:val="both"/>
         <w:rPr>
@@ -3597,9 +5846,50 @@
     </w:p>
     <w:p>
       <w:pPr>
-        <w:pStyle w:val="Normal"/>
-        <w:spacing w:line="360"/>
-        <w:ind w:left="0" w:firstLine="850"/>
+        <w:pStyle w:val="Heading3"/>
+        <w:spacing w:before="360" w:after="360"/>
+        <w:ind w:firstLine="850"/>
+        <w:rPr>
+          <w:rFonts w:ascii="Times New Roman" w:cs="Times New Roman" w:hAnsi="Times New Roman"/>
+          <w:b w:val="off"/>
+          <w:bCs w:val="off"/>
+          <w:color w:val="000000" w:themeColor="dk1"/>
+          <w:sz w:val="28"/>
+          <w:szCs w:val="28"/>
+        </w:rPr>
+      </w:pPr>
+      <w:bookmarkStart w:id="9" w:name="_Toc23"/>
+      <w:r>
+        <w:rPr>
+          <w:rFonts w:ascii="Times New Roman" w:cs="Times New Roman" w:hAnsi="Times New Roman"/>
+          <w:b w:val="off"/>
+          <w:bCs w:val="off"/>
+          <w:color w:val="000000" w:themeColor="dk1"/>
+          <w:sz w:val="28"/>
+          <w:szCs w:val="28"/>
+          <w:lang w:val="ru-RU"/>
+        </w:rPr>
+        <w:t>2.1.1 Язык программирования</w:t>
+      </w:r>
+      <w:bookmarkEnd w:id="9"/>
+      <w:r>
+        <w:rPr>
+          <w:rFonts w:ascii="Times New Roman" w:cs="Times New Roman" w:hAnsi="Times New Roman"/>
+          <w:b w:val="off"/>
+          <w:bCs w:val="off"/>
+          <w:color w:val="000000" w:themeColor="dk1"/>
+          <w:sz w:val="28"/>
+          <w:szCs w:val="28"/>
+          <w:lang w:val="ru-RU"/>
+        </w:rPr>
+        <w:t xml:space="preserve"> </w:t>
+      </w:r>
+    </w:p>
+    <w:p>
+      <w:pPr>
+        <w:pStyle w:val="Normal"/>
+        <w:spacing w:after="0" w:line="360"/>
+        <w:ind w:left="0" w:firstLine="709"/>
         <w:jc w:val="both"/>
         <w:rPr>
           <w:rFonts w:ascii="Times New Roman" w:cs="Times New Roman" w:hAnsi="Times New Roman"/>
@@ -3616,13 +5906,67 @@
           <w:szCs w:val="28"/>
           <w:lang w:val="ru-RU"/>
         </w:rPr>
-        <w:t xml:space="preserve">2.1.1 Язык программирования </w:t>
-      </w:r>
-    </w:p>
-    <w:p>
-      <w:pPr>
-        <w:pStyle w:val="Normal"/>
-        <w:spacing w:line="360"/>
+        <w:t xml:space="preserve">Для данного проекта выбран язык </w:t>
+      </w:r>
+      <w:r>
+        <w:rPr>
+          <w:rFonts w:ascii="Times New Roman" w:cs="Times New Roman" w:hAnsi="Times New Roman"/>
+          <w:color w:val="auto"/>
+          <w:sz w:val="28"/>
+          <w:szCs w:val="28"/>
+          <w:lang w:val="en-US"/>
+        </w:rPr>
+        <w:t xml:space="preserve">Python </w:t>
+      </w:r>
+      <w:r>
+        <w:rPr>
+          <w:rFonts w:ascii="Times New Roman" w:cs="Times New Roman" w:hAnsi="Times New Roman"/>
+          <w:color w:val="auto"/>
+          <w:sz w:val="28"/>
+          <w:szCs w:val="28"/>
+          <w:lang w:val="ru-RU"/>
+        </w:rPr>
+        <w:t xml:space="preserve">версии </w:t>
+      </w:r>
+      <w:r>
+        <w:rPr>
+          <w:rFonts w:ascii="Times New Roman" w:cs="Times New Roman" w:hAnsi="Times New Roman"/>
+          <w:color w:val="auto"/>
+          <w:sz w:val="28"/>
+          <w:szCs w:val="28"/>
+          <w:lang w:val="en-US"/>
+        </w:rPr>
+        <w:t xml:space="preserve">3.11.9 </w:t>
+      </w:r>
+      <w:r>
+        <w:rPr>
+          <w:rFonts w:ascii="Times New Roman" w:cs="Times New Roman" w:hAnsi="Times New Roman"/>
+          <w:color w:val="auto"/>
+          <w:sz w:val="28"/>
+          <w:szCs w:val="28"/>
+          <w:lang w:val="ru-RU"/>
+        </w:rPr>
+        <w:t xml:space="preserve">по причине того, что данный язык изучается на предмете ОП.13 и из-за его достоинств, таких как: богатая стандартная библиотека, поддержка объектно-ориентированного программирования, простота синтаксиса. </w:t>
+      </w:r>
+    </w:p>
+    <w:p>
+      <w:pPr>
+        <w:pStyle w:val="Heading3"/>
+        <w:rPr/>
+      </w:pPr>
+      <w:bookmarkStart w:id="10" w:name="_Toc24"/>
+      <w:r>
+        <w:rPr>
+          <w:lang w:val="ru-RU"/>
+        </w:rPr>
+        <w:t>2.1.2 Среда разработки</w:t>
+      </w:r>
+      <w:bookmarkEnd w:id="10"/>
+    </w:p>
+    <w:p>
+      <w:pPr>
+        <w:pStyle w:val="Normal"/>
+        <w:spacing w:after="0" w:line="360"/>
         <w:ind w:left="0" w:firstLine="709"/>
         <w:jc w:val="both"/>
         <w:rPr>
@@ -3640,7 +5984,7 @@
           <w:szCs w:val="28"/>
           <w:lang w:val="ru-RU"/>
         </w:rPr>
-        <w:t xml:space="preserve">Для данного проекта выбран язык </w:t>
+        <w:t>Для разработки данного приложения выбран Visual Studio Code. Данная программа была выбрана из-за своих положительных качеств: б</w:t>
       </w:r>
       <w:r>
         <w:rPr>
@@ -3648,9 +5992,9 @@
           <w:color w:val="auto"/>
           <w:sz w:val="28"/>
           <w:szCs w:val="28"/>
-          <w:lang w:val="en-US"/>
-        </w:rPr>
-        <w:t xml:space="preserve">Python </w:t>
+          <w:lang w:val="ru-RU"/>
+        </w:rPr>
+        <w:t>есплатная версия с открытым исходным кодом, что соответствует условиям учебного проекта, у</w:t>
       </w:r>
       <w:r>
         <w:rPr>
@@ -3660,135 +6004,33 @@
           <w:szCs w:val="28"/>
           <w:lang w:val="ru-RU"/>
         </w:rPr>
-        <w:t xml:space="preserve">версии </w:t>
-      </w:r>
-      <w:r>
-        <w:rPr>
-          <w:rFonts w:ascii="Times New Roman" w:cs="Times New Roman" w:hAnsi="Times New Roman"/>
-          <w:color w:val="auto"/>
-          <w:sz w:val="28"/>
-          <w:szCs w:val="28"/>
-          <w:lang w:val="en-US"/>
-        </w:rPr>
-        <w:t xml:space="preserve">3.11.9 </w:t>
-      </w:r>
-      <w:r>
-        <w:rPr>
-          <w:rFonts w:ascii="Times New Roman" w:cs="Times New Roman" w:hAnsi="Times New Roman"/>
-          <w:color w:val="auto"/>
-          <w:sz w:val="28"/>
-          <w:szCs w:val="28"/>
-          <w:lang w:val="ru-RU"/>
-        </w:rPr>
-        <w:t xml:space="preserve">по причине того, что данный язык изучается на предмете ОП.13 и из-за его достоинств, таких как: богатая стандартная библиотека, поддержка объектно-ориентированного программирования, простота синтаксиса. </w:t>
-      </w:r>
-    </w:p>
-    <w:p>
-      <w:pPr>
-        <w:pStyle w:val="Normal"/>
-        <w:spacing w:line="360"/>
-        <w:ind w:left="0" w:firstLine="850"/>
-        <w:jc w:val="both"/>
-        <w:rPr>
-          <w:rFonts w:ascii="Times New Roman" w:cs="Times New Roman" w:hAnsi="Times New Roman"/>
-          <w:color w:val="auto"/>
-          <w:sz w:val="28"/>
-          <w:szCs w:val="28"/>
-        </w:rPr>
-      </w:pPr>
-      <w:r>
-        <w:rPr>
-          <w:rFonts w:ascii="Times New Roman" w:cs="Times New Roman" w:hAnsi="Times New Roman"/>
-          <w:color w:val="auto"/>
-          <w:sz w:val="28"/>
-          <w:szCs w:val="28"/>
-          <w:lang w:val="ru-RU"/>
-        </w:rPr>
-        <w:t>2.1.2 Среда разработки</w:t>
-      </w:r>
-    </w:p>
-    <w:p>
-      <w:pPr>
-        <w:pStyle w:val="Normal"/>
-        <w:spacing w:line="360"/>
-        <w:ind w:left="0" w:firstLine="709"/>
-        <w:jc w:val="both"/>
-        <w:rPr>
-          <w:rFonts w:ascii="Times New Roman" w:cs="Times New Roman" w:hAnsi="Times New Roman"/>
-          <w:color w:val="auto"/>
-          <w:sz w:val="28"/>
-          <w:szCs w:val="28"/>
-        </w:rPr>
-      </w:pPr>
-      <w:r>
-        <w:rPr>
-          <w:rFonts w:ascii="Times New Roman" w:cs="Times New Roman" w:hAnsi="Times New Roman"/>
-          <w:color w:val="auto"/>
-          <w:sz w:val="28"/>
-          <w:szCs w:val="28"/>
-          <w:lang w:val="ru-RU"/>
-        </w:rPr>
-        <w:t>Для разработки данного приложения выбран Visual Studio Code. Данная программа была выбрана из-за своих положительных качеств: б</w:t>
-      </w:r>
-      <w:r>
-        <w:rPr>
-          <w:rFonts w:ascii="Times New Roman" w:cs="Times New Roman" w:hAnsi="Times New Roman"/>
-          <w:color w:val="auto"/>
-          <w:sz w:val="28"/>
-          <w:szCs w:val="28"/>
-          <w:lang w:val="ru-RU"/>
-        </w:rPr>
-        <w:t>есплатная версия с открытым исходным кодом, что соответствует условиям учебного проекта, у</w:t>
-      </w:r>
-      <w:r>
-        <w:rPr>
-          <w:rFonts w:ascii="Times New Roman" w:cs="Times New Roman" w:hAnsi="Times New Roman"/>
-          <w:color w:val="auto"/>
-          <w:sz w:val="28"/>
-          <w:szCs w:val="28"/>
-          <w:lang w:val="ru-RU"/>
-        </w:rPr>
         <w:t>добная навигация по проекту, подсветка синтаксиса, автодополнение кода, встроенный отладчик.</w:t>
       </w:r>
     </w:p>
     <w:p>
       <w:pPr>
-        <w:pStyle w:val="Normal"/>
-        <w:spacing w:line="360"/>
-        <w:ind w:left="0" w:firstLine="850"/>
-        <w:jc w:val="both"/>
-        <w:rPr>
-          <w:rFonts w:ascii="Times New Roman" w:cs="Times New Roman" w:hAnsi="Times New Roman"/>
-          <w:color w:val="auto"/>
-          <w:sz w:val="28"/>
-          <w:szCs w:val="28"/>
-        </w:rPr>
-      </w:pPr>
-      <w:r>
-        <w:rPr>
-          <w:rFonts w:ascii="Times New Roman" w:cs="Times New Roman" w:hAnsi="Times New Roman"/>
-          <w:color w:val="auto"/>
-          <w:sz w:val="28"/>
-          <w:szCs w:val="28"/>
+        <w:pStyle w:val="Heading3"/>
+        <w:rPr/>
+      </w:pPr>
+      <w:bookmarkStart w:id="11" w:name="_Toc25"/>
+      <w:r>
+        <w:rPr>
           <w:lang w:val="ru-RU"/>
         </w:rPr>
         <w:t xml:space="preserve">2.1.3 </w:t>
       </w:r>
       <w:r>
         <w:rPr>
-          <w:rFonts w:ascii="Times New Roman" w:cs="Times New Roman" w:hAnsi="Times New Roman"/>
-          <w:color w:val="auto"/>
-          <w:sz w:val="28"/>
-          <w:szCs w:val="28"/>
           <w:lang w:val="ru-RU"/>
         </w:rPr>
         <w:t>Библиотеки и модули</w:t>
       </w:r>
-    </w:p>
-    <w:p>
-      <w:pPr>
-        <w:pStyle w:val="Normal"/>
-        <w:spacing w:line="360"/>
+      <w:bookmarkEnd w:id="11"/>
+    </w:p>
+    <w:p>
+      <w:pPr>
+        <w:pStyle w:val="Normal"/>
+        <w:spacing w:after="0" w:line="360"/>
         <w:ind w:left="0" w:firstLine="709"/>
         <w:jc w:val="both"/>
         <w:rPr>
@@ -4413,31 +6655,24 @@
     </w:p>
     <w:p>
       <w:pPr>
-        <w:pStyle w:val="Normal"/>
-        <w:spacing w:line="360"/>
-        <w:ind w:left="0" w:firstLine="850"/>
-        <w:jc w:val="both"/>
-        <w:rPr>
-          <w:rFonts w:ascii="Times New Roman" w:cs="Times New Roman" w:hAnsi="Times New Roman"/>
-          <w:sz w:val="28"/>
-          <w:szCs w:val="28"/>
-          <w:lang w:val="ru-RU"/>
-        </w:rPr>
-      </w:pPr>
-      <w:r>
-        <w:rPr>
-          <w:rFonts w:ascii="Times New Roman" w:cs="Times New Roman" w:hAnsi="Times New Roman"/>
-          <w:sz w:val="28"/>
-          <w:szCs w:val="28"/>
+        <w:pStyle w:val="Heading3"/>
+        <w:rPr>
+          <w:lang w:val="ru-RU"/>
+        </w:rPr>
+      </w:pPr>
+      <w:bookmarkStart w:id="12" w:name="_Toc26"/>
+      <w:r>
+        <w:rPr>
           <w:lang w:val="ru-RU"/>
         </w:rPr>
         <w:t>2.1.4 Обоснование архитектурных решений</w:t>
       </w:r>
-    </w:p>
-    <w:p>
-      <w:pPr>
-        <w:pStyle w:val="Normal"/>
-        <w:spacing w:line="360"/>
+      <w:bookmarkEnd w:id="12"/>
+    </w:p>
+    <w:p>
+      <w:pPr>
+        <w:pStyle w:val="Normal"/>
+        <w:spacing w:after="0" w:line="360"/>
         <w:ind w:left="0" w:firstLine="709"/>
         <w:jc w:val="both"/>
         <w:rPr>
@@ -4463,7 +6698,7 @@
           <w:ilvl w:val="0"/>
           <w:numId w:val="83"/>
         </w:numPr>
-        <w:spacing w:line="360"/>
+        <w:spacing w:after="0" w:line="360"/>
         <w:ind w:left="0" w:firstLine="709"/>
         <w:jc w:val="both"/>
         <w:rPr>
@@ -4489,7 +6724,7 @@
           <w:ilvl w:val="0"/>
           <w:numId w:val="83"/>
         </w:numPr>
-        <w:spacing w:line="360"/>
+        <w:spacing w:after="0" w:line="360"/>
         <w:ind w:left="0" w:firstLine="709"/>
         <w:jc w:val="both"/>
         <w:rPr>
@@ -4515,7 +6750,7 @@
           <w:ilvl w:val="0"/>
           <w:numId w:val="83"/>
         </w:numPr>
-        <w:spacing w:line="360"/>
+        <w:spacing w:after="0" w:line="360"/>
         <w:ind w:left="0" w:firstLine="709"/>
         <w:jc w:val="both"/>
         <w:rPr>
@@ -4537,7 +6772,7 @@
     <w:p>
       <w:pPr>
         <w:pStyle w:val="Normal"/>
-        <w:spacing w:line="360"/>
+        <w:spacing w:after="0" w:line="360"/>
         <w:ind w:left="0" w:firstLine="709"/>
         <w:jc w:val="both"/>
         <w:rPr>
@@ -4559,7 +6794,7 @@
     <w:p>
       <w:pPr>
         <w:pStyle w:val="Normal"/>
-        <w:spacing w:line="360"/>
+        <w:spacing w:after="0" w:line="360"/>
         <w:ind w:left="0" w:firstLine="709"/>
         <w:jc w:val="both"/>
         <w:rPr>
@@ -4613,7 +6848,7 @@
           <w:lang w:val="ru-RU"/>
         </w:rPr>
       </w:pPr>
-      <w:bookmarkStart w:id="9" w:name="_Toc14"/>
+      <w:bookmarkStart w:id="13" w:name="_Toc14"/>
       <w:r>
         <w:rPr>
           <w:rFonts w:ascii="Times New Roman" w:cs="Times New Roman" w:hAnsi="Times New Roman"/>
@@ -4638,12 +6873,12 @@
         </w:rPr>
         <w:t>Описание интерфейса пользователя</w:t>
       </w:r>
-      <w:bookmarkEnd w:id="9"/>
-    </w:p>
-    <w:p>
-      <w:pPr>
-        <w:pStyle w:val="Normal"/>
-        <w:spacing w:line="360"/>
+      <w:bookmarkEnd w:id="13"/>
+    </w:p>
+    <w:p>
+      <w:pPr>
+        <w:pStyle w:val="Normal"/>
+        <w:spacing w:after="0" w:line="360"/>
         <w:ind w:left="0" w:firstLine="709"/>
         <w:jc w:val="both"/>
         <w:rPr>
@@ -4664,39 +6899,28 @@
     </w:p>
     <w:p>
       <w:pPr>
-        <w:pStyle w:val="Normal"/>
-        <w:spacing w:line="360"/>
-        <w:ind w:left="0" w:firstLine="850"/>
-        <w:jc w:val="both"/>
-        <w:rPr>
-          <w:rFonts w:ascii="Times New Roman" w:cs="Times New Roman" w:hAnsi="Times New Roman"/>
-          <w:sz w:val="28"/>
-          <w:szCs w:val="28"/>
-        </w:rPr>
-      </w:pPr>
-      <w:r>
-        <w:rPr>
-          <w:rFonts w:ascii="Times New Roman" w:cs="Times New Roman" w:hAnsi="Times New Roman"/>
-          <w:sz w:val="28"/>
-          <w:szCs w:val="28"/>
+        <w:pStyle w:val="Heading3"/>
+        <w:rPr/>
+      </w:pPr>
+      <w:bookmarkStart w:id="14" w:name="_Toc27"/>
+      <w:r>
+        <w:rPr>
           <w:lang w:val="ru-RU"/>
         </w:rPr>
         <w:t xml:space="preserve">2.2.1 Стартовое окно </w:t>
       </w:r>
       <w:r>
         <w:rPr>
-          <w:rFonts w:ascii="Times New Roman" w:cs="Times New Roman" w:hAnsi="Times New Roman"/>
-          <w:sz w:val="28"/>
-          <w:szCs w:val="28"/>
           <w:lang w:val="ru-RU"/>
         </w:rPr>
         <w:t>(StartWindow)</w:t>
       </w:r>
-    </w:p>
-    <w:p>
-      <w:pPr>
-        <w:pStyle w:val="Normal"/>
-        <w:spacing w:line="360"/>
+      <w:bookmarkEnd w:id="14"/>
+    </w:p>
+    <w:p>
+      <w:pPr>
+        <w:pStyle w:val="Normal"/>
+        <w:spacing w:after="0" w:line="360"/>
         <w:ind w:left="0" w:firstLine="709"/>
         <w:jc w:val="both"/>
         <w:rPr>
@@ -4749,7 +6973,7 @@
           <w:ilvl w:val="0"/>
           <w:numId w:val="46"/>
         </w:numPr>
-        <w:spacing w:line="360"/>
+        <w:spacing w:after="0" w:line="360"/>
         <w:ind w:left="0" w:firstLine="709"/>
         <w:jc w:val="both"/>
         <w:rPr>
@@ -4776,7 +7000,7 @@
           <w:ilvl w:val="0"/>
           <w:numId w:val="46"/>
         </w:numPr>
-        <w:spacing w:line="360"/>
+        <w:spacing w:after="0" w:line="360"/>
         <w:ind w:left="0" w:firstLine="709"/>
         <w:jc w:val="both"/>
         <w:rPr>
@@ -4802,7 +7026,7 @@
           <w:ilvl w:val="0"/>
           <w:numId w:val="46"/>
         </w:numPr>
-        <w:spacing w:line="360"/>
+        <w:spacing w:after="0" w:line="360"/>
         <w:ind w:left="0" w:firstLine="709"/>
         <w:jc w:val="both"/>
         <w:rPr>
@@ -4828,7 +7052,7 @@
           <w:ilvl w:val="0"/>
           <w:numId w:val="46"/>
         </w:numPr>
-        <w:spacing w:line="360"/>
+        <w:spacing w:after="0" w:line="360"/>
         <w:ind w:left="0" w:firstLine="709"/>
         <w:jc w:val="both"/>
         <w:rPr>
@@ -4854,7 +7078,7 @@
           <w:ilvl w:val="0"/>
           <w:numId w:val="46"/>
         </w:numPr>
-        <w:spacing w:line="360"/>
+        <w:spacing w:after="0" w:line="360"/>
         <w:ind w:left="0" w:firstLine="709"/>
         <w:jc w:val="both"/>
         <w:rPr>
@@ -4895,7 +7119,7 @@
           <wp:inline distT="0" distB="0" distL="0" distR="0">
             <wp:extent cx="4412615" cy="3211830"/>
             <wp:effectExtent l="0" t="0" r="0" b="0"/>
-            <wp:docPr id="37" name="Picture 3"/>
+            <wp:docPr id="71" name="Picture 3"/>
             <wp:cNvGraphicFramePr>
               <a:graphicFrameLocks xmlns:a="http://schemas.openxmlformats.org/drawingml/2006/main" noChangeAspect="1"/>
             </wp:cNvGraphicFramePr>
@@ -4955,30 +7179,22 @@
     </w:p>
     <w:p>
       <w:pPr>
-        <w:pStyle w:val="Normal"/>
-        <w:spacing w:line="360"/>
-        <w:ind w:left="0" w:firstLine="850"/>
-        <w:jc w:val="both"/>
-        <w:rPr>
-          <w:rFonts w:ascii="Times New Roman" w:cs="Times New Roman" w:hAnsi="Times New Roman"/>
-          <w:sz w:val="28"/>
-          <w:szCs w:val="28"/>
-        </w:rPr>
-      </w:pPr>
-      <w:r>
-        <w:rPr>
-          <w:rFonts w:ascii="Times New Roman" w:cs="Times New Roman" w:hAnsi="Times New Roman"/>
-          <w:sz w:val="28"/>
-          <w:szCs w:val="28"/>
+        <w:pStyle w:val="Heading3"/>
+        <w:rPr/>
+      </w:pPr>
+      <w:bookmarkStart w:id="15" w:name="_Toc28"/>
+      <w:r>
+        <w:rPr>
           <w:lang w:val="ru-RU"/>
         </w:rPr>
         <w:t>2.2.2 Главное игровое окно (GameWindow)</w:t>
       </w:r>
-    </w:p>
-    <w:p>
-      <w:pPr>
-        <w:pStyle w:val="Normal"/>
-        <w:spacing w:line="360"/>
+      <w:bookmarkEnd w:id="15"/>
+    </w:p>
+    <w:p>
+      <w:pPr>
+        <w:pStyle w:val="Normal"/>
+        <w:spacing w:after="0" w:line="360"/>
         <w:ind w:left="0" w:firstLine="709"/>
         <w:jc w:val="both"/>
         <w:rPr>
@@ -5022,7 +7238,7 @@
           <wp:inline distT="0" distB="0" distL="0" distR="0">
             <wp:extent cx="5238115" cy="3317240"/>
             <wp:effectExtent l="0" t="0" r="0" b="0"/>
-            <wp:docPr id="38" name="Picture 4"/>
+            <wp:docPr id="72" name="Picture 4"/>
             <wp:cNvGraphicFramePr>
               <a:graphicFrameLocks xmlns:a="http://schemas.openxmlformats.org/drawingml/2006/main" noChangeAspect="1"/>
             </wp:cNvGraphicFramePr>
@@ -5084,7 +7300,7 @@
     <w:p>
       <w:pPr>
         <w:pStyle w:val="Normal"/>
-        <w:spacing w:line="360"/>
+        <w:spacing w:after="0" w:line="360"/>
         <w:ind w:left="0" w:firstLine="709"/>
         <w:jc w:val="both"/>
         <w:rPr>
@@ -5110,7 +7326,7 @@
           <w:ilvl w:val="0"/>
           <w:numId w:val="85"/>
         </w:numPr>
-        <w:spacing w:line="360"/>
+        <w:spacing w:after="0" w:line="360"/>
         <w:ind w:left="0" w:firstLine="709"/>
         <w:jc w:val="both"/>
         <w:rPr>
@@ -5133,7 +7349,7 @@
     <w:p>
       <w:pPr>
         <w:pStyle w:val="Normal"/>
-        <w:spacing w:line="360"/>
+        <w:spacing w:after="0" w:line="360"/>
         <w:ind w:left="0" w:right="0" w:firstLine="1417"/>
         <w:jc w:val="both"/>
         <w:rPr>
@@ -5165,7 +7381,7 @@
     <w:p>
       <w:pPr>
         <w:pStyle w:val="Normal"/>
-        <w:spacing w:line="360"/>
+        <w:spacing w:after="0" w:line="360"/>
         <w:ind w:left="0" w:right="0" w:firstLine="0"/>
         <w:jc w:val="center"/>
         <w:rPr>
@@ -5186,7 +7402,7 @@
           <wp:inline distT="0" distB="0" distL="0" distR="0">
             <wp:extent cx="2483485" cy="423545"/>
             <wp:effectExtent l="0" t="0" r="0" b="0"/>
-            <wp:docPr id="39" name="Picture 5"/>
+            <wp:docPr id="73" name="Picture 5"/>
             <wp:cNvGraphicFramePr>
               <a:graphicFrameLocks xmlns:a="http://schemas.openxmlformats.org/drawingml/2006/main" noChangeAspect="1"/>
             </wp:cNvGraphicFramePr>
@@ -5347,7 +7563,7 @@
           <w:ilvl w:val="0"/>
           <w:numId w:val="87"/>
         </w:numPr>
-        <w:spacing w:line="360"/>
+        <w:spacing w:after="0" w:line="360"/>
         <w:ind w:left="0" w:firstLine="1417"/>
         <w:jc w:val="both"/>
         <w:rPr>
@@ -5370,7 +7586,7 @@
     <w:p>
       <w:pPr>
         <w:pStyle w:val="Normal"/>
-        <w:spacing w:line="360"/>
+        <w:spacing w:after="0" w:line="360"/>
         <w:ind w:left="0" w:right="0"/>
         <w:jc w:val="center"/>
         <w:rPr>
@@ -5400,7 +7616,7 @@
           <wp:inline distT="0" distB="0" distL="0" distR="0">
             <wp:extent cx="6120130" cy="1186180"/>
             <wp:effectExtent l="0" t="0" r="0" b="0"/>
-            <wp:docPr id="40" name="Picture 6"/>
+            <wp:docPr id="74" name="Picture 6"/>
             <wp:cNvGraphicFramePr>
               <a:graphicFrameLocks xmlns:a="http://schemas.openxmlformats.org/drawingml/2006/main" noChangeAspect="1"/>
             </wp:cNvGraphicFramePr>
@@ -5466,7 +7682,7 @@
           <w:ilvl w:val="0"/>
           <w:numId w:val="85"/>
         </w:numPr>
-        <w:spacing w:line="360"/>
+        <w:spacing w:after="0" w:line="360"/>
         <w:ind w:left="0" w:firstLine="709"/>
         <w:jc w:val="both"/>
         <w:rPr>
@@ -5488,7 +7704,7 @@
     <w:p>
       <w:pPr>
         <w:pStyle w:val="Normal"/>
-        <w:spacing w:line="360"/>
+        <w:spacing w:after="0" w:line="360"/>
         <w:ind w:left="0" w:right="0" w:firstLine="1417"/>
         <w:jc w:val="both"/>
         <w:rPr>
@@ -5523,7 +7739,7 @@
           <w:ilvl w:val="0"/>
           <w:numId w:val="51"/>
         </w:numPr>
-        <w:spacing w:line="360"/>
+        <w:spacing w:after="0" w:line="360"/>
         <w:ind w:left="0" w:firstLine="1417"/>
         <w:jc w:val="both"/>
         <w:rPr>
@@ -5567,7 +7783,7 @@
           <w:ilvl w:val="0"/>
           <w:numId w:val="51"/>
         </w:numPr>
-        <w:spacing w:line="360"/>
+        <w:spacing w:after="0" w:line="360"/>
         <w:ind w:left="0" w:firstLine="1417"/>
         <w:jc w:val="both"/>
         <w:rPr>
@@ -5589,7 +7805,7 @@
     <w:p>
       <w:pPr>
         <w:pStyle w:val="Normal"/>
-        <w:spacing w:line="360"/>
+        <w:spacing w:after="0" w:line="360"/>
         <w:ind w:left="0" w:right="0"/>
         <w:jc w:val="center"/>
         <w:rPr>
@@ -5608,7 +7824,7 @@
           <wp:inline distT="0" distB="0" distL="0" distR="0">
             <wp:extent cx="6120130" cy="1107440"/>
             <wp:effectExtent l="0" t="0" r="0" b="0"/>
-            <wp:docPr id="41" name="Picture 7"/>
+            <wp:docPr id="75" name="Picture 7"/>
             <wp:cNvGraphicFramePr>
               <a:graphicFrameLocks xmlns:a="http://schemas.openxmlformats.org/drawingml/2006/main" noChangeAspect="1"/>
             </wp:cNvGraphicFramePr>
@@ -5673,7 +7889,7 @@
           <w:ilvl w:val="0"/>
           <w:numId w:val="85"/>
         </w:numPr>
-        <w:spacing w:line="360"/>
+        <w:spacing w:after="0" w:line="360"/>
         <w:ind w:left="0" w:firstLine="709"/>
         <w:jc w:val="both"/>
         <w:rPr>
@@ -5688,13 +7904,13 @@
           <w:sz w:val="28"/>
           <w:szCs w:val="28"/>
         </w:rPr>
-        <w:t xml:space="preserve"> Панель кнопок управления</w:t>
-      </w:r>
-    </w:p>
-    <w:p>
-      <w:pPr>
-        <w:pStyle w:val="Normal"/>
-        <w:spacing w:line="360"/>
+        <w:t>Панель кнопок управления</w:t>
+      </w:r>
+    </w:p>
+    <w:p>
+      <w:pPr>
+        <w:pStyle w:val="Normal"/>
+        <w:spacing w:after="0" w:line="360"/>
         <w:ind w:left="0" w:right="0" w:firstLine="1417"/>
         <w:jc w:val="both"/>
         <w:rPr>
@@ -5717,7 +7933,7 @@
     <w:p>
       <w:pPr>
         <w:pStyle w:val="Normal"/>
-        <w:spacing w:line="360"/>
+        <w:spacing w:after="0" w:line="360"/>
         <w:ind w:left="0" w:right="0"/>
         <w:jc w:val="center"/>
         <w:rPr>
@@ -5738,7 +7954,7 @@
           <wp:inline distT="0" distB="0" distL="0" distR="0">
             <wp:extent cx="6120130" cy="442595"/>
             <wp:effectExtent l="0" t="0" r="0" b="0"/>
-            <wp:docPr id="42" name="Picture 8"/>
+            <wp:docPr id="76" name="Picture 8"/>
             <wp:cNvGraphicFramePr>
               <a:graphicFrameLocks xmlns:a="http://schemas.openxmlformats.org/drawingml/2006/main" noChangeAspect="1"/>
             </wp:cNvGraphicFramePr>
@@ -5799,7 +8015,7 @@
     <w:p>
       <w:pPr>
         <w:pStyle w:val="Normal"/>
-        <w:spacing w:line="360"/>
+        <w:spacing w:after="0" w:line="360"/>
         <w:ind w:left="0" w:right="0" w:firstLine="1417"/>
         <w:jc w:val="both"/>
         <w:rPr>
@@ -5825,7 +8041,7 @@
           <w:ilvl w:val="0"/>
           <w:numId w:val="54"/>
         </w:numPr>
-        <w:spacing w:line="360"/>
+        <w:spacing w:after="0" w:line="360"/>
         <w:ind w:left="0" w:firstLine="1417"/>
         <w:jc w:val="both"/>
         <w:rPr>
@@ -5866,7 +8082,7 @@
     <w:p>
       <w:pPr>
         <w:pStyle w:val="Normal"/>
-        <w:spacing w:line="360"/>
+        <w:spacing w:after="0" w:line="360"/>
         <w:ind w:left="0" w:right="0" w:firstLine="0"/>
         <w:jc w:val="center"/>
         <w:rPr>
@@ -5887,7 +8103,7 @@
           <wp:inline distT="0" distB="0" distL="0" distR="0">
             <wp:extent cx="2785745" cy="988060"/>
             <wp:effectExtent l="0" t="0" r="0" b="0"/>
-            <wp:docPr id="43" name="Picture 9"/>
+            <wp:docPr id="77" name="Picture 9"/>
             <wp:cNvGraphicFramePr>
               <a:graphicFrameLocks xmlns:a="http://schemas.openxmlformats.org/drawingml/2006/main" noChangeAspect="1"/>
             </wp:cNvGraphicFramePr>
@@ -5962,7 +8178,7 @@
           <w:ilvl w:val="0"/>
           <w:numId w:val="54"/>
         </w:numPr>
-        <w:spacing w:line="360"/>
+        <w:spacing w:after="0" w:line="360"/>
         <w:ind w:left="0" w:firstLine="1417"/>
         <w:jc w:val="both"/>
         <w:rPr>
@@ -5994,7 +8210,7 @@
     <w:p>
       <w:pPr>
         <w:pStyle w:val="Normal"/>
-        <w:spacing w:line="360"/>
+        <w:spacing w:after="0" w:line="360"/>
         <w:ind w:left="0" w:right="0" w:firstLine="0"/>
         <w:jc w:val="center"/>
         <w:rPr>
@@ -6015,7 +8231,7 @@
           <wp:inline distT="0" distB="0" distL="0" distR="0">
             <wp:extent cx="2913380" cy="1129665"/>
             <wp:effectExtent l="0" t="0" r="0" b="0"/>
-            <wp:docPr id="44" name="Picture 10"/>
+            <wp:docPr id="78" name="Picture 10"/>
             <wp:cNvGraphicFramePr>
               <a:graphicFrameLocks xmlns:a="http://schemas.openxmlformats.org/drawingml/2006/main" noChangeAspect="1"/>
             </wp:cNvGraphicFramePr>
@@ -6090,7 +8306,7 @@
           <w:ilvl w:val="0"/>
           <w:numId w:val="54"/>
         </w:numPr>
-        <w:spacing w:line="360"/>
+        <w:spacing w:after="0" w:line="360"/>
         <w:ind w:left="0" w:firstLine="1417"/>
         <w:jc w:val="both"/>
         <w:rPr>
@@ -6113,7 +8329,7 @@
     <w:p>
       <w:pPr>
         <w:pStyle w:val="Normal"/>
-        <w:spacing w:line="360"/>
+        <w:spacing w:after="0" w:line="360"/>
         <w:ind w:left="0" w:right="0" w:firstLine="0"/>
         <w:jc w:val="center"/>
         <w:rPr>
@@ -6134,7 +8350,7 @@
           <wp:inline distT="0" distB="0" distL="0" distR="0">
             <wp:extent cx="3147060" cy="1009015"/>
             <wp:effectExtent l="0" t="0" r="0" b="0"/>
-            <wp:docPr id="45" name="Picture 11"/>
+            <wp:docPr id="79" name="Picture 11"/>
             <wp:cNvGraphicFramePr>
               <a:graphicFrameLocks xmlns:a="http://schemas.openxmlformats.org/drawingml/2006/main" noChangeAspect="1"/>
             </wp:cNvGraphicFramePr>
@@ -6200,7 +8416,7 @@
           <w:ilvl w:val="0"/>
           <w:numId w:val="54"/>
         </w:numPr>
-        <w:spacing w:line="360"/>
+        <w:spacing w:after="0" w:line="360"/>
         <w:ind w:left="0" w:firstLine="1417"/>
         <w:jc w:val="both"/>
         <w:rPr>
@@ -6223,7 +8439,7 @@
     <w:p>
       <w:pPr>
         <w:pStyle w:val="Normal"/>
-        <w:spacing w:line="360"/>
+        <w:spacing w:after="0" w:line="360"/>
         <w:ind w:left="0" w:right="0" w:firstLine="0"/>
         <w:jc w:val="center"/>
         <w:rPr>
@@ -6244,7 +8460,7 @@
           <wp:inline distT="0" distB="0" distL="0" distR="0">
             <wp:extent cx="3148965" cy="900430"/>
             <wp:effectExtent l="0" t="0" r="0" b="0"/>
-            <wp:docPr id="46" name="Picture 12"/>
+            <wp:docPr id="80" name="Picture 12"/>
             <wp:cNvGraphicFramePr>
               <a:graphicFrameLocks xmlns:a="http://schemas.openxmlformats.org/drawingml/2006/main" noChangeAspect="1"/>
             </wp:cNvGraphicFramePr>
@@ -6310,7 +8526,7 @@
           <w:ilvl w:val="0"/>
           <w:numId w:val="54"/>
         </w:numPr>
-        <w:spacing w:line="360"/>
+        <w:spacing w:after="0" w:line="360"/>
         <w:ind w:left="0" w:firstLine="1417"/>
         <w:jc w:val="both"/>
         <w:rPr>
@@ -6374,7 +8590,7 @@
     <w:p>
       <w:pPr>
         <w:pStyle w:val="Normal"/>
-        <w:spacing w:line="360"/>
+        <w:spacing w:after="0" w:line="360"/>
         <w:ind w:left="0" w:right="0" w:firstLine="0"/>
         <w:jc w:val="center"/>
         <w:rPr>
@@ -6393,7 +8609,7 @@
           <wp:inline distT="0" distB="0" distL="0" distR="0">
             <wp:extent cx="3102610" cy="861060"/>
             <wp:effectExtent l="0" t="0" r="0" b="0"/>
-            <wp:docPr id="47" name="Picture 13"/>
+            <wp:docPr id="81" name="Picture 13"/>
             <wp:cNvGraphicFramePr>
               <a:graphicFrameLocks xmlns:a="http://schemas.openxmlformats.org/drawingml/2006/main" noChangeAspect="1"/>
             </wp:cNvGraphicFramePr>
@@ -6453,39 +8669,28 @@
     </w:p>
     <w:p>
       <w:pPr>
-        <w:pStyle w:val="Normal"/>
-        <w:spacing w:line="360"/>
-        <w:ind w:left="0" w:right="0" w:firstLine="850"/>
-        <w:jc w:val="both"/>
-        <w:rPr>
-          <w:rFonts w:ascii="Times New Roman" w:cs="Times New Roman" w:hAnsi="Times New Roman"/>
-          <w:sz w:val="28"/>
-          <w:szCs w:val="28"/>
-        </w:rPr>
-      </w:pPr>
-      <w:r>
-        <w:rPr>
-          <w:rFonts w:ascii="Times New Roman" w:cs="Times New Roman" w:hAnsi="Times New Roman"/>
-          <w:sz w:val="28"/>
-          <w:szCs w:val="28"/>
+        <w:pStyle w:val="Heading3"/>
+        <w:rPr/>
+      </w:pPr>
+      <w:bookmarkStart w:id="16" w:name="_Toc29"/>
+      <w:r>
+        <w:rPr>
           <w:lang w:val="ru-RU"/>
         </w:rPr>
         <w:t>2.2.3 Окно правил (</w:t>
       </w:r>
       <w:r>
         <w:rPr>
-          <w:rFonts w:ascii="Times New Roman" w:cs="Times New Roman" w:hAnsi="Times New Roman"/>
-          <w:sz w:val="28"/>
-          <w:szCs w:val="28"/>
           <w:lang w:val="ru-RU"/>
         </w:rPr>
         <w:t>show_rules)</w:t>
       </w:r>
-    </w:p>
-    <w:p>
-      <w:pPr>
-        <w:pStyle w:val="Normal"/>
-        <w:spacing w:line="360"/>
+      <w:bookmarkEnd w:id="16"/>
+    </w:p>
+    <w:p>
+      <w:pPr>
+        <w:pStyle w:val="Normal"/>
+        <w:spacing w:after="0" w:line="360"/>
         <w:ind w:left="0" w:right="0" w:firstLine="709"/>
         <w:jc w:val="both"/>
         <w:rPr>
@@ -6555,7 +8760,7 @@
           <w:ilvl w:val="0"/>
           <w:numId w:val="60"/>
         </w:numPr>
-        <w:spacing w:line="360"/>
+        <w:spacing w:after="0" w:line="360"/>
         <w:ind w:left="0" w:firstLine="709"/>
         <w:jc w:val="both"/>
         <w:rPr>
@@ -6581,7 +8786,7 @@
           <w:ilvl w:val="0"/>
           <w:numId w:val="60"/>
         </w:numPr>
-        <w:spacing w:line="360"/>
+        <w:spacing w:after="0" w:line="360"/>
         <w:ind w:left="0" w:firstLine="709"/>
         <w:jc w:val="both"/>
         <w:rPr>
@@ -6607,7 +8812,7 @@
           <w:ilvl w:val="0"/>
           <w:numId w:val="60"/>
         </w:numPr>
-        <w:spacing w:line="360"/>
+        <w:spacing w:after="0" w:line="360"/>
         <w:ind w:left="0" w:firstLine="709"/>
         <w:jc w:val="both"/>
         <w:rPr>
@@ -6629,7 +8834,7 @@
     <w:p>
       <w:pPr>
         <w:pStyle w:val="Normal"/>
-        <w:spacing w:line="360"/>
+        <w:spacing w:after="0" w:line="360"/>
         <w:ind w:left="0" w:right="0" w:firstLine="709"/>
         <w:jc w:val="both"/>
         <w:rPr>
@@ -6651,7 +8856,7 @@
     <w:p>
       <w:pPr>
         <w:pStyle w:val="Normal"/>
-        <w:spacing w:line="360"/>
+        <w:spacing w:after="0" w:line="360"/>
         <w:ind w:left="0" w:right="0"/>
         <w:jc w:val="center"/>
         <w:rPr>
@@ -6670,7 +8875,7 @@
           <wp:inline distT="0" distB="0" distL="0" distR="0">
             <wp:extent cx="5784850" cy="4754880"/>
             <wp:effectExtent l="0" t="0" r="0" b="0"/>
-            <wp:docPr id="48" name="Picture 14"/>
+            <wp:docPr id="82" name="Picture 14"/>
             <wp:cNvGraphicFramePr>
               <a:graphicFrameLocks xmlns:a="http://schemas.openxmlformats.org/drawingml/2006/main" noChangeAspect="1"/>
             </wp:cNvGraphicFramePr>
@@ -6730,30 +8935,22 @@
     </w:p>
     <w:p>
       <w:pPr>
-        <w:pStyle w:val="Normal"/>
-        <w:spacing w:line="360"/>
-        <w:ind w:left="0" w:right="0" w:firstLine="850"/>
-        <w:jc w:val="both"/>
-        <w:rPr>
-          <w:rFonts w:ascii="Times New Roman" w:cs="Times New Roman" w:hAnsi="Times New Roman"/>
-          <w:sz w:val="28"/>
-          <w:szCs w:val="28"/>
-        </w:rPr>
-      </w:pPr>
-      <w:r>
-        <w:rPr>
-          <w:rFonts w:ascii="Times New Roman" w:cs="Times New Roman" w:hAnsi="Times New Roman"/>
-          <w:sz w:val="28"/>
-          <w:szCs w:val="28"/>
+        <w:pStyle w:val="Heading3"/>
+        <w:rPr/>
+      </w:pPr>
+      <w:bookmarkStart w:id="17" w:name="_Toc30"/>
+      <w:r>
+        <w:rPr>
           <w:lang w:val="ru-RU"/>
         </w:rPr>
         <w:t>2.2.4  Диалоги завершения раунда</w:t>
       </w:r>
-    </w:p>
-    <w:p>
-      <w:pPr>
-        <w:pStyle w:val="Normal"/>
-        <w:spacing w:line="360"/>
+      <w:bookmarkEnd w:id="17"/>
+    </w:p>
+    <w:p>
+      <w:pPr>
+        <w:pStyle w:val="Normal"/>
+        <w:spacing w:after="0" w:line="360"/>
         <w:ind w:left="0" w:right="0" w:firstLine="709"/>
         <w:jc w:val="both"/>
         <w:rPr>
@@ -6779,7 +8976,7 @@
           <w:ilvl w:val="0"/>
           <w:numId w:val="61"/>
         </w:numPr>
-        <w:spacing w:line="360"/>
+        <w:spacing w:after="0" w:line="360"/>
         <w:ind w:left="0" w:firstLine="709"/>
         <w:jc w:val="both"/>
         <w:rPr>
@@ -6805,7 +9002,7 @@
           <w:ilvl w:val="0"/>
           <w:numId w:val="61"/>
         </w:numPr>
-        <w:spacing w:line="360"/>
+        <w:spacing w:after="0" w:line="360"/>
         <w:ind w:left="0" w:firstLine="709"/>
         <w:jc w:val="both"/>
         <w:rPr>
@@ -6831,7 +9028,7 @@
           <w:ilvl w:val="0"/>
           <w:numId w:val="61"/>
         </w:numPr>
-        <w:spacing w:line="360"/>
+        <w:spacing w:after="0" w:line="360"/>
         <w:ind w:left="0" w:firstLine="709"/>
         <w:jc w:val="both"/>
         <w:rPr>
@@ -6853,7 +9050,7 @@
     <w:p>
       <w:pPr>
         <w:pStyle w:val="Normal"/>
-        <w:spacing w:line="360"/>
+        <w:spacing w:after="0" w:line="360"/>
         <w:ind w:left="0" w:right="0" w:firstLine="709"/>
         <w:jc w:val="both"/>
         <w:rPr>
@@ -6876,7 +9073,7 @@
     <w:p>
       <w:pPr>
         <w:pStyle w:val="Normal"/>
-        <w:spacing w:line="360"/>
+        <w:spacing w:after="0" w:line="360"/>
         <w:ind w:left="0" w:right="0"/>
         <w:jc w:val="center"/>
         <w:rPr>
@@ -6897,7 +9094,7 @@
           <wp:inline distT="0" distB="0" distL="0" distR="0">
             <wp:extent cx="6120130" cy="4233545"/>
             <wp:effectExtent l="0" t="0" r="0" b="0"/>
-            <wp:docPr id="49" name="Picture 15"/>
+            <wp:docPr id="83" name="Picture 15"/>
             <wp:cNvGraphicFramePr>
               <a:graphicFrameLocks xmlns:a="http://schemas.openxmlformats.org/drawingml/2006/main" noChangeAspect="1"/>
             </wp:cNvGraphicFramePr>
@@ -6976,7 +9173,7 @@
     <w:p>
       <w:pPr>
         <w:pStyle w:val="Heading2"/>
-        <w:spacing w:before="360" w:after="360" w:line="360"/>
+        <w:spacing w:before="360" w:after="0" w:line="360"/>
         <w:ind w:left="0" w:firstLine="850"/>
         <w:jc w:val="both"/>
         <w:rPr>
@@ -6989,7 +9186,7 @@
           <w:lang w:val="ru-RU"/>
         </w:rPr>
       </w:pPr>
-      <w:bookmarkStart w:id="10" w:name="_Toc15"/>
+      <w:bookmarkStart w:id="18" w:name="_Toc15"/>
       <w:r>
         <w:rPr>
           <w:rFonts w:ascii="Times New Roman" w:cs="Times New Roman" w:hAnsi="Times New Roman"/>
@@ -7002,38 +9199,29 @@
         </w:rPr>
         <w:t>2.3 Реализация логики работы</w:t>
       </w:r>
-      <w:bookmarkEnd w:id="10"/>
-    </w:p>
-    <w:p>
-      <w:pPr>
-        <w:pStyle w:val="Normal"/>
-        <w:tabs>
-          <w:tab w:val="center" w:leader="none" w:pos="3"/>
-        </w:tabs>
-        <w:spacing w:line="360"/>
-        <w:ind w:left="0" w:right="0" w:firstLine="850"/>
-        <w:jc w:val="both"/>
-        <w:rPr>
-          <w:rFonts w:ascii="Times New Roman" w:cs="Times New Roman" w:hAnsi="Times New Roman"/>
-          <w:sz w:val="28"/>
-          <w:szCs w:val="28"/>
-          <w:lang w:val="ru-RU"/>
-        </w:rPr>
-      </w:pPr>
-      <w:r>
-        <w:rPr>
-          <w:rFonts w:ascii="Times New Roman" w:cs="Times New Roman" w:hAnsi="Times New Roman"/>
-          <w:sz w:val="28"/>
-          <w:szCs w:val="28"/>
+      <w:bookmarkEnd w:id="18"/>
+    </w:p>
+    <w:p>
+      <w:pPr>
+        <w:pStyle w:val="Heading3"/>
+        <w:spacing w:before="0"/>
+        <w:rPr>
+          <w:lang w:val="ru-RU"/>
+        </w:rPr>
+      </w:pPr>
+      <w:bookmarkStart w:id="19" w:name="_Toc31"/>
+      <w:r>
+        <w:rPr>
           <w:lang w:val="ru-RU"/>
         </w:rPr>
         <w:t>2.3.1 Структура программы</w:t>
       </w:r>
-    </w:p>
-    <w:p>
-      <w:pPr>
-        <w:pStyle w:val="Normal"/>
-        <w:spacing w:line="360"/>
+      <w:bookmarkEnd w:id="19"/>
+    </w:p>
+    <w:p>
+      <w:pPr>
+        <w:pStyle w:val="Normal"/>
+        <w:spacing w:after="0" w:line="360"/>
         <w:ind w:left="0" w:right="0" w:firstLine="709"/>
         <w:jc w:val="both"/>
         <w:rPr>
@@ -7060,7 +9248,7 @@
           <w:ilvl w:val="0"/>
           <w:numId w:val="62"/>
         </w:numPr>
-        <w:spacing w:line="360"/>
+        <w:spacing w:after="0" w:line="360"/>
         <w:ind w:left="0" w:firstLine="709"/>
         <w:jc w:val="both"/>
         <w:rPr>
@@ -7087,7 +9275,7 @@
           <w:ilvl w:val="0"/>
           <w:numId w:val="62"/>
         </w:numPr>
-        <w:spacing w:line="360"/>
+        <w:spacing w:after="0" w:line="360"/>
         <w:ind w:left="0" w:firstLine="709"/>
         <w:jc w:val="both"/>
         <w:rPr>
@@ -7114,7 +9302,7 @@
           <w:ilvl w:val="0"/>
           <w:numId w:val="64"/>
         </w:numPr>
-        <w:spacing w:line="360"/>
+        <w:spacing w:after="0" w:line="360"/>
         <w:ind w:left="0" w:firstLine="1417"/>
         <w:jc w:val="both"/>
         <w:rPr>
@@ -7141,7 +9329,7 @@
           <w:ilvl w:val="0"/>
           <w:numId w:val="64"/>
         </w:numPr>
-        <w:spacing w:line="360"/>
+        <w:spacing w:after="0" w:line="360"/>
         <w:ind w:left="0" w:firstLine="1417"/>
         <w:jc w:val="both"/>
         <w:rPr>
@@ -7168,7 +9356,7 @@
           <w:ilvl w:val="0"/>
           <w:numId w:val="64"/>
         </w:numPr>
-        <w:spacing w:line="360"/>
+        <w:spacing w:after="0" w:line="360"/>
         <w:ind w:left="0" w:firstLine="1417"/>
         <w:jc w:val="both"/>
         <w:rPr>
@@ -7195,7 +9383,7 @@
           <w:ilvl w:val="0"/>
           <w:numId w:val="64"/>
         </w:numPr>
-        <w:spacing w:line="360"/>
+        <w:spacing w:after="0" w:line="360"/>
         <w:ind w:left="0" w:firstLine="1417"/>
         <w:jc w:val="both"/>
         <w:rPr>
@@ -7212,7 +9400,7 @@
           <w:szCs w:val="28"/>
           <w:lang w:val="ru-RU"/>
         </w:rPr>
-        <w:t>count_score() - подсчитывает сумму очков в руке.;</w:t>
+        <w:t>count_score() - подсчитывает сумму очков в руке;</w:t>
       </w:r>
     </w:p>
     <w:p>
@@ -7222,7 +9410,7 @@
           <w:ilvl w:val="0"/>
           <w:numId w:val="62"/>
         </w:numPr>
-        <w:spacing w:line="360"/>
+        <w:spacing w:after="0" w:line="360"/>
         <w:ind w:left="0" w:firstLine="709"/>
         <w:jc w:val="both"/>
         <w:rPr>
@@ -7249,7 +9437,7 @@
           <w:ilvl w:val="0"/>
           <w:numId w:val="62"/>
         </w:numPr>
-        <w:spacing w:line="360"/>
+        <w:spacing w:after="0" w:line="360"/>
         <w:ind w:left="0" w:firstLine="709"/>
         <w:jc w:val="both"/>
         <w:rPr>
@@ -7276,7 +9464,7 @@
           <w:ilvl w:val="0"/>
           <w:numId w:val="62"/>
         </w:numPr>
-        <w:spacing w:line="360"/>
+        <w:spacing w:after="0" w:line="360"/>
         <w:ind w:left="0" w:firstLine="709"/>
         <w:jc w:val="both"/>
         <w:rPr>
@@ -7303,7 +9491,7 @@
           <w:ilvl w:val="0"/>
           <w:numId w:val="62"/>
         </w:numPr>
-        <w:spacing w:line="360"/>
+        <w:spacing w:after="0" w:line="360"/>
         <w:ind w:left="0" w:firstLine="709"/>
         <w:jc w:val="both"/>
         <w:rPr>
@@ -7330,7 +9518,7 @@
           <w:ilvl w:val="0"/>
           <w:numId w:val="62"/>
         </w:numPr>
-        <w:spacing w:line="360"/>
+        <w:spacing w:after="0" w:line="360"/>
         <w:ind w:left="0" w:firstLine="709"/>
         <w:jc w:val="both"/>
         <w:rPr>
@@ -7352,31 +9540,24 @@
     </w:p>
     <w:p>
       <w:pPr>
-        <w:pStyle w:val="Normal"/>
-        <w:spacing w:line="360"/>
-        <w:ind w:left="0" w:right="0" w:firstLine="850"/>
-        <w:jc w:val="both"/>
-        <w:rPr>
-          <w:rFonts w:ascii="Times New Roman" w:cs="Times New Roman" w:hAnsi="Times New Roman"/>
-          <w:sz w:val="28"/>
-          <w:szCs w:val="28"/>
-          <w:lang w:val="ru-RU"/>
-        </w:rPr>
-      </w:pPr>
-      <w:r>
-        <w:rPr>
-          <w:rFonts w:ascii="Times New Roman" w:cs="Times New Roman" w:hAnsi="Times New Roman"/>
-          <w:sz w:val="28"/>
-          <w:szCs w:val="28"/>
+        <w:pStyle w:val="Heading3"/>
+        <w:rPr>
+          <w:lang w:val="ru-RU"/>
+        </w:rPr>
+      </w:pPr>
+      <w:bookmarkStart w:id="20" w:name="_Toc32"/>
+      <w:r>
+        <w:rPr>
           <w:lang w:val="ru-RU"/>
         </w:rPr>
         <w:t>2.3.2. Класс Game</w:t>
       </w:r>
-    </w:p>
-    <w:p>
-      <w:pPr>
-        <w:pStyle w:val="Normal"/>
-        <w:spacing w:line="360"/>
+      <w:bookmarkEnd w:id="20"/>
+    </w:p>
+    <w:p>
+      <w:pPr>
+        <w:pStyle w:val="Normal"/>
+        <w:spacing w:after="0" w:line="360"/>
         <w:ind w:left="0" w:right="0" w:firstLine="709"/>
         <w:jc w:val="both"/>
         <w:rPr>
@@ -7421,7 +9602,7 @@
           <w:ilvl w:val="0"/>
           <w:numId w:val="66"/>
         </w:numPr>
-        <w:spacing w:line="360"/>
+        <w:spacing w:after="0" w:line="360"/>
         <w:ind w:left="0" w:firstLine="709"/>
         <w:jc w:val="both"/>
         <w:rPr>
@@ -7448,7 +9629,7 @@
           <w:ilvl w:val="0"/>
           <w:numId w:val="66"/>
         </w:numPr>
-        <w:spacing w:line="360"/>
+        <w:spacing w:after="0" w:line="360"/>
         <w:ind w:left="0" w:firstLine="709"/>
         <w:jc w:val="both"/>
         <w:rPr>
@@ -7475,7 +9656,7 @@
           <w:ilvl w:val="0"/>
           <w:numId w:val="66"/>
         </w:numPr>
-        <w:spacing w:line="360"/>
+        <w:spacing w:after="0" w:line="360"/>
         <w:ind w:left="0" w:firstLine="709"/>
         <w:jc w:val="both"/>
         <w:rPr>
@@ -7502,7 +9683,7 @@
           <w:ilvl w:val="0"/>
           <w:numId w:val="66"/>
         </w:numPr>
-        <w:spacing w:line="360"/>
+        <w:spacing w:after="0" w:line="360"/>
         <w:ind w:left="0" w:firstLine="709"/>
         <w:jc w:val="both"/>
         <w:rPr>
@@ -7529,7 +9710,7 @@
           <w:ilvl w:val="0"/>
           <w:numId w:val="66"/>
         </w:numPr>
-        <w:spacing w:line="360"/>
+        <w:spacing w:after="0" w:line="360"/>
         <w:ind w:left="0" w:firstLine="709"/>
         <w:jc w:val="both"/>
         <w:rPr>
@@ -7556,7 +9737,7 @@
           <w:ilvl w:val="0"/>
           <w:numId w:val="66"/>
         </w:numPr>
-        <w:spacing w:line="360"/>
+        <w:spacing w:after="0" w:line="360"/>
         <w:ind w:left="0" w:firstLine="709"/>
         <w:jc w:val="both"/>
         <w:rPr>
@@ -7578,40 +9759,30 @@
     </w:p>
     <w:p>
       <w:pPr>
-        <w:pStyle w:val="Normal"/>
-        <w:spacing w:line="360"/>
-        <w:ind w:left="0" w:right="0" w:firstLine="850"/>
-        <w:jc w:val="both"/>
-        <w:rPr>
-          <w:rFonts w:ascii="Times New Roman" w:cs="Times New Roman" w:hAnsi="Times New Roman"/>
-          <w:sz w:val="28"/>
-          <w:szCs w:val="28"/>
-          <w:lang w:val="ru-RU"/>
-        </w:rPr>
-      </w:pPr>
-      <w:r>
-        <w:rPr>
-          <w:rFonts w:ascii="Times New Roman" w:cs="Times New Roman" w:hAnsi="Times New Roman"/>
-          <w:sz w:val="28"/>
-          <w:szCs w:val="28"/>
+        <w:pStyle w:val="Heading3"/>
+        <w:rPr>
+          <w:lang w:val="ru-RU"/>
+        </w:rPr>
+      </w:pPr>
+      <w:bookmarkStart w:id="21" w:name="_Toc33"/>
+      <w:r>
+        <w:rPr>
           <w:lang w:val="ru-RU"/>
         </w:rPr>
         <w:t xml:space="preserve">2.3.3 Классы StartWindow и </w:t>
       </w:r>
       <w:r>
         <w:rPr>
-          <w:rFonts w:ascii="Times New Roman" w:cs="Times New Roman" w:hAnsi="Times New Roman"/>
-          <w:sz w:val="28"/>
-          <w:szCs w:val="28"/>
           <w:lang w:val="ru-RU"/>
         </w:rPr>
         <w:t>GameWindow</w:t>
       </w:r>
-    </w:p>
-    <w:p>
-      <w:pPr>
-        <w:pStyle w:val="Normal"/>
-        <w:spacing w:line="360"/>
+      <w:bookmarkEnd w:id="21"/>
+    </w:p>
+    <w:p>
+      <w:pPr>
+        <w:pStyle w:val="Normal"/>
+        <w:spacing w:after="0" w:line="360"/>
         <w:ind w:left="0" w:right="0" w:firstLine="709"/>
         <w:jc w:val="both"/>
         <w:rPr>
@@ -7656,7 +9827,7 @@
           <w:lang w:val="ru-RU"/>
         </w:rPr>
       </w:pPr>
-      <w:bookmarkStart w:id="11" w:name="_Toc16"/>
+      <w:bookmarkStart w:id="22" w:name="_Toc16"/>
       <w:r>
         <w:rPr>
           <w:rFonts w:ascii="Times New Roman" w:cs="Times New Roman" w:hAnsi="Times New Roman"/>
@@ -7681,12 +9852,12 @@
         </w:rPr>
         <w:t>Организация логирования (сохранение в файл)</w:t>
       </w:r>
-      <w:bookmarkEnd w:id="11"/>
-    </w:p>
-    <w:p>
-      <w:pPr>
-        <w:pStyle w:val="Normal"/>
-        <w:spacing w:line="360"/>
+      <w:bookmarkEnd w:id="22"/>
+    </w:p>
+    <w:p>
+      <w:pPr>
+        <w:pStyle w:val="Normal"/>
+        <w:spacing w:after="0" w:line="360"/>
         <w:ind w:left="0" w:right="0" w:firstLine="709"/>
         <w:jc w:val="both"/>
         <w:rPr>
@@ -7713,7 +9884,7 @@
           <w:ilvl w:val="0"/>
           <w:numId w:val="67"/>
         </w:numPr>
-        <w:spacing w:line="360"/>
+        <w:spacing w:after="0" w:line="360"/>
         <w:ind w:left="0" w:firstLine="709"/>
         <w:jc w:val="both"/>
         <w:rPr>
@@ -7740,7 +9911,7 @@
           <w:ilvl w:val="0"/>
           <w:numId w:val="67"/>
         </w:numPr>
-        <w:spacing w:line="360"/>
+        <w:spacing w:after="0" w:line="360"/>
         <w:ind w:left="0" w:firstLine="709"/>
         <w:jc w:val="both"/>
         <w:rPr>
@@ -7767,7 +9938,7 @@
           <w:ilvl w:val="0"/>
           <w:numId w:val="67"/>
         </w:numPr>
-        <w:spacing w:line="360"/>
+        <w:spacing w:after="0" w:line="360"/>
         <w:ind w:left="0" w:firstLine="709"/>
         <w:jc w:val="both"/>
         <w:rPr>
@@ -7790,7 +9961,7 @@
     <w:p>
       <w:pPr>
         <w:pStyle w:val="Normal"/>
-        <w:spacing w:line="360"/>
+        <w:spacing w:after="0" w:line="360"/>
         <w:ind w:left="0" w:right="0" w:firstLine="709"/>
         <w:jc w:val="both"/>
         <w:rPr>
@@ -7810,7 +9981,7 @@
         </w:rPr>
         <w:t xml:space="preserve">Для автоматического логирования используется подмена методов. Оригинальные методы hit, stand, new_game, end_game и __init__ сохраняются, затем заменяются на обёртки (logged_hit, logged_stand и т.д.), которые сначала выполняют запись в лог, а затем вызывают оригинальный метод. </w:t>
       </w:r>
-      <w:bookmarkStart w:id="12" w:name="_Toc3"/>
+      <w:bookmarkStart w:id="23" w:name="_Toc3"/>
       <w:r>
         <w:rPr>
           <w:rFonts w:ascii="Times New Roman" w:cs="Times New Roman" w:hAnsi="Times New Roman"/>
@@ -7837,7 +10008,7 @@
           <w:lang w:val="ru-RU"/>
         </w:rPr>
       </w:pPr>
-      <w:bookmarkStart w:id="13" w:name="_Toc17"/>
+      <w:bookmarkStart w:id="24" w:name="_Toc17"/>
       <w:r>
         <w:rPr>
           <w:rFonts w:ascii="Times New Roman" w:cs="Times New Roman" w:hAnsi="Times New Roman"/>
@@ -7850,13 +10021,13 @@
         </w:rPr>
         <w:t>3 Тестирование и примеры работы</w:t>
       </w:r>
-      <w:bookmarkEnd w:id="12"/>
-      <w:bookmarkEnd w:id="13"/>
+      <w:bookmarkEnd w:id="23"/>
+      <w:bookmarkEnd w:id="24"/>
     </w:p>
     <w:p>
       <w:pPr>
         <w:pStyle w:val="Heading2"/>
-        <w:spacing w:before="0" w:after="360" w:line="360"/>
+        <w:spacing w:before="0" w:after="0" w:line="360"/>
         <w:ind w:firstLine="850"/>
         <w:jc w:val="both"/>
         <w:rPr>
@@ -7868,7 +10039,7 @@
           <w:szCs w:val="28"/>
         </w:rPr>
       </w:pPr>
-      <w:bookmarkStart w:id="14" w:name="_Toc18"/>
+      <w:bookmarkStart w:id="25" w:name="_Toc18"/>
       <w:r>
         <w:rPr>
           <w:rFonts w:ascii="Times New Roman" w:cs="Times New Roman" w:hAnsi="Times New Roman"/>
@@ -7881,35 +10052,29 @@
         </w:rPr>
         <w:t>3.1 Проверка корректности выполнения</w:t>
       </w:r>
-      <w:bookmarkEnd w:id="14"/>
-    </w:p>
-    <w:p>
-      <w:pPr>
-        <w:pStyle w:val="Normal"/>
-        <w:spacing w:line="360"/>
-        <w:ind w:left="0" w:firstLine="850"/>
-        <w:jc w:val="both"/>
-        <w:rPr>
-          <w:rFonts w:ascii="Times New Roman" w:cs="Times New Roman" w:hAnsi="Times New Roman"/>
-          <w:sz w:val="28"/>
-          <w:szCs w:val="28"/>
-          <w:lang w:val="ru-RU"/>
-        </w:rPr>
-      </w:pPr>
-      <w:r>
-        <w:rPr>
-          <w:rFonts w:ascii="Times New Roman" w:cs="Times New Roman" w:hAnsi="Times New Roman"/>
-          <w:sz w:val="28"/>
-          <w:szCs w:val="28"/>
+      <w:bookmarkEnd w:id="25"/>
+    </w:p>
+    <w:p>
+      <w:pPr>
+        <w:pStyle w:val="Heading3"/>
+        <w:spacing w:before="0"/>
+        <w:rPr>
+          <w:lang w:val="ru-RU"/>
+        </w:rPr>
+      </w:pPr>
+      <w:bookmarkStart w:id="26" w:name="_Toc34"/>
+      <w:r>
+        <w:rPr>
           <w:lang w:val="ru-RU"/>
         </w:rPr>
         <w:t>3.1.1 Колода и раздача</w:t>
       </w:r>
-    </w:p>
-    <w:p>
-      <w:pPr>
-        <w:pStyle w:val="Normal"/>
-        <w:spacing w:line="360"/>
+      <w:bookmarkEnd w:id="26"/>
+    </w:p>
+    <w:p>
+      <w:pPr>
+        <w:pStyle w:val="Normal"/>
+        <w:spacing w:after="0" w:line="360"/>
         <w:ind w:left="0" w:firstLine="709"/>
         <w:jc w:val="both"/>
         <w:rPr>
@@ -7936,7 +10101,7 @@
           <w:ilvl w:val="0"/>
           <w:numId w:val="68"/>
         </w:numPr>
-        <w:spacing w:line="360"/>
+        <w:spacing w:after="0" w:line="360"/>
         <w:ind w:left="0" w:firstLine="709"/>
         <w:jc w:val="both"/>
         <w:rPr>
@@ -7962,7 +10127,7 @@
           <w:ilvl w:val="0"/>
           <w:numId w:val="68"/>
         </w:numPr>
-        <w:spacing w:line="360"/>
+        <w:spacing w:after="0" w:line="360"/>
         <w:ind w:left="0" w:firstLine="709"/>
         <w:jc w:val="both"/>
         <w:rPr>
@@ -7988,7 +10153,7 @@
           <w:ilvl w:val="0"/>
           <w:numId w:val="68"/>
         </w:numPr>
-        <w:spacing w:line="360"/>
+        <w:spacing w:after="0" w:line="360"/>
         <w:ind w:left="0" w:firstLine="709"/>
         <w:jc w:val="both"/>
         <w:rPr>
@@ -8009,31 +10174,24 @@
     </w:p>
     <w:p>
       <w:pPr>
-        <w:pStyle w:val="Normal"/>
-        <w:spacing w:line="360"/>
-        <w:ind w:left="0" w:firstLine="850"/>
-        <w:jc w:val="both"/>
-        <w:rPr>
-          <w:rFonts w:ascii="Times New Roman" w:cs="Times New Roman" w:hAnsi="Times New Roman"/>
-          <w:sz w:val="28"/>
-          <w:szCs w:val="28"/>
-          <w:lang w:val="ru-RU"/>
-        </w:rPr>
-      </w:pPr>
-      <w:r>
-        <w:rPr>
-          <w:rFonts w:ascii="Times New Roman" w:cs="Times New Roman" w:hAnsi="Times New Roman"/>
-          <w:sz w:val="28"/>
-          <w:szCs w:val="28"/>
+        <w:pStyle w:val="Heading3"/>
+        <w:rPr>
+          <w:lang w:val="ru-RU"/>
+        </w:rPr>
+      </w:pPr>
+      <w:bookmarkStart w:id="27" w:name="_Toc35"/>
+      <w:r>
+        <w:rPr>
           <w:lang w:val="ru-RU"/>
         </w:rPr>
         <w:t>3.1.2 Подсчёт очков</w:t>
       </w:r>
-    </w:p>
-    <w:p>
-      <w:pPr>
-        <w:pStyle w:val="Normal"/>
-        <w:spacing w:line="360"/>
+      <w:bookmarkEnd w:id="27"/>
+    </w:p>
+    <w:p>
+      <w:pPr>
+        <w:pStyle w:val="Normal"/>
+        <w:spacing w:after="0" w:line="360"/>
         <w:ind w:left="0" w:firstLine="709"/>
         <w:jc w:val="both"/>
         <w:rPr>
@@ -8081,31 +10239,24 @@
     </w:p>
     <w:p>
       <w:pPr>
-        <w:pStyle w:val="Normal"/>
-        <w:spacing w:line="360"/>
-        <w:ind w:left="0" w:firstLine="850"/>
-        <w:jc w:val="both"/>
-        <w:rPr>
-          <w:rFonts w:ascii="Times New Roman" w:cs="Times New Roman" w:hAnsi="Times New Roman"/>
-          <w:sz w:val="28"/>
-          <w:szCs w:val="28"/>
-          <w:lang w:val="ru-RU"/>
-        </w:rPr>
-      </w:pPr>
-      <w:r>
-        <w:rPr>
-          <w:rFonts w:ascii="Times New Roman" w:cs="Times New Roman" w:hAnsi="Times New Roman"/>
-          <w:sz w:val="28"/>
-          <w:szCs w:val="28"/>
+        <w:pStyle w:val="Heading3"/>
+        <w:rPr>
+          <w:lang w:val="ru-RU"/>
+        </w:rPr>
+      </w:pPr>
+      <w:bookmarkStart w:id="28" w:name="_Toc36"/>
+      <w:r>
+        <w:rPr>
           <w:lang w:val="ru-RU"/>
         </w:rPr>
         <w:t>3.1.3 Логика игрока</w:t>
       </w:r>
-    </w:p>
-    <w:p>
-      <w:pPr>
-        <w:pStyle w:val="Normal"/>
-        <w:spacing w:line="360"/>
+      <w:bookmarkEnd w:id="28"/>
+    </w:p>
+    <w:p>
+      <w:pPr>
+        <w:pStyle w:val="Normal"/>
+        <w:spacing w:after="0" w:line="360"/>
         <w:ind w:left="0" w:firstLine="709"/>
         <w:jc w:val="both"/>
         <w:rPr>
@@ -8132,7 +10283,7 @@
           <w:ilvl w:val="0"/>
           <w:numId w:val="69"/>
         </w:numPr>
-        <w:spacing w:line="360"/>
+        <w:spacing w:after="0" w:line="360"/>
         <w:ind w:left="0" w:firstLine="709"/>
         <w:jc w:val="both"/>
         <w:rPr>
@@ -8158,7 +10309,7 @@
           <w:ilvl w:val="0"/>
           <w:numId w:val="69"/>
         </w:numPr>
-        <w:spacing w:line="360"/>
+        <w:spacing w:after="0" w:line="360"/>
         <w:ind w:left="0" w:firstLine="709"/>
         <w:jc w:val="both"/>
         <w:rPr>
@@ -8184,7 +10335,7 @@
           <w:ilvl w:val="0"/>
           <w:numId w:val="69"/>
         </w:numPr>
-        <w:spacing w:line="360"/>
+        <w:spacing w:after="0" w:line="360"/>
         <w:ind w:left="0" w:firstLine="709"/>
         <w:jc w:val="both"/>
         <w:rPr>
@@ -8207,7 +10358,7 @@
     <w:p>
       <w:pPr>
         <w:pStyle w:val="Normal"/>
-        <w:spacing w:line="360"/>
+        <w:spacing w:after="0" w:line="360"/>
         <w:ind w:left="0" w:firstLine="709"/>
         <w:jc w:val="both"/>
         <w:rPr>
@@ -8228,8 +10379,55 @@
     </w:p>
     <w:p>
       <w:pPr>
-        <w:pStyle w:val="Normal"/>
-        <w:spacing w:line="360"/>
+        <w:pStyle w:val="Heading3"/>
+        <w:rPr>
+          <w:lang w:val="ru-RU"/>
+        </w:rPr>
+      </w:pPr>
+      <w:bookmarkStart w:id="29" w:name="_Toc37"/>
+      <w:r>
+        <w:rPr>
+          <w:lang w:val="ru-RU"/>
+        </w:rPr>
+        <w:t>3.1.4 Логика крупье</w:t>
+      </w:r>
+      <w:bookmarkEnd w:id="29"/>
+    </w:p>
+    <w:p>
+      <w:pPr>
+        <w:pStyle w:val="Normal"/>
+        <w:spacing w:after="0" w:line="360"/>
+        <w:ind w:left="0" w:firstLine="709"/>
+        <w:jc w:val="both"/>
+        <w:rPr>
+          <w:rFonts w:ascii="Times New Roman" w:cs="Times New Roman" w:hAnsi="Times New Roman"/>
+          <w:sz w:val="28"/>
+          <w:szCs w:val="28"/>
+        </w:rPr>
+      </w:pPr>
+      <w:r>
+        <w:rPr>
+          <w:rFonts w:ascii="Times New Roman" w:cs="Times New Roman" w:hAnsi="Times New Roman"/>
+          <w:sz w:val="28"/>
+          <w:szCs w:val="28"/>
+          <w:lang w:val="ru-RU"/>
+        </w:rPr>
+        <w:t xml:space="preserve">Логика крупье работает почти аналогична логике игрока, за исключением того, что </w:t>
+      </w:r>
+      <w:r>
+        <w:rPr>
+          <w:rFonts w:ascii="Times New Roman" w:cs="Times New Roman" w:hAnsi="Times New Roman"/>
+          <w:sz w:val="28"/>
+          <w:szCs w:val="28"/>
+          <w:lang w:val="ru-RU"/>
+        </w:rPr>
+        <w:t>dealer_play() реализует цикл добора карт, пока сумма ≤10 и игра не окончена.</w:t>
+      </w:r>
+    </w:p>
+    <w:p>
+      <w:pPr>
+        <w:pStyle w:val="Normal"/>
+        <w:spacing w:after="0" w:line="360"/>
         <w:ind w:left="0" w:firstLine="850"/>
         <w:jc w:val="both"/>
         <w:rPr>
@@ -8246,60 +10444,6 @@
           <w:szCs w:val="28"/>
           <w:lang w:val="ru-RU"/>
         </w:rPr>
-        <w:t>3.1.4 Логика крупье</w:t>
-      </w:r>
-    </w:p>
-    <w:p>
-      <w:pPr>
-        <w:pStyle w:val="Normal"/>
-        <w:spacing w:line="360"/>
-        <w:ind w:left="0" w:firstLine="709"/>
-        <w:jc w:val="both"/>
-        <w:rPr>
-          <w:rFonts w:ascii="Times New Roman" w:cs="Times New Roman" w:hAnsi="Times New Roman"/>
-          <w:sz w:val="28"/>
-          <w:szCs w:val="28"/>
-        </w:rPr>
-      </w:pPr>
-      <w:r>
-        <w:rPr>
-          <w:rFonts w:ascii="Times New Roman" w:cs="Times New Roman" w:hAnsi="Times New Roman"/>
-          <w:sz w:val="28"/>
-          <w:szCs w:val="28"/>
-          <w:lang w:val="ru-RU"/>
-        </w:rPr>
-        <w:t xml:space="preserve">Логика крупье работает почти аналогична логике игрока, за исключением того, что </w:t>
-      </w:r>
-      <w:r>
-        <w:rPr>
-          <w:rFonts w:ascii="Times New Roman" w:cs="Times New Roman" w:hAnsi="Times New Roman"/>
-          <w:sz w:val="28"/>
-          <w:szCs w:val="28"/>
-          <w:lang w:val="ru-RU"/>
-        </w:rPr>
-        <w:t>dealer_play() реализует цикл добора карт, пока сумма ≤10 и игра не окончена.</w:t>
-      </w:r>
-    </w:p>
-    <w:p>
-      <w:pPr>
-        <w:pStyle w:val="Normal"/>
-        <w:spacing w:line="360"/>
-        <w:ind w:left="0" w:firstLine="850"/>
-        <w:jc w:val="both"/>
-        <w:rPr>
-          <w:rFonts w:ascii="Times New Roman" w:cs="Times New Roman" w:hAnsi="Times New Roman"/>
-          <w:sz w:val="28"/>
-          <w:szCs w:val="28"/>
-          <w:lang w:val="ru-RU"/>
-        </w:rPr>
-      </w:pPr>
-      <w:r>
-        <w:rPr>
-          <w:rFonts w:ascii="Times New Roman" w:cs="Times New Roman" w:hAnsi="Times New Roman"/>
-          <w:sz w:val="28"/>
-          <w:szCs w:val="28"/>
-          <w:lang w:val="ru-RU"/>
-        </w:rPr>
         <w:t>3.1.5 Определение победителя (</w:t>
       </w:r>
       <w:r>
@@ -8315,7 +10459,7 @@
     <w:p>
       <w:pPr>
         <w:pStyle w:val="Normal"/>
-        <w:spacing w:line="360"/>
+        <w:spacing w:after="0" w:line="360"/>
         <w:ind w:left="0" w:firstLine="709"/>
         <w:jc w:val="both"/>
         <w:rPr>
@@ -8342,7 +10486,7 @@
           <w:ilvl w:val="0"/>
           <w:numId w:val="71"/>
         </w:numPr>
-        <w:spacing w:line="360"/>
+        <w:spacing w:after="0" w:line="360"/>
         <w:ind w:left="0" w:firstLine="709"/>
         <w:jc w:val="both"/>
         <w:rPr>
@@ -8368,7 +10512,7 @@
           <w:ilvl w:val="0"/>
           <w:numId w:val="71"/>
         </w:numPr>
-        <w:spacing w:line="360"/>
+        <w:spacing w:after="0" w:line="360"/>
         <w:ind w:left="0" w:firstLine="709"/>
         <w:jc w:val="both"/>
         <w:rPr>
@@ -8394,7 +10538,7 @@
           <w:ilvl w:val="0"/>
           <w:numId w:val="71"/>
         </w:numPr>
-        <w:spacing w:line="360"/>
+        <w:spacing w:after="0" w:line="360"/>
         <w:ind w:left="0" w:firstLine="709"/>
         <w:jc w:val="both"/>
         <w:rPr>
@@ -8416,7 +10560,7 @@
     <w:p>
       <w:pPr>
         <w:pStyle w:val="Normal"/>
-        <w:spacing w:line="360"/>
+        <w:spacing w:after="0" w:line="360"/>
         <w:ind w:left="0" w:right="0" w:firstLine="709"/>
         <w:jc w:val="both"/>
         <w:rPr>
@@ -8438,7 +10582,7 @@
     <w:p>
       <w:pPr>
         <w:pStyle w:val="Normal"/>
-        <w:spacing w:line="360"/>
+        <w:spacing w:after="0" w:line="360"/>
         <w:ind w:left="0" w:right="0" w:firstLine="0"/>
         <w:jc w:val="center"/>
         <w:rPr>
@@ -8457,7 +10601,7 @@
           <wp:inline distT="0" distB="0" distL="0" distR="0">
             <wp:extent cx="4057015" cy="2405380"/>
             <wp:effectExtent l="0" t="0" r="0" b="0"/>
-            <wp:docPr id="50" name="Picture 16"/>
+            <wp:docPr id="84" name="Picture 16"/>
             <wp:cNvGraphicFramePr>
               <a:graphicFrameLocks xmlns:a="http://schemas.openxmlformats.org/drawingml/2006/main" noChangeAspect="1"/>
             </wp:cNvGraphicFramePr>
@@ -8544,31 +10688,24 @@
     </w:p>
     <w:p>
       <w:pPr>
-        <w:pStyle w:val="Normal"/>
-        <w:spacing w:line="360"/>
-        <w:ind w:left="0" w:firstLine="850"/>
-        <w:jc w:val="both"/>
-        <w:rPr>
-          <w:rFonts w:ascii="Times New Roman" w:cs="Times New Roman" w:hAnsi="Times New Roman"/>
-          <w:sz w:val="28"/>
-          <w:szCs w:val="28"/>
-          <w:lang w:val="ru-RU"/>
-        </w:rPr>
-      </w:pPr>
-      <w:r>
-        <w:rPr>
-          <w:rFonts w:ascii="Times New Roman" w:cs="Times New Roman" w:hAnsi="Times New Roman"/>
-          <w:sz w:val="28"/>
-          <w:szCs w:val="28"/>
+        <w:pStyle w:val="Heading3"/>
+        <w:rPr>
+          <w:lang w:val="ru-RU"/>
+        </w:rPr>
+      </w:pPr>
+      <w:bookmarkStart w:id="30" w:name="_Toc38"/>
+      <w:r>
+        <w:rPr>
           <w:lang w:val="ru-RU"/>
         </w:rPr>
         <w:t>3.1.6 Интерфейс и обновление отображения</w:t>
       </w:r>
-    </w:p>
-    <w:p>
-      <w:pPr>
-        <w:pStyle w:val="Normal"/>
-        <w:spacing w:line="360"/>
+      <w:bookmarkEnd w:id="30"/>
+    </w:p>
+    <w:p>
+      <w:pPr>
+        <w:pStyle w:val="Normal"/>
+        <w:spacing w:after="0" w:line="360"/>
         <w:ind w:left="0" w:firstLine="709"/>
         <w:jc w:val="both"/>
         <w:rPr>
@@ -8595,7 +10732,7 @@
           <w:ilvl w:val="0"/>
           <w:numId w:val="72"/>
         </w:numPr>
-        <w:spacing w:line="360"/>
+        <w:spacing w:after="0" w:line="360"/>
         <w:ind w:left="0" w:firstLine="709"/>
         <w:jc w:val="both"/>
         <w:rPr>
@@ -8621,7 +10758,7 @@
           <w:ilvl w:val="0"/>
           <w:numId w:val="72"/>
         </w:numPr>
-        <w:spacing w:line="360"/>
+        <w:spacing w:after="0" w:line="360"/>
         <w:ind w:left="0" w:firstLine="709"/>
         <w:jc w:val="both"/>
         <w:rPr>
@@ -8647,7 +10784,7 @@
           <w:ilvl w:val="0"/>
           <w:numId w:val="72"/>
         </w:numPr>
-        <w:spacing w:line="360"/>
+        <w:spacing w:after="0" w:line="360"/>
         <w:ind w:left="0" w:firstLine="709"/>
         <w:jc w:val="both"/>
         <w:rPr>
@@ -8673,7 +10810,7 @@
           <w:ilvl w:val="0"/>
           <w:numId w:val="72"/>
         </w:numPr>
-        <w:spacing w:line="360"/>
+        <w:spacing w:after="0" w:line="360"/>
         <w:ind w:left="0" w:firstLine="709"/>
         <w:jc w:val="both"/>
         <w:rPr>
@@ -8699,7 +10836,7 @@
           <w:ilvl w:val="0"/>
           <w:numId w:val="72"/>
         </w:numPr>
-        <w:spacing w:line="360"/>
+        <w:spacing w:after="0" w:line="360"/>
         <w:ind w:left="0" w:firstLine="709"/>
         <w:jc w:val="both"/>
         <w:rPr>
@@ -8732,7 +10869,7 @@
           <w:lang w:val="ru-RU"/>
         </w:rPr>
       </w:pPr>
-      <w:bookmarkStart w:id="15" w:name="_Toc19"/>
+      <w:bookmarkStart w:id="31" w:name="_Toc19"/>
       <w:r>
         <w:rPr>
           <w:rStyle w:val="Heading2Char"/>
@@ -8746,7 +10883,7 @@
         </w:rPr>
         <w:t>3.2 Демонстрация сохраненных логов</w:t>
       </w:r>
-      <w:bookmarkEnd w:id="15"/>
+      <w:bookmarkEnd w:id="31"/>
       <w:r>
         <w:rPr>
           <w:rStyle w:val="Heading2Char"/>
@@ -8764,7 +10901,7 @@
     <w:p>
       <w:pPr>
         <w:pStyle w:val="Normal"/>
-        <w:spacing w:line="360"/>
+        <w:spacing w:after="0" w:line="360"/>
         <w:ind w:left="0" w:right="0" w:firstLine="709"/>
         <w:jc w:val="both"/>
         <w:rPr>
@@ -8796,7 +10933,7 @@
     <w:p>
       <w:pPr>
         <w:pStyle w:val="Normal"/>
-        <w:spacing w:line="360"/>
+        <w:spacing w:after="0" w:line="360"/>
         <w:ind w:left="0" w:right="0"/>
         <w:jc w:val="center"/>
         <w:rPr>
@@ -8817,7 +10954,7 @@
           <wp:inline distT="0" distB="0" distL="0" distR="0">
             <wp:extent cx="6120130" cy="3094355"/>
             <wp:effectExtent l="0" t="0" r="0" b="0"/>
-            <wp:docPr id="51" name="Picture 17"/>
+            <wp:docPr id="85" name="Picture 17"/>
             <wp:cNvGraphicFramePr>
               <a:graphicFrameLocks xmlns:a="http://schemas.openxmlformats.org/drawingml/2006/main" noChangeAspect="1"/>
             </wp:cNvGraphicFramePr>
@@ -8896,7 +11033,7 @@
     <w:p>
       <w:pPr>
         <w:pStyle w:val="Normal"/>
-        <w:spacing w:line="360"/>
+        <w:spacing w:after="0" w:line="360"/>
         <w:ind w:left="0" w:right="0" w:firstLine="709"/>
         <w:jc w:val="both"/>
         <w:rPr>
@@ -8922,7 +11059,7 @@
           <w:ilvl w:val="0"/>
           <w:numId w:val="73"/>
         </w:numPr>
-        <w:spacing w:line="360"/>
+        <w:spacing w:after="0" w:line="360"/>
         <w:ind w:left="0" w:firstLine="709"/>
         <w:jc w:val="both"/>
         <w:rPr>
@@ -8948,7 +11085,7 @@
           <w:ilvl w:val="0"/>
           <w:numId w:val="73"/>
         </w:numPr>
-        <w:spacing w:line="360"/>
+        <w:spacing w:after="0" w:line="360"/>
         <w:ind w:left="0" w:firstLine="709"/>
         <w:jc w:val="both"/>
         <w:rPr>
@@ -8983,7 +11120,7 @@
           <w:ilvl w:val="0"/>
           <w:numId w:val="73"/>
         </w:numPr>
-        <w:spacing w:line="360"/>
+        <w:spacing w:after="0" w:line="360"/>
         <w:ind w:left="0" w:firstLine="709"/>
         <w:jc w:val="both"/>
         <w:rPr>
@@ -9009,7 +11146,7 @@
           <w:ilvl w:val="0"/>
           <w:numId w:val="73"/>
         </w:numPr>
-        <w:spacing w:line="360"/>
+        <w:spacing w:after="0" w:line="360"/>
         <w:ind w:left="0" w:firstLine="709"/>
         <w:jc w:val="both"/>
         <w:rPr>
@@ -9028,42 +11165,6 @@
         </w:rPr>
         <w:t>формат JSON удобен для машинной обработки и визуального просмотра.</w:t>
       </w:r>
-    </w:p>
-    <w:p>
-      <w:pPr>
-        <w:pStyle w:val="Normal"/>
-        <w:spacing w:line="360"/>
-        <w:ind w:left="0" w:right="0" w:firstLine="709"/>
-        <w:jc w:val="both"/>
-        <w:rPr>
-          <w:rFonts w:ascii="Times New Roman" w:cs="Times New Roman" w:hAnsi="Times New Roman"/>
-          <w:sz w:val="28"/>
-          <w:szCs w:val="28"/>
-        </w:rPr>
-      </w:pPr>
-      <w:r>
-        <w:rPr>
-          <w:rFonts w:ascii="Times New Roman" w:cs="Times New Roman" w:hAnsi="Times New Roman"/>
-          <w:sz w:val="28"/>
-          <w:szCs w:val="28"/>
-          <w:lang w:val="ru-RU"/>
-        </w:rPr>
-        <w:t>Система логирования в проекте «21 очко» работает корректно и соответствует требованиям.</w:t>
-      </w:r>
-    </w:p>
-    <w:p>
-      <w:pPr>
-        <w:pStyle w:val="Normal"/>
-        <w:spacing w:line="360"/>
-        <w:ind w:left="0" w:right="0"/>
-        <w:jc w:val="both"/>
-        <w:rPr>
-          <w:rFonts w:ascii="Times New Roman" w:cs="Times New Roman" w:hAnsi="Times New Roman"/>
-          <w:sz w:val="28"/>
-          <w:szCs w:val="28"/>
-          <w:lang w:val="ru-RU"/>
-        </w:rPr>
-      </w:pPr>
       <w:r>
         <w:rPr>
           <w:rFonts w:ascii="Times New Roman" w:cs="Times New Roman" w:hAnsi="Times New Roman"/>
@@ -9090,8 +11191,8 @@
           <w:lang w:val="ru-RU"/>
         </w:rPr>
       </w:pPr>
-      <w:bookmarkStart w:id="16" w:name="_Toc4"/>
-      <w:bookmarkStart w:id="17" w:name="_Toc20"/>
+      <w:bookmarkStart w:id="32" w:name="_Toc4"/>
+      <w:bookmarkStart w:id="33" w:name="_Toc20"/>
       <w:r>
         <w:rPr>
           <w:rFonts w:ascii="Times New Roman" w:cs="Times New Roman" w:hAnsi="Times New Roman"/>
@@ -9104,7 +11205,7 @@
         </w:rPr>
         <w:t>З</w:t>
       </w:r>
-      <w:bookmarkEnd w:id="16"/>
+      <w:bookmarkEnd w:id="32"/>
       <w:r>
         <w:rPr>
           <w:rFonts w:ascii="Times New Roman" w:cs="Times New Roman" w:hAnsi="Times New Roman"/>
@@ -9117,12 +11218,12 @@
         </w:rPr>
         <w:t>АКЛЮЧЕНИЕ</w:t>
       </w:r>
-      <w:bookmarkEnd w:id="17"/>
-    </w:p>
-    <w:p>
-      <w:pPr>
-        <w:pStyle w:val="Normal"/>
-        <w:spacing w:line="360"/>
+      <w:bookmarkEnd w:id="33"/>
+    </w:p>
+    <w:p>
+      <w:pPr>
+        <w:pStyle w:val="Normal"/>
+        <w:spacing w:after="0" w:line="360"/>
         <w:ind w:left="0" w:firstLine="709"/>
         <w:jc w:val="both"/>
         <w:rPr>
@@ -9144,7 +11245,7 @@
     <w:p>
       <w:pPr>
         <w:pStyle w:val="Normal"/>
-        <w:spacing w:line="360"/>
+        <w:spacing w:after="0" w:line="360"/>
         <w:ind w:left="0" w:firstLine="709"/>
         <w:jc w:val="both"/>
         <w:rPr>
@@ -9171,7 +11272,7 @@
           <w:ilvl w:val="0"/>
           <w:numId w:val="74"/>
         </w:numPr>
-        <w:spacing w:line="360"/>
+        <w:spacing w:after="0" w:line="360"/>
         <w:ind w:left="0" w:firstLine="709"/>
         <w:jc w:val="both"/>
         <w:rPr>
@@ -9198,7 +11299,7 @@
           <w:ilvl w:val="0"/>
           <w:numId w:val="74"/>
         </w:numPr>
-        <w:spacing w:line="360"/>
+        <w:spacing w:after="0" w:line="360"/>
         <w:ind w:left="0" w:firstLine="709"/>
         <w:jc w:val="both"/>
         <w:rPr>
@@ -9226,7 +11327,7 @@
           <w:ilvl w:val="0"/>
           <w:numId w:val="74"/>
         </w:numPr>
-        <w:spacing w:line="360"/>
+        <w:spacing w:after="0" w:line="360"/>
         <w:ind w:left="0" w:firstLine="709"/>
         <w:jc w:val="both"/>
         <w:rPr>
@@ -9252,7 +11353,7 @@
           <w:ilvl w:val="0"/>
           <w:numId w:val="74"/>
         </w:numPr>
-        <w:spacing w:line="360"/>
+        <w:spacing w:after="0" w:line="360"/>
         <w:ind w:left="0" w:firstLine="709"/>
         <w:jc w:val="both"/>
         <w:rPr>
@@ -9278,7 +11379,7 @@
           <w:ilvl w:val="0"/>
           <w:numId w:val="74"/>
         </w:numPr>
-        <w:spacing w:line="360"/>
+        <w:spacing w:after="0" w:line="360"/>
         <w:ind w:left="0" w:firstLine="709"/>
         <w:jc w:val="both"/>
         <w:rPr>
@@ -9306,7 +11407,7 @@
           <w:ilvl w:val="0"/>
           <w:numId w:val="74"/>
         </w:numPr>
-        <w:spacing w:line="360"/>
+        <w:spacing w:after="0" w:line="360"/>
         <w:ind w:left="0" w:firstLine="709"/>
         <w:jc w:val="both"/>
         <w:rPr>
@@ -9328,7 +11429,7 @@
     <w:p>
       <w:pPr>
         <w:pStyle w:val="Normal"/>
-        <w:spacing w:line="360"/>
+        <w:spacing w:after="0" w:line="360"/>
         <w:ind w:left="0" w:firstLine="709"/>
         <w:jc w:val="both"/>
         <w:rPr>
@@ -9352,7 +11453,7 @@
     <w:p>
       <w:pPr>
         <w:pStyle w:val="Normal"/>
-        <w:spacing w:line="360"/>
+        <w:spacing w:after="0" w:line="360"/>
         <w:ind w:left="0" w:firstLine="709"/>
         <w:jc w:val="both"/>
         <w:rPr>
@@ -9377,7 +11478,7 @@
     <w:p>
       <w:pPr>
         <w:pStyle w:val="Normal"/>
-        <w:spacing w:line="360"/>
+        <w:spacing w:after="0" w:line="360"/>
         <w:ind w:left="0" w:firstLine="709"/>
         <w:jc w:val="both"/>
         <w:rPr>
@@ -9420,8 +11521,8 @@
           <w:szCs w:val="32"/>
         </w:rPr>
       </w:pPr>
-      <w:bookmarkStart w:id="18" w:name="_Toc5"/>
-      <w:bookmarkStart w:id="19" w:name="_Toc21"/>
+      <w:bookmarkStart w:id="34" w:name="_Toc5"/>
+      <w:bookmarkStart w:id="35" w:name="_Toc21"/>
       <w:r>
         <w:rPr>
           <w:rFonts w:ascii="Times New Roman" w:cs="Times New Roman" w:hAnsi="Times New Roman"/>
@@ -9434,7 +11535,7 @@
         </w:rPr>
         <w:t>С</w:t>
       </w:r>
-      <w:bookmarkEnd w:id="18"/>
+      <w:bookmarkEnd w:id="34"/>
       <w:r>
         <w:rPr>
           <w:rFonts w:ascii="Times New Roman" w:cs="Times New Roman" w:hAnsi="Times New Roman"/>
@@ -9447,7 +11548,7 @@
         </w:rPr>
         <w:t>ПИСОК ИСПОЛЬЗОВАННЫХ ИСТОЧНИКОВ</w:t>
       </w:r>
-      <w:bookmarkEnd w:id="19"/>
+      <w:bookmarkEnd w:id="35"/>
     </w:p>
     <w:p>
       <w:pPr>
@@ -9456,7 +11557,7 @@
           <w:ilvl w:val="0"/>
           <w:numId w:val="90"/>
         </w:numPr>
-        <w:spacing w:line="360"/>
+        <w:spacing w:after="0" w:line="360"/>
         <w:ind w:left="0" w:firstLine="709"/>
         <w:jc w:val="both"/>
         <w:rPr>
@@ -9565,7 +11666,7 @@
           <w:ilvl w:val="0"/>
           <w:numId w:val="90"/>
         </w:numPr>
-        <w:spacing w:line="360"/>
+        <w:spacing w:after="0" w:line="360"/>
         <w:ind w:left="0" w:firstLine="709"/>
         <w:jc w:val="both"/>
         <w:rPr>
@@ -9685,7 +11786,7 @@
           <w:ilvl w:val="0"/>
           <w:numId w:val="90"/>
         </w:numPr>
-        <w:spacing w:line="360"/>
+        <w:spacing w:after="0" w:line="360"/>
         <w:ind w:left="0" w:firstLine="709"/>
         <w:jc w:val="both"/>
         <w:rPr>
@@ -9794,7 +11895,7 @@
           <w:ilvl w:val="0"/>
           <w:numId w:val="90"/>
         </w:numPr>
-        <w:spacing w:line="360"/>
+        <w:spacing w:after="0" w:line="360"/>
         <w:ind w:left="0" w:firstLine="709"/>
         <w:jc w:val="both"/>
         <w:rPr>
@@ -9887,7 +11988,7 @@
           <w:ilvl w:val="0"/>
           <w:numId w:val="90"/>
         </w:numPr>
-        <w:spacing w:line="360"/>
+        <w:spacing w:after="0" w:line="360"/>
         <w:ind w:left="0" w:firstLine="709"/>
         <w:jc w:val="both"/>
         <w:rPr>
@@ -9978,7 +12079,7 @@
           <w:ilvl w:val="0"/>
           <w:numId w:val="90"/>
         </w:numPr>
-        <w:spacing w:line="360"/>
+        <w:spacing w:after="0" w:line="360"/>
         <w:ind w:left="0" w:firstLine="709"/>
         <w:jc w:val="both"/>
         <w:rPr>
@@ -10078,7 +12179,7 @@
           <w:ilvl w:val="0"/>
           <w:numId w:val="90"/>
         </w:numPr>
-        <w:spacing w:line="360"/>
+        <w:spacing w:after="0" w:line="360"/>
         <w:ind w:left="0" w:firstLine="709"/>
         <w:jc w:val="both"/>
         <w:rPr>
@@ -10178,7 +12279,7 @@
           <w:ilvl w:val="0"/>
           <w:numId w:val="90"/>
         </w:numPr>
-        <w:spacing w:line="360"/>
+        <w:spacing w:after="0" w:line="360"/>
         <w:ind w:left="0" w:firstLine="709"/>
         <w:jc w:val="both"/>
         <w:rPr>
@@ -10278,7 +12379,7 @@
           <w:ilvl w:val="0"/>
           <w:numId w:val="90"/>
         </w:numPr>
-        <w:spacing w:line="360"/>
+        <w:spacing w:after="0" w:line="360"/>
         <w:ind w:left="0" w:firstLine="709"/>
         <w:jc w:val="both"/>
         <w:rPr>
@@ -10378,7 +12479,7 @@
           <w:ilvl w:val="0"/>
           <w:numId w:val="90"/>
         </w:numPr>
-        <w:spacing w:line="360"/>
+        <w:spacing w:after="0" w:line="360"/>
         <w:ind w:left="0" w:firstLine="709"/>
         <w:jc w:val="both"/>
         <w:rPr>
@@ -10439,8 +12540,8 @@
           <w:szCs w:val="32"/>
         </w:rPr>
       </w:pPr>
-      <w:bookmarkStart w:id="20" w:name="_Toc6"/>
-      <w:bookmarkStart w:id="21" w:name="_Toc22"/>
+      <w:bookmarkStart w:id="36" w:name="_Toc6"/>
+      <w:bookmarkStart w:id="37" w:name="_Toc22"/>
       <w:r>
         <w:rPr>
           <w:rFonts w:ascii="Times New Roman" w:cs="Times New Roman" w:hAnsi="Times New Roman"/>
@@ -10453,7 +12554,7 @@
         </w:rPr>
         <w:t xml:space="preserve">Приложение </w:t>
       </w:r>
-      <w:bookmarkEnd w:id="20"/>
+      <w:bookmarkEnd w:id="36"/>
       <w:r>
         <w:rPr>
           <w:rFonts w:ascii="Times New Roman" w:cs="Times New Roman" w:hAnsi="Times New Roman"/>
@@ -10466,12 +12567,12 @@
         </w:rPr>
         <w:t>А</w:t>
       </w:r>
-      <w:bookmarkEnd w:id="21"/>
-    </w:p>
-    <w:p>
-      <w:pPr>
-        <w:pStyle w:val="Normal"/>
-        <w:spacing w:before="0" w:after="360" w:line="360"/>
+      <w:bookmarkEnd w:id="37"/>
+    </w:p>
+    <w:p>
+      <w:pPr>
+        <w:pStyle w:val="Normal"/>
+        <w:spacing w:before="0" w:after="0" w:line="360"/>
         <w:ind w:left="0" w:firstLine="709"/>
         <w:jc w:val="center"/>
         <w:rPr>
@@ -10491,7 +12592,7 @@
     <w:p>
       <w:pPr>
         <w:pStyle w:val="Normal"/>
-        <w:spacing w:before="360" w:after="160" w:line="360"/>
+        <w:spacing w:before="360" w:after="0" w:line="360"/>
         <w:ind w:left="0" w:firstLine="709"/>
         <w:jc w:val="center"/>
         <w:rPr>
@@ -24856,14 +26957,15 @@
     <w:multiLevelType w:val="hybridMultilevel"/>
     <w:lvl w:ilvl="0" w:tentative="0">
       <w:start w:val="1"/>
-      <w:numFmt w:val="decimal"/>
-      <w:isLgl w:val="off"/>
-      <w:suff w:val="tab"/>
-      <w:lvlText w:val="%1."/>
-      <w:lvlJc w:val="left"/>
-      <w:pPr>
-        <w:ind w:left="1440" w:hanging="360"/>
-      </w:pPr>
+      <w:numFmt w:val="lowerLetter"/>
+      <w:isLgl w:val="off"/>
+      <w:suff w:val="tab"/>
+      <w:lvlText w:val="%1)"/>
+      <w:lvlJc w:val="left"/>
+      <w:pPr>
+        <w:ind w:left="720" w:hanging="360"/>
+      </w:pPr>
+      <w:rPr/>
     </w:lvl>
     <w:lvl w:ilvl="1" w:tentative="1">
       <w:start w:val="1"/>
@@ -31441,6 +33543,90 @@
       <w:numFmt w:val="lowerRoman"/>
       <w:isLgl w:val="off"/>
       <w:suff w:val="tab"/>
+      <w:lvlText w:val="%9."/>
+      <w:lvlJc w:val="right"/>
+      <w:pPr>
+        <w:ind w:left="6480" w:hanging="360"/>
+      </w:pPr>
+    </w:lvl>
+  </w:abstractNum>
+  <w:abstractNum w:abstractNumId="128">
+    <w:multiLevelType w:val="hybridMultilevel"/>
+    <w:lvl w:ilvl="0" w:tentative="0">
+      <w:start w:val="1"/>
+      <w:numFmt w:val="lowerLetter"/>
+      <w:lvlText w:val="%1)"/>
+      <w:lvlJc w:val="left"/>
+      <w:pPr>
+        <w:ind w:left="720" w:hanging="360"/>
+      </w:pPr>
+    </w:lvl>
+    <w:lvl w:ilvl="1" w:tentative="1">
+      <w:start w:val="1"/>
+      <w:numFmt w:val="lowerLetter"/>
+      <w:lvlText w:val="%2."/>
+      <w:lvlJc w:val="left"/>
+      <w:pPr>
+        <w:ind w:left="1440" w:hanging="360"/>
+      </w:pPr>
+    </w:lvl>
+    <w:lvl w:ilvl="2" w:tentative="1">
+      <w:start w:val="1"/>
+      <w:numFmt w:val="lowerRoman"/>
+      <w:lvlText w:val="%3."/>
+      <w:lvlJc w:val="right"/>
+      <w:pPr>
+        <w:ind w:left="2160" w:hanging="360"/>
+      </w:pPr>
+    </w:lvl>
+    <w:lvl w:ilvl="3" w:tentative="1">
+      <w:start w:val="1"/>
+      <w:numFmt w:val="decimal"/>
+      <w:lvlText w:val="%4."/>
+      <w:lvlJc w:val="left"/>
+      <w:pPr>
+        <w:ind w:left="2880" w:hanging="360"/>
+      </w:pPr>
+    </w:lvl>
+    <w:lvl w:ilvl="4" w:tentative="1">
+      <w:start w:val="1"/>
+      <w:numFmt w:val="lowerLetter"/>
+      <w:lvlText w:val="%5."/>
+      <w:lvlJc w:val="left"/>
+      <w:pPr>
+        <w:ind w:left="3600" w:hanging="360"/>
+      </w:pPr>
+    </w:lvl>
+    <w:lvl w:ilvl="5" w:tentative="1">
+      <w:start w:val="1"/>
+      <w:numFmt w:val="lowerRoman"/>
+      <w:lvlText w:val="%6."/>
+      <w:lvlJc w:val="right"/>
+      <w:pPr>
+        <w:ind w:left="4320" w:hanging="360"/>
+      </w:pPr>
+    </w:lvl>
+    <w:lvl w:ilvl="6" w:tentative="1">
+      <w:start w:val="1"/>
+      <w:numFmt w:val="decimal"/>
+      <w:lvlText w:val="%7."/>
+      <w:lvlJc w:val="left"/>
+      <w:pPr>
+        <w:ind w:left="5040" w:hanging="360"/>
+      </w:pPr>
+    </w:lvl>
+    <w:lvl w:ilvl="7" w:tentative="1">
+      <w:start w:val="1"/>
+      <w:numFmt w:val="lowerLetter"/>
+      <w:lvlText w:val="%8."/>
+      <w:lvlJc w:val="left"/>
+      <w:pPr>
+        <w:ind w:left="5760" w:hanging="360"/>
+      </w:pPr>
+    </w:lvl>
+    <w:lvl w:ilvl="8" w:tentative="1">
+      <w:start w:val="1"/>
+      <w:numFmt w:val="lowerRoman"/>
       <w:lvlText w:val="%9."/>
       <w:lvlJc w:val="right"/>
       <w:pPr>
@@ -31791,19 +33977,20 @@
     <w:next w:val="Normal"/>
     <w:link w:val="Heading3Char"/>
     <w:uiPriority w:val="9"/>
-    <w:semiHidden w:val="on"/>
     <w:unhideWhenUsed w:val="on"/>
     <w:qFormat w:val="on"/>
     <w:pPr>
       <w:keepNext w:val="on"/>
       <w:keepLines w:val="on"/>
-      <w:spacing w:before="200" w:after="0"/>
+      <w:spacing w:before="360" w:after="360" w:line="360"/>
+      <w:ind w:firstLine="850"/>
+      <w:jc w:val="both"/>
     </w:pPr>
     <w:rPr>
-      <w:rFonts w:asciiTheme="majorHAnsi" w:cstheme="majorBidi" w:eastAsiaTheme="majorEastAsia" w:hAnsiTheme="majorHAnsi"/>
-      <w:b/>
-      <w:bCs/>
-      <w:color w:val="4472c4" w:themeColor="accent1"/>
+      <w:rFonts w:ascii="Times New Roman" w:cs="Times New Roman" w:eastAsiaTheme="majorEastAsia" w:hAnsi="Times New Roman"/>
+      <w:color w:val="000000" w:themeColor="dk1"/>
+      <w:sz w:val="28"/>
+      <w:szCs w:val="28"/>
     </w:rPr>
   </w:style>
   <w:style w:type="paragraph" w:styleId="Heading4">
@@ -31998,16 +34185,18 @@
       <w:szCs w:val="26"/>
     </w:rPr>
   </w:style>
-  <w:style w:type="character" w:customStyle="1" w:styleId="Heading3Char">
+  <w:style w:type="character" w:styleId="Heading3Char">
     <w:name w:val="Heading 3 Char"/>
-    <w:basedOn w:val="DefaultParagraphFont"/>
+    <w:basedOn w:val="Normal"/>
     <w:link w:val="Heading3"/>
     <w:uiPriority w:val="9"/>
+    <w:unhideWhenUsed w:val="on"/>
+    <w:qFormat w:val="on"/>
     <w:rPr>
-      <w:rFonts w:asciiTheme="majorHAnsi" w:cstheme="majorBidi" w:eastAsiaTheme="majorEastAsia" w:hAnsiTheme="majorHAnsi"/>
-      <w:b/>
-      <w:bCs/>
-      <w:color w:val="4472c4" w:themeColor="accent1"/>
+      <w:rFonts w:ascii="Times New Roman" w:cs="Times New Roman" w:eastAsiaTheme="majorEastAsia" w:hAnsi="Times New Roman"/>
+      <w:color w:val="000000" w:themeColor="dk1"/>
+      <w:sz w:val="28"/>
+      <w:szCs w:val="28"/>
     </w:rPr>
   </w:style>
   <w:style w:type="character" w:customStyle="1" w:styleId="Heading4Char">
